--- a/docs/reports/site-report.docx
+++ b/docs/reports/site-report.docx
@@ -28,7 +28,7 @@
           <w:color w:val="5B6573"/>
           <w:sz w:val="19"/>
         </w:rPr>
-        <w:t>ISSMGE Magazine · generated 24 October 2026, 11:52 UTC · updated automatically after every scan</w:t>
+        <w:t>ISSMGE Magazine · generated 24 October 2026, 11:56 UTC · updated automatically after every scan</w:t>
       </w:r>
     </w:p>
     <w:p>

--- a/docs/reports/site-report.docx
+++ b/docs/reports/site-report.docx
@@ -28,7 +28,7 @@
           <w:color w:val="5B6573"/>
           <w:sz w:val="19"/>
         </w:rPr>
-        <w:t>ISSMGE Magazine · generated 24 October 2026, 11:52 UTC · updated automatically after every scan</w:t>
+        <w:t>ISSMGE Magazine · generated 24 October 2026, 12:42 UTC · updated automatically after every scan</w:t>
       </w:r>
     </w:p>
     <w:p>

--- a/docs/reports/site-report.docx
+++ b/docs/reports/site-report.docx
@@ -28,7 +28,7 @@
           <w:color w:val="5B6573"/>
           <w:sz w:val="19"/>
         </w:rPr>
-        <w:t>ISSMGE Magazine · generated 24 October 2026, 12:42 UTC · updated automatically after every scan</w:t>
+        <w:t>ISSMGE Magazine · generated 24 October 2026, 12:45 UTC · updated automatically after every scan</w:t>
       </w:r>
     </w:p>
     <w:p>

--- a/docs/reports/site-report.docx
+++ b/docs/reports/site-report.docx
@@ -28,7 +28,7 @@
           <w:color w:val="5B6573"/>
           <w:sz w:val="19"/>
         </w:rPr>
-        <w:t>ISSMGE Magazine · generated 24 October 2026, 12:45 UTC · updated automatically after every scan</w:t>
+        <w:t>ISSMGE Magazine · generated 24 October 2026, 12:52 UTC · updated automatically after every scan</w:t>
       </w:r>
     </w:p>
     <w:p>
@@ -1761,6 +1761,50 @@
           <w:b/>
           <w:color w:val="23466B"/>
         </w:rPr>
+        <w:t>2026-10-24 · No more key prompts; clash-proof saving</w:t>
+      </w:r>
+    </w:p>
+    <w:p>
+      <w:pPr>
+        <w:pStyle w:val="ListBullet"/>
+      </w:pPr>
+      <w:r>
+        <w:t>The website no longer asks for a GitHub token or an Anthropic key. Scan now opens the scan's page on GitHub, where you press Run workflow, and the website then follows the scan and says when the new digest is ready.</w:t>
+      </w:r>
+    </w:p>
+    <w:p>
+      <w:pPr>
+        <w:pStyle w:val="ListBullet"/>
+      </w:pPr>
+      <w:r>
+        <w:t>The AI assistant now talks to a small connector in the editor's own Google account (assistant/bridge.gs), which reads the Anthropic key from the editor's private Google Doc. The key never reaches the website or the repository. Until the connector is set up, the assistant page says so instead of asking for a key.</w:t>
+      </w:r>
+    </w:p>
+    <w:p>
+      <w:pPr>
+        <w:pStyle w:val="ListBullet"/>
+      </w:pPr>
+      <w:r>
+        <w:t>Saving a scan can no longer fail with merge conflicts. A re-run of the first scan on 24 October started from old code and clashed with the newer website; the save step now puts each run's data on the newest version of the site and rebuilds the pages from it.</w:t>
+      </w:r>
+    </w:p>
+    <w:p>
+      <w:pPr>
+        <w:pStyle w:val="ListBullet"/>
+      </w:pPr>
+      <w:r>
+        <w:t>Queued or re-run scans start from the newest version of the repository, not the commit that queued them.</w:t>
+      </w:r>
+    </w:p>
+    <w:p>
+      <w:pPr>
+        <w:spacing w:before="160"/>
+      </w:pPr>
+      <w:r>
+        <w:rPr>
+          <w:b/>
+          <w:color w:val="23466B"/>
+        </w:rPr>
         <w:t>2026-10-24 · Multilingual categorisation, Scan button, Excel workbooks, AI assistant and new design</w:t>
       </w:r>
     </w:p>
@@ -1940,7 +1984,7 @@
         <w:pStyle w:val="ListBullet"/>
       </w:pPr>
       <w:r>
-        <w:t>To use the Scan now button and the AI assistant, add a GitHub token and an Anthropic key under Settings (gear icon) on the website, on each device you use.</w:t>
+        <w:t>Set up the AI assistant connector in Google (README, "AI assistant") and put its web address in config.yaml under assistant endpoint.</w:t>
       </w:r>
     </w:p>
     <w:sectPr>

--- a/docs/reports/site-report.docx
+++ b/docs/reports/site-report.docx
@@ -28,7 +28,7 @@
           <w:color w:val="5B6573"/>
           <w:sz w:val="19"/>
         </w:rPr>
-        <w:t>ISSMGE Magazine · generated 24 October 2026, 12:52 UTC · updated automatically after every scan</w:t>
+        <w:t>ISSMGE Magazine · generated 24 October 2026, 12:53 UTC · updated automatically after every scan</w:t>
       </w:r>
     </w:p>
     <w:p>

--- a/docs/reports/site-report.docx
+++ b/docs/reports/site-report.docx
@@ -28,7 +28,7 @@
           <w:color w:val="5B6573"/>
           <w:sz w:val="19"/>
         </w:rPr>
-        <w:t>ISSMGE Magazine · generated 24 October 2026, 12:53 UTC · updated automatically after every scan</w:t>
+        <w:t>ISSMGE Magazine · generated 24 October 2026, 13:04 UTC · updated automatically after every scan</w:t>
       </w:r>
     </w:p>
     <w:p>
@@ -131,7 +131,7 @@
               <w:rPr>
                 <w:sz w:val="19"/>
               </w:rPr>
-              <w:t>2026-10-24 (11:24 UTC)</w:t>
+              <w:t>2026-10-24 (13:02 UTC)</w:t>
             </w:r>
           </w:p>
         </w:tc>
@@ -163,7 +163,7 @@
               <w:rPr>
                 <w:sz w:val="19"/>
               </w:rPr>
-              <w:t>60</w:t>
+              <w:t>80</w:t>
             </w:r>
           </w:p>
         </w:tc>
@@ -193,7 +193,7 @@
               <w:rPr>
                 <w:sz w:val="19"/>
               </w:rPr>
-              <w:t>704</w:t>
+              <w:t>752</w:t>
             </w:r>
           </w:p>
         </w:tc>
@@ -225,7 +225,7 @@
               <w:rPr>
                 <w:sz w:val="19"/>
               </w:rPr>
-              <w:t>Keywords only</w:t>
+              <w:t>Claude AI</w:t>
             </w:r>
           </w:p>
         </w:tc>
@@ -255,7 +255,7 @@
               <w:rPr>
                 <w:sz w:val="19"/>
               </w:rPr>
-              <w:t>60</w:t>
+              <w:t>80</w:t>
             </w:r>
           </w:p>
         </w:tc>
@@ -374,12 +374,12 @@
       <w:r>
         <w:rPr>
           <w:b/>
-          <w:color w:val="B5560E"/>
+          <w:color w:val="1E7B4F"/>
         </w:rPr>
-        <w:t xml:space="preserve">⚠ </w:t>
+        <w:t xml:space="preserve">✔ </w:t>
       </w:r>
       <w:r>
-        <w:t>Claude triage did not run, so stories are ranked by keywords only. AI triage skipped: the ANTHROPIC_API_KEY secret was rejected. Check the key in Settings → Secrets and variables → Actions.</w:t>
+        <w:t>Claude triage ran: stories are rated, themed, given an angle and translated.</w:t>
       </w:r>
     </w:p>
     <w:p>
@@ -409,7 +409,7 @@
         <w:t xml:space="preserve">⚠ </w:t>
       </w:r>
       <w:r>
-        <w:t>Theme balance: 1 themes covered; the largest is Hazards &amp; Resilience with 60 of 60 stories (100%).</w:t>
+        <w:t>Theme balance: 3 themes covered; the largest is Hazards &amp; Resilience with 76 of 80 stories (95%).</w:t>
       </w:r>
     </w:p>
     <w:p>
@@ -424,7 +424,7 @@
         <w:t xml:space="preserve">• </w:t>
       </w:r>
       <w:r>
-        <w:t>40 different outlets contributed; the most frequent was Vietnam.vn (15 stories).</w:t>
+        <w:t>56 different outlets contributed; the most frequent was Vietnam.vn (19 stories).</w:t>
       </w:r>
     </w:p>
     <w:p>
@@ -439,26 +439,22 @@
         <w:t xml:space="preserve">• </w:t>
       </w:r>
       <w:r>
-        <w:t>60 stories came from non-English Google News editions.</w:t>
+        <w:t>74 stories came from non-English Google News editions.</w:t>
       </w:r>
     </w:p>
     <w:p>
       <w:pPr>
-        <w:pStyle w:val="Heading2"/>
+        <w:spacing w:after="60"/>
       </w:pPr>
       <w:r>
         <w:rPr>
-          <w:color w:val="23466B"/>
+          <w:b/>
+          <w:color w:val="5B6573"/>
         </w:rPr>
-        <w:t>Scanner notes</w:t>
+        <w:t xml:space="preserve">• </w:t>
       </w:r>
-    </w:p>
-    <w:p>
-      <w:pPr>
-        <w:pStyle w:val="ListBullet"/>
-      </w:pPr>
       <w:r>
-        <w:t>AI triage skipped: the ANTHROPIC_API_KEY secret was rejected. Check the key in Settings → Secrets and variables → Actions.</w:t>
+        <w:t>13 stories were rated 4 or 5 out of 5.</w:t>
       </w:r>
     </w:p>
     <w:p>
@@ -1548,7 +1544,7 @@
               <w:rPr>
                 <w:sz w:val="19"/>
               </w:rPr>
-              <w:t>60</w:t>
+              <w:t>80</w:t>
             </w:r>
           </w:p>
         </w:tc>
@@ -1576,7 +1572,7 @@
               <w:rPr>
                 <w:sz w:val="19"/>
               </w:rPr>
-              <w:t>0</w:t>
+              <w:t>6</w:t>
             </w:r>
           </w:p>
         </w:tc>
@@ -1706,7 +1702,7 @@
               <w:rPr>
                 <w:sz w:val="19"/>
               </w:rPr>
-              <w:t>60</w:t>
+              <w:t>76</w:t>
             </w:r>
           </w:p>
         </w:tc>
@@ -1720,7 +1716,7 @@
               <w:rPr>
                 <w:sz w:val="19"/>
               </w:rPr>
-              <w:t>100%</w:t>
+              <w:t>95%</w:t>
             </w:r>
           </w:p>
         </w:tc>
@@ -1734,7 +1730,132 @@
               <w:rPr>
                 <w:sz w:val="19"/>
               </w:rPr>
-              <w:t>0</w:t>
+              <w:t>11</w:t>
+            </w:r>
+          </w:p>
+        </w:tc>
+      </w:tr>
+      <w:tr>
+        <w:tc>
+          <w:tcPr>
+            <w:tcW w:type="dxa" w:w="4535"/>
+            <w:shd w:val="clear" w:color="auto" w:fill="DEE8F9"/>
+          </w:tcPr>
+          <w:p>
+            <w:r/>
+            <w:r>
+              <w:rPr>
+                <w:b/>
+                <w:color w:val="2563D6"/>
+                <w:sz w:val="19"/>
+              </w:rPr>
+              <w:t>Infrastructure &amp; the Underground City</w:t>
+            </w:r>
+          </w:p>
+        </w:tc>
+        <w:tc>
+          <w:tcPr>
+            <w:tcW w:type="dxa" w:w="1417"/>
+            <w:shd w:val="clear" w:color="auto" w:fill="F3F5F7"/>
+          </w:tcPr>
+          <w:p>
+            <w:r/>
+            <w:r>
+              <w:rPr>
+                <w:sz w:val="19"/>
+              </w:rPr>
+              <w:t>3</w:t>
+            </w:r>
+          </w:p>
+        </w:tc>
+        <w:tc>
+          <w:tcPr>
+            <w:tcW w:type="dxa" w:w="1417"/>
+            <w:shd w:val="clear" w:color="auto" w:fill="F3F5F7"/>
+          </w:tcPr>
+          <w:p>
+            <w:r/>
+            <w:r>
+              <w:rPr>
+                <w:sz w:val="19"/>
+              </w:rPr>
+              <w:t>4%</w:t>
+            </w:r>
+          </w:p>
+        </w:tc>
+        <w:tc>
+          <w:tcPr>
+            <w:tcW w:type="dxa" w:w="1701"/>
+            <w:shd w:val="clear" w:color="auto" w:fill="F3F5F7"/>
+          </w:tcPr>
+          <w:p>
+            <w:r/>
+            <w:r>
+              <w:rPr>
+                <w:sz w:val="19"/>
+              </w:rPr>
+              <w:t>1</w:t>
+            </w:r>
+          </w:p>
+        </w:tc>
+      </w:tr>
+      <w:tr>
+        <w:tc>
+          <w:tcPr>
+            <w:tcW w:type="dxa" w:w="4535"/>
+            <w:shd w:val="clear" w:color="auto" w:fill="F6E2EB"/>
+          </w:tcPr>
+          <w:p>
+            <w:r/>
+            <w:r>
+              <w:rPr>
+                <w:b/>
+                <w:color w:val="C23D7B"/>
+                <w:sz w:val="19"/>
+              </w:rPr>
+              <w:t>Characterisation &amp; Modelling</w:t>
+            </w:r>
+          </w:p>
+        </w:tc>
+        <w:tc>
+          <w:tcPr>
+            <w:tcW w:type="dxa" w:w="1417"/>
+          </w:tcPr>
+          <w:p>
+            <w:r/>
+            <w:r>
+              <w:rPr>
+                <w:sz w:val="19"/>
+              </w:rPr>
+              <w:t>1</w:t>
+            </w:r>
+          </w:p>
+        </w:tc>
+        <w:tc>
+          <w:tcPr>
+            <w:tcW w:type="dxa" w:w="1417"/>
+          </w:tcPr>
+          <w:p>
+            <w:r/>
+            <w:r>
+              <w:rPr>
+                <w:sz w:val="19"/>
+              </w:rPr>
+              <w:t>1%</w:t>
+            </w:r>
+          </w:p>
+        </w:tc>
+        <w:tc>
+          <w:tcPr>
+            <w:tcW w:type="dxa" w:w="1701"/>
+          </w:tcPr>
+          <w:p>
+            <w:r/>
+            <w:r>
+              <w:rPr>
+                <w:sz w:val="19"/>
+              </w:rPr>
+              <w:t>1</w:t>
             </w:r>
           </w:p>
         </w:tc>

--- a/docs/reports/site-report.docx
+++ b/docs/reports/site-report.docx
@@ -28,7 +28,7 @@
           <w:color w:val="5B6573"/>
           <w:sz w:val="19"/>
         </w:rPr>
-        <w:t>ISSMGE Magazine · generated 24 October 2026, 13:04 UTC · updated automatically after every scan</w:t>
+        <w:t>ISSMGE Magazine · generated 24 October 2026, 13:10 UTC · updated automatically after every scan</w:t>
       </w:r>
     </w:p>
     <w:p>

--- a/docs/reports/site-report.docx
+++ b/docs/reports/site-report.docx
@@ -28,7 +28,7 @@
           <w:color w:val="5B6573"/>
           <w:sz w:val="19"/>
         </w:rPr>
-        <w:t>ISSMGE Magazine · generated 24 October 2026, 12:52 UTC · updated automatically after every scan</w:t>
+        <w:t>ISSMGE Magazine · generated 24 October 2026, 13:14 UTC · updated automatically after every scan</w:t>
       </w:r>
     </w:p>
     <w:p>
@@ -1798,6 +1798,14 @@
     </w:p>
     <w:p>
       <w:pPr>
+        <w:pStyle w:val="ListBullet"/>
+      </w:pPr>
+      <w:r>
+        <w:t>The AI assistant was connected to the editor's Google connector. If the connector reports a problem (for example it cannot find or open the key document), the assistant page now shows the reason and what to do.</w:t>
+      </w:r>
+    </w:p>
+    <w:p>
+      <w:pPr>
         <w:spacing w:before="160"/>
       </w:pPr>
       <w:r>
@@ -1977,14 +1985,6 @@
       </w:pPr>
       <w:r>
         <w:t>Check that the ANTHROPIC_API_KEY secret is accepted (the first scan reported it as rejected).</w:t>
-      </w:r>
-    </w:p>
-    <w:p>
-      <w:pPr>
-        <w:pStyle w:val="ListBullet"/>
-      </w:pPr>
-      <w:r>
-        <w:t>Set up the AI assistant connector in Google (README, "AI assistant") and put its web address in config.yaml under assistant endpoint.</w:t>
       </w:r>
     </w:p>
     <w:sectPr>

--- a/docs/reports/site-report.docx
+++ b/docs/reports/site-report.docx
@@ -28,7 +28,7 @@
           <w:color w:val="5B6573"/>
           <w:sz w:val="19"/>
         </w:rPr>
-        <w:t>ISSMGE Magazine · generated 24 October 2026, 13:14 UTC · updated automatically after every scan</w:t>
+        <w:t>ISSMGE Magazine · generated 24 October 2026, 13:25 UTC · updated automatically after every scan</w:t>
       </w:r>
     </w:p>
     <w:p>

--- a/docs/reports/site-report.docx
+++ b/docs/reports/site-report.docx
@@ -28,7 +28,7 @@
           <w:color w:val="5B6573"/>
           <w:sz w:val="19"/>
         </w:rPr>
-        <w:t>ISSMGE Magazine · generated 24 October 2026, 13:25 UTC · updated automatically after every scan</w:t>
+        <w:t>ISSMGE Magazine · generated 24 October 2026, 13:40 UTC · updated automatically after every scan</w:t>
       </w:r>
     </w:p>
     <w:p>
@@ -1882,6 +1882,74 @@
           <w:b/>
           <w:color w:val="23466B"/>
         </w:rPr>
+        <w:t>2026-10-24 · Balanced digests, same-event merging, interactive Excel workbook</w:t>
+      </w:r>
+    </w:p>
+    <w:p>
+      <w:pPr>
+        <w:pStyle w:val="ListBullet"/>
+      </w:pPr>
+      <w:r>
+        <w:t>Every digest now spans the magazine's themes. No theme may take more than 30 % of the stories, and themes take turns, so a flood of one kind of story (on 24 October, landslides) can no longer fill the whole digest. A re-scan on the same day re-balances the morning's digest.</w:t>
+      </w:r>
+    </w:p>
+    <w:p>
+      <w:pPr>
+        <w:pStyle w:val="ListBullet"/>
+      </w:pPr>
+      <w:r>
+        <w:t>Several outlets reporting the same event (for example eight reports of one landslide in Moniquirá, Colombia) are merged into one story.</w:t>
+      </w:r>
+    </w:p>
+    <w:p>
+      <w:pPr>
+        <w:pStyle w:val="ListBullet"/>
+      </w:pPr>
+      <w:r>
+        <w:t>Chinese, Japanese, Arabic and Hindi headlines are no longer thrown away as false duplicates of each other.</w:t>
+      </w:r>
+    </w:p>
+    <w:p>
+      <w:pPr>
+        <w:pStyle w:val="ListBullet"/>
+      </w:pPr>
+      <w:r>
+        <w:t>English stories are no longer crowded out by foreign-language results; the language bonus only helps foreign headlines reach Claude.</w:t>
+      </w:r>
+    </w:p>
+    <w:p>
+      <w:pPr>
+        <w:pStyle w:val="ListBullet"/>
+      </w:pPr>
+      <w:r>
+        <w:t>Keyword false matches removed after review - election "landslides", LNG "liquefaction", market slumps (Italian frana, Chinese 滑坡), insolvencies, pile-ups, building land (German Baugrund) and other false friends - and inflected forms such as tunnelling, frane and Erdrutsche added.</w:t>
+      </w:r>
+    </w:p>
+    <w:p>
+      <w:pPr>
+        <w:pStyle w:val="ListBullet"/>
+      </w:pPr>
+      <w:r>
+        <w:t>If Anthropic rejects the API key, the digest notes now say why (for example a key that is cut short, an admin key or a subscription token) without showing the key.</w:t>
+      </w:r>
+    </w:p>
+    <w:p>
+      <w:pPr>
+        <w:pStyle w:val="ListBullet"/>
+      </w:pPr>
+      <w:r>
+        <w:t>The Excel workbooks were redesigned - a Start here sheet, an interactive dashboard whose figures, charts and Top 10 follow dropdown selectors, planning columns (Status, Assigned to, Editor notes), a By theme reading view with collapsible sections, and a Sources sheet.</w:t>
+      </w:r>
+    </w:p>
+    <w:p>
+      <w:pPr>
+        <w:spacing w:before="160"/>
+      </w:pPr>
+      <w:r>
+        <w:rPr>
+          <w:b/>
+          <w:color w:val="23466B"/>
+        </w:rPr>
         <w:t>2026-10-24 · No more key prompts; clash-proof saving</w:t>
       </w:r>
     </w:p>

--- a/docs/reports/site-report.docx
+++ b/docs/reports/site-report.docx
@@ -28,7 +28,7 @@
           <w:color w:val="5B6573"/>
           <w:sz w:val="19"/>
         </w:rPr>
-        <w:t>ISSMGE Magazine · generated 24 October 2026, 13:40 UTC · updated automatically after every scan</w:t>
+        <w:t>ISSMGE Magazine · generated 24 October 2026, 13:41 UTC · updated automatically after every scan</w:t>
       </w:r>
     </w:p>
     <w:p>

--- a/docs/reports/site-report.docx
+++ b/docs/reports/site-report.docx
@@ -28,7 +28,7 @@
           <w:color w:val="5B6573"/>
           <w:sz w:val="19"/>
         </w:rPr>
-        <w:t>ISSMGE Magazine · generated 24 October 2026, 13:41 UTC · updated automatically after every scan</w:t>
+        <w:t>ISSMGE Magazine · generated 24 October 2026, 13:43 UTC · updated automatically after every scan</w:t>
       </w:r>
     </w:p>
     <w:p>
@@ -131,7 +131,7 @@
               <w:rPr>
                 <w:sz w:val="19"/>
               </w:rPr>
-              <w:t>2026-10-24 (13:02 UTC)</w:t>
+              <w:t>2026-10-24 (13:41 UTC)</w:t>
             </w:r>
           </w:p>
         </w:tc>
@@ -163,7 +163,7 @@
               <w:rPr>
                 <w:sz w:val="19"/>
               </w:rPr>
-              <w:t>80</w:t>
+              <w:t>93</w:t>
             </w:r>
           </w:p>
         </w:tc>
@@ -193,7 +193,7 @@
               <w:rPr>
                 <w:sz w:val="19"/>
               </w:rPr>
-              <w:t>752</w:t>
+              <w:t>789</w:t>
             </w:r>
           </w:p>
         </w:tc>
@@ -255,7 +255,7 @@
               <w:rPr>
                 <w:sz w:val="19"/>
               </w:rPr>
-              <w:t>80</w:t>
+              <w:t>93</w:t>
             </w:r>
           </w:p>
         </w:tc>
@@ -409,7 +409,7 @@
         <w:t xml:space="preserve">⚠ </w:t>
       </w:r>
       <w:r>
-        <w:t>Theme balance: 3 themes covered; the largest is Hazards &amp; Resilience with 76 of 80 stories (95%).</w:t>
+        <w:t>Theme balance: 5 themes covered; the largest is Hazards &amp; Resilience with 81 of 93 stories (87%).</w:t>
       </w:r>
     </w:p>
     <w:p>
@@ -424,7 +424,7 @@
         <w:t xml:space="preserve">• </w:t>
       </w:r>
       <w:r>
-        <w:t>56 different outlets contributed; the most frequent was Vietnam.vn (19 stories).</w:t>
+        <w:t>64 different outlets contributed; the most frequent was Vietnam.vn (22 stories).</w:t>
       </w:r>
     </w:p>
     <w:p>
@@ -439,7 +439,7 @@
         <w:t xml:space="preserve">• </w:t>
       </w:r>
       <w:r>
-        <w:t>74 stories came from non-English Google News editions.</w:t>
+        <w:t>82 stories came from non-English Google News editions.</w:t>
       </w:r>
     </w:p>
     <w:p>
@@ -454,7 +454,7 @@
         <w:t xml:space="preserve">• </w:t>
       </w:r>
       <w:r>
-        <w:t>13 stories were rated 4 or 5 out of 5.</w:t>
+        <w:t>23 stories were rated 4 or 5 out of 5.</w:t>
       </w:r>
     </w:p>
     <w:p>
@@ -1544,7 +1544,7 @@
               <w:rPr>
                 <w:sz w:val="19"/>
               </w:rPr>
-              <w:t>80</w:t>
+              <w:t>93</w:t>
             </w:r>
           </w:p>
         </w:tc>
@@ -1558,7 +1558,7 @@
               <w:rPr>
                 <w:sz w:val="19"/>
               </w:rPr>
-              <w:t>0</w:t>
+              <w:t>1</w:t>
             </w:r>
           </w:p>
         </w:tc>
@@ -1572,7 +1572,7 @@
               <w:rPr>
                 <w:sz w:val="19"/>
               </w:rPr>
-              <w:t>6</w:t>
+              <w:t>11</w:t>
             </w:r>
           </w:p>
         </w:tc>
@@ -1678,142 +1678,17 @@
         <w:tc>
           <w:tcPr>
             <w:tcW w:type="dxa" w:w="4535"/>
-            <w:shd w:val="clear" w:color="auto" w:fill="FAE5DF"/>
+            <w:shd w:val="clear" w:color="auto" w:fill="E9E5F9"/>
           </w:tcPr>
           <w:p>
             <w:r/>
             <w:r>
               <w:rPr>
                 <w:b/>
-                <w:color w:val="E04F2C"/>
+                <w:color w:val="6B4FD6"/>
                 <w:sz w:val="19"/>
               </w:rPr>
-              <w:t>Hazards &amp; Resilience</w:t>
-            </w:r>
-          </w:p>
-        </w:tc>
-        <w:tc>
-          <w:tcPr>
-            <w:tcW w:type="dxa" w:w="1417"/>
-          </w:tcPr>
-          <w:p>
-            <w:r/>
-            <w:r>
-              <w:rPr>
-                <w:sz w:val="19"/>
-              </w:rPr>
-              <w:t>76</w:t>
-            </w:r>
-          </w:p>
-        </w:tc>
-        <w:tc>
-          <w:tcPr>
-            <w:tcW w:type="dxa" w:w="1417"/>
-          </w:tcPr>
-          <w:p>
-            <w:r/>
-            <w:r>
-              <w:rPr>
-                <w:sz w:val="19"/>
-              </w:rPr>
-              <w:t>95%</w:t>
-            </w:r>
-          </w:p>
-        </w:tc>
-        <w:tc>
-          <w:tcPr>
-            <w:tcW w:type="dxa" w:w="1701"/>
-          </w:tcPr>
-          <w:p>
-            <w:r/>
-            <w:r>
-              <w:rPr>
-                <w:sz w:val="19"/>
-              </w:rPr>
-              <w:t>11</w:t>
-            </w:r>
-          </w:p>
-        </w:tc>
-      </w:tr>
-      <w:tr>
-        <w:tc>
-          <w:tcPr>
-            <w:tcW w:type="dxa" w:w="4535"/>
-            <w:shd w:val="clear" w:color="auto" w:fill="DEE8F9"/>
-          </w:tcPr>
-          <w:p>
-            <w:r/>
-            <w:r>
-              <w:rPr>
-                <w:b/>
-                <w:color w:val="2563D6"/>
-                <w:sz w:val="19"/>
-              </w:rPr>
-              <w:t>Infrastructure &amp; the Underground City</w:t>
-            </w:r>
-          </w:p>
-        </w:tc>
-        <w:tc>
-          <w:tcPr>
-            <w:tcW w:type="dxa" w:w="1417"/>
-            <w:shd w:val="clear" w:color="auto" w:fill="F3F5F7"/>
-          </w:tcPr>
-          <w:p>
-            <w:r/>
-            <w:r>
-              <w:rPr>
-                <w:sz w:val="19"/>
-              </w:rPr>
-              <w:t>3</w:t>
-            </w:r>
-          </w:p>
-        </w:tc>
-        <w:tc>
-          <w:tcPr>
-            <w:tcW w:type="dxa" w:w="1417"/>
-            <w:shd w:val="clear" w:color="auto" w:fill="F3F5F7"/>
-          </w:tcPr>
-          <w:p>
-            <w:r/>
-            <w:r>
-              <w:rPr>
-                <w:sz w:val="19"/>
-              </w:rPr>
-              <w:t>4%</w:t>
-            </w:r>
-          </w:p>
-        </w:tc>
-        <w:tc>
-          <w:tcPr>
-            <w:tcW w:type="dxa" w:w="1701"/>
-            <w:shd w:val="clear" w:color="auto" w:fill="F3F5F7"/>
-          </w:tcPr>
-          <w:p>
-            <w:r/>
-            <w:r>
-              <w:rPr>
-                <w:sz w:val="19"/>
-              </w:rPr>
-              <w:t>1</w:t>
-            </w:r>
-          </w:p>
-        </w:tc>
-      </w:tr>
-      <w:tr>
-        <w:tc>
-          <w:tcPr>
-            <w:tcW w:type="dxa" w:w="4535"/>
-            <w:shd w:val="clear" w:color="auto" w:fill="F6E2EB"/>
-          </w:tcPr>
-          <w:p>
-            <w:r/>
-            <w:r>
-              <w:rPr>
-                <w:b/>
-                <w:color w:val="C23D7B"/>
-                <w:sz w:val="19"/>
-              </w:rPr>
-              <w:t>Characterisation &amp; Modelling</w:t>
+              <w:t>Digital Geotechnics</w:t>
             </w:r>
           </w:p>
         </w:tc>
@@ -1856,6 +1731,256 @@
                 <w:sz w:val="19"/>
               </w:rPr>
               <w:t>1</w:t>
+            </w:r>
+          </w:p>
+        </w:tc>
+      </w:tr>
+      <w:tr>
+        <w:tc>
+          <w:tcPr>
+            <w:tcW w:type="dxa" w:w="4535"/>
+            <w:shd w:val="clear" w:color="auto" w:fill="FAE5DF"/>
+          </w:tcPr>
+          <w:p>
+            <w:r/>
+            <w:r>
+              <w:rPr>
+                <w:b/>
+                <w:color w:val="E04F2C"/>
+                <w:sz w:val="19"/>
+              </w:rPr>
+              <w:t>Hazards &amp; Resilience</w:t>
+            </w:r>
+          </w:p>
+        </w:tc>
+        <w:tc>
+          <w:tcPr>
+            <w:tcW w:type="dxa" w:w="1417"/>
+            <w:shd w:val="clear" w:color="auto" w:fill="F3F5F7"/>
+          </w:tcPr>
+          <w:p>
+            <w:r/>
+            <w:r>
+              <w:rPr>
+                <w:sz w:val="19"/>
+              </w:rPr>
+              <w:t>81</w:t>
+            </w:r>
+          </w:p>
+        </w:tc>
+        <w:tc>
+          <w:tcPr>
+            <w:tcW w:type="dxa" w:w="1417"/>
+            <w:shd w:val="clear" w:color="auto" w:fill="F3F5F7"/>
+          </w:tcPr>
+          <w:p>
+            <w:r/>
+            <w:r>
+              <w:rPr>
+                <w:sz w:val="19"/>
+              </w:rPr>
+              <w:t>87%</w:t>
+            </w:r>
+          </w:p>
+        </w:tc>
+        <w:tc>
+          <w:tcPr>
+            <w:tcW w:type="dxa" w:w="1701"/>
+            <w:shd w:val="clear" w:color="auto" w:fill="F3F5F7"/>
+          </w:tcPr>
+          <w:p>
+            <w:r/>
+            <w:r>
+              <w:rPr>
+                <w:sz w:val="19"/>
+              </w:rPr>
+              <w:t>16</w:t>
+            </w:r>
+          </w:p>
+        </w:tc>
+      </w:tr>
+      <w:tr>
+        <w:tc>
+          <w:tcPr>
+            <w:tcW w:type="dxa" w:w="4535"/>
+            <w:shd w:val="clear" w:color="auto" w:fill="DEE8F9"/>
+          </w:tcPr>
+          <w:p>
+            <w:r/>
+            <w:r>
+              <w:rPr>
+                <w:b/>
+                <w:color w:val="2563D6"/>
+                <w:sz w:val="19"/>
+              </w:rPr>
+              <w:t>Infrastructure &amp; the Underground City</w:t>
+            </w:r>
+          </w:p>
+        </w:tc>
+        <w:tc>
+          <w:tcPr>
+            <w:tcW w:type="dxa" w:w="1417"/>
+          </w:tcPr>
+          <w:p>
+            <w:r/>
+            <w:r>
+              <w:rPr>
+                <w:sz w:val="19"/>
+              </w:rPr>
+              <w:t>5</w:t>
+            </w:r>
+          </w:p>
+        </w:tc>
+        <w:tc>
+          <w:tcPr>
+            <w:tcW w:type="dxa" w:w="1417"/>
+          </w:tcPr>
+          <w:p>
+            <w:r/>
+            <w:r>
+              <w:rPr>
+                <w:sz w:val="19"/>
+              </w:rPr>
+              <w:t>5%</w:t>
+            </w:r>
+          </w:p>
+        </w:tc>
+        <w:tc>
+          <w:tcPr>
+            <w:tcW w:type="dxa" w:w="1701"/>
+          </w:tcPr>
+          <w:p>
+            <w:r/>
+            <w:r>
+              <w:rPr>
+                <w:sz w:val="19"/>
+              </w:rPr>
+              <w:t>2</w:t>
+            </w:r>
+          </w:p>
+        </w:tc>
+      </w:tr>
+      <w:tr>
+        <w:tc>
+          <w:tcPr>
+            <w:tcW w:type="dxa" w:w="4535"/>
+            <w:shd w:val="clear" w:color="auto" w:fill="F6E2EB"/>
+          </w:tcPr>
+          <w:p>
+            <w:r/>
+            <w:r>
+              <w:rPr>
+                <w:b/>
+                <w:color w:val="C23D7B"/>
+                <w:sz w:val="19"/>
+              </w:rPr>
+              <w:t>Characterisation &amp; Modelling</w:t>
+            </w:r>
+          </w:p>
+        </w:tc>
+        <w:tc>
+          <w:tcPr>
+            <w:tcW w:type="dxa" w:w="1417"/>
+            <w:shd w:val="clear" w:color="auto" w:fill="F3F5F7"/>
+          </w:tcPr>
+          <w:p>
+            <w:r/>
+            <w:r>
+              <w:rPr>
+                <w:sz w:val="19"/>
+              </w:rPr>
+              <w:t>4</w:t>
+            </w:r>
+          </w:p>
+        </w:tc>
+        <w:tc>
+          <w:tcPr>
+            <w:tcW w:type="dxa" w:w="1417"/>
+            <w:shd w:val="clear" w:color="auto" w:fill="F3F5F7"/>
+          </w:tcPr>
+          <w:p>
+            <w:r/>
+            <w:r>
+              <w:rPr>
+                <w:sz w:val="19"/>
+              </w:rPr>
+              <w:t>4%</w:t>
+            </w:r>
+          </w:p>
+        </w:tc>
+        <w:tc>
+          <w:tcPr>
+            <w:tcW w:type="dxa" w:w="1701"/>
+            <w:shd w:val="clear" w:color="auto" w:fill="F3F5F7"/>
+          </w:tcPr>
+          <w:p>
+            <w:r/>
+            <w:r>
+              <w:rPr>
+                <w:sz w:val="19"/>
+              </w:rPr>
+              <w:t>4</w:t>
+            </w:r>
+          </w:p>
+        </w:tc>
+      </w:tr>
+      <w:tr>
+        <w:tc>
+          <w:tcPr>
+            <w:tcW w:type="dxa" w:w="4535"/>
+            <w:shd w:val="clear" w:color="auto" w:fill="EDE6DF"/>
+          </w:tcPr>
+          <w:p>
+            <w:r/>
+            <w:r>
+              <w:rPr>
+                <w:b/>
+                <w:color w:val="8A5A2B"/>
+                <w:sz w:val="19"/>
+              </w:rPr>
+              <w:t>Geotechnics &amp; Society</w:t>
+            </w:r>
+          </w:p>
+        </w:tc>
+        <w:tc>
+          <w:tcPr>
+            <w:tcW w:type="dxa" w:w="1417"/>
+          </w:tcPr>
+          <w:p>
+            <w:r/>
+            <w:r>
+              <w:rPr>
+                <w:sz w:val="19"/>
+              </w:rPr>
+              <w:t>2</w:t>
+            </w:r>
+          </w:p>
+        </w:tc>
+        <w:tc>
+          <w:tcPr>
+            <w:tcW w:type="dxa" w:w="1417"/>
+          </w:tcPr>
+          <w:p>
+            <w:r/>
+            <w:r>
+              <w:rPr>
+                <w:sz w:val="19"/>
+              </w:rPr>
+              <w:t>2%</w:t>
+            </w:r>
+          </w:p>
+        </w:tc>
+        <w:tc>
+          <w:tcPr>
+            <w:tcW w:type="dxa" w:w="1701"/>
+          </w:tcPr>
+          <w:p>
+            <w:r/>
+            <w:r>
+              <w:rPr>
+                <w:sz w:val="19"/>
+              </w:rPr>
+              <w:t>0</w:t>
             </w:r>
           </w:p>
         </w:tc>

--- a/docs/reports/site-report.docx
+++ b/docs/reports/site-report.docx
@@ -28,7 +28,7 @@
           <w:color w:val="5B6573"/>
           <w:sz w:val="19"/>
         </w:rPr>
-        <w:t>ISSMGE Magazine · generated 24 October 2026, 13:43 UTC · updated automatically after every scan</w:t>
+        <w:t>ISSMGE Magazine · generated 24 October 2026, 13:45 UTC · updated automatically after every scan</w:t>
       </w:r>
     </w:p>
     <w:p>
@@ -163,7 +163,7 @@
               <w:rPr>
                 <w:sz w:val="19"/>
               </w:rPr>
-              <w:t>93</w:t>
+              <w:t>30</w:t>
             </w:r>
           </w:p>
         </w:tc>
@@ -255,7 +255,7 @@
               <w:rPr>
                 <w:sz w:val="19"/>
               </w:rPr>
-              <w:t>93</w:t>
+              <w:t>30</w:t>
             </w:r>
           </w:p>
         </w:tc>
@@ -404,12 +404,12 @@
       <w:r>
         <w:rPr>
           <w:b/>
-          <w:color w:val="B5560E"/>
+          <w:color w:val="1E7B4F"/>
         </w:rPr>
-        <w:t xml:space="preserve">⚠ </w:t>
+        <w:t xml:space="preserve">✔ </w:t>
       </w:r>
       <w:r>
-        <w:t>Theme balance: 5 themes covered; the largest is Hazards &amp; Resilience with 81 of 93 stories (87%).</w:t>
+        <w:t>Theme balance: 5 themes covered; the largest is Hazards &amp; Resilience with 18 of 30 stories (60%).</w:t>
       </w:r>
     </w:p>
     <w:p>
@@ -424,7 +424,7 @@
         <w:t xml:space="preserve">• </w:t>
       </w:r>
       <w:r>
-        <w:t>64 different outlets contributed; the most frequent was Vietnam.vn (22 stories).</w:t>
+        <w:t>23 different outlets contributed; the most frequent was Vietnam.vn (7 stories).</w:t>
       </w:r>
     </w:p>
     <w:p>
@@ -439,7 +439,7 @@
         <w:t xml:space="preserve">• </w:t>
       </w:r>
       <w:r>
-        <w:t>82 stories came from non-English Google News editions.</w:t>
+        <w:t>21 stories came from non-English Google News editions.</w:t>
       </w:r>
     </w:p>
     <w:p>
@@ -454,7 +454,7 @@
         <w:t xml:space="preserve">• </w:t>
       </w:r>
       <w:r>
-        <w:t>23 stories were rated 4 or 5 out of 5.</w:t>
+        <w:t>22 stories were rated 4 or 5 out of 5.</w:t>
       </w:r>
     </w:p>
     <w:p>
@@ -1544,7 +1544,7 @@
               <w:rPr>
                 <w:sz w:val="19"/>
               </w:rPr>
-              <w:t>93</w:t>
+              <w:t>30</w:t>
             </w:r>
           </w:p>
         </w:tc>
@@ -1716,7 +1716,7 @@
               <w:rPr>
                 <w:sz w:val="19"/>
               </w:rPr>
-              <w:t>1%</w:t>
+              <w:t>3%</w:t>
             </w:r>
           </w:p>
         </w:tc>
@@ -1764,7 +1764,7 @@
               <w:rPr>
                 <w:sz w:val="19"/>
               </w:rPr>
-              <w:t>81</w:t>
+              <w:t>18</w:t>
             </w:r>
           </w:p>
         </w:tc>
@@ -1779,7 +1779,7 @@
               <w:rPr>
                 <w:sz w:val="19"/>
               </w:rPr>
-              <w:t>87%</w:t>
+              <w:t>60%</w:t>
             </w:r>
           </w:p>
         </w:tc>
@@ -1794,7 +1794,7 @@
               <w:rPr>
                 <w:sz w:val="19"/>
               </w:rPr>
-              <w:t>16</w:t>
+              <w:t>15</w:t>
             </w:r>
           </w:p>
         </w:tc>
@@ -1841,7 +1841,7 @@
               <w:rPr>
                 <w:sz w:val="19"/>
               </w:rPr>
-              <w:t>5%</w:t>
+              <w:t>17%</w:t>
             </w:r>
           </w:p>
         </w:tc>
@@ -1904,7 +1904,7 @@
               <w:rPr>
                 <w:sz w:val="19"/>
               </w:rPr>
-              <w:t>4%</w:t>
+              <w:t>13%</w:t>
             </w:r>
           </w:p>
         </w:tc>
@@ -1966,7 +1966,7 @@
               <w:rPr>
                 <w:sz w:val="19"/>
               </w:rPr>
-              <w:t>2%</w:t>
+              <w:t>7%</w:t>
             </w:r>
           </w:p>
         </w:tc>

--- a/docs/reports/site-report.docx
+++ b/docs/reports/site-report.docx
@@ -28,7 +28,7 @@
           <w:color w:val="5B6573"/>
           <w:sz w:val="19"/>
         </w:rPr>
-        <w:t>ISSMGE Magazine · generated 24 October 2026, 13:45 UTC · updated automatically after every scan</w:t>
+        <w:t>ISSMGE Magazine · generated 24 October 2026, 13:46 UTC · updated automatically after every scan</w:t>
       </w:r>
     </w:p>
     <w:p>

--- a/docs/reports/site-report.docx
+++ b/docs/reports/site-report.docx
@@ -28,7 +28,7 @@
           <w:color w:val="5B6573"/>
           <w:sz w:val="19"/>
         </w:rPr>
-        <w:t>ISSMGE Magazine · generated 24 October 2026, 13:46 UTC · updated automatically after every scan</w:t>
+        <w:t>ISSMGE Magazine · generated 24 October 2026, 13:48 UTC · updated automatically after every scan</w:t>
       </w:r>
     </w:p>
     <w:p>
@@ -356,6 +356,157 @@
       </w:tr>
     </w:tbl>
     <w:p/>
+    <w:p>
+      <w:pPr>
+        <w:pStyle w:val="Heading1"/>
+      </w:pPr>
+      <w:r>
+        <w:rPr>
+          <w:color w:val="16324F"/>
+        </w:rPr>
+        <w:t>What the website does</w:t>
+      </w:r>
+    </w:p>
+    <w:p>
+      <w:pPr>
+        <w:pStyle w:val="ListBullet"/>
+      </w:pPr>
+      <w:r>
+        <w:rPr>
+          <w:b/>
+        </w:rPr>
+        <w:t xml:space="preserve">Daily scan: </w:t>
+      </w:r>
+      <w:r>
+        <w:t>every day at 05:00 Cairo time, and on demand with Scan now, the scanner reads specialist, society and trade-press websites, worldwide Google News searches in English and 16 other languages, and new papers from geotechnical journals.</w:t>
+      </w:r>
+    </w:p>
+    <w:p>
+      <w:pPr>
+        <w:pStyle w:val="ListBullet"/>
+      </w:pPr>
+      <w:r>
+        <w:rPr>
+          <w:b/>
+        </w:rPr>
+        <w:t xml:space="preserve">Categorisation: </w:t>
+      </w:r>
+      <w:r>
+        <w:t>every headline, in any covered language, is scored against weighted geotechnical keywords and filed under one of the magazine's eight themes; Claude then rates its geotechnical substance (1-5), confirms the theme, suggests an editorial use, writes a magazine angle and translates foreign headlines.</w:t>
+      </w:r>
+    </w:p>
+    <w:p>
+      <w:pPr>
+        <w:pStyle w:val="ListBullet"/>
+      </w:pPr>
+      <w:r>
+        <w:rPr>
+          <w:b/>
+        </w:rPr>
+        <w:t xml:space="preserve">Balanced digests: </w:t>
+      </w:r>
+      <w:r>
+        <w:t>no theme may take more than 30 % of a digest, and several outlets reporting the same event are merged into one story.</w:t>
+      </w:r>
+    </w:p>
+    <w:p>
+      <w:pPr>
+        <w:pStyle w:val="ListBullet"/>
+      </w:pPr>
+      <w:r>
+        <w:rPr>
+          <w:b/>
+        </w:rPr>
+        <w:t xml:space="preserve">Archive: </w:t>
+      </w:r>
+      <w:r>
+        <w:t>every digest is kept permanently and grouped into three-month issue windows that follow the magazine's cycle, each with an issue page.</w:t>
+      </w:r>
+    </w:p>
+    <w:p>
+      <w:pPr>
+        <w:pStyle w:val="ListBullet"/>
+      </w:pPr>
+      <w:r>
+        <w:rPr>
+          <w:b/>
+        </w:rPr>
+        <w:t xml:space="preserve">Issue brief: </w:t>
+      </w:r>
+      <w:r>
+        <w:t>for each issue window Claude drafts a Word brief for the editorial meeting - a proposed line-up per theme, feature leads, Academia-to-Industry topics, a regional-balance check and gaps worth covering. Drafts appear in the last weeks of each quarter, a final brief after it closes, and on demand from the issue page.</w:t>
+      </w:r>
+    </w:p>
+    <w:p>
+      <w:pPr>
+        <w:pStyle w:val="ListBullet"/>
+      </w:pPr>
+      <w:r>
+        <w:rPr>
+          <w:b/>
+        </w:rPr>
+        <w:t xml:space="preserve">Research papers: </w:t>
+      </w:r>
+      <w:r>
+        <w:t>new papers from journals such as Géotechnique, Canadian Geotechnical Journal, ASCE JGGE, Soils and Foundations and Acta Geotechnica arrive through Crossref, with a one-line note on why each matters for practice.</w:t>
+      </w:r>
+    </w:p>
+    <w:p>
+      <w:pPr>
+        <w:pStyle w:val="ListBullet"/>
+      </w:pPr>
+      <w:r>
+        <w:rPr>
+          <w:b/>
+        </w:rPr>
+        <w:t xml:space="preserve">Trends: </w:t>
+      </w:r>
+      <w:r>
+        <w:t>a page charting stories per month and per quarter by theme, theme shares over time, rising keywords, regions, editorial uses and sources.</w:t>
+      </w:r>
+    </w:p>
+    <w:p>
+      <w:pPr>
+        <w:pStyle w:val="ListBullet"/>
+      </w:pPr>
+      <w:r>
+        <w:rPr>
+          <w:b/>
+        </w:rPr>
+        <w:t xml:space="preserve">Search and AI assistant: </w:t>
+      </w:r>
+      <w:r>
+        <w:t>search every archived story with filters, or ask the AI assistant, which can also read attached PDF and Word documents.</w:t>
+      </w:r>
+    </w:p>
+    <w:p>
+      <w:pPr>
+        <w:pStyle w:val="ListBullet"/>
+      </w:pPr>
+      <w:r>
+        <w:rPr>
+          <w:b/>
+        </w:rPr>
+        <w:t xml:space="preserve">Excel workbooks: </w:t>
+      </w:r>
+      <w:r>
+        <w:t>one per issue window and one for the whole archive, with an interactive dashboard, planning columns and a reading view by theme.</w:t>
+      </w:r>
+    </w:p>
+    <w:p>
+      <w:pPr>
+        <w:pStyle w:val="ListBullet"/>
+      </w:pPr>
+      <w:r>
+        <w:rPr>
+          <w:b/>
+        </w:rPr>
+        <w:t xml:space="preserve">Website report: </w:t>
+      </w:r>
+      <w:r>
+        <w:t>this document, rebuilt after every scan.</w:t>
+      </w:r>
+    </w:p>
     <w:p>
       <w:pPr>
         <w:pStyle w:val="Heading1"/>
@@ -1995,7 +2146,39 @@
         <w:rPr>
           <w:color w:val="16324F"/>
         </w:rPr>
-        <w:t>6. Change log</w:t>
+        <w:t>6. Research papers (Q4 2026)</w:t>
+      </w:r>
+    </w:p>
+    <w:p>
+      <w:r>
+        <w:t>No research papers have been collected in this issue window yet.</w:t>
+      </w:r>
+    </w:p>
+    <w:p>
+      <w:pPr>
+        <w:pStyle w:val="Heading1"/>
+      </w:pPr>
+      <w:r>
+        <w:rPr>
+          <w:color w:val="16324F"/>
+        </w:rPr>
+        <w:t>7. Issue briefs</w:t>
+      </w:r>
+    </w:p>
+    <w:p>
+      <w:r>
+        <w:t>No issue brief has been generated yet. Drafts appear automatically in the last weeks of each quarter, a final brief right after it closes, and any time from the issue page.</w:t>
+      </w:r>
+    </w:p>
+    <w:p>
+      <w:pPr>
+        <w:pStyle w:val="Heading1"/>
+      </w:pPr>
+      <w:r>
+        <w:rPr>
+          <w:color w:val="16324F"/>
+        </w:rPr>
+        <w:t>8. Change log</w:t>
       </w:r>
     </w:p>
     <w:p>
@@ -2282,7 +2465,7 @@
         <w:rPr>
           <w:color w:val="16324F"/>
         </w:rPr>
-        <w:t>7. Open items and recommendations</w:t>
+        <w:t>9. Open items and recommendations</w:t>
       </w:r>
     </w:p>
     <w:p>

--- a/docs/reports/site-report.docx
+++ b/docs/reports/site-report.docx
@@ -28,7 +28,7 @@
           <w:color w:val="5B6573"/>
           <w:sz w:val="19"/>
         </w:rPr>
-        <w:t>ISSMGE Magazine · generated 24 October 2026, 13:46 UTC · updated automatically after every scan</w:t>
+        <w:t>ISSMGE Magazine · generated 24 October 2026, 14:23 UTC · updated automatically after every scan</w:t>
       </w:r>
     </w:p>
     <w:p>

--- a/docs/reports/site-report.docx
+++ b/docs/reports/site-report.docx
@@ -28,7 +28,7 @@
           <w:color w:val="5B6573"/>
           <w:sz w:val="19"/>
         </w:rPr>
-        <w:t>ISSMGE Magazine · generated 24 October 2026, 13:46 UTC · updated automatically after every scan</w:t>
+        <w:t>ISSMGE Magazine · generated 24 October 2026, 14:34 UTC · updated automatically after every scan</w:t>
       </w:r>
     </w:p>
     <w:p>
@@ -349,7 +349,7 @@
               <w:rPr>
                 <w:sz w:val="19"/>
               </w:rPr>
-              <w:t>18 of 26</w:t>
+              <w:t>18 of 19</w:t>
             </w:r>
           </w:p>
         </w:tc>
@@ -394,7 +394,7 @@
         <w:t xml:space="preserve">⚠ </w:t>
       </w:r>
       <w:r>
-        <w:t>8 of 26 websites were read successfully; 18 failed (see Source health).</w:t>
+        <w:t>1 of 19 websites were read successfully; 18 failed (see Source health).</w:t>
       </w:r>
     </w:p>
     <w:p>

--- a/docs/reports/site-report.docx
+++ b/docs/reports/site-report.docx
@@ -28,7 +28,7 @@
           <w:color w:val="5B6573"/>
           <w:sz w:val="19"/>
         </w:rPr>
-        <w:t>ISSMGE Magazine · generated 24 October 2026, 13:46 UTC · updated automatically after every scan</w:t>
+        <w:t>ISSMGE Magazine · generated 24 October 2026, 15:04 UTC · updated automatically after every scan</w:t>
       </w:r>
     </w:p>
     <w:p>

--- a/docs/reports/site-report.docx
+++ b/docs/reports/site-report.docx
@@ -28,7 +28,7 @@
           <w:color w:val="5B6573"/>
           <w:sz w:val="19"/>
         </w:rPr>
-        <w:t>ISSMGE Magazine · generated 24 October 2026, 13:48 UTC · updated automatically after every scan</w:t>
+        <w:t>ISSMGE Magazine · generated 24 October 2026, 15:21 UTC · updated automatically after every scan</w:t>
       </w:r>
     </w:p>
     <w:p>
@@ -349,7 +349,7 @@
               <w:rPr>
                 <w:sz w:val="19"/>
               </w:rPr>
-              <w:t>18 of 26</w:t>
+              <w:t>18 of 19</w:t>
             </w:r>
           </w:p>
         </w:tc>
@@ -545,7 +545,7 @@
         <w:t xml:space="preserve">⚠ </w:t>
       </w:r>
       <w:r>
-        <w:t>8 of 26 websites were read successfully; 18 failed (see Source health).</w:t>
+        <w:t>1 of 19 websites were read successfully; 18 failed (see Source health).</w:t>
       </w:r>
     </w:p>
     <w:p>

--- a/docs/reports/site-report.docx
+++ b/docs/reports/site-report.docx
@@ -28,7 +28,7 @@
           <w:color w:val="5B6573"/>
           <w:sz w:val="19"/>
         </w:rPr>
-        <w:t>ISSMGE Magazine · generated 24 October 2026, 15:21 UTC · updated automatically after every scan</w:t>
+        <w:t>ISSMGE Magazine · generated 24 October 2026, 16:33 UTC · updated automatically after every scan</w:t>
       </w:r>
     </w:p>
     <w:p>
@@ -2190,6 +2190,66 @@
           <w:b/>
           <w:color w:val="23466B"/>
         </w:rPr>
+        <w:t>2026-10-24 · Issue brief, research papers, fixed sources, five more languages and a Trends page</w:t>
+      </w:r>
+    </w:p>
+    <w:p>
+      <w:pPr>
+        <w:pStyle w:val="ListBullet"/>
+      </w:pPr>
+      <w:r>
+        <w:t>Issue brief (Word) - for each issue window Claude drafts a brief for the editorial meeting - an overview, a proposed line-up per theme, feature leads with the kinds of experts to approach, Academia-to-Industry topics, a regional-balance check, gaps worth covering and a watch list. Drafts appear in the last 21 days of each quarter and are refreshed weekly, the final brief follows the day after the quarter closes, and Generate / update brief on the issue page starts one at any time.</w:t>
+      </w:r>
+    </w:p>
+    <w:p>
+      <w:pPr>
+        <w:pStyle w:val="ListBullet"/>
+      </w:pPr>
+      <w:r>
+        <w:t>Research papers - each scan collects new papers from 25 geotechnical journals through Crossref (Géotechnique, Canadian Geotechnical Journal, ASCE JGGE, Soils and Foundations, Acta Geotechnica and others), with a one-line note from Claude on why each matters for practice. They appear under New research on digest and issue pages, in Search, in the Excel Research sheet and in the issue brief.</w:t>
+      </w:r>
+    </w:p>
+    <w:p>
+      <w:pPr>
+        <w:pStyle w:val="ListBullet"/>
+      </w:pPr>
+      <w:r>
+        <w:t>All 18 failing sources were re-tested from GitHub's network with the new Check feeds workflow. Tunnels &amp; Tunnelling, Rail Technology Magazine and ENR now have working feeds, TunnelTalk is replaced by Tunnelling Journal, Ground Engineering was added, and sites that block automated readers (ISSMGE, ICE, GEER, USGS, GeoEngineer, FHWA, ReliefWeb, Railway Gazette, Rail Business UK, Construction Week, International Construction) are read through Google News searches limited to the site.</w:t>
+      </w:r>
+    </w:p>
+    <w:p>
+      <w:pPr>
+        <w:pStyle w:val="ListBullet"/>
+      </w:pPr>
+      <w:r>
+        <w:t>Five more languages - Vietnamese, Korean, Russian and Polish Google News editions, Persian through six Persian news sites (Google News has no Persian edition), and Spanish-language editions for Colombia, Chile, Peru and Argentina. About 470 new keywords, with word-stem matching for inflected languages.</w:t>
+      </w:r>
+    </w:p>
+    <w:p>
+      <w:pPr>
+        <w:pStyle w:val="ListBullet"/>
+      </w:pPr>
+      <w:r>
+        <w:t>Trends page - stories per month and per quarter by theme, theme shares over time, rising keywords, regions, editorial uses, relevance and sources, with hover details, table views and a CSV download.</w:t>
+      </w:r>
+    </w:p>
+    <w:p>
+      <w:pPr>
+        <w:pStyle w:val="ListBullet"/>
+      </w:pPr>
+      <w:r>
+        <w:t>The Word website report now opens with a summary of what the website does and has sections for research papers and issue briefs.</w:t>
+      </w:r>
+    </w:p>
+    <w:p>
+      <w:pPr>
+        <w:spacing w:before="160"/>
+      </w:pPr>
+      <w:r>
+        <w:rPr>
+          <w:b/>
+          <w:color w:val="23466B"/>
+        </w:rPr>
         <w:t>2026-10-24 · Balanced digests, same-event merging, interactive Excel workbook</w:t>
       </w:r>
     </w:p>
@@ -2473,15 +2533,7 @@
         <w:pStyle w:val="ListBullet"/>
       </w:pPr>
       <w:r>
-        <w:t>Replace the addresses of failing websites with their RSS feeds (see Source health).</w:t>
-      </w:r>
-    </w:p>
-    <w:p>
-      <w:pPr>
-        <w:pStyle w:val="ListBullet"/>
-      </w:pPr>
-      <w:r>
-        <w:t>Check that the ANTHROPIC_API_KEY secret is accepted (the first scan reported it as rejected).</w:t>
+        <w:t>Check the Source health section after the next scans; any site still failing can be tested with the Check feeds workflow.</w:t>
       </w:r>
     </w:p>
     <w:sectPr>

--- a/docs/reports/site-report.docx
+++ b/docs/reports/site-report.docx
@@ -28,7 +28,7 @@
           <w:color w:val="5B6573"/>
           <w:sz w:val="19"/>
         </w:rPr>
-        <w:t>ISSMGE Magazine · generated 24 October 2026, 16:33 UTC · updated automatically after every scan</w:t>
+        <w:t>ISSMGE Magazine · generated 24 October 2026, 16:34 UTC · updated automatically after every scan</w:t>
       </w:r>
     </w:p>
     <w:p>

--- a/docs/reports/site-report.docx
+++ b/docs/reports/site-report.docx
@@ -28,7 +28,7 @@
           <w:color w:val="5B6573"/>
           <w:sz w:val="19"/>
         </w:rPr>
-        <w:t>ISSMGE Magazine · generated 24 October 2026, 16:34 UTC · updated automatically after every scan</w:t>
+        <w:t>ISSMGE Magazine · generated 24 October 2026, 16:38 UTC · updated automatically after every scan</w:t>
       </w:r>
     </w:p>
     <w:p>
@@ -131,7 +131,7 @@
               <w:rPr>
                 <w:sz w:val="19"/>
               </w:rPr>
-              <w:t>2026-10-24 (13:41 UTC)</w:t>
+              <w:t>2026-10-24 (16:34 UTC)</w:t>
             </w:r>
           </w:p>
         </w:tc>
@@ -163,7 +163,7 @@
               <w:rPr>
                 <w:sz w:val="19"/>
               </w:rPr>
-              <w:t>30</w:t>
+              <w:t>60</w:t>
             </w:r>
           </w:p>
         </w:tc>
@@ -193,7 +193,7 @@
               <w:rPr>
                 <w:sz w:val="19"/>
               </w:rPr>
-              <w:t>789</w:t>
+              <w:t>1499</w:t>
             </w:r>
           </w:p>
         </w:tc>
@@ -255,7 +255,7 @@
               <w:rPr>
                 <w:sz w:val="19"/>
               </w:rPr>
-              <w:t>30</w:t>
+              <w:t>60</w:t>
             </w:r>
           </w:p>
         </w:tc>
@@ -349,7 +349,7 @@
               <w:rPr>
                 <w:sz w:val="19"/>
               </w:rPr>
-              <w:t>18 of 19</w:t>
+              <w:t>0 of 19</w:t>
             </w:r>
           </w:p>
         </w:tc>
@@ -540,12 +540,12 @@
       <w:r>
         <w:rPr>
           <w:b/>
-          <w:color w:val="B5560E"/>
+          <w:color w:val="1E7B4F"/>
         </w:rPr>
-        <w:t xml:space="preserve">⚠ </w:t>
+        <w:t xml:space="preserve">✔ </w:t>
       </w:r>
       <w:r>
-        <w:t>1 of 19 websites were read successfully; 18 failed (see Source health).</w:t>
+        <w:t>19 of 19 websites were read successfully; 0 failed (see Source health).</w:t>
       </w:r>
     </w:p>
     <w:p>
@@ -560,7 +560,7 @@
         <w:t xml:space="preserve">✔ </w:t>
       </w:r>
       <w:r>
-        <w:t>Theme balance: 5 themes covered; the largest is Hazards &amp; Resilience with 18 of 30 stories (60%).</w:t>
+        <w:t>Theme balance: 8 themes covered; the largest is Infrastructure &amp; the Underground City with 17 of 60 stories (28%).</w:t>
       </w:r>
     </w:p>
     <w:p>
@@ -575,7 +575,7 @@
         <w:t xml:space="preserve">• </w:t>
       </w:r>
       <w:r>
-        <w:t>23 different outlets contributed; the most frequent was Vietnam.vn (7 stories).</w:t>
+        <w:t>41 different outlets contributed; the most frequent was Vietnam.vn (16 stories).</w:t>
       </w:r>
     </w:p>
     <w:p>
@@ -590,7 +590,7 @@
         <w:t xml:space="preserve">• </w:t>
       </w:r>
       <w:r>
-        <w:t>21 stories came from non-English Google News editions.</w:t>
+        <w:t>51 stories came from non-English Google News editions.</w:t>
       </w:r>
     </w:p>
     <w:p>
@@ -605,7 +605,7 @@
         <w:t xml:space="preserve">• </w:t>
       </w:r>
       <w:r>
-        <w:t>22 stories were rated 4 or 5 out of 5.</w:t>
+        <w:t>43 stories were rated 4 or 5 out of 5.</w:t>
       </w:r>
     </w:p>
     <w:p>
@@ -621,896 +621,9 @@
     </w:p>
     <w:p>
       <w:r>
-        <w:t>These websites could not be read on the latest scan. Their stories may still arrive through the Google News searches.</w:t>
+        <w:t>All websites were read successfully on the latest scan.</w:t>
       </w:r>
     </w:p>
-    <w:tbl>
-      <w:tblPr>
-        <w:tblStyle w:val="TableGrid"/>
-        <w:tblW w:type="auto" w:w="0"/>
-        <w:jc w:val="center"/>
-        <w:tblLayout w:type="fixed"/>
-        <w:tblLook w:firstColumn="1" w:firstRow="1" w:lastColumn="0" w:lastRow="0" w:noHBand="0" w:noVBand="1" w:val="04A0"/>
-      </w:tblPr>
-      <w:tblGrid>
-        <w:gridCol w:w="2268"/>
-        <w:gridCol w:w="3118"/>
-        <w:gridCol w:w="4252"/>
-      </w:tblGrid>
-      <w:tr>
-        <w:tc>
-          <w:tcPr>
-            <w:tcW w:type="dxa" w:w="2268"/>
-            <w:shd w:val="clear" w:color="auto" w:fill="16324F"/>
-          </w:tcPr>
-          <w:p>
-            <w:r/>
-            <w:r>
-              <w:rPr>
-                <w:b/>
-                <w:color w:val="FFFFFF"/>
-                <w:sz w:val="19"/>
-              </w:rPr>
-              <w:t>Source</w:t>
-            </w:r>
-          </w:p>
-        </w:tc>
-        <w:tc>
-          <w:tcPr>
-            <w:tcW w:type="dxa" w:w="3118"/>
-            <w:shd w:val="clear" w:color="auto" w:fill="16324F"/>
-          </w:tcPr>
-          <w:p>
-            <w:r/>
-            <w:r>
-              <w:rPr>
-                <w:b/>
-                <w:color w:val="FFFFFF"/>
-                <w:sz w:val="19"/>
-              </w:rPr>
-              <w:t>Problem</w:t>
-            </w:r>
-          </w:p>
-        </w:tc>
-        <w:tc>
-          <w:tcPr>
-            <w:tcW w:type="dxa" w:w="4252"/>
-            <w:shd w:val="clear" w:color="auto" w:fill="16324F"/>
-          </w:tcPr>
-          <w:p>
-            <w:r/>
-            <w:r>
-              <w:rPr>
-                <w:b/>
-                <w:color w:val="FFFFFF"/>
-                <w:sz w:val="19"/>
-              </w:rPr>
-              <w:t>Suggested action</w:t>
-            </w:r>
-          </w:p>
-        </w:tc>
-      </w:tr>
-      <w:tr>
-        <w:tc>
-          <w:tcPr>
-            <w:tcW w:type="dxa" w:w="2268"/>
-          </w:tcPr>
-          <w:p>
-            <w:r/>
-            <w:r>
-              <w:rPr>
-                <w:sz w:val="19"/>
-              </w:rPr>
-              <w:t>GeoEngineer</w:t>
-            </w:r>
-          </w:p>
-        </w:tc>
-        <w:tc>
-          <w:tcPr>
-            <w:tcW w:type="dxa" w:w="3118"/>
-          </w:tcPr>
-          <w:p>
-            <w:r/>
-            <w:r>
-              <w:rPr>
-                <w:sz w:val="19"/>
-              </w:rPr>
-              <w:t>403 Client Error: Forbidden for url: https://www.geoengineer.org/</w:t>
-            </w:r>
-          </w:p>
-        </w:tc>
-        <w:tc>
-          <w:tcPr>
-            <w:tcW w:type="dxa" w:w="4252"/>
-          </w:tcPr>
-          <w:p>
-            <w:r/>
-            <w:r>
-              <w:rPr>
-                <w:sz w:val="19"/>
-              </w:rPr>
-              <w:t>The site blocks automated readers. Look for its RSS feed address, or rely on the Google News searches.</w:t>
-            </w:r>
-          </w:p>
-        </w:tc>
-      </w:tr>
-      <w:tr>
-        <w:tc>
-          <w:tcPr>
-            <w:tcW w:type="dxa" w:w="2268"/>
-            <w:shd w:val="clear" w:color="auto" w:fill="F3F5F7"/>
-          </w:tcPr>
-          <w:p>
-            <w:r/>
-            <w:r>
-              <w:rPr>
-                <w:sz w:val="19"/>
-              </w:rPr>
-              <w:t>Geosynthetica</w:t>
-            </w:r>
-          </w:p>
-        </w:tc>
-        <w:tc>
-          <w:tcPr>
-            <w:tcW w:type="dxa" w:w="3118"/>
-            <w:shd w:val="clear" w:color="auto" w:fill="F3F5F7"/>
-          </w:tcPr>
-          <w:p>
-            <w:r/>
-            <w:r>
-              <w:rPr>
-                <w:sz w:val="19"/>
-              </w:rPr>
-              <w:t>HTTPSConnectionPool(host='www.geosynthetica.com', port=443): Max retries exceeded with url</w:t>
-            </w:r>
-          </w:p>
-        </w:tc>
-        <w:tc>
-          <w:tcPr>
-            <w:tcW w:type="dxa" w:w="4252"/>
-            <w:shd w:val="clear" w:color="auto" w:fill="F3F5F7"/>
-          </w:tcPr>
-          <w:p>
-            <w:r/>
-            <w:r>
-              <w:rPr>
-                <w:sz w:val="19"/>
-              </w:rPr>
-              <w:t>The site did not answer. If it fails again on the next scans, replace or remove it.</w:t>
-            </w:r>
-          </w:p>
-        </w:tc>
-      </w:tr>
-      <w:tr>
-        <w:tc>
-          <w:tcPr>
-            <w:tcW w:type="dxa" w:w="2268"/>
-          </w:tcPr>
-          <w:p>
-            <w:r/>
-            <w:r>
-              <w:rPr>
-                <w:sz w:val="19"/>
-              </w:rPr>
-              <w:t>ISSMGE</w:t>
-            </w:r>
-          </w:p>
-        </w:tc>
-        <w:tc>
-          <w:tcPr>
-            <w:tcW w:type="dxa" w:w="3118"/>
-          </w:tcPr>
-          <w:p>
-            <w:r/>
-            <w:r>
-              <w:rPr>
-                <w:sz w:val="19"/>
-              </w:rPr>
-              <w:t>no RSS/Atom feed found at this address</w:t>
-            </w:r>
-          </w:p>
-        </w:tc>
-        <w:tc>
-          <w:tcPr>
-            <w:tcW w:type="dxa" w:w="4252"/>
-          </w:tcPr>
-          <w:p>
-            <w:r/>
-            <w:r>
-              <w:rPr>
-                <w:sz w:val="19"/>
-              </w:rPr>
-              <w:t>No feed at this address. Find the site's RSS feed (often /feed/ or an RSS icon) and update config.yaml.</w:t>
-            </w:r>
-          </w:p>
-        </w:tc>
-      </w:tr>
-      <w:tr>
-        <w:tc>
-          <w:tcPr>
-            <w:tcW w:type="dxa" w:w="2268"/>
-            <w:shd w:val="clear" w:color="auto" w:fill="F3F5F7"/>
-          </w:tcPr>
-          <w:p>
-            <w:r/>
-            <w:r>
-              <w:rPr>
-                <w:sz w:val="19"/>
-              </w:rPr>
-              <w:t>ASCE Geo-Institute</w:t>
-            </w:r>
-          </w:p>
-        </w:tc>
-        <w:tc>
-          <w:tcPr>
-            <w:tcW w:type="dxa" w:w="3118"/>
-            <w:shd w:val="clear" w:color="auto" w:fill="F3F5F7"/>
-          </w:tcPr>
-          <w:p>
-            <w:r/>
-            <w:r>
-              <w:rPr>
-                <w:sz w:val="19"/>
-              </w:rPr>
-              <w:t>no RSS/Atom feed found at this address</w:t>
-            </w:r>
-          </w:p>
-        </w:tc>
-        <w:tc>
-          <w:tcPr>
-            <w:tcW w:type="dxa" w:w="4252"/>
-            <w:shd w:val="clear" w:color="auto" w:fill="F3F5F7"/>
-          </w:tcPr>
-          <w:p>
-            <w:r/>
-            <w:r>
-              <w:rPr>
-                <w:sz w:val="19"/>
-              </w:rPr>
-              <w:t>No feed at this address. Find the site's RSS feed (often /feed/ or an RSS icon) and update config.yaml.</w:t>
-            </w:r>
-          </w:p>
-        </w:tc>
-      </w:tr>
-      <w:tr>
-        <w:tc>
-          <w:tcPr>
-            <w:tcW w:type="dxa" w:w="2268"/>
-          </w:tcPr>
-          <w:p>
-            <w:r/>
-            <w:r>
-              <w:rPr>
-                <w:sz w:val="19"/>
-              </w:rPr>
-              <w:t>ICE (Institution of Civil Engineers)</w:t>
-            </w:r>
-          </w:p>
-        </w:tc>
-        <w:tc>
-          <w:tcPr>
-            <w:tcW w:type="dxa" w:w="3118"/>
-          </w:tcPr>
-          <w:p>
-            <w:r/>
-            <w:r>
-              <w:rPr>
-                <w:sz w:val="19"/>
-              </w:rPr>
-              <w:t>no RSS/Atom feed found at this address</w:t>
-            </w:r>
-          </w:p>
-        </w:tc>
-        <w:tc>
-          <w:tcPr>
-            <w:tcW w:type="dxa" w:w="4252"/>
-          </w:tcPr>
-          <w:p>
-            <w:r/>
-            <w:r>
-              <w:rPr>
-                <w:sz w:val="19"/>
-              </w:rPr>
-              <w:t>No feed at this address. Find the site's RSS feed (often /feed/ or an RSS icon) and update config.yaml.</w:t>
-            </w:r>
-          </w:p>
-        </w:tc>
-      </w:tr>
-      <w:tr>
-        <w:tc>
-          <w:tcPr>
-            <w:tcW w:type="dxa" w:w="2268"/>
-            <w:shd w:val="clear" w:color="auto" w:fill="F3F5F7"/>
-          </w:tcPr>
-          <w:p>
-            <w:r/>
-            <w:r>
-              <w:rPr>
-                <w:sz w:val="19"/>
-              </w:rPr>
-              <w:t>FHWA Infrastructure R&amp;D</w:t>
-            </w:r>
-          </w:p>
-        </w:tc>
-        <w:tc>
-          <w:tcPr>
-            <w:tcW w:type="dxa" w:w="3118"/>
-            <w:shd w:val="clear" w:color="auto" w:fill="F3F5F7"/>
-          </w:tcPr>
-          <w:p>
-            <w:r/>
-            <w:r>
-              <w:rPr>
-                <w:sz w:val="19"/>
-              </w:rPr>
-              <w:t>403 Client Error: Forbidden for url: https://highways.dot.gov/newsroom</w:t>
-            </w:r>
-          </w:p>
-        </w:tc>
-        <w:tc>
-          <w:tcPr>
-            <w:tcW w:type="dxa" w:w="4252"/>
-            <w:shd w:val="clear" w:color="auto" w:fill="F3F5F7"/>
-          </w:tcPr>
-          <w:p>
-            <w:r/>
-            <w:r>
-              <w:rPr>
-                <w:sz w:val="19"/>
-              </w:rPr>
-              <w:t>The site blocks automated readers. Look for its RSS feed address, or rely on the Google News searches.</w:t>
-            </w:r>
-          </w:p>
-        </w:tc>
-      </w:tr>
-      <w:tr>
-        <w:tc>
-          <w:tcPr>
-            <w:tcW w:type="dxa" w:w="2268"/>
-          </w:tcPr>
-          <w:p>
-            <w:r/>
-            <w:r>
-              <w:rPr>
-                <w:sz w:val="19"/>
-              </w:rPr>
-              <w:t>GEER Association</w:t>
-            </w:r>
-          </w:p>
-        </w:tc>
-        <w:tc>
-          <w:tcPr>
-            <w:tcW w:type="dxa" w:w="3118"/>
-          </w:tcPr>
-          <w:p>
-            <w:r/>
-            <w:r>
-              <w:rPr>
-                <w:sz w:val="19"/>
-              </w:rPr>
-              <w:t>no RSS/Atom feed found at this address</w:t>
-            </w:r>
-          </w:p>
-        </w:tc>
-        <w:tc>
-          <w:tcPr>
-            <w:tcW w:type="dxa" w:w="4252"/>
-          </w:tcPr>
-          <w:p>
-            <w:r/>
-            <w:r>
-              <w:rPr>
-                <w:sz w:val="19"/>
-              </w:rPr>
-              <w:t>No feed at this address. Find the site's RSS feed (often /feed/ or an RSS icon) and update config.yaml.</w:t>
-            </w:r>
-          </w:p>
-        </w:tc>
-      </w:tr>
-      <w:tr>
-        <w:tc>
-          <w:tcPr>
-            <w:tcW w:type="dxa" w:w="2268"/>
-            <w:shd w:val="clear" w:color="auto" w:fill="F3F5F7"/>
-          </w:tcPr>
-          <w:p>
-            <w:r/>
-            <w:r>
-              <w:rPr>
-                <w:sz w:val="19"/>
-              </w:rPr>
-              <w:t>USGS Landslide Hazards</w:t>
-            </w:r>
-          </w:p>
-        </w:tc>
-        <w:tc>
-          <w:tcPr>
-            <w:tcW w:type="dxa" w:w="3118"/>
-            <w:shd w:val="clear" w:color="auto" w:fill="F3F5F7"/>
-          </w:tcPr>
-          <w:p>
-            <w:r/>
-            <w:r>
-              <w:rPr>
-                <w:sz w:val="19"/>
-              </w:rPr>
-              <w:t>no RSS/Atom feed found at this address</w:t>
-            </w:r>
-          </w:p>
-        </w:tc>
-        <w:tc>
-          <w:tcPr>
-            <w:tcW w:type="dxa" w:w="4252"/>
-            <w:shd w:val="clear" w:color="auto" w:fill="F3F5F7"/>
-          </w:tcPr>
-          <w:p>
-            <w:r/>
-            <w:r>
-              <w:rPr>
-                <w:sz w:val="19"/>
-              </w:rPr>
-              <w:t>No feed at this address. Find the site's RSS feed (often /feed/ or an RSS icon) and update config.yaml.</w:t>
-            </w:r>
-          </w:p>
-        </w:tc>
-      </w:tr>
-      <w:tr>
-        <w:tc>
-          <w:tcPr>
-            <w:tcW w:type="dxa" w:w="2268"/>
-          </w:tcPr>
-          <w:p>
-            <w:r/>
-            <w:r>
-              <w:rPr>
-                <w:sz w:val="19"/>
-              </w:rPr>
-              <w:t>USGS Natural Hazards news</w:t>
-            </w:r>
-          </w:p>
-        </w:tc>
-        <w:tc>
-          <w:tcPr>
-            <w:tcW w:type="dxa" w:w="3118"/>
-          </w:tcPr>
-          <w:p>
-            <w:r/>
-            <w:r>
-              <w:rPr>
-                <w:sz w:val="19"/>
-              </w:rPr>
-              <w:t>no RSS/Atom feed found at this address</w:t>
-            </w:r>
-          </w:p>
-        </w:tc>
-        <w:tc>
-          <w:tcPr>
-            <w:tcW w:type="dxa" w:w="4252"/>
-          </w:tcPr>
-          <w:p>
-            <w:r/>
-            <w:r>
-              <w:rPr>
-                <w:sz w:val="19"/>
-              </w:rPr>
-              <w:t>No feed at this address. Find the site's RSS feed (often /feed/ or an RSS icon) and update config.yaml.</w:t>
-            </w:r>
-          </w:p>
-        </w:tc>
-      </w:tr>
-      <w:tr>
-        <w:tc>
-          <w:tcPr>
-            <w:tcW w:type="dxa" w:w="2268"/>
-            <w:shd w:val="clear" w:color="auto" w:fill="F3F5F7"/>
-          </w:tcPr>
-          <w:p>
-            <w:r/>
-            <w:r>
-              <w:rPr>
-                <w:sz w:val="19"/>
-              </w:rPr>
-              <w:t>ReliefWeb disasters</w:t>
-            </w:r>
-          </w:p>
-        </w:tc>
-        <w:tc>
-          <w:tcPr>
-            <w:tcW w:type="dxa" w:w="3118"/>
-            <w:shd w:val="clear" w:color="auto" w:fill="F3F5F7"/>
-          </w:tcPr>
-          <w:p>
-            <w:r/>
-            <w:r>
-              <w:rPr>
-                <w:sz w:val="19"/>
-              </w:rPr>
-              <w:t>no RSS/Atom feed found at this address</w:t>
-            </w:r>
-          </w:p>
-        </w:tc>
-        <w:tc>
-          <w:tcPr>
-            <w:tcW w:type="dxa" w:w="4252"/>
-            <w:shd w:val="clear" w:color="auto" w:fill="F3F5F7"/>
-          </w:tcPr>
-          <w:p>
-            <w:r/>
-            <w:r>
-              <w:rPr>
-                <w:sz w:val="19"/>
-              </w:rPr>
-              <w:t>No feed at this address. Find the site's RSS feed (often /feed/ or an RSS icon) and update config.yaml.</w:t>
-            </w:r>
-          </w:p>
-        </w:tc>
-      </w:tr>
-      <w:tr>
-        <w:tc>
-          <w:tcPr>
-            <w:tcW w:type="dxa" w:w="2268"/>
-          </w:tcPr>
-          <w:p>
-            <w:r/>
-            <w:r>
-              <w:rPr>
-                <w:sz w:val="19"/>
-              </w:rPr>
-              <w:t>Tunnels &amp; Tunnelling</w:t>
-            </w:r>
-          </w:p>
-        </w:tc>
-        <w:tc>
-          <w:tcPr>
-            <w:tcW w:type="dxa" w:w="3118"/>
-          </w:tcPr>
-          <w:p>
-            <w:r/>
-            <w:r>
-              <w:rPr>
-                <w:sz w:val="19"/>
-              </w:rPr>
-              <w:t>no RSS/Atom feed found at this address</w:t>
-            </w:r>
-          </w:p>
-        </w:tc>
-        <w:tc>
-          <w:tcPr>
-            <w:tcW w:type="dxa" w:w="4252"/>
-          </w:tcPr>
-          <w:p>
-            <w:r/>
-            <w:r>
-              <w:rPr>
-                <w:sz w:val="19"/>
-              </w:rPr>
-              <w:t>No feed at this address. Find the site's RSS feed (often /feed/ or an RSS icon) and update config.yaml.</w:t>
-            </w:r>
-          </w:p>
-        </w:tc>
-      </w:tr>
-      <w:tr>
-        <w:tc>
-          <w:tcPr>
-            <w:tcW w:type="dxa" w:w="2268"/>
-            <w:shd w:val="clear" w:color="auto" w:fill="F3F5F7"/>
-          </w:tcPr>
-          <w:p>
-            <w:r/>
-            <w:r>
-              <w:rPr>
-                <w:sz w:val="19"/>
-              </w:rPr>
-              <w:t>TunnelTalk</w:t>
-            </w:r>
-          </w:p>
-        </w:tc>
-        <w:tc>
-          <w:tcPr>
-            <w:tcW w:type="dxa" w:w="3118"/>
-            <w:shd w:val="clear" w:color="auto" w:fill="F3F5F7"/>
-          </w:tcPr>
-          <w:p>
-            <w:r/>
-            <w:r>
-              <w:rPr>
-                <w:sz w:val="19"/>
-              </w:rPr>
-              <w:t>HTTPSConnectionPool(host='www.tunneltalk.com', port=443): Max retries exceeded with url: /</w:t>
-            </w:r>
-          </w:p>
-        </w:tc>
-        <w:tc>
-          <w:tcPr>
-            <w:tcW w:type="dxa" w:w="4252"/>
-            <w:shd w:val="clear" w:color="auto" w:fill="F3F5F7"/>
-          </w:tcPr>
-          <w:p>
-            <w:r/>
-            <w:r>
-              <w:rPr>
-                <w:sz w:val="19"/>
-              </w:rPr>
-              <w:t>The site did not answer. If it fails again on the next scans, replace or remove it.</w:t>
-            </w:r>
-          </w:p>
-        </w:tc>
-      </w:tr>
-      <w:tr>
-        <w:tc>
-          <w:tcPr>
-            <w:tcW w:type="dxa" w:w="2268"/>
-          </w:tcPr>
-          <w:p>
-            <w:r/>
-            <w:r>
-              <w:rPr>
-                <w:sz w:val="19"/>
-              </w:rPr>
-              <w:t>Rail Business UK</w:t>
-            </w:r>
-          </w:p>
-        </w:tc>
-        <w:tc>
-          <w:tcPr>
-            <w:tcW w:type="dxa" w:w="3118"/>
-          </w:tcPr>
-          <w:p>
-            <w:r/>
-            <w:r>
-              <w:rPr>
-                <w:sz w:val="19"/>
-              </w:rPr>
-              <w:t>403 Client Error: Forbidden for url: https://www.railbusinessuk.com/feed/</w:t>
-            </w:r>
-          </w:p>
-        </w:tc>
-        <w:tc>
-          <w:tcPr>
-            <w:tcW w:type="dxa" w:w="4252"/>
-          </w:tcPr>
-          <w:p>
-            <w:r/>
-            <w:r>
-              <w:rPr>
-                <w:sz w:val="19"/>
-              </w:rPr>
-              <w:t>The site blocks automated readers. Look for its RSS feed address, or rely on the Google News searches.</w:t>
-            </w:r>
-          </w:p>
-        </w:tc>
-      </w:tr>
-      <w:tr>
-        <w:tc>
-          <w:tcPr>
-            <w:tcW w:type="dxa" w:w="2268"/>
-            <w:shd w:val="clear" w:color="auto" w:fill="F3F5F7"/>
-          </w:tcPr>
-          <w:p>
-            <w:r/>
-            <w:r>
-              <w:rPr>
-                <w:sz w:val="19"/>
-              </w:rPr>
-              <w:t>Railway Gazette</w:t>
-            </w:r>
-          </w:p>
-        </w:tc>
-        <w:tc>
-          <w:tcPr>
-            <w:tcW w:type="dxa" w:w="3118"/>
-            <w:shd w:val="clear" w:color="auto" w:fill="F3F5F7"/>
-          </w:tcPr>
-          <w:p>
-            <w:r/>
-            <w:r>
-              <w:rPr>
-                <w:sz w:val="19"/>
-              </w:rPr>
-              <w:t>403 Client Error: Forbidden for url: https://www.railwaygazette.com/</w:t>
-            </w:r>
-          </w:p>
-        </w:tc>
-        <w:tc>
-          <w:tcPr>
-            <w:tcW w:type="dxa" w:w="4252"/>
-            <w:shd w:val="clear" w:color="auto" w:fill="F3F5F7"/>
-          </w:tcPr>
-          <w:p>
-            <w:r/>
-            <w:r>
-              <w:rPr>
-                <w:sz w:val="19"/>
-              </w:rPr>
-              <w:t>The site blocks automated readers. Look for its RSS feed address, or rely on the Google News searches.</w:t>
-            </w:r>
-          </w:p>
-        </w:tc>
-      </w:tr>
-      <w:tr>
-        <w:tc>
-          <w:tcPr>
-            <w:tcW w:type="dxa" w:w="2268"/>
-          </w:tcPr>
-          <w:p>
-            <w:r/>
-            <w:r>
-              <w:rPr>
-                <w:sz w:val="19"/>
-              </w:rPr>
-              <w:t>Rail Technology Magazine</w:t>
-            </w:r>
-          </w:p>
-        </w:tc>
-        <w:tc>
-          <w:tcPr>
-            <w:tcW w:type="dxa" w:w="3118"/>
-          </w:tcPr>
-          <w:p>
-            <w:r/>
-            <w:r>
-              <w:rPr>
-                <w:sz w:val="19"/>
-              </w:rPr>
-              <w:t>no RSS/Atom feed found at this address</w:t>
-            </w:r>
-          </w:p>
-        </w:tc>
-        <w:tc>
-          <w:tcPr>
-            <w:tcW w:type="dxa" w:w="4252"/>
-          </w:tcPr>
-          <w:p>
-            <w:r/>
-            <w:r>
-              <w:rPr>
-                <w:sz w:val="19"/>
-              </w:rPr>
-              <w:t>No feed at this address. Find the site's RSS feed (often /feed/ or an RSS icon) and update config.yaml.</w:t>
-            </w:r>
-          </w:p>
-        </w:tc>
-      </w:tr>
-      <w:tr>
-        <w:tc>
-          <w:tcPr>
-            <w:tcW w:type="dxa" w:w="2268"/>
-            <w:shd w:val="clear" w:color="auto" w:fill="F3F5F7"/>
-          </w:tcPr>
-          <w:p>
-            <w:r/>
-            <w:r>
-              <w:rPr>
-                <w:sz w:val="19"/>
-              </w:rPr>
-              <w:t>International Construction</w:t>
-            </w:r>
-          </w:p>
-        </w:tc>
-        <w:tc>
-          <w:tcPr>
-            <w:tcW w:type="dxa" w:w="3118"/>
-            <w:shd w:val="clear" w:color="auto" w:fill="F3F5F7"/>
-          </w:tcPr>
-          <w:p>
-            <w:r/>
-            <w:r>
-              <w:rPr>
-                <w:sz w:val="19"/>
-              </w:rPr>
-              <w:t>404 Client Error: Not Found for url: https://www.khl.com/international-construction</w:t>
-            </w:r>
-          </w:p>
-        </w:tc>
-        <w:tc>
-          <w:tcPr>
-            <w:tcW w:type="dxa" w:w="4252"/>
-            <w:shd w:val="clear" w:color="auto" w:fill="F3F5F7"/>
-          </w:tcPr>
-          <w:p>
-            <w:r/>
-            <w:r>
-              <w:rPr>
-                <w:sz w:val="19"/>
-              </w:rPr>
-              <w:t>The address has moved. Update it in config.yaml.</w:t>
-            </w:r>
-          </w:p>
-        </w:tc>
-      </w:tr>
-      <w:tr>
-        <w:tc>
-          <w:tcPr>
-            <w:tcW w:type="dxa" w:w="2268"/>
-          </w:tcPr>
-          <w:p>
-            <w:r/>
-            <w:r>
-              <w:rPr>
-                <w:sz w:val="19"/>
-              </w:rPr>
-              <w:t>Engineering News-Record</w:t>
-            </w:r>
-          </w:p>
-        </w:tc>
-        <w:tc>
-          <w:tcPr>
-            <w:tcW w:type="dxa" w:w="3118"/>
-          </w:tcPr>
-          <w:p>
-            <w:r/>
-            <w:r>
-              <w:rPr>
-                <w:sz w:val="19"/>
-              </w:rPr>
-              <w:t>no RSS/Atom feed found at this address</w:t>
-            </w:r>
-          </w:p>
-        </w:tc>
-        <w:tc>
-          <w:tcPr>
-            <w:tcW w:type="dxa" w:w="4252"/>
-          </w:tcPr>
-          <w:p>
-            <w:r/>
-            <w:r>
-              <w:rPr>
-                <w:sz w:val="19"/>
-              </w:rPr>
-              <w:t>No feed at this address. Find the site's RSS feed (often /feed/ or an RSS icon) and update config.yaml.</w:t>
-            </w:r>
-          </w:p>
-        </w:tc>
-      </w:tr>
-      <w:tr>
-        <w:tc>
-          <w:tcPr>
-            <w:tcW w:type="dxa" w:w="2268"/>
-            <w:shd w:val="clear" w:color="auto" w:fill="F3F5F7"/>
-          </w:tcPr>
-          <w:p>
-            <w:r/>
-            <w:r>
-              <w:rPr>
-                <w:sz w:val="19"/>
-              </w:rPr>
-              <w:t>Construction Week (Middle East)</w:t>
-            </w:r>
-          </w:p>
-        </w:tc>
-        <w:tc>
-          <w:tcPr>
-            <w:tcW w:type="dxa" w:w="3118"/>
-            <w:shd w:val="clear" w:color="auto" w:fill="F3F5F7"/>
-          </w:tcPr>
-          <w:p>
-            <w:r/>
-            <w:r>
-              <w:rPr>
-                <w:sz w:val="19"/>
-              </w:rPr>
-              <w:t>405 Client Error: Not Allowed for url: https://www.constructionweekonline.com/</w:t>
-            </w:r>
-          </w:p>
-        </w:tc>
-        <w:tc>
-          <w:tcPr>
-            <w:tcW w:type="dxa" w:w="4252"/>
-            <w:shd w:val="clear" w:color="auto" w:fill="F3F5F7"/>
-          </w:tcPr>
-          <w:p>
-            <w:r/>
-            <w:r>
-              <w:rPr>
-                <w:sz w:val="19"/>
-              </w:rPr>
-              <w:t>The site blocks automated readers. Look for its RSS feed address, or rely on the Google News searches.</w:t>
-            </w:r>
-          </w:p>
-        </w:tc>
-      </w:tr>
-    </w:tbl>
-    <w:p/>
     <w:p>
       <w:pPr>
         <w:pStyle w:val="Heading1"/>
@@ -1695,7 +808,7 @@
               <w:rPr>
                 <w:sz w:val="19"/>
               </w:rPr>
-              <w:t>30</w:t>
+              <w:t>60</w:t>
             </w:r>
           </w:p>
         </w:tc>
@@ -1709,7 +822,7 @@
               <w:rPr>
                 <w:sz w:val="19"/>
               </w:rPr>
-              <w:t>1</w:t>
+              <w:t>6</w:t>
             </w:r>
           </w:p>
         </w:tc>
@@ -1723,7 +836,7 @@
               <w:rPr>
                 <w:sz w:val="19"/>
               </w:rPr>
-              <w:t>11</w:t>
+              <w:t>24</w:t>
             </w:r>
           </w:p>
         </w:tc>
@@ -1829,6 +942,67 @@
         <w:tc>
           <w:tcPr>
             <w:tcW w:type="dxa" w:w="4535"/>
+            <w:shd w:val="clear" w:color="auto" w:fill="DDF0E8"/>
+          </w:tcPr>
+          <w:p>
+            <w:r/>
+            <w:r>
+              <w:rPr>
+                <w:b/>
+                <w:color w:val="1F9D63"/>
+                <w:sz w:val="19"/>
+              </w:rPr>
+              <w:t>Sustainability &amp; the Energy Transition</w:t>
+            </w:r>
+          </w:p>
+        </w:tc>
+        <w:tc>
+          <w:tcPr>
+            <w:tcW w:type="dxa" w:w="1417"/>
+          </w:tcPr>
+          <w:p>
+            <w:r/>
+            <w:r>
+              <w:rPr>
+                <w:sz w:val="19"/>
+              </w:rPr>
+              <w:t>3</w:t>
+            </w:r>
+          </w:p>
+        </w:tc>
+        <w:tc>
+          <w:tcPr>
+            <w:tcW w:type="dxa" w:w="1417"/>
+          </w:tcPr>
+          <w:p>
+            <w:r/>
+            <w:r>
+              <w:rPr>
+                <w:sz w:val="19"/>
+              </w:rPr>
+              <w:t>5%</w:t>
+            </w:r>
+          </w:p>
+        </w:tc>
+        <w:tc>
+          <w:tcPr>
+            <w:tcW w:type="dxa" w:w="1701"/>
+          </w:tcPr>
+          <w:p>
+            <w:r/>
+            <w:r>
+              <w:rPr>
+                <w:sz w:val="19"/>
+              </w:rPr>
+              <w:t>0</w:t>
+            </w:r>
+          </w:p>
+        </w:tc>
+      </w:tr>
+      <w:tr>
+        <w:tc>
+          <w:tcPr>
+            <w:tcW w:type="dxa" w:w="4535"/>
             <w:shd w:val="clear" w:color="auto" w:fill="E9E5F9"/>
           </w:tcPr>
           <w:p>
@@ -1846,6 +1020,7 @@
         <w:tc>
           <w:tcPr>
             <w:tcW w:type="dxa" w:w="1417"/>
+            <w:shd w:val="clear" w:color="auto" w:fill="F3F5F7"/>
           </w:tcPr>
           <w:p>
             <w:r/>
@@ -1860,6 +1035,7 @@
         <w:tc>
           <w:tcPr>
             <w:tcW w:type="dxa" w:w="1417"/>
+            <w:shd w:val="clear" w:color="auto" w:fill="F3F5F7"/>
           </w:tcPr>
           <w:p>
             <w:r/>
@@ -1867,13 +1043,14 @@
               <w:rPr>
                 <w:sz w:val="19"/>
               </w:rPr>
-              <w:t>3%</w:t>
+              <w:t>2%</w:t>
             </w:r>
           </w:p>
         </w:tc>
         <w:tc>
           <w:tcPr>
             <w:tcW w:type="dxa" w:w="1701"/>
+            <w:shd w:val="clear" w:color="auto" w:fill="F3F5F7"/>
           </w:tcPr>
           <w:p>
             <w:r/>
@@ -1907,7 +1084,6 @@
         <w:tc>
           <w:tcPr>
             <w:tcW w:type="dxa" w:w="1417"/>
-            <w:shd w:val="clear" w:color="auto" w:fill="F3F5F7"/>
           </w:tcPr>
           <w:p>
             <w:r/>
@@ -1915,7 +1091,54 @@
               <w:rPr>
                 <w:sz w:val="19"/>
               </w:rPr>
-              <w:t>18</w:t>
+              <w:t>17</w:t>
+            </w:r>
+          </w:p>
+        </w:tc>
+        <w:tc>
+          <w:tcPr>
+            <w:tcW w:type="dxa" w:w="1417"/>
+          </w:tcPr>
+          <w:p>
+            <w:r/>
+            <w:r>
+              <w:rPr>
+                <w:sz w:val="19"/>
+              </w:rPr>
+              <w:t>28%</w:t>
+            </w:r>
+          </w:p>
+        </w:tc>
+        <w:tc>
+          <w:tcPr>
+            <w:tcW w:type="dxa" w:w="1701"/>
+          </w:tcPr>
+          <w:p>
+            <w:r/>
+            <w:r>
+              <w:rPr>
+                <w:sz w:val="19"/>
+              </w:rPr>
+              <w:t>17</w:t>
+            </w:r>
+          </w:p>
+        </w:tc>
+      </w:tr>
+      <w:tr>
+        <w:tc>
+          <w:tcPr>
+            <w:tcW w:type="dxa" w:w="4535"/>
+            <w:shd w:val="clear" w:color="auto" w:fill="F8EED9"/>
+          </w:tcPr>
+          <w:p>
+            <w:r/>
+            <w:r>
+              <w:rPr>
+                <w:b/>
+                <w:color w:val="D38B00"/>
+                <w:sz w:val="19"/>
+              </w:rPr>
+              <w:t>Ground Improvement &amp; Innovation</w:t>
             </w:r>
           </w:p>
         </w:tc>
@@ -1930,7 +1153,22 @@
               <w:rPr>
                 <w:sz w:val="19"/>
               </w:rPr>
-              <w:t>60%</w:t>
+              <w:t>2</w:t>
+            </w:r>
+          </w:p>
+        </w:tc>
+        <w:tc>
+          <w:tcPr>
+            <w:tcW w:type="dxa" w:w="1417"/>
+            <w:shd w:val="clear" w:color="auto" w:fill="F3F5F7"/>
+          </w:tcPr>
+          <w:p>
+            <w:r/>
+            <w:r>
+              <w:rPr>
+                <w:sz w:val="19"/>
+              </w:rPr>
+              <w:t>3%</w:t>
             </w:r>
           </w:p>
         </w:tc>
@@ -1945,7 +1183,7 @@
               <w:rPr>
                 <w:sz w:val="19"/>
               </w:rPr>
-              <w:t>15</w:t>
+              <w:t>2</w:t>
             </w:r>
           </w:p>
         </w:tc>
@@ -1978,13 +1216,76 @@
               <w:rPr>
                 <w:sz w:val="19"/>
               </w:rPr>
-              <w:t>5</w:t>
+              <w:t>17</w:t>
             </w:r>
           </w:p>
         </w:tc>
         <w:tc>
           <w:tcPr>
             <w:tcW w:type="dxa" w:w="1417"/>
+          </w:tcPr>
+          <w:p>
+            <w:r/>
+            <w:r>
+              <w:rPr>
+                <w:sz w:val="19"/>
+              </w:rPr>
+              <w:t>28%</w:t>
+            </w:r>
+          </w:p>
+        </w:tc>
+        <w:tc>
+          <w:tcPr>
+            <w:tcW w:type="dxa" w:w="1701"/>
+          </w:tcPr>
+          <w:p>
+            <w:r/>
+            <w:r>
+              <w:rPr>
+                <w:sz w:val="19"/>
+              </w:rPr>
+              <w:t>10</w:t>
+            </w:r>
+          </w:p>
+        </w:tc>
+      </w:tr>
+      <w:tr>
+        <w:tc>
+          <w:tcPr>
+            <w:tcW w:type="dxa" w:w="4535"/>
+            <w:shd w:val="clear" w:color="auto" w:fill="DAEFF2"/>
+          </w:tcPr>
+          <w:p>
+            <w:r/>
+            <w:r>
+              <w:rPr>
+                <w:b/>
+                <w:color w:val="0B97A5"/>
+                <w:sz w:val="19"/>
+              </w:rPr>
+              <w:t>Offshore, Coasts &amp; Water</w:t>
+            </w:r>
+          </w:p>
+        </w:tc>
+        <w:tc>
+          <w:tcPr>
+            <w:tcW w:type="dxa" w:w="1417"/>
+            <w:shd w:val="clear" w:color="auto" w:fill="F3F5F7"/>
+          </w:tcPr>
+          <w:p>
+            <w:r/>
+            <w:r>
+              <w:rPr>
+                <w:sz w:val="19"/>
+              </w:rPr>
+              <w:t>10</w:t>
+            </w:r>
+          </w:p>
+        </w:tc>
+        <w:tc>
+          <w:tcPr>
+            <w:tcW w:type="dxa" w:w="1417"/>
+            <w:shd w:val="clear" w:color="auto" w:fill="F3F5F7"/>
           </w:tcPr>
           <w:p>
             <w:r/>
@@ -1999,6 +1300,7 @@
         <w:tc>
           <w:tcPr>
             <w:tcW w:type="dxa" w:w="1701"/>
+            <w:shd w:val="clear" w:color="auto" w:fill="F3F5F7"/>
           </w:tcPr>
           <w:p>
             <w:r/>
@@ -2006,7 +1308,7 @@
               <w:rPr>
                 <w:sz w:val="19"/>
               </w:rPr>
-              <w:t>2</w:t>
+              <w:t>7</w:t>
             </w:r>
           </w:p>
         </w:tc>
@@ -2026,6 +1328,67 @@
                 <w:sz w:val="19"/>
               </w:rPr>
               <w:t>Characterisation &amp; Modelling</w:t>
+            </w:r>
+          </w:p>
+        </w:tc>
+        <w:tc>
+          <w:tcPr>
+            <w:tcW w:type="dxa" w:w="1417"/>
+          </w:tcPr>
+          <w:p>
+            <w:r/>
+            <w:r>
+              <w:rPr>
+                <w:sz w:val="19"/>
+              </w:rPr>
+              <w:t>6</w:t>
+            </w:r>
+          </w:p>
+        </w:tc>
+        <w:tc>
+          <w:tcPr>
+            <w:tcW w:type="dxa" w:w="1417"/>
+          </w:tcPr>
+          <w:p>
+            <w:r/>
+            <w:r>
+              <w:rPr>
+                <w:sz w:val="19"/>
+              </w:rPr>
+              <w:t>10%</w:t>
+            </w:r>
+          </w:p>
+        </w:tc>
+        <w:tc>
+          <w:tcPr>
+            <w:tcW w:type="dxa" w:w="1701"/>
+          </w:tcPr>
+          <w:p>
+            <w:r/>
+            <w:r>
+              <w:rPr>
+                <w:sz w:val="19"/>
+              </w:rPr>
+              <w:t>5</w:t>
+            </w:r>
+          </w:p>
+        </w:tc>
+      </w:tr>
+      <w:tr>
+        <w:tc>
+          <w:tcPr>
+            <w:tcW w:type="dxa" w:w="4535"/>
+            <w:shd w:val="clear" w:color="auto" w:fill="EDE6DF"/>
+          </w:tcPr>
+          <w:p>
+            <w:r/>
+            <w:r>
+              <w:rPr>
+                <w:b/>
+                <w:color w:val="8A5A2B"/>
+                <w:sz w:val="19"/>
+              </w:rPr>
+              <w:t>Geotechnics &amp; Society</w:t>
             </w:r>
           </w:p>
         </w:tc>
@@ -2055,7 +1418,7 @@
               <w:rPr>
                 <w:sz w:val="19"/>
               </w:rPr>
-              <w:t>13%</w:t>
+              <w:t>7%</w:t>
             </w:r>
           </w:p>
         </w:tc>
@@ -2070,68 +1433,7 @@
               <w:rPr>
                 <w:sz w:val="19"/>
               </w:rPr>
-              <w:t>4</w:t>
-            </w:r>
-          </w:p>
-        </w:tc>
-      </w:tr>
-      <w:tr>
-        <w:tc>
-          <w:tcPr>
-            <w:tcW w:type="dxa" w:w="4535"/>
-            <w:shd w:val="clear" w:color="auto" w:fill="EDE6DF"/>
-          </w:tcPr>
-          <w:p>
-            <w:r/>
-            <w:r>
-              <w:rPr>
-                <w:b/>
-                <w:color w:val="8A5A2B"/>
-                <w:sz w:val="19"/>
-              </w:rPr>
-              <w:t>Geotechnics &amp; Society</w:t>
-            </w:r>
-          </w:p>
-        </w:tc>
-        <w:tc>
-          <w:tcPr>
-            <w:tcW w:type="dxa" w:w="1417"/>
-          </w:tcPr>
-          <w:p>
-            <w:r/>
-            <w:r>
-              <w:rPr>
-                <w:sz w:val="19"/>
-              </w:rPr>
-              <w:t>2</w:t>
-            </w:r>
-          </w:p>
-        </w:tc>
-        <w:tc>
-          <w:tcPr>
-            <w:tcW w:type="dxa" w:w="1417"/>
-          </w:tcPr>
-          <w:p>
-            <w:r/>
-            <w:r>
-              <w:rPr>
-                <w:sz w:val="19"/>
-              </w:rPr>
-              <w:t>7%</w:t>
-            </w:r>
-          </w:p>
-        </w:tc>
-        <w:tc>
-          <w:tcPr>
-            <w:tcW w:type="dxa" w:w="1701"/>
-          </w:tcPr>
-          <w:p>
-            <w:r/>
-            <w:r>
-              <w:rPr>
-                <w:sz w:val="19"/>
-              </w:rPr>
-              <w:t>0</w:t>
+              <w:t>1</w:t>
             </w:r>
           </w:p>
         </w:tc>
@@ -2151,7 +1453,541 @@
     </w:p>
     <w:p>
       <w:r>
-        <w:t>No research papers have been collected in this issue window yet.</w:t>
+        <w:t>20 new papers from 12 journals were picked up for Academia-to-Industry topics.</w:t>
+      </w:r>
+    </w:p>
+    <w:tbl>
+      <w:tblPr>
+        <w:tblStyle w:val="TableGrid"/>
+        <w:tblW w:type="auto" w:w="0"/>
+        <w:jc w:val="center"/>
+        <w:tblLayout w:type="fixed"/>
+        <w:tblLook w:firstColumn="1" w:firstRow="1" w:lastColumn="0" w:lastRow="0" w:noHBand="0" w:noVBand="1" w:val="04A0"/>
+      </w:tblPr>
+      <w:tblGrid>
+        <w:gridCol w:w="6803"/>
+        <w:gridCol w:w="1701"/>
+      </w:tblGrid>
+      <w:tr>
+        <w:tc>
+          <w:tcPr>
+            <w:tcW w:type="dxa" w:w="6803"/>
+            <w:shd w:val="clear" w:color="auto" w:fill="16324F"/>
+          </w:tcPr>
+          <w:p>
+            <w:r/>
+            <w:r>
+              <w:rPr>
+                <w:b/>
+                <w:color w:val="FFFFFF"/>
+                <w:sz w:val="19"/>
+              </w:rPr>
+              <w:t>Journal</w:t>
+            </w:r>
+          </w:p>
+        </w:tc>
+        <w:tc>
+          <w:tcPr>
+            <w:tcW w:type="dxa" w:w="1701"/>
+            <w:shd w:val="clear" w:color="auto" w:fill="16324F"/>
+          </w:tcPr>
+          <w:p>
+            <w:r/>
+            <w:r>
+              <w:rPr>
+                <w:b/>
+                <w:color w:val="FFFFFF"/>
+                <w:sz w:val="19"/>
+              </w:rPr>
+              <w:t>Papers</w:t>
+            </w:r>
+          </w:p>
+        </w:tc>
+      </w:tr>
+      <w:tr>
+        <w:tc>
+          <w:tcPr>
+            <w:tcW w:type="dxa" w:w="6803"/>
+          </w:tcPr>
+          <w:p>
+            <w:r/>
+            <w:r>
+              <w:rPr>
+                <w:sz w:val="19"/>
+              </w:rPr>
+              <w:t>Journal of Geotechnical and Geoenvironmental Engineering</w:t>
+            </w:r>
+          </w:p>
+        </w:tc>
+        <w:tc>
+          <w:tcPr>
+            <w:tcW w:type="dxa" w:w="1701"/>
+          </w:tcPr>
+          <w:p>
+            <w:r/>
+            <w:r>
+              <w:rPr>
+                <w:sz w:val="19"/>
+              </w:rPr>
+              <w:t>4</w:t>
+            </w:r>
+          </w:p>
+        </w:tc>
+      </w:tr>
+      <w:tr>
+        <w:tc>
+          <w:tcPr>
+            <w:tcW w:type="dxa" w:w="6803"/>
+            <w:shd w:val="clear" w:color="auto" w:fill="F3F5F7"/>
+          </w:tcPr>
+          <w:p>
+            <w:r/>
+            <w:r>
+              <w:rPr>
+                <w:sz w:val="19"/>
+              </w:rPr>
+              <w:t>Engineering Geology</w:t>
+            </w:r>
+          </w:p>
+        </w:tc>
+        <w:tc>
+          <w:tcPr>
+            <w:tcW w:type="dxa" w:w="1701"/>
+            <w:shd w:val="clear" w:color="auto" w:fill="F3F5F7"/>
+          </w:tcPr>
+          <w:p>
+            <w:r/>
+            <w:r>
+              <w:rPr>
+                <w:sz w:val="19"/>
+              </w:rPr>
+              <w:t>3</w:t>
+            </w:r>
+          </w:p>
+        </w:tc>
+      </w:tr>
+      <w:tr>
+        <w:tc>
+          <w:tcPr>
+            <w:tcW w:type="dxa" w:w="6803"/>
+          </w:tcPr>
+          <w:p>
+            <w:r/>
+            <w:r>
+              <w:rPr>
+                <w:sz w:val="19"/>
+              </w:rPr>
+              <w:t>Transportation Geotechnics</w:t>
+            </w:r>
+          </w:p>
+        </w:tc>
+        <w:tc>
+          <w:tcPr>
+            <w:tcW w:type="dxa" w:w="1701"/>
+          </w:tcPr>
+          <w:p>
+            <w:r/>
+            <w:r>
+              <w:rPr>
+                <w:sz w:val="19"/>
+              </w:rPr>
+              <w:t>2</w:t>
+            </w:r>
+          </w:p>
+        </w:tc>
+      </w:tr>
+      <w:tr>
+        <w:tc>
+          <w:tcPr>
+            <w:tcW w:type="dxa" w:w="6803"/>
+            <w:shd w:val="clear" w:color="auto" w:fill="F3F5F7"/>
+          </w:tcPr>
+          <w:p>
+            <w:r/>
+            <w:r>
+              <w:rPr>
+                <w:sz w:val="19"/>
+              </w:rPr>
+              <w:t>Computers and Geotechnics</w:t>
+            </w:r>
+          </w:p>
+        </w:tc>
+        <w:tc>
+          <w:tcPr>
+            <w:tcW w:type="dxa" w:w="1701"/>
+            <w:shd w:val="clear" w:color="auto" w:fill="F3F5F7"/>
+          </w:tcPr>
+          <w:p>
+            <w:r/>
+            <w:r>
+              <w:rPr>
+                <w:sz w:val="19"/>
+              </w:rPr>
+              <w:t>2</w:t>
+            </w:r>
+          </w:p>
+        </w:tc>
+      </w:tr>
+      <w:tr>
+        <w:tc>
+          <w:tcPr>
+            <w:tcW w:type="dxa" w:w="6803"/>
+          </w:tcPr>
+          <w:p>
+            <w:r/>
+            <w:r>
+              <w:rPr>
+                <w:sz w:val="19"/>
+              </w:rPr>
+              <w:t>Tunnelling and Underground Space Technology</w:t>
+            </w:r>
+          </w:p>
+        </w:tc>
+        <w:tc>
+          <w:tcPr>
+            <w:tcW w:type="dxa" w:w="1701"/>
+          </w:tcPr>
+          <w:p>
+            <w:r/>
+            <w:r>
+              <w:rPr>
+                <w:sz w:val="19"/>
+              </w:rPr>
+              <w:t>2</w:t>
+            </w:r>
+          </w:p>
+        </w:tc>
+      </w:tr>
+      <w:tr>
+        <w:tc>
+          <w:tcPr>
+            <w:tcW w:type="dxa" w:w="6803"/>
+            <w:shd w:val="clear" w:color="auto" w:fill="F3F5F7"/>
+          </w:tcPr>
+          <w:p>
+            <w:r/>
+            <w:r>
+              <w:rPr>
+                <w:sz w:val="19"/>
+              </w:rPr>
+              <w:t>Landslides</w:t>
+            </w:r>
+          </w:p>
+        </w:tc>
+        <w:tc>
+          <w:tcPr>
+            <w:tcW w:type="dxa" w:w="1701"/>
+            <w:shd w:val="clear" w:color="auto" w:fill="F3F5F7"/>
+          </w:tcPr>
+          <w:p>
+            <w:r/>
+            <w:r>
+              <w:rPr>
+                <w:sz w:val="19"/>
+              </w:rPr>
+              <w:t>1</w:t>
+            </w:r>
+          </w:p>
+        </w:tc>
+      </w:tr>
+      <w:tr>
+        <w:tc>
+          <w:tcPr>
+            <w:tcW w:type="dxa" w:w="6803"/>
+          </w:tcPr>
+          <w:p>
+            <w:r/>
+            <w:r>
+              <w:rPr>
+                <w:sz w:val="19"/>
+              </w:rPr>
+              <w:t>Soils and Foundations</w:t>
+            </w:r>
+          </w:p>
+        </w:tc>
+        <w:tc>
+          <w:tcPr>
+            <w:tcW w:type="dxa" w:w="1701"/>
+          </w:tcPr>
+          <w:p>
+            <w:r/>
+            <w:r>
+              <w:rPr>
+                <w:sz w:val="19"/>
+              </w:rPr>
+              <w:t>1</w:t>
+            </w:r>
+          </w:p>
+        </w:tc>
+      </w:tr>
+      <w:tr>
+        <w:tc>
+          <w:tcPr>
+            <w:tcW w:type="dxa" w:w="6803"/>
+            <w:shd w:val="clear" w:color="auto" w:fill="F3F5F7"/>
+          </w:tcPr>
+          <w:p>
+            <w:r/>
+            <w:r>
+              <w:rPr>
+                <w:sz w:val="19"/>
+              </w:rPr>
+              <w:t>Proceedings of the Institution of Civil Engineers - Geotechnical Engineering</w:t>
+            </w:r>
+          </w:p>
+        </w:tc>
+        <w:tc>
+          <w:tcPr>
+            <w:tcW w:type="dxa" w:w="1701"/>
+            <w:shd w:val="clear" w:color="auto" w:fill="F3F5F7"/>
+          </w:tcPr>
+          <w:p>
+            <w:r/>
+            <w:r>
+              <w:rPr>
+                <w:sz w:val="19"/>
+              </w:rPr>
+              <w:t>1</w:t>
+            </w:r>
+          </w:p>
+        </w:tc>
+      </w:tr>
+      <w:tr>
+        <w:tc>
+          <w:tcPr>
+            <w:tcW w:type="dxa" w:w="6803"/>
+          </w:tcPr>
+          <w:p>
+            <w:r/>
+            <w:r>
+              <w:rPr>
+                <w:sz w:val="19"/>
+              </w:rPr>
+              <w:t>Acta Geotechnica</w:t>
+            </w:r>
+          </w:p>
+        </w:tc>
+        <w:tc>
+          <w:tcPr>
+            <w:tcW w:type="dxa" w:w="1701"/>
+          </w:tcPr>
+          <w:p>
+            <w:r/>
+            <w:r>
+              <w:rPr>
+                <w:sz w:val="19"/>
+              </w:rPr>
+              <w:t>1</w:t>
+            </w:r>
+          </w:p>
+        </w:tc>
+      </w:tr>
+      <w:tr>
+        <w:tc>
+          <w:tcPr>
+            <w:tcW w:type="dxa" w:w="6803"/>
+            <w:shd w:val="clear" w:color="auto" w:fill="F3F5F7"/>
+          </w:tcPr>
+          <w:p>
+            <w:r/>
+            <w:r>
+              <w:rPr>
+                <w:sz w:val="19"/>
+              </w:rPr>
+              <w:t>Soil Dynamics and Earthquake Engineering</w:t>
+            </w:r>
+          </w:p>
+        </w:tc>
+        <w:tc>
+          <w:tcPr>
+            <w:tcW w:type="dxa" w:w="1701"/>
+            <w:shd w:val="clear" w:color="auto" w:fill="F3F5F7"/>
+          </w:tcPr>
+          <w:p>
+            <w:r/>
+            <w:r>
+              <w:rPr>
+                <w:sz w:val="19"/>
+              </w:rPr>
+              <w:t>1</w:t>
+            </w:r>
+          </w:p>
+        </w:tc>
+      </w:tr>
+      <w:tr>
+        <w:tc>
+          <w:tcPr>
+            <w:tcW w:type="dxa" w:w="6803"/>
+          </w:tcPr>
+          <w:p>
+            <w:r/>
+            <w:r>
+              <w:rPr>
+                <w:sz w:val="19"/>
+              </w:rPr>
+              <w:t>Georisk: Assessment and Management of Risk for Engineered Systems and Geohazards</w:t>
+            </w:r>
+          </w:p>
+        </w:tc>
+        <w:tc>
+          <w:tcPr>
+            <w:tcW w:type="dxa" w:w="1701"/>
+          </w:tcPr>
+          <w:p>
+            <w:r/>
+            <w:r>
+              <w:rPr>
+                <w:sz w:val="19"/>
+              </w:rPr>
+              <w:t>1</w:t>
+            </w:r>
+          </w:p>
+        </w:tc>
+      </w:tr>
+      <w:tr>
+        <w:tc>
+          <w:tcPr>
+            <w:tcW w:type="dxa" w:w="6803"/>
+            <w:shd w:val="clear" w:color="auto" w:fill="F3F5F7"/>
+          </w:tcPr>
+          <w:p>
+            <w:r/>
+            <w:r>
+              <w:rPr>
+                <w:sz w:val="19"/>
+              </w:rPr>
+              <w:t>Underground Space</w:t>
+            </w:r>
+          </w:p>
+        </w:tc>
+        <w:tc>
+          <w:tcPr>
+            <w:tcW w:type="dxa" w:w="1701"/>
+            <w:shd w:val="clear" w:color="auto" w:fill="F3F5F7"/>
+          </w:tcPr>
+          <w:p>
+            <w:r/>
+            <w:r>
+              <w:rPr>
+                <w:sz w:val="19"/>
+              </w:rPr>
+              <w:t>1</w:t>
+            </w:r>
+          </w:p>
+        </w:tc>
+      </w:tr>
+    </w:tbl>
+    <w:p/>
+    <w:p>
+      <w:pPr>
+        <w:pStyle w:val="ListBullet"/>
+      </w:pPr>
+      <w:r>
+        <w:rPr>
+          <w:b/>
+        </w:rPr>
+        <w:t>Secondary Compression of Deep Foundations in Carbonate Soils: An InSAR Study of Sunny Isles, Florida</w:t>
+      </w:r>
+      <w:r>
+        <w:t xml:space="preserve"> — Journal of Geotechnical and Geoenvironmental Engineering, 2026-10-24. Six years of InSAR data show building-specific settlements in carbonate soils that continue after construction, so engineers should plan for long-term deformation and monitoring of deep foundations.</w:t>
+      </w:r>
+    </w:p>
+    <w:p>
+      <w:pPr>
+        <w:pStyle w:val="ListBullet"/>
+      </w:pPr>
+      <w:r>
+        <w:rPr>
+          <w:b/>
+        </w:rPr>
+        <w:t>Probabilistic State Parameter–Based Liquefaction Triggering Model</w:t>
+      </w:r>
+      <w:r>
+        <w:t xml:space="preserve"> — Journal of Geotechnical and Geoenvironmental Engineering, 2026-10-20. A lab-anchored, state-parameter liquefaction triggering model offers an alternative to case-history procedures that can be biased, and it is validated against CPTu data practitioners already use.</w:t>
+      </w:r>
+    </w:p>
+    <w:p>
+      <w:pPr>
+        <w:pStyle w:val="ListBullet"/>
+      </w:pPr>
+      <w:r>
+        <w:rPr>
+          <w:b/>
+        </w:rPr>
+        <w:t>Experimental investigation on deformation behavior of pile-supported embankments with geogrid-tire cells reinforcement</w:t>
+      </w:r>
+      <w:r>
+        <w:t xml:space="preserve"> — Transportation Geotechnics, 2026-10-23. Experimental results on pile-supported embankments with geogrid-tire cells give practical guidance on deformation behaviour and load transfer for low-cost reinforced embankment design.</w:t>
+      </w:r>
+    </w:p>
+    <w:p>
+      <w:pPr>
+        <w:pStyle w:val="ListBullet"/>
+      </w:pPr>
+      <w:r>
+        <w:rPr>
+          <w:b/>
+        </w:rPr>
+        <w:t>From rockfall to landslide: early warning based on video monitoring in open-pit mines</w:t>
+      </w:r>
+      <w:r>
+        <w:t xml:space="preserve"> — Landslides, 2026-10-20. Video monitoring workflows that link rockfall events to developing landslides give open-pit mine operators a practical early-warning approach they could deploy now.</w:t>
+      </w:r>
+    </w:p>
+    <w:p>
+      <w:pPr>
+        <w:pStyle w:val="ListBullet"/>
+      </w:pPr>
+      <w:r>
+        <w:rPr>
+          <w:b/>
+        </w:rPr>
+        <w:t>Stiffness compatibility in geosynthetic-reinforced column-supported embankment widening over soft ground: numerical insights and a design framework</w:t>
+      </w:r>
+      <w:r>
+        <w:t xml:space="preserve"> — Soils and Foundations, 2026-10-22. A stiffness-compatibility design framework for geosynthetic-reinforced column-supported embankment widening addresses differential settlement issues that practitioners face when widening existing embankments.</w:t>
+      </w:r>
+    </w:p>
+    <w:p>
+      <w:pPr>
+        <w:pStyle w:val="ListBullet"/>
+      </w:pPr>
+      <w:r>
+        <w:rPr>
+          <w:b/>
+        </w:rPr>
+        <w:t>Extended soil-arching analysis for piled embankments with rectangular pile layouts</w:t>
+      </w:r>
+      <w:r>
+        <w:t xml:space="preserve"> — Proceedings of the Institution of Civil Engineers - Geotechnical Engineering, 2026-10-21. Extended soil-arching solutions for rectangular pile layouts, with error quantified against the equivalent-square simplification, give designers a more accurate load-transfer method for piled embankments.</w:t>
+      </w:r>
+    </w:p>
+    <w:p>
+      <w:pPr>
+        <w:pStyle w:val="ListBullet"/>
+      </w:pPr>
+      <w:r>
+        <w:rPr>
+          <w:b/>
+        </w:rPr>
+        <w:t>Stability analysis of geotextile tube tailings dams under inclined stacking: composite failure mechanism and oblique horizontal slice method</w:t>
+      </w:r>
+      <w:r>
+        <w:t xml:space="preserve"> — Acta Geotechnica, 2026-10-20. A composite failure mechanism and slice method for geotextile tube tailings dams under inclined stacking provide a stability check that practitioners can use for tailings management.</w:t>
+      </w:r>
+    </w:p>
+    <w:p>
+      <w:pPr>
+        <w:pStyle w:val="ListBullet"/>
+      </w:pPr>
+      <w:r>
+        <w:rPr>
+          <w:b/>
+        </w:rPr>
+        <w:t>A unified experimental-numerical assessment of Cable, Pile, and Zone solid rockbolt models in FLAC3D: bond-slip, load transfer, and model selection</w:t>
+      </w:r>
+      <w:r>
+        <w:t xml:space="preserve"> — Computers and Geotechnics, 2026-10-20. A combined experimental and numerical comparison of FLAC3D rockbolt models helps engineers select the appropriate bolt model and calibrate bond-slip parameters for support design.</w:t>
       </w:r>
     </w:p>
     <w:p>

--- a/docs/reports/site-report.docx
+++ b/docs/reports/site-report.docx
@@ -28,7 +28,7 @@
           <w:color w:val="5B6573"/>
           <w:sz w:val="19"/>
         </w:rPr>
-        <w:t>ISSMGE Magazine · generated 24 October 2026, 16:38 UTC · updated automatically after every scan</w:t>
+        <w:t>ISSMGE Magazine · generated 24 October 2026, 16:42 UTC · updated automatically after every scan</w:t>
       </w:r>
     </w:p>
     <w:p>
@@ -2003,9 +2003,153 @@
     </w:p>
     <w:p>
       <w:r>
-        <w:t>No issue brief has been generated yet. Drafts appear automatically in the last weeks of each quarter, a final brief right after it closes, and any time from the issue page.</w:t>
+        <w:t>Claude drafts a brief for each issue window: a proposed line-up per theme, feature leads, Academia-to-Industry topics, a regional-balance check and gaps worth covering.</w:t>
       </w:r>
     </w:p>
+    <w:tbl>
+      <w:tblPr>
+        <w:tblStyle w:val="TableGrid"/>
+        <w:tblW w:type="auto" w:w="0"/>
+        <w:jc w:val="center"/>
+        <w:tblLayout w:type="fixed"/>
+        <w:tblLook w:firstColumn="1" w:firstRow="1" w:lastColumn="0" w:lastRow="0" w:noHBand="0" w:noVBand="1" w:val="04A0"/>
+      </w:tblPr>
+      <w:tblGrid>
+        <w:gridCol w:w="1984"/>
+        <w:gridCol w:w="1417"/>
+        <w:gridCol w:w="2835"/>
+        <w:gridCol w:w="3402"/>
+      </w:tblGrid>
+      <w:tr>
+        <w:tc>
+          <w:tcPr>
+            <w:tcW w:type="dxa" w:w="1984"/>
+            <w:shd w:val="clear" w:color="auto" w:fill="16324F"/>
+          </w:tcPr>
+          <w:p>
+            <w:r/>
+            <w:r>
+              <w:rPr>
+                <w:b/>
+                <w:color w:val="FFFFFF"/>
+                <w:sz w:val="19"/>
+              </w:rPr>
+              <w:t>Issue window</w:t>
+            </w:r>
+          </w:p>
+        </w:tc>
+        <w:tc>
+          <w:tcPr>
+            <w:tcW w:type="dxa" w:w="1417"/>
+            <w:shd w:val="clear" w:color="auto" w:fill="16324F"/>
+          </w:tcPr>
+          <w:p>
+            <w:r/>
+            <w:r>
+              <w:rPr>
+                <w:b/>
+                <w:color w:val="FFFFFF"/>
+                <w:sz w:val="19"/>
+              </w:rPr>
+              <w:t>Status</w:t>
+            </w:r>
+          </w:p>
+        </w:tc>
+        <w:tc>
+          <w:tcPr>
+            <w:tcW w:type="dxa" w:w="2835"/>
+            <w:shd w:val="clear" w:color="auto" w:fill="16324F"/>
+          </w:tcPr>
+          <w:p>
+            <w:r/>
+            <w:r>
+              <w:rPr>
+                <w:b/>
+                <w:color w:val="FFFFFF"/>
+                <w:sz w:val="19"/>
+              </w:rPr>
+              <w:t>Generated (UTC)</w:t>
+            </w:r>
+          </w:p>
+        </w:tc>
+        <w:tc>
+          <w:tcPr>
+            <w:tcW w:type="dxa" w:w="3402"/>
+            <w:shd w:val="clear" w:color="auto" w:fill="16324F"/>
+          </w:tcPr>
+          <w:p>
+            <w:r/>
+            <w:r>
+              <w:rPr>
+                <w:b/>
+                <w:color w:val="FFFFFF"/>
+                <w:sz w:val="19"/>
+              </w:rPr>
+              <w:t>Drafted from</w:t>
+            </w:r>
+          </w:p>
+        </w:tc>
+      </w:tr>
+      <w:tr>
+        <w:tc>
+          <w:tcPr>
+            <w:tcW w:type="dxa" w:w="1984"/>
+          </w:tcPr>
+          <w:p>
+            <w:r/>
+            <w:r>
+              <w:rPr>
+                <w:sz w:val="19"/>
+              </w:rPr>
+              <w:t>2026-Q4</w:t>
+            </w:r>
+          </w:p>
+        </w:tc>
+        <w:tc>
+          <w:tcPr>
+            <w:tcW w:type="dxa" w:w="1417"/>
+          </w:tcPr>
+          <w:p>
+            <w:r/>
+            <w:r>
+              <w:rPr>
+                <w:sz w:val="19"/>
+              </w:rPr>
+              <w:t>draft</w:t>
+            </w:r>
+          </w:p>
+        </w:tc>
+        <w:tc>
+          <w:tcPr>
+            <w:tcW w:type="dxa" w:w="2835"/>
+          </w:tcPr>
+          <w:p>
+            <w:r/>
+            <w:r>
+              <w:rPr>
+                <w:sz w:val="19"/>
+              </w:rPr>
+              <w:t>2026-10-24 16:40</w:t>
+            </w:r>
+          </w:p>
+        </w:tc>
+        <w:tc>
+          <w:tcPr>
+            <w:tcW w:type="dxa" w:w="3402"/>
+          </w:tcPr>
+          <w:p>
+            <w:r/>
+            <w:r>
+              <w:rPr>
+                <w:sz w:val="19"/>
+              </w:rPr>
+              <w:t>60 stories</w:t>
+            </w:r>
+          </w:p>
+        </w:tc>
+      </w:tr>
+    </w:tbl>
+    <w:p/>
     <w:p>
       <w:pPr>
         <w:pStyle w:val="Heading1"/>

--- a/docs/reports/site-report.docx
+++ b/docs/reports/site-report.docx
@@ -28,7 +28,7 @@
           <w:color w:val="5B6573"/>
           <w:sz w:val="19"/>
         </w:rPr>
-        <w:t>ISSMGE Magazine · generated 24 October 2026, 16:42 UTC · updated automatically after every scan</w:t>
+        <w:t>ISSMGE Magazine · generated 24 October 2026, 20:19 UTC · updated automatically after every scan</w:t>
       </w:r>
     </w:p>
     <w:p>

--- a/docs/reports/site-report.docx
+++ b/docs/reports/site-report.docx
@@ -28,7 +28,7 @@
           <w:color w:val="5B6573"/>
           <w:sz w:val="19"/>
         </w:rPr>
-        <w:t>ISSMGE Magazine · generated 24 October 2026, 20:19 UTC · updated automatically after every scan</w:t>
+        <w:t>ISSMGE Magazine · generated 24 October 2026, 23:27 UTC · updated automatically after every scan</w:t>
       </w:r>
     </w:p>
     <w:p>
@@ -334,6 +334,99 @@
               <w:rPr>
                 <w:sz w:val="19"/>
               </w:rPr>
+              <w:t>Stories located in a country (world map)</w:t>
+            </w:r>
+          </w:p>
+        </w:tc>
+        <w:tc>
+          <w:tcPr>
+            <w:tcW w:type="dxa" w:w="5102"/>
+            <w:shd w:val="clear" w:color="auto" w:fill="F3F5F7"/>
+          </w:tcPr>
+          <w:p>
+            <w:r/>
+            <w:r>
+              <w:rPr>
+                <w:sz w:val="19"/>
+              </w:rPr>
+              <w:t>0 of 60</w:t>
+            </w:r>
+          </w:p>
+        </w:tc>
+      </w:tr>
+      <w:tr>
+        <w:tc>
+          <w:tcPr>
+            <w:tcW w:type="dxa" w:w="4535"/>
+          </w:tcPr>
+          <w:p>
+            <w:r/>
+            <w:r>
+              <w:rPr>
+                <w:sz w:val="19"/>
+              </w:rPr>
+              <w:t>Developing stories (two or more reports)</w:t>
+            </w:r>
+          </w:p>
+        </w:tc>
+        <w:tc>
+          <w:tcPr>
+            <w:tcW w:type="dxa" w:w="5102"/>
+          </w:tcPr>
+          <w:p>
+            <w:r/>
+            <w:r>
+              <w:rPr>
+                <w:sz w:val="19"/>
+              </w:rPr>
+              <w:t>0</w:t>
+            </w:r>
+          </w:p>
+        </w:tc>
+      </w:tr>
+      <w:tr>
+        <w:tc>
+          <w:tcPr>
+            <w:tcW w:type="dxa" w:w="4535"/>
+            <w:shd w:val="clear" w:color="auto" w:fill="F3F5F7"/>
+          </w:tcPr>
+          <w:p>
+            <w:r/>
+            <w:r>
+              <w:rPr>
+                <w:sz w:val="19"/>
+              </w:rPr>
+              <w:t>Weekly summaries e-mailed</w:t>
+            </w:r>
+          </w:p>
+        </w:tc>
+        <w:tc>
+          <w:tcPr>
+            <w:tcW w:type="dxa" w:w="5102"/>
+            <w:shd w:val="clear" w:color="auto" w:fill="F3F5F7"/>
+          </w:tcPr>
+          <w:p>
+            <w:r/>
+            <w:r>
+              <w:rPr>
+                <w:sz w:val="19"/>
+              </w:rPr>
+              <w:t>0</w:t>
+            </w:r>
+          </w:p>
+        </w:tc>
+      </w:tr>
+      <w:tr>
+        <w:tc>
+          <w:tcPr>
+            <w:tcW w:type="dxa" w:w="4535"/>
+          </w:tcPr>
+          <w:p>
+            <w:r/>
+            <w:r>
+              <w:rPr>
+                <w:sz w:val="19"/>
+              </w:rPr>
               <w:t>Websites failing on latest scan</w:t>
             </w:r>
           </w:p>
@@ -341,7 +434,6 @@
         <w:tc>
           <w:tcPr>
             <w:tcW w:type="dxa" w:w="5102"/>
-            <w:shd w:val="clear" w:color="auto" w:fill="F3F5F7"/>
           </w:tcPr>
           <w:p>
             <w:r/>
@@ -473,10 +565,66 @@
         <w:rPr>
           <w:b/>
         </w:rPr>
+        <w:t xml:space="preserve">World map: </w:t>
+      </w:r>
+      <w:r>
+        <w:t>Claude reads where each story happened (country and town, region or site); the World map plots stories by country for any issue window and marks the ISSMGE member-society countries with no stories, region by region, so coverage gaps are visible.</w:t>
+      </w:r>
+    </w:p>
+    <w:p>
+      <w:pPr>
+        <w:pStyle w:val="ListBullet"/>
+      </w:pPr>
+      <w:r>
+        <w:rPr>
+          <w:b/>
+        </w:rPr>
+        <w:t xml:space="preserve">Developing stories: </w:t>
+      </w:r>
+      <w:r>
+        <w:t>each scan links follow-up reports (the response, the inquiry, the repair, the court case) to the earlier story about the same event, project or site, with the stage reached; each developing story has a timeline, and story cards carry a Developing story chip.</w:t>
+      </w:r>
+    </w:p>
+    <w:p>
+      <w:pPr>
+        <w:pStyle w:val="ListBullet"/>
+      </w:pPr>
+      <w:r>
+        <w:rPr>
+          <w:b/>
+        </w:rPr>
+        <w:t xml:space="preserve">Events calendar: </w:t>
+      </w:r>
+      <w:r>
+        <w:t>conferences, symposia and courses with their call-for-papers deadlines, from the editors' list (data/events.yaml) and a weekly refresh in which Claude reads the organisers' calendars; a calendar feed to subscribe to, and the next deadlines beside the news.</w:t>
+      </w:r>
+    </w:p>
+    <w:p>
+      <w:pPr>
+        <w:pStyle w:val="ListBullet"/>
+      </w:pPr>
+      <w:r>
+        <w:rPr>
+          <w:b/>
+        </w:rPr>
+        <w:t xml:space="preserve">Alerts and weekly summary: </w:t>
+      </w:r>
+      <w:r>
+        <w:t>an e-mail after any scan that finds a new 5/5 story, and every Monday a summary of the week for the editorial team (top stories, developing stories, regional coverage, events and research), also kept as web pages.</w:t>
+      </w:r>
+    </w:p>
+    <w:p>
+      <w:pPr>
+        <w:pStyle w:val="ListBullet"/>
+      </w:pPr>
+      <w:r>
+        <w:rPr>
+          <w:b/>
+        </w:rPr>
         <w:t xml:space="preserve">Search and AI assistant: </w:t>
       </w:r>
       <w:r>
-        <w:t>search every archived story with filters, or ask the AI assistant, which can also read attached PDF and Word documents.</w:t>
+        <w:t>search every archived story with filters, or ask the AI assistant, which knows the developing stories and the events calendar and can also read attached PDF and Word documents.</w:t>
       </w:r>
     </w:p>
     <w:p>
@@ -1448,7 +1596,495 @@
         <w:rPr>
           <w:color w:val="16324F"/>
         </w:rPr>
-        <w:t>6. Research papers (Q4 2026)</w:t>
+        <w:t>6. Regional coverage (world map): Q4 2026</w:t>
+      </w:r>
+    </w:p>
+    <w:p>
+      <w:r>
+        <w:t>Q4 2026 (Oct – Dec 2026): 0 of 60 stories are located in a country of one of ISSMGE's six regions; 0 are global or about several countries and 60 have no location yet. 0 of 87 member-society countries have at least one story.</w:t>
+      </w:r>
+    </w:p>
+    <w:tbl>
+      <w:tblPr>
+        <w:tblStyle w:val="TableGrid"/>
+        <w:tblW w:type="auto" w:w="0"/>
+        <w:jc w:val="center"/>
+        <w:tblLayout w:type="fixed"/>
+        <w:tblLook w:firstColumn="1" w:firstRow="1" w:lastColumn="0" w:lastRow="0" w:noHBand="0" w:noVBand="1" w:val="04A0"/>
+      </w:tblPr>
+      <w:tblGrid>
+        <w:gridCol w:w="1814"/>
+        <w:gridCol w:w="1020"/>
+        <w:gridCol w:w="1814"/>
+        <w:gridCol w:w="4989"/>
+      </w:tblGrid>
+      <w:tr>
+        <w:tc>
+          <w:tcPr>
+            <w:tcW w:type="dxa" w:w="1814"/>
+            <w:shd w:val="clear" w:color="auto" w:fill="16324F"/>
+          </w:tcPr>
+          <w:p>
+            <w:r/>
+            <w:r>
+              <w:rPr>
+                <w:b/>
+                <w:color w:val="FFFFFF"/>
+                <w:sz w:val="19"/>
+              </w:rPr>
+              <w:t>ISSMGE region</w:t>
+            </w:r>
+          </w:p>
+        </w:tc>
+        <w:tc>
+          <w:tcPr>
+            <w:tcW w:type="dxa" w:w="1020"/>
+            <w:shd w:val="clear" w:color="auto" w:fill="16324F"/>
+          </w:tcPr>
+          <w:p>
+            <w:r/>
+            <w:r>
+              <w:rPr>
+                <w:b/>
+                <w:color w:val="FFFFFF"/>
+                <w:sz w:val="19"/>
+              </w:rPr>
+              <w:t>Stories</w:t>
+            </w:r>
+          </w:p>
+        </w:tc>
+        <w:tc>
+          <w:tcPr>
+            <w:tcW w:type="dxa" w:w="1814"/>
+            <w:shd w:val="clear" w:color="auto" w:fill="16324F"/>
+          </w:tcPr>
+          <w:p>
+            <w:r/>
+            <w:r>
+              <w:rPr>
+                <w:b/>
+                <w:color w:val="FFFFFF"/>
+                <w:sz w:val="19"/>
+              </w:rPr>
+              <w:t>Member societies covered</w:t>
+            </w:r>
+          </w:p>
+        </w:tc>
+        <w:tc>
+          <w:tcPr>
+            <w:tcW w:type="dxa" w:w="4989"/>
+            <w:shd w:val="clear" w:color="auto" w:fill="16324F"/>
+          </w:tcPr>
+          <w:p>
+            <w:r/>
+            <w:r>
+              <w:rPr>
+                <w:b/>
+                <w:color w:val="FFFFFF"/>
+                <w:sz w:val="19"/>
+              </w:rPr>
+              <w:t>Member-society countries with no stories</w:t>
+            </w:r>
+          </w:p>
+        </w:tc>
+      </w:tr>
+      <w:tr>
+        <w:tc>
+          <w:tcPr>
+            <w:tcW w:type="dxa" w:w="1814"/>
+          </w:tcPr>
+          <w:p>
+            <w:r/>
+            <w:r>
+              <w:rPr>
+                <w:sz w:val="19"/>
+              </w:rPr>
+              <w:t>Africa</w:t>
+            </w:r>
+          </w:p>
+        </w:tc>
+        <w:tc>
+          <w:tcPr>
+            <w:tcW w:type="dxa" w:w="1020"/>
+          </w:tcPr>
+          <w:p>
+            <w:r/>
+            <w:r>
+              <w:rPr>
+                <w:sz w:val="19"/>
+              </w:rPr>
+              <w:t>0</w:t>
+            </w:r>
+          </w:p>
+        </w:tc>
+        <w:tc>
+          <w:tcPr>
+            <w:tcW w:type="dxa" w:w="1814"/>
+          </w:tcPr>
+          <w:p>
+            <w:r/>
+            <w:r>
+              <w:rPr>
+                <w:sz w:val="19"/>
+              </w:rPr>
+              <w:t>0 of 8</w:t>
+            </w:r>
+          </w:p>
+        </w:tc>
+        <w:tc>
+          <w:tcPr>
+            <w:tcW w:type="dxa" w:w="4989"/>
+          </w:tcPr>
+          <w:p>
+            <w:r/>
+            <w:r>
+              <w:rPr>
+                <w:sz w:val="19"/>
+              </w:rPr>
+              <w:t>Egypt, Kenya, Morocco, Nigeria, South Africa, Tunisia, Zambia, Zimbabwe</w:t>
+            </w:r>
+          </w:p>
+        </w:tc>
+      </w:tr>
+      <w:tr>
+        <w:tc>
+          <w:tcPr>
+            <w:tcW w:type="dxa" w:w="1814"/>
+            <w:shd w:val="clear" w:color="auto" w:fill="F3F5F7"/>
+          </w:tcPr>
+          <w:p>
+            <w:r/>
+            <w:r>
+              <w:rPr>
+                <w:sz w:val="19"/>
+              </w:rPr>
+              <w:t>Asia</w:t>
+            </w:r>
+          </w:p>
+        </w:tc>
+        <w:tc>
+          <w:tcPr>
+            <w:tcW w:type="dxa" w:w="1020"/>
+            <w:shd w:val="clear" w:color="auto" w:fill="F3F5F7"/>
+          </w:tcPr>
+          <w:p>
+            <w:r/>
+            <w:r>
+              <w:rPr>
+                <w:sz w:val="19"/>
+              </w:rPr>
+              <w:t>0</w:t>
+            </w:r>
+          </w:p>
+        </w:tc>
+        <w:tc>
+          <w:tcPr>
+            <w:tcW w:type="dxa" w:w="1814"/>
+            <w:shd w:val="clear" w:color="auto" w:fill="F3F5F7"/>
+          </w:tcPr>
+          <w:p>
+            <w:r/>
+            <w:r>
+              <w:rPr>
+                <w:sz w:val="19"/>
+              </w:rPr>
+              <w:t>0 of 26</w:t>
+            </w:r>
+          </w:p>
+        </w:tc>
+        <w:tc>
+          <w:tcPr>
+            <w:tcW w:type="dxa" w:w="4989"/>
+            <w:shd w:val="clear" w:color="auto" w:fill="F3F5F7"/>
+          </w:tcPr>
+          <w:p>
+            <w:r/>
+            <w:r>
+              <w:rPr>
+                <w:sz w:val="19"/>
+              </w:rPr>
+              <w:t>Bangladesh, China, Hong Kong, India, Indonesia, Iran, Iraq, Japan, Kazakhstan, Kyrgyzstan, Lebanon, Malaysia, Mongolia, Nepal, Pakistan, Philippines, Singapore, South Korea, Sri Lanka, Syria, Taiwan, Tajikistan, Thailand, United Arab Emirates, Uzbekistan, Vietnam</w:t>
+            </w:r>
+          </w:p>
+        </w:tc>
+      </w:tr>
+      <w:tr>
+        <w:tc>
+          <w:tcPr>
+            <w:tcW w:type="dxa" w:w="1814"/>
+          </w:tcPr>
+          <w:p>
+            <w:r/>
+            <w:r>
+              <w:rPr>
+                <w:sz w:val="19"/>
+              </w:rPr>
+              <w:t>Australasia</w:t>
+            </w:r>
+          </w:p>
+        </w:tc>
+        <w:tc>
+          <w:tcPr>
+            <w:tcW w:type="dxa" w:w="1020"/>
+          </w:tcPr>
+          <w:p>
+            <w:r/>
+            <w:r>
+              <w:rPr>
+                <w:sz w:val="19"/>
+              </w:rPr>
+              <w:t>0</w:t>
+            </w:r>
+          </w:p>
+        </w:tc>
+        <w:tc>
+          <w:tcPr>
+            <w:tcW w:type="dxa" w:w="1814"/>
+          </w:tcPr>
+          <w:p>
+            <w:r/>
+            <w:r>
+              <w:rPr>
+                <w:sz w:val="19"/>
+              </w:rPr>
+              <w:t>0 of 2</w:t>
+            </w:r>
+          </w:p>
+        </w:tc>
+        <w:tc>
+          <w:tcPr>
+            <w:tcW w:type="dxa" w:w="4989"/>
+          </w:tcPr>
+          <w:p>
+            <w:r/>
+            <w:r>
+              <w:rPr>
+                <w:sz w:val="19"/>
+              </w:rPr>
+              <w:t>Australia, New Zealand</w:t>
+            </w:r>
+          </w:p>
+        </w:tc>
+      </w:tr>
+      <w:tr>
+        <w:tc>
+          <w:tcPr>
+            <w:tcW w:type="dxa" w:w="1814"/>
+            <w:shd w:val="clear" w:color="auto" w:fill="F3F5F7"/>
+          </w:tcPr>
+          <w:p>
+            <w:r/>
+            <w:r>
+              <w:rPr>
+                <w:sz w:val="19"/>
+              </w:rPr>
+              <w:t>Europe</w:t>
+            </w:r>
+          </w:p>
+        </w:tc>
+        <w:tc>
+          <w:tcPr>
+            <w:tcW w:type="dxa" w:w="1020"/>
+            <w:shd w:val="clear" w:color="auto" w:fill="F3F5F7"/>
+          </w:tcPr>
+          <w:p>
+            <w:r/>
+            <w:r>
+              <w:rPr>
+                <w:sz w:val="19"/>
+              </w:rPr>
+              <w:t>0</w:t>
+            </w:r>
+          </w:p>
+        </w:tc>
+        <w:tc>
+          <w:tcPr>
+            <w:tcW w:type="dxa" w:w="1814"/>
+            <w:shd w:val="clear" w:color="auto" w:fill="F3F5F7"/>
+          </w:tcPr>
+          <w:p>
+            <w:r/>
+            <w:r>
+              <w:rPr>
+                <w:sz w:val="19"/>
+              </w:rPr>
+              <w:t>0 of 37</w:t>
+            </w:r>
+          </w:p>
+        </w:tc>
+        <w:tc>
+          <w:tcPr>
+            <w:tcW w:type="dxa" w:w="4989"/>
+            <w:shd w:val="clear" w:color="auto" w:fill="F3F5F7"/>
+          </w:tcPr>
+          <w:p>
+            <w:r/>
+            <w:r>
+              <w:rPr>
+                <w:sz w:val="19"/>
+              </w:rPr>
+              <w:t>Austria, Belgium, Bosnia and Herzegovina, Bulgaria, Croatia, Cyprus, Czechia, Denmark, Estonia, Finland, France, Georgia, Germany, Greece, Hungary, Iceland, Ireland, Israel, Italy, Latvia, Lithuania, Netherlands, North Macedonia, Norway, Poland, Portugal, Romania, Russia, Serbia, Slovakia, Slovenia, Spain, Sweden, Switzerland, Türkiye, Ukraine, United Kingdom</w:t>
+            </w:r>
+          </w:p>
+        </w:tc>
+      </w:tr>
+      <w:tr>
+        <w:tc>
+          <w:tcPr>
+            <w:tcW w:type="dxa" w:w="1814"/>
+          </w:tcPr>
+          <w:p>
+            <w:r/>
+            <w:r>
+              <w:rPr>
+                <w:sz w:val="19"/>
+              </w:rPr>
+              <w:t>North America</w:t>
+            </w:r>
+          </w:p>
+        </w:tc>
+        <w:tc>
+          <w:tcPr>
+            <w:tcW w:type="dxa" w:w="1020"/>
+          </w:tcPr>
+          <w:p>
+            <w:r/>
+            <w:r>
+              <w:rPr>
+                <w:sz w:val="19"/>
+              </w:rPr>
+              <w:t>0</w:t>
+            </w:r>
+          </w:p>
+        </w:tc>
+        <w:tc>
+          <w:tcPr>
+            <w:tcW w:type="dxa" w:w="1814"/>
+          </w:tcPr>
+          <w:p>
+            <w:r/>
+            <w:r>
+              <w:rPr>
+                <w:sz w:val="19"/>
+              </w:rPr>
+              <w:t>0 of 3</w:t>
+            </w:r>
+          </w:p>
+        </w:tc>
+        <w:tc>
+          <w:tcPr>
+            <w:tcW w:type="dxa" w:w="4989"/>
+          </w:tcPr>
+          <w:p>
+            <w:r/>
+            <w:r>
+              <w:rPr>
+                <w:sz w:val="19"/>
+              </w:rPr>
+              <w:t>Canada, Mexico, United States</w:t>
+            </w:r>
+          </w:p>
+        </w:tc>
+      </w:tr>
+      <w:tr>
+        <w:tc>
+          <w:tcPr>
+            <w:tcW w:type="dxa" w:w="1814"/>
+            <w:shd w:val="clear" w:color="auto" w:fill="F3F5F7"/>
+          </w:tcPr>
+          <w:p>
+            <w:r/>
+            <w:r>
+              <w:rPr>
+                <w:sz w:val="19"/>
+              </w:rPr>
+              <w:t>South America</w:t>
+            </w:r>
+          </w:p>
+        </w:tc>
+        <w:tc>
+          <w:tcPr>
+            <w:tcW w:type="dxa" w:w="1020"/>
+            <w:shd w:val="clear" w:color="auto" w:fill="F3F5F7"/>
+          </w:tcPr>
+          <w:p>
+            <w:r/>
+            <w:r>
+              <w:rPr>
+                <w:sz w:val="19"/>
+              </w:rPr>
+              <w:t>0</w:t>
+            </w:r>
+          </w:p>
+        </w:tc>
+        <w:tc>
+          <w:tcPr>
+            <w:tcW w:type="dxa" w:w="1814"/>
+            <w:shd w:val="clear" w:color="auto" w:fill="F3F5F7"/>
+          </w:tcPr>
+          <w:p>
+            <w:r/>
+            <w:r>
+              <w:rPr>
+                <w:sz w:val="19"/>
+              </w:rPr>
+              <w:t>0 of 11</w:t>
+            </w:r>
+          </w:p>
+        </w:tc>
+        <w:tc>
+          <w:tcPr>
+            <w:tcW w:type="dxa" w:w="4989"/>
+            <w:shd w:val="clear" w:color="auto" w:fill="F3F5F7"/>
+          </w:tcPr>
+          <w:p>
+            <w:r/>
+            <w:r>
+              <w:rPr>
+                <w:sz w:val="19"/>
+              </w:rPr>
+              <w:t>Argentina, Bolivia, Brazil, Chile, Colombia, Costa Rica, Cuba, Guatemala, Paraguay, Peru, Venezuela</w:t>
+            </w:r>
+          </w:p>
+        </w:tc>
+      </w:tr>
+    </w:tbl>
+    <w:p/>
+    <w:p>
+      <w:r>
+        <w:rPr>
+          <w:i/>
+          <w:color w:val="5B6573"/>
+          <w:sz w:val="18"/>
+        </w:rPr>
+        <w:t>A story's country is where its event, project or site is, as Claude read it (not the outlet's country or the Google News edition). The map page shows every country and period.</w:t>
+      </w:r>
+    </w:p>
+    <w:p>
+      <w:pPr>
+        <w:pStyle w:val="Heading1"/>
+      </w:pPr>
+      <w:r>
+        <w:rPr>
+          <w:color w:val="16324F"/>
+        </w:rPr>
+        <w:t>7. Developing stories</w:t>
+      </w:r>
+    </w:p>
+    <w:p>
+      <w:r>
+        <w:t>No developing stories yet: they appear when a new report follows up an earlier story in the archive (an inquiry into a landslide reported last month, for example).</w:t>
+      </w:r>
+    </w:p>
+    <w:p>
+      <w:pPr>
+        <w:pStyle w:val="Heading1"/>
+      </w:pPr>
+      <w:r>
+        <w:rPr>
+          <w:color w:val="16324F"/>
+        </w:rPr>
+        <w:t>8. Research papers (Q4 2026)</w:t>
       </w:r>
     </w:p>
     <w:p>
@@ -1998,12 +2634,12 @@
         <w:rPr>
           <w:color w:val="16324F"/>
         </w:rPr>
-        <w:t>7. Issue briefs</w:t>
+        <w:t>9. Issue briefs</w:t>
       </w:r>
     </w:p>
     <w:p>
       <w:r>
-        <w:t>Claude drafts a brief for each issue window: a proposed line-up per theme, feature leads, Academia-to-Industry topics, a regional-balance check and gaps worth covering.</w:t>
+        <w:t>Claude drafts a brief for each issue window: a proposed line-up per theme, feature leads, Academia-to-Industry topics, a regional-balance check, gaps worth covering, and the window's developing stories and events.</w:t>
       </w:r>
     </w:p>
     <w:tbl>
@@ -2158,7 +2794,646 @@
         <w:rPr>
           <w:color w:val="16324F"/>
         </w:rPr>
-        <w:t>8. Change log</w:t>
+        <w:t>10. Events calendar</w:t>
+      </w:r>
+    </w:p>
+    <w:p>
+      <w:r>
+        <w:t>The calendar holds 6 events: 6 from the editors' list (data/events.yaml) and 0 found by the weekly refresh, which has not run yet (it needs the ANTHROPIC_API_KEY secret and Anthropic's web search and web fetch tools).</w:t>
+      </w:r>
+    </w:p>
+    <w:p>
+      <w:r>
+        <w:t>No call-for-papers deadline falls in the next 90 days.</w:t>
+      </w:r>
+    </w:p>
+    <w:p>
+      <w:pPr>
+        <w:pStyle w:val="Heading2"/>
+      </w:pPr>
+      <w:r>
+        <w:rPr>
+          <w:color w:val="23466B"/>
+        </w:rPr>
+        <w:t>Events in the next 12 months</w:t>
+      </w:r>
+    </w:p>
+    <w:tbl>
+      <w:tblPr>
+        <w:tblStyle w:val="TableGrid"/>
+        <w:tblW w:type="auto" w:w="0"/>
+        <w:jc w:val="center"/>
+        <w:tblLayout w:type="fixed"/>
+        <w:tblLook w:firstColumn="1" w:firstRow="1" w:lastColumn="0" w:lastRow="0" w:noHBand="0" w:noVBand="1" w:val="04A0"/>
+      </w:tblPr>
+      <w:tblGrid>
+        <w:gridCol w:w="1361"/>
+        <w:gridCol w:w="4535"/>
+        <w:gridCol w:w="2041"/>
+        <w:gridCol w:w="1701"/>
+      </w:tblGrid>
+      <w:tr>
+        <w:tc>
+          <w:tcPr>
+            <w:tcW w:type="dxa" w:w="1361"/>
+            <w:shd w:val="clear" w:color="auto" w:fill="16324F"/>
+          </w:tcPr>
+          <w:p>
+            <w:r/>
+            <w:r>
+              <w:rPr>
+                <w:b/>
+                <w:color w:val="FFFFFF"/>
+                <w:sz w:val="19"/>
+              </w:rPr>
+              <w:t>Starts</w:t>
+            </w:r>
+          </w:p>
+        </w:tc>
+        <w:tc>
+          <w:tcPr>
+            <w:tcW w:type="dxa" w:w="4535"/>
+            <w:shd w:val="clear" w:color="auto" w:fill="16324F"/>
+          </w:tcPr>
+          <w:p>
+            <w:r/>
+            <w:r>
+              <w:rPr>
+                <w:b/>
+                <w:color w:val="FFFFFF"/>
+                <w:sz w:val="19"/>
+              </w:rPr>
+              <w:t>Event</w:t>
+            </w:r>
+          </w:p>
+        </w:tc>
+        <w:tc>
+          <w:tcPr>
+            <w:tcW w:type="dxa" w:w="2041"/>
+            <w:shd w:val="clear" w:color="auto" w:fill="16324F"/>
+          </w:tcPr>
+          <w:p>
+            <w:r/>
+            <w:r>
+              <w:rPr>
+                <w:b/>
+                <w:color w:val="FFFFFF"/>
+                <w:sz w:val="19"/>
+              </w:rPr>
+              <w:t>Where</w:t>
+            </w:r>
+          </w:p>
+        </w:tc>
+        <w:tc>
+          <w:tcPr>
+            <w:tcW w:type="dxa" w:w="1701"/>
+            <w:shd w:val="clear" w:color="auto" w:fill="16324F"/>
+          </w:tcPr>
+          <w:p>
+            <w:r/>
+            <w:r>
+              <w:rPr>
+                <w:b/>
+                <w:color w:val="FFFFFF"/>
+                <w:sz w:val="19"/>
+              </w:rPr>
+              <w:t>Kind</w:t>
+            </w:r>
+          </w:p>
+        </w:tc>
+      </w:tr>
+      <w:tr>
+        <w:tc>
+          <w:tcPr>
+            <w:tcW w:type="dxa" w:w="1361"/>
+          </w:tcPr>
+          <w:p>
+            <w:r/>
+            <w:r>
+              <w:rPr>
+                <w:sz w:val="19"/>
+              </w:rPr>
+              <w:t>1 Mar 2027</w:t>
+            </w:r>
+          </w:p>
+        </w:tc>
+        <w:tc>
+          <w:tcPr>
+            <w:tcW w:type="dxa" w:w="4535"/>
+          </w:tcPr>
+          <w:p>
+            <w:r/>
+            <w:r>
+              <w:rPr>
+                <w:sz w:val="19"/>
+              </w:rPr>
+              <w:t>Geo-Congress 2027, part of ASCE2027</w:t>
+            </w:r>
+          </w:p>
+        </w:tc>
+        <w:tc>
+          <w:tcPr>
+            <w:tcW w:type="dxa" w:w="2041"/>
+          </w:tcPr>
+          <w:p>
+            <w:r/>
+            <w:r>
+              <w:rPr>
+                <w:sz w:val="19"/>
+              </w:rPr>
+              <w:t>Philadelphia, United States</w:t>
+            </w:r>
+          </w:p>
+        </w:tc>
+        <w:tc>
+          <w:tcPr>
+            <w:tcW w:type="dxa" w:w="1701"/>
+          </w:tcPr>
+          <w:p>
+            <w:r/>
+            <w:r>
+              <w:rPr>
+                <w:sz w:val="19"/>
+              </w:rPr>
+              <w:t>Other conference</w:t>
+            </w:r>
+          </w:p>
+        </w:tc>
+      </w:tr>
+      <w:tr>
+        <w:tc>
+          <w:tcPr>
+            <w:tcW w:type="dxa" w:w="1361"/>
+            <w:shd w:val="clear" w:color="auto" w:fill="F3F5F7"/>
+          </w:tcPr>
+          <w:p>
+            <w:r/>
+            <w:r>
+              <w:rPr>
+                <w:sz w:val="19"/>
+              </w:rPr>
+              <w:t>12 Apr 2027</w:t>
+            </w:r>
+          </w:p>
+        </w:tc>
+        <w:tc>
+          <w:tcPr>
+            <w:tcW w:type="dxa" w:w="4535"/>
+            <w:shd w:val="clear" w:color="auto" w:fill="F3F5F7"/>
+          </w:tcPr>
+          <w:p>
+            <w:r/>
+            <w:r>
+              <w:rPr>
+                <w:sz w:val="19"/>
+              </w:rPr>
+              <w:t>2nd International Symposium on Ground Improvement</w:t>
+            </w:r>
+          </w:p>
+        </w:tc>
+        <w:tc>
+          <w:tcPr>
+            <w:tcW w:type="dxa" w:w="2041"/>
+            <w:shd w:val="clear" w:color="auto" w:fill="F3F5F7"/>
+          </w:tcPr>
+          <w:p>
+            <w:r/>
+            <w:r>
+              <w:rPr>
+                <w:sz w:val="19"/>
+              </w:rPr>
+              <w:t>Lyon, France</w:t>
+            </w:r>
+          </w:p>
+        </w:tc>
+        <w:tc>
+          <w:tcPr>
+            <w:tcW w:type="dxa" w:w="1701"/>
+            <w:shd w:val="clear" w:color="auto" w:fill="F3F5F7"/>
+          </w:tcPr>
+          <w:p>
+            <w:r/>
+            <w:r>
+              <w:rPr>
+                <w:sz w:val="19"/>
+              </w:rPr>
+              <w:t>ISSMGE-supported</w:t>
+            </w:r>
+          </w:p>
+        </w:tc>
+      </w:tr>
+      <w:tr>
+        <w:tc>
+          <w:tcPr>
+            <w:tcW w:type="dxa" w:w="1361"/>
+          </w:tcPr>
+          <w:p>
+            <w:r/>
+            <w:r>
+              <w:rPr>
+                <w:sz w:val="19"/>
+              </w:rPr>
+              <w:t>23 Apr 2027</w:t>
+            </w:r>
+          </w:p>
+        </w:tc>
+        <w:tc>
+          <w:tcPr>
+            <w:tcW w:type="dxa" w:w="4535"/>
+          </w:tcPr>
+          <w:p>
+            <w:r/>
+            <w:r>
+              <w:rPr>
+                <w:sz w:val="19"/>
+              </w:rPr>
+              <w:t>ITA-AITES World Tunnel Congress 2027</w:t>
+            </w:r>
+          </w:p>
+        </w:tc>
+        <w:tc>
+          <w:tcPr>
+            <w:tcW w:type="dxa" w:w="2041"/>
+          </w:tcPr>
+          <w:p>
+            <w:r/>
+            <w:r>
+              <w:rPr>
+                <w:sz w:val="19"/>
+              </w:rPr>
+              <w:t>Antwerp, Belgium</w:t>
+            </w:r>
+          </w:p>
+        </w:tc>
+        <w:tc>
+          <w:tcPr>
+            <w:tcW w:type="dxa" w:w="1701"/>
+          </w:tcPr>
+          <w:p>
+            <w:r/>
+            <w:r>
+              <w:rPr>
+                <w:sz w:val="19"/>
+              </w:rPr>
+              <w:t>Other conference</w:t>
+            </w:r>
+          </w:p>
+        </w:tc>
+      </w:tr>
+      <w:tr>
+        <w:tc>
+          <w:tcPr>
+            <w:tcW w:type="dxa" w:w="1361"/>
+            <w:shd w:val="clear" w:color="auto" w:fill="F3F5F7"/>
+          </w:tcPr>
+          <w:p>
+            <w:r/>
+            <w:r>
+              <w:rPr>
+                <w:sz w:val="19"/>
+              </w:rPr>
+              <w:t>28 Jun 2027</w:t>
+            </w:r>
+          </w:p>
+        </w:tc>
+        <w:tc>
+          <w:tcPr>
+            <w:tcW w:type="dxa" w:w="4535"/>
+            <w:shd w:val="clear" w:color="auto" w:fill="F3F5F7"/>
+          </w:tcPr>
+          <w:p>
+            <w:r/>
+            <w:r>
+              <w:rPr>
+                <w:sz w:val="19"/>
+              </w:rPr>
+              <w:t>International Conference on Sustainability in Geotechnical Engineering</w:t>
+            </w:r>
+          </w:p>
+        </w:tc>
+        <w:tc>
+          <w:tcPr>
+            <w:tcW w:type="dxa" w:w="2041"/>
+            <w:shd w:val="clear" w:color="auto" w:fill="F3F5F7"/>
+          </w:tcPr>
+          <w:p>
+            <w:r/>
+            <w:r>
+              <w:rPr>
+                <w:sz w:val="19"/>
+              </w:rPr>
+              <w:t>Lisbon, Portugal</w:t>
+            </w:r>
+          </w:p>
+        </w:tc>
+        <w:tc>
+          <w:tcPr>
+            <w:tcW w:type="dxa" w:w="1701"/>
+            <w:shd w:val="clear" w:color="auto" w:fill="F3F5F7"/>
+          </w:tcPr>
+          <w:p>
+            <w:r/>
+            <w:r>
+              <w:rPr>
+                <w:sz w:val="19"/>
+              </w:rPr>
+              <w:t>ISSMGE-supported</w:t>
+            </w:r>
+          </w:p>
+        </w:tc>
+      </w:tr>
+      <w:tr>
+        <w:tc>
+          <w:tcPr>
+            <w:tcW w:type="dxa" w:w="1361"/>
+          </w:tcPr>
+          <w:p>
+            <w:r/>
+            <w:r>
+              <w:rPr>
+                <w:sz w:val="19"/>
+              </w:rPr>
+              <w:t>14 Sep 2027</w:t>
+            </w:r>
+          </w:p>
+        </w:tc>
+        <w:tc>
+          <w:tcPr>
+            <w:tcW w:type="dxa" w:w="4535"/>
+          </w:tcPr>
+          <w:p>
+            <w:r/>
+            <w:r>
+              <w:rPr>
+                <w:sz w:val="19"/>
+              </w:rPr>
+              <w:t>9th International Symposium on Deformation Characteristics of Geomaterials</w:t>
+            </w:r>
+          </w:p>
+        </w:tc>
+        <w:tc>
+          <w:tcPr>
+            <w:tcW w:type="dxa" w:w="2041"/>
+          </w:tcPr>
+          <w:p>
+            <w:r/>
+            <w:r>
+              <w:rPr>
+                <w:sz w:val="19"/>
+              </w:rPr>
+              <w:t>Ankara, Türkiye</w:t>
+            </w:r>
+          </w:p>
+        </w:tc>
+        <w:tc>
+          <w:tcPr>
+            <w:tcW w:type="dxa" w:w="1701"/>
+          </w:tcPr>
+          <w:p>
+            <w:r/>
+            <w:r>
+              <w:rPr>
+                <w:sz w:val="19"/>
+              </w:rPr>
+              <w:t>ISSMGE-supported</w:t>
+            </w:r>
+          </w:p>
+        </w:tc>
+      </w:tr>
+    </w:tbl>
+    <w:p/>
+    <w:p>
+      <w:pPr>
+        <w:pStyle w:val="Heading1"/>
+      </w:pPr>
+      <w:r>
+        <w:rPr>
+          <w:color w:val="16324F"/>
+        </w:rPr>
+        <w:t>11. E-mail alerts and weekly summary</w:t>
+      </w:r>
+    </w:p>
+    <w:p>
+      <w:r>
+        <w:t>Settings (config.yaml, alerts): an alert after any scan that finds a new story rated 5/5 and the weekly summary every Monday. Whether e-mail is set up (the NOTIFY_TOKEN or SMTP secrets) cannot be seen when this report is made; below is what the news desk recorded as sent.</w:t>
+      </w:r>
+    </w:p>
+    <w:tbl>
+      <w:tblPr>
+        <w:tblStyle w:val="TableGrid"/>
+        <w:tblW w:type="auto" w:w="0"/>
+        <w:jc w:val="center"/>
+        <w:tblLayout w:type="fixed"/>
+        <w:tblLook w:firstColumn="1" w:firstRow="1" w:lastColumn="0" w:lastRow="0" w:noHBand="0" w:noVBand="1" w:val="04A0"/>
+      </w:tblPr>
+      <w:tblGrid>
+        <w:gridCol w:w="4535"/>
+        <w:gridCol w:w="5102"/>
+      </w:tblGrid>
+      <w:tr>
+        <w:tc>
+          <w:tcPr>
+            <w:tcW w:type="dxa" w:w="4535"/>
+            <w:shd w:val="clear" w:color="auto" w:fill="16324F"/>
+          </w:tcPr>
+          <w:p>
+            <w:r/>
+            <w:r>
+              <w:rPr>
+                <w:b/>
+                <w:color w:val="FFFFFF"/>
+                <w:sz w:val="19"/>
+              </w:rPr>
+              <w:t>Item</w:t>
+            </w:r>
+          </w:p>
+        </w:tc>
+        <w:tc>
+          <w:tcPr>
+            <w:tcW w:type="dxa" w:w="5102"/>
+            <w:shd w:val="clear" w:color="auto" w:fill="16324F"/>
+          </w:tcPr>
+          <w:p>
+            <w:r/>
+            <w:r>
+              <w:rPr>
+                <w:b/>
+                <w:color w:val="FFFFFF"/>
+                <w:sz w:val="19"/>
+              </w:rPr>
+              <w:t>Value</w:t>
+            </w:r>
+          </w:p>
+        </w:tc>
+      </w:tr>
+      <w:tr>
+        <w:tc>
+          <w:tcPr>
+            <w:tcW w:type="dxa" w:w="4535"/>
+          </w:tcPr>
+          <w:p>
+            <w:r/>
+            <w:r>
+              <w:rPr>
+                <w:sz w:val="19"/>
+              </w:rPr>
+              <w:t>Stories alerted (last 60 days)</w:t>
+            </w:r>
+          </w:p>
+        </w:tc>
+        <w:tc>
+          <w:tcPr>
+            <w:tcW w:type="dxa" w:w="5102"/>
+          </w:tcPr>
+          <w:p>
+            <w:r/>
+            <w:r>
+              <w:rPr>
+                <w:sz w:val="19"/>
+              </w:rPr>
+              <w:t>0</w:t>
+            </w:r>
+          </w:p>
+        </w:tc>
+      </w:tr>
+      <w:tr>
+        <w:tc>
+          <w:tcPr>
+            <w:tcW w:type="dxa" w:w="4535"/>
+            <w:shd w:val="clear" w:color="auto" w:fill="F3F5F7"/>
+          </w:tcPr>
+          <w:p>
+            <w:r/>
+            <w:r>
+              <w:rPr>
+                <w:sz w:val="19"/>
+              </w:rPr>
+              <w:t>Latest alert</w:t>
+            </w:r>
+          </w:p>
+        </w:tc>
+        <w:tc>
+          <w:tcPr>
+            <w:tcW w:type="dxa" w:w="5102"/>
+            <w:shd w:val="clear" w:color="auto" w:fill="F3F5F7"/>
+          </w:tcPr>
+          <w:p>
+            <w:r/>
+            <w:r>
+              <w:rPr>
+                <w:sz w:val="19"/>
+              </w:rPr>
+              <w:t>none recorded</w:t>
+            </w:r>
+          </w:p>
+        </w:tc>
+      </w:tr>
+      <w:tr>
+        <w:tc>
+          <w:tcPr>
+            <w:tcW w:type="dxa" w:w="4535"/>
+          </w:tcPr>
+          <w:p>
+            <w:r/>
+            <w:r>
+              <w:rPr>
+                <w:sz w:val="19"/>
+              </w:rPr>
+              <w:t>Weekly summaries e-mailed</w:t>
+            </w:r>
+          </w:p>
+        </w:tc>
+        <w:tc>
+          <w:tcPr>
+            <w:tcW w:type="dxa" w:w="5102"/>
+          </w:tcPr>
+          <w:p>
+            <w:r/>
+            <w:r>
+              <w:rPr>
+                <w:sz w:val="19"/>
+              </w:rPr>
+              <w:t>0</w:t>
+            </w:r>
+          </w:p>
+        </w:tc>
+      </w:tr>
+    </w:tbl>
+    <w:p/>
+    <w:p>
+      <w:r>
+        <w:t>No weekly summary has been e-mailed yet. Every week's summary is still on the website (Archive → Weekly summaries).</w:t>
+      </w:r>
+    </w:p>
+    <w:p>
+      <w:pPr>
+        <w:pStyle w:val="Heading1"/>
+      </w:pPr>
+      <w:r>
+        <w:rPr>
+          <w:color w:val="16324F"/>
+        </w:rPr>
+        <w:t>12. Change log</w:t>
+      </w:r>
+    </w:p>
+    <w:p>
+      <w:pPr>
+        <w:spacing w:before="160"/>
+      </w:pPr>
+      <w:r>
+        <w:rPr>
+          <w:b/>
+          <w:color w:val="23466B"/>
+        </w:rPr>
+        <w:t>2026-10-24 · World map, developing stories, events calendar, alerts and weekly summary</w:t>
+      </w:r>
+    </w:p>
+    <w:p>
+      <w:pPr>
+        <w:pStyle w:val="ListBullet"/>
+      </w:pPr>
+      <w:r>
+        <w:t>World map - Claude now reads the country and the town, region or site of every story during triage (the place of the event, not the outlet), and stories archived earlier are located after each scan. The new World map page shows stories by country for any issue window, the last 30 days or the whole archive, with ISSMGE's six regions and the member-society countries that had no stories. Issue pages, the weekly summaries and this report show the same regional figures.</w:t>
+      </w:r>
+    </w:p>
+    <w:p>
+      <w:pPr>
+        <w:pStyle w:val="ListBullet"/>
+      </w:pPr>
+      <w:r>
+        <w:t>Developing stories - each scan links a follow-up report to the earlier story about the same event, project or site and names the stage it reports (event, response and recovery, investigation and inquiry, repair and reconstruction, legal and policy, update). The new Developing stories page gives each one a timeline; story cards and search results carry a Developing story chip, and issue pages list the developing stories of the quarter.</w:t>
+      </w:r>
+    </w:p>
+    <w:p>
+      <w:pPr>
+        <w:pStyle w:val="ListBullet"/>
+      </w:pPr>
+      <w:r>
+        <w:t>Events calendar - a new Events page lists ISSMGE conferences, other conferences and courses with their call-for-papers deadlines, from the editors' list (data/events.yaml, editable on GitHub) and a weekly refresh in which Claude reads ten organiser calendars with web search; the Refresh calendar button refreshes it at any time. It can be subscribed to as a calendar feed (events.ics), and the next deadlines and events appear beside the news on the Latest page and on the current issue page.</w:t>
+      </w:r>
+    </w:p>
+    <w:p>
+      <w:pPr>
+        <w:pStyle w:val="ListBullet"/>
+      </w:pPr>
+      <w:r>
+        <w:t>Alerts and weekly summary - an e-mail after any scan that finds a new 5/5 story, and every Monday a summary of the past week for the editorial team. E-mail goes out through the AI assistant's Google connector (assistant/bridge.gs, with a NOTIFY_TOKEN) or a mail server. Every week's summary is also a web page, listed on the Archive page, with a Send summary now button.</w:t>
+      </w:r>
+    </w:p>
+    <w:p>
+      <w:pPr>
+        <w:pStyle w:val="ListBullet"/>
+      </w:pPr>
+      <w:r>
+        <w:t>Linked up across the site - the Latest page has a column beside the news (this week and its summary, upcoming events and deadlines, recently updated developing stories); story cards show where each story happened; the issue brief now lists the quarter's developing stories and the events and deadlines up to six months after it, and Claude uses them for feature leads and the watch list; the Excel workbooks and CSV files have Country, Place and Developing story columns and the workbooks an Events sheet; the AI assistant answers questions about upcoming conferences and the latest on a developing story; this report has new sections on regional coverage, developing stories, the events calendar and the e-mails sent.</w:t>
+      </w:r>
+    </w:p>
+    <w:p>
+      <w:pPr>
+        <w:pStyle w:val="ListBullet"/>
+      </w:pPr>
+      <w:r>
+        <w:t>The menu has nine pages and stays tidy on every screen (shorter names on tablets, a three-by-three grid on phones). A page that cannot be built is now reported and left out instead of stopping the whole website rebuild.</w:t>
       </w:r>
     </w:p>
     <w:p>
@@ -2505,7 +3780,39 @@
         <w:rPr>
           <w:color w:val="16324F"/>
         </w:rPr>
-        <w:t>9. Open items and recommendations</w:t>
+        <w:t>13. Open items and recommendations</w:t>
+      </w:r>
+    </w:p>
+    <w:p>
+      <w:pPr>
+        <w:pStyle w:val="ListBullet"/>
+      </w:pPr>
+      <w:r>
+        <w:t>Set up e-mail: until then no alert or weekly summary is sent (each run's log shows what would have gone out). Paste the new assistant/bridge.gs into the Apps Script project, add the Script property NOTIFY_TOKEN (and MAIL_TO if needed), run testEmail once, deploy a new version, add the same NOTIFY_TOKEN as a GitHub secret, and run the Events calendar and weekly summary workflow with send a test e-mail (README, E-mail alerts and the weekly summary). A mail server (SMTP secrets) also works.</w:t>
+      </w:r>
+    </w:p>
+    <w:p>
+      <w:pPr>
+        <w:pStyle w:val="ListBullet"/>
+      </w:pPr>
+      <w:r>
+        <w:t>ISSMGE member lists on the world map: the lists for Europe (37 of the 38 societies) and Africa (8 of 13) are incomplete and marked to_check in config.yaml (map: regions). Check them against issmge.org/member-societies, complete them and remove to_check; the map then marks the gaps in those regions correctly.</w:t>
+      </w:r>
+    </w:p>
+    <w:p>
+      <w:pPr>
+        <w:pStyle w:val="ListBullet"/>
+      </w:pPr>
+      <w:r>
+        <w:t>Events calendar: the weekly refresh needs Anthropic's web search and web fetch tools allowed for the organisation that owns the API key (Claude Console). After the first refresh, read Notes from the last calendar refresh at the foot of the Events page, and add or correct events in data/events.yaml.</w:t>
+      </w:r>
+    </w:p>
+    <w:p>
+      <w:pPr>
+        <w:pStyle w:val="ListBullet"/>
+      </w:pPr>
+      <w:r>
+        <w:t>Developing stories and locations are suggestions: check a linked report or a story's place at its source before using it. Archived stories are located in batches after each scan, so the map fills in over the first few days.</w:t>
       </w:r>
     </w:p>
     <w:p>

--- a/docs/reports/site-report.docx
+++ b/docs/reports/site-report.docx
@@ -28,7 +28,7 @@
           <w:color w:val="5B6573"/>
           <w:sz w:val="19"/>
         </w:rPr>
-        <w:t>ISSMGE Magazine · generated 24 October 2026, 23:27 UTC · updated automatically after every scan</w:t>
+        <w:t>ISSMGE Magazine · generated 25 October 2026, 01:19 UTC · updated automatically after every scan</w:t>
       </w:r>
     </w:p>
     <w:p>
@@ -596,7 +596,7 @@
         <w:t xml:space="preserve">Events calendar: </w:t>
       </w:r>
       <w:r>
-        <w:t>conferences, symposia and courses with their call-for-papers deadlines, from the editors' list (data/events.yaml) and a weekly refresh in which Claude reads the organisers' calendars; a calendar feed to subscribe to, and the next deadlines beside the news.</w:t>
+        <w:t>conferences, symposia and courses with their deadlines (calls for papers, registration), from the editors' list (data/events.yaml) and a weekly refresh in which Claude reads the organisers' calendars; a calendar feed to subscribe to, and the next deadlines beside the news.</w:t>
       </w:r>
     </w:p>
     <w:p>
@@ -1601,7 +1601,7 @@
     </w:p>
     <w:p>
       <w:r>
-        <w:t>Q4 2026 (Oct – Dec 2026): 0 of 60 stories are located in a country of one of ISSMGE's six regions; 0 are global or about several countries and 60 have no location yet. 0 of 87 member-society countries have at least one story.</w:t>
+        <w:t>Q4 2026 (Oct – Dec 2026): 0 of 60 stories are located in a country of one of ISSMGE's six regions; 0 are global or about several countries and 60 have no location yet. No story is located in a country yet, so no member-society country is counted as a gap.</w:t>
       </w:r>
     </w:p>
     <w:tbl>
@@ -1727,7 +1727,7 @@
               <w:rPr>
                 <w:sz w:val="19"/>
               </w:rPr>
-              <w:t>0 of 8</w:t>
+              <w:t>– of 8</w:t>
             </w:r>
           </w:p>
         </w:tc>
@@ -1741,7 +1741,7 @@
               <w:rPr>
                 <w:sz w:val="19"/>
               </w:rPr>
-              <w:t>Egypt, Kenya, Morocco, Nigeria, South Africa, Tunisia, Zambia, Zimbabwe</w:t>
+              <w:t>Shown once stories are located</w:t>
             </w:r>
           </w:p>
         </w:tc>
@@ -1788,7 +1788,7 @@
               <w:rPr>
                 <w:sz w:val="19"/>
               </w:rPr>
-              <w:t>0 of 26</w:t>
+              <w:t>– of 26</w:t>
             </w:r>
           </w:p>
         </w:tc>
@@ -1803,7 +1803,7 @@
               <w:rPr>
                 <w:sz w:val="19"/>
               </w:rPr>
-              <w:t>Bangladesh, China, Hong Kong, India, Indonesia, Iran, Iraq, Japan, Kazakhstan, Kyrgyzstan, Lebanon, Malaysia, Mongolia, Nepal, Pakistan, Philippines, Singapore, South Korea, Sri Lanka, Syria, Taiwan, Tajikistan, Thailand, United Arab Emirates, Uzbekistan, Vietnam</w:t>
+              <w:t>Shown once stories are located</w:t>
             </w:r>
           </w:p>
         </w:tc>
@@ -1847,7 +1847,7 @@
               <w:rPr>
                 <w:sz w:val="19"/>
               </w:rPr>
-              <w:t>0 of 2</w:t>
+              <w:t>– of 2</w:t>
             </w:r>
           </w:p>
         </w:tc>
@@ -1861,7 +1861,7 @@
               <w:rPr>
                 <w:sz w:val="19"/>
               </w:rPr>
-              <w:t>Australia, New Zealand</w:t>
+              <w:t>Shown once stories are located</w:t>
             </w:r>
           </w:p>
         </w:tc>
@@ -1908,7 +1908,7 @@
               <w:rPr>
                 <w:sz w:val="19"/>
               </w:rPr>
-              <w:t>0 of 37</w:t>
+              <w:t>– of 37</w:t>
             </w:r>
           </w:p>
         </w:tc>
@@ -1923,7 +1923,7 @@
               <w:rPr>
                 <w:sz w:val="19"/>
               </w:rPr>
-              <w:t>Austria, Belgium, Bosnia and Herzegovina, Bulgaria, Croatia, Cyprus, Czechia, Denmark, Estonia, Finland, France, Georgia, Germany, Greece, Hungary, Iceland, Ireland, Israel, Italy, Latvia, Lithuania, Netherlands, North Macedonia, Norway, Poland, Portugal, Romania, Russia, Serbia, Slovakia, Slovenia, Spain, Sweden, Switzerland, Türkiye, Ukraine, United Kingdom</w:t>
+              <w:t>Shown once stories are located</w:t>
             </w:r>
           </w:p>
         </w:tc>
@@ -1967,7 +1967,7 @@
               <w:rPr>
                 <w:sz w:val="19"/>
               </w:rPr>
-              <w:t>0 of 3</w:t>
+              <w:t>– of 3</w:t>
             </w:r>
           </w:p>
         </w:tc>
@@ -1981,7 +1981,7 @@
               <w:rPr>
                 <w:sz w:val="19"/>
               </w:rPr>
-              <w:t>Canada, Mexico, United States</w:t>
+              <w:t>Shown once stories are located</w:t>
             </w:r>
           </w:p>
         </w:tc>
@@ -2028,7 +2028,7 @@
               <w:rPr>
                 <w:sz w:val="19"/>
               </w:rPr>
-              <w:t>0 of 11</w:t>
+              <w:t>– of 11</w:t>
             </w:r>
           </w:p>
         </w:tc>
@@ -2043,7 +2043,7 @@
               <w:rPr>
                 <w:sz w:val="19"/>
               </w:rPr>
-              <w:t>Argentina, Bolivia, Brazil, Chile, Colombia, Costa Rica, Cuba, Guatemala, Paraguay, Peru, Venezuela</w:t>
+              <w:t>Shown once stories are located</w:t>
             </w:r>
           </w:p>
         </w:tc>
@@ -2804,7 +2804,7 @@
     </w:p>
     <w:p>
       <w:r>
-        <w:t>No call-for-papers deadline falls in the next 90 days.</w:t>
+        <w:t>No deadline (call for papers, registration) falls in the next 90 days.</w:t>
       </w:r>
     </w:p>
     <w:p>
@@ -3409,7 +3409,7 @@
         <w:pStyle w:val="ListBullet"/>
       </w:pPr>
       <w:r>
-        <w:t>Events calendar - a new Events page lists ISSMGE conferences, other conferences and courses with their call-for-papers deadlines, from the editors' list (data/events.yaml, editable on GitHub) and a weekly refresh in which Claude reads ten organiser calendars with web search; the Refresh calendar button refreshes it at any time. It can be subscribed to as a calendar feed (events.ics), and the next deadlines and events appear beside the news on the Latest page and on the current issue page.</w:t>
+        <w:t>Events calendar - a new Events page lists ISSMGE conferences, other conferences and courses with their deadlines (calls for papers, registration), from the editors' list (data/events.yaml, editable on GitHub) and a weekly refresh in which Claude reads ten organiser calendars with web search; the Refresh calendar button refreshes it at any time. It can be subscribed to as a calendar feed (events.ics), and the next deadlines and events appear beside the news on the Latest page and on the current issue page.</w:t>
       </w:r>
     </w:p>
     <w:p>

--- a/docs/reports/site-report.docx
+++ b/docs/reports/site-report.docx
@@ -28,7 +28,7 @@
           <w:color w:val="5B6573"/>
           <w:sz w:val="19"/>
         </w:rPr>
-        <w:t>ISSMGE Magazine · generated 25 October 2026, 01:19 UTC · updated automatically after every scan</w:t>
+        <w:t>ISSMGE Magazine · generated 25 October 2026, 01:46 UTC · updated automatically after every scan</w:t>
       </w:r>
     </w:p>
     <w:p>

--- a/docs/reports/site-report.docx
+++ b/docs/reports/site-report.docx
@@ -28,7 +28,7 @@
           <w:color w:val="5B6573"/>
           <w:sz w:val="19"/>
         </w:rPr>
-        <w:t>ISSMGE Magazine · generated 25 October 2026, 01:46 UTC · updated automatically after every scan</w:t>
+        <w:t>ISSMGE Magazine · generated 25 October 2026, 01:47 UTC · updated automatically after every scan</w:t>
       </w:r>
     </w:p>
     <w:p>

--- a/docs/reports/site-report.docx
+++ b/docs/reports/site-report.docx
@@ -28,7 +28,7 @@
           <w:color w:val="5B6573"/>
           <w:sz w:val="19"/>
         </w:rPr>
-        <w:t>ISSMGE Magazine · generated 25 October 2026, 01:47 UTC · updated automatically after every scan</w:t>
+        <w:t>ISSMGE Magazine · generated 25 October 2026, 03:12 UTC · updated automatically after every scan</w:t>
       </w:r>
     </w:p>
     <w:p>
@@ -3385,6 +3385,26 @@
           <w:b/>
           <w:color w:val="23466B"/>
         </w:rPr>
+        <w:t>2026-10-25 · Catch-up scans</w:t>
+      </w:r>
+    </w:p>
+    <w:p>
+      <w:pPr>
+        <w:pStyle w:val="ListBullet"/>
+      </w:pPr>
+      <w:r>
+        <w:t>GitHub did not start the 05:00 scan on 25 October (it delays scheduled runs at the start of the hour and sometimes drops them). Two catch-up runs, mid-morning and at midday Cairo time, now scan only if the day has no digest yet, so a missed morning scan is made up the same day.</w:t>
+      </w:r>
+    </w:p>
+    <w:p>
+      <w:pPr>
+        <w:spacing w:before="160"/>
+      </w:pPr>
+      <w:r>
+        <w:rPr>
+          <w:b/>
+          <w:color w:val="23466B"/>
+        </w:rPr>
         <w:t>2026-10-24 · World map, developing stories, events calendar, alerts and weekly summary</w:t>
       </w:r>
     </w:p>

--- a/docs/reports/site-report.docx
+++ b/docs/reports/site-report.docx
@@ -28,7 +28,7 @@
           <w:color w:val="5B6573"/>
           <w:sz w:val="19"/>
         </w:rPr>
-        <w:t>ISSMGE Magazine · generated 25 October 2026, 03:12 UTC · updated automatically after every scan</w:t>
+        <w:t>ISSMGE Magazine · generated 25 October 2026, 03:13 UTC · updated automatically after every scan</w:t>
       </w:r>
     </w:p>
     <w:p>

--- a/docs/reports/site-report.docx
+++ b/docs/reports/site-report.docx
@@ -28,7 +28,7 @@
           <w:color w:val="5B6573"/>
           <w:sz w:val="19"/>
         </w:rPr>
-        <w:t>ISSMGE Magazine · generated 25 October 2026, 03:13 UTC · updated automatically after every scan</w:t>
+        <w:t>ISSMGE Magazine · generated 25 October 2026, 03:20 UTC · updated automatically after every scan</w:t>
       </w:r>
     </w:p>
     <w:p>
@@ -131,7 +131,7 @@
               <w:rPr>
                 <w:sz w:val="19"/>
               </w:rPr>
-              <w:t>2026-10-24 (16:34 UTC)</w:t>
+              <w:t>2026-10-25 (03:13 UTC)</w:t>
             </w:r>
           </w:p>
         </w:tc>
@@ -163,7 +163,7 @@
               <w:rPr>
                 <w:sz w:val="19"/>
               </w:rPr>
-              <w:t>60</w:t>
+              <w:t>40</w:t>
             </w:r>
           </w:p>
         </w:tc>
@@ -193,7 +193,7 @@
               <w:rPr>
                 <w:sz w:val="19"/>
               </w:rPr>
-              <w:t>1499</w:t>
+              <w:t>279</w:t>
             </w:r>
           </w:p>
         </w:tc>
@@ -255,7 +255,7 @@
               <w:rPr>
                 <w:sz w:val="19"/>
               </w:rPr>
-              <w:t>60</w:t>
+              <w:t>100</w:t>
             </w:r>
           </w:p>
         </w:tc>
@@ -287,7 +287,7 @@
               <w:rPr>
                 <w:sz w:val="19"/>
               </w:rPr>
-              <w:t>1</w:t>
+              <w:t>2</w:t>
             </w:r>
           </w:p>
         </w:tc>
@@ -349,7 +349,7 @@
               <w:rPr>
                 <w:sz w:val="19"/>
               </w:rPr>
-              <w:t>0 of 60</w:t>
+              <w:t>92 of 100</w:t>
             </w:r>
           </w:p>
         </w:tc>
@@ -379,7 +379,7 @@
               <w:rPr>
                 <w:sz w:val="19"/>
               </w:rPr>
-              <w:t>0</w:t>
+              <w:t>6</w:t>
             </w:r>
           </w:p>
         </w:tc>
@@ -708,7 +708,7 @@
         <w:t xml:space="preserve">✔ </w:t>
       </w:r>
       <w:r>
-        <w:t>Theme balance: 8 themes covered; the largest is Infrastructure &amp; the Underground City with 17 of 60 stories (28%).</w:t>
+        <w:t>Theme balance: 6 themes covered; the largest is Hazards &amp; Resilience with 18 of 40 stories (45%).</w:t>
       </w:r>
     </w:p>
     <w:p>
@@ -723,7 +723,7 @@
         <w:t xml:space="preserve">• </w:t>
       </w:r>
       <w:r>
-        <w:t>41 different outlets contributed; the most frequent was Vietnam.vn (16 stories).</w:t>
+        <w:t>30 different outlets contributed; the most frequent was Vietnam.vn (9 stories).</w:t>
       </w:r>
     </w:p>
     <w:p>
@@ -738,7 +738,7 @@
         <w:t xml:space="preserve">• </w:t>
       </w:r>
       <w:r>
-        <w:t>51 stories came from non-English Google News editions.</w:t>
+        <w:t>33 stories came from non-English Google News editions.</w:t>
       </w:r>
     </w:p>
     <w:p>
@@ -753,7 +753,7 @@
         <w:t xml:space="preserve">• </w:t>
       </w:r>
       <w:r>
-        <w:t>43 stories were rated 4 or 5 out of 5.</w:t>
+        <w:t>28 stories were rated 4 or 5 out of 5.</w:t>
       </w:r>
     </w:p>
     <w:p>
@@ -942,7 +942,7 @@
               <w:rPr>
                 <w:sz w:val="19"/>
               </w:rPr>
-              <w:t>1</w:t>
+              <w:t>2</w:t>
             </w:r>
           </w:p>
         </w:tc>
@@ -956,7 +956,7 @@
               <w:rPr>
                 <w:sz w:val="19"/>
               </w:rPr>
-              <w:t>60</w:t>
+              <w:t>100</w:t>
             </w:r>
           </w:p>
         </w:tc>
@@ -970,7 +970,7 @@
               <w:rPr>
                 <w:sz w:val="19"/>
               </w:rPr>
-              <w:t>6</w:t>
+              <w:t>11</w:t>
             </w:r>
           </w:p>
         </w:tc>
@@ -984,7 +984,7 @@
               <w:rPr>
                 <w:sz w:val="19"/>
               </w:rPr>
-              <w:t>24</w:t>
+              <w:t>40</w:t>
             </w:r>
           </w:p>
         </w:tc>
@@ -1128,7 +1128,7 @@
               <w:rPr>
                 <w:sz w:val="19"/>
               </w:rPr>
-              <w:t>5%</w:t>
+              <w:t>3%</w:t>
             </w:r>
           </w:p>
         </w:tc>
@@ -1176,7 +1176,7 @@
               <w:rPr>
                 <w:sz w:val="19"/>
               </w:rPr>
-              <w:t>1</w:t>
+              <w:t>2</w:t>
             </w:r>
           </w:p>
         </w:tc>
@@ -1206,7 +1206,7 @@
               <w:rPr>
                 <w:sz w:val="19"/>
               </w:rPr>
-              <w:t>1</w:t>
+              <w:t>2</w:t>
             </w:r>
           </w:p>
         </w:tc>
@@ -1239,7 +1239,7 @@
               <w:rPr>
                 <w:sz w:val="19"/>
               </w:rPr>
-              <w:t>17</w:t>
+              <w:t>35</w:t>
             </w:r>
           </w:p>
         </w:tc>
@@ -1253,7 +1253,7 @@
               <w:rPr>
                 <w:sz w:val="19"/>
               </w:rPr>
-              <w:t>28%</w:t>
+              <w:t>35%</w:t>
             </w:r>
           </w:p>
         </w:tc>
@@ -1267,7 +1267,7 @@
               <w:rPr>
                 <w:sz w:val="19"/>
               </w:rPr>
-              <w:t>17</w:t>
+              <w:t>35</w:t>
             </w:r>
           </w:p>
         </w:tc>
@@ -1316,7 +1316,7 @@
               <w:rPr>
                 <w:sz w:val="19"/>
               </w:rPr>
-              <w:t>3%</w:t>
+              <w:t>2%</w:t>
             </w:r>
           </w:p>
         </w:tc>
@@ -1364,7 +1364,7 @@
               <w:rPr>
                 <w:sz w:val="19"/>
               </w:rPr>
-              <w:t>17</w:t>
+              <w:t>28</w:t>
             </w:r>
           </w:p>
         </w:tc>
@@ -1392,7 +1392,7 @@
               <w:rPr>
                 <w:sz w:val="19"/>
               </w:rPr>
-              <w:t>10</w:t>
+              <w:t>14</w:t>
             </w:r>
           </w:p>
         </w:tc>
@@ -1426,7 +1426,7 @@
               <w:rPr>
                 <w:sz w:val="19"/>
               </w:rPr>
-              <w:t>10</w:t>
+              <w:t>16</w:t>
             </w:r>
           </w:p>
         </w:tc>
@@ -1441,7 +1441,7 @@
               <w:rPr>
                 <w:sz w:val="19"/>
               </w:rPr>
-              <w:t>17%</w:t>
+              <w:t>16%</w:t>
             </w:r>
           </w:p>
         </w:tc>
@@ -1456,7 +1456,7 @@
               <w:rPr>
                 <w:sz w:val="19"/>
               </w:rPr>
-              <w:t>7</w:t>
+              <w:t>10</w:t>
             </w:r>
           </w:p>
         </w:tc>
@@ -1489,7 +1489,7 @@
               <w:rPr>
                 <w:sz w:val="19"/>
               </w:rPr>
-              <w:t>6</w:t>
+              <w:t>9</w:t>
             </w:r>
           </w:p>
         </w:tc>
@@ -1503,7 +1503,7 @@
               <w:rPr>
                 <w:sz w:val="19"/>
               </w:rPr>
-              <w:t>10%</w:t>
+              <w:t>9%</w:t>
             </w:r>
           </w:p>
         </w:tc>
@@ -1517,7 +1517,7 @@
               <w:rPr>
                 <w:sz w:val="19"/>
               </w:rPr>
-              <w:t>5</w:t>
+              <w:t>7</w:t>
             </w:r>
           </w:p>
         </w:tc>
@@ -1551,7 +1551,7 @@
               <w:rPr>
                 <w:sz w:val="19"/>
               </w:rPr>
-              <w:t>4</w:t>
+              <w:t>5</w:t>
             </w:r>
           </w:p>
         </w:tc>
@@ -1566,7 +1566,7 @@
               <w:rPr>
                 <w:sz w:val="19"/>
               </w:rPr>
-              <w:t>7%</w:t>
+              <w:t>5%</w:t>
             </w:r>
           </w:p>
         </w:tc>
@@ -1601,7 +1601,7 @@
     </w:p>
     <w:p>
       <w:r>
-        <w:t>Q4 2026 (Oct – Dec 2026): 0 of 60 stories are located in a country of one of ISSMGE's six regions; 0 are global or about several countries and 60 have no location yet. No story is located in a country yet, so no member-society country is counted as a gap.</w:t>
+        <w:t>Q4 2026 (Oct – Dec 2026): 92 of 100 stories are located in a country of one of ISSMGE's six regions; 8 are global or about several countries and 0 have no location yet. 19 of 87 member-society countries have at least one story.</w:t>
       </w:r>
     </w:p>
     <w:tbl>
@@ -1727,7 +1727,7 @@
               <w:rPr>
                 <w:sz w:val="19"/>
               </w:rPr>
-              <w:t>– of 8</w:t>
+              <w:t>0 of 8</w:t>
             </w:r>
           </w:p>
         </w:tc>
@@ -1741,7 +1741,7 @@
               <w:rPr>
                 <w:sz w:val="19"/>
               </w:rPr>
-              <w:t>Shown once stories are located</w:t>
+              <w:t>Egypt, Kenya, Morocco, Nigeria, South Africa, Tunisia, Zambia, Zimbabwe</w:t>
             </w:r>
           </w:p>
         </w:tc>
@@ -1773,7 +1773,7 @@
               <w:rPr>
                 <w:sz w:val="19"/>
               </w:rPr>
-              <w:t>0</w:t>
+              <w:t>48</w:t>
             </w:r>
           </w:p>
         </w:tc>
@@ -1788,7 +1788,7 @@
               <w:rPr>
                 <w:sz w:val="19"/>
               </w:rPr>
-              <w:t>– of 26</w:t>
+              <w:t>6 of 26</w:t>
             </w:r>
           </w:p>
         </w:tc>
@@ -1803,7 +1803,7 @@
               <w:rPr>
                 <w:sz w:val="19"/>
               </w:rPr>
-              <w:t>Shown once stories are located</w:t>
+              <w:t>Bangladesh, China, Hong Kong, Iran, Iraq, Kazakhstan, Kyrgyzstan, Lebanon, Mongolia, Nepal, Pakistan, Philippines, Singapore, Sri Lanka, Syria, Taiwan, Tajikistan, Thailand, United Arab Emirates, Uzbekistan</w:t>
             </w:r>
           </w:p>
         </w:tc>
@@ -1833,7 +1833,7 @@
               <w:rPr>
                 <w:sz w:val="19"/>
               </w:rPr>
-              <w:t>0</w:t>
+              <w:t>2</w:t>
             </w:r>
           </w:p>
         </w:tc>
@@ -1847,7 +1847,7 @@
               <w:rPr>
                 <w:sz w:val="19"/>
               </w:rPr>
-              <w:t>– of 2</w:t>
+              <w:t>1 of 2</w:t>
             </w:r>
           </w:p>
         </w:tc>
@@ -1861,7 +1861,7 @@
               <w:rPr>
                 <w:sz w:val="19"/>
               </w:rPr>
-              <w:t>Shown once stories are located</w:t>
+              <w:t>New Zealand</w:t>
             </w:r>
           </w:p>
         </w:tc>
@@ -1893,7 +1893,7 @@
               <w:rPr>
                 <w:sz w:val="19"/>
               </w:rPr>
-              <w:t>0</w:t>
+              <w:t>12</w:t>
             </w:r>
           </w:p>
         </w:tc>
@@ -1908,7 +1908,7 @@
               <w:rPr>
                 <w:sz w:val="19"/>
               </w:rPr>
-              <w:t>– of 37</w:t>
+              <w:t>5 of 37</w:t>
             </w:r>
           </w:p>
         </w:tc>
@@ -1923,7 +1923,7 @@
               <w:rPr>
                 <w:sz w:val="19"/>
               </w:rPr>
-              <w:t>Shown once stories are located</w:t>
+              <w:t>Austria, Belgium, Bosnia and Herzegovina, Bulgaria, Croatia, Cyprus, Czechia, Denmark, Estonia, Finland, France, Georgia, Germany, Greece, Hungary, Iceland, Ireland, Israel, Latvia, Lithuania, Netherlands, North Macedonia, Norway, Poland, Portugal, Romania, Serbia, Slovakia, Slovenia, Spain, Sweden, Switzerland</w:t>
             </w:r>
           </w:p>
         </w:tc>
@@ -1953,7 +1953,7 @@
               <w:rPr>
                 <w:sz w:val="19"/>
               </w:rPr>
-              <w:t>0</w:t>
+              <w:t>13</w:t>
             </w:r>
           </w:p>
         </w:tc>
@@ -1967,7 +1967,7 @@
               <w:rPr>
                 <w:sz w:val="19"/>
               </w:rPr>
-              <w:t>– of 3</w:t>
+              <w:t>3 of 3</w:t>
             </w:r>
           </w:p>
         </w:tc>
@@ -1981,7 +1981,7 @@
               <w:rPr>
                 <w:sz w:val="19"/>
               </w:rPr>
-              <w:t>Shown once stories are located</w:t>
+              <w:t>—</w:t>
             </w:r>
           </w:p>
         </w:tc>
@@ -2013,7 +2013,7 @@
               <w:rPr>
                 <w:sz w:val="19"/>
               </w:rPr>
-              <w:t>0</w:t>
+              <w:t>17</w:t>
             </w:r>
           </w:p>
         </w:tc>
@@ -2028,7 +2028,7 @@
               <w:rPr>
                 <w:sz w:val="19"/>
               </w:rPr>
-              <w:t>– of 11</w:t>
+              <w:t>4 of 11</w:t>
             </w:r>
           </w:p>
         </w:tc>
@@ -2043,7 +2043,7 @@
               <w:rPr>
                 <w:sz w:val="19"/>
               </w:rPr>
-              <w:t>Shown once stories are located</w:t>
+              <w:t>Bolivia, Costa Rica, Cuba, Guatemala, Paraguay, Peru, Venezuela</w:t>
             </w:r>
           </w:p>
         </w:tc>
@@ -2073,9 +2073,665 @@
     </w:p>
     <w:p>
       <w:r>
-        <w:t>No developing stories yet: they appear when a new report follows up an earlier story in the archive (an inquiry into a landslide reported last month, for example).</w:t>
+        <w:t>6 developing stories link 13 reports; 6 had a new report in the last 90 days. The most followed:</w:t>
       </w:r>
     </w:p>
+    <w:tbl>
+      <w:tblPr>
+        <w:tblStyle w:val="TableGrid"/>
+        <w:tblW w:type="auto" w:w="0"/>
+        <w:jc w:val="center"/>
+        <w:tblLayout w:type="fixed"/>
+        <w:tblLook w:firstColumn="1" w:firstRow="1" w:lastColumn="0" w:lastRow="0" w:noHBand="0" w:noVBand="1" w:val="04A0"/>
+      </w:tblPr>
+      <w:tblGrid>
+        <w:gridCol w:w="3061"/>
+        <w:gridCol w:w="1928"/>
+        <w:gridCol w:w="907"/>
+        <w:gridCol w:w="1191"/>
+        <w:gridCol w:w="1191"/>
+        <w:gridCol w:w="1361"/>
+      </w:tblGrid>
+      <w:tr>
+        <w:tc>
+          <w:tcPr>
+            <w:tcW w:type="dxa" w:w="3061"/>
+            <w:shd w:val="clear" w:color="auto" w:fill="16324F"/>
+          </w:tcPr>
+          <w:p>
+            <w:r/>
+            <w:r>
+              <w:rPr>
+                <w:b/>
+                <w:color w:val="FFFFFF"/>
+                <w:sz w:val="19"/>
+              </w:rPr>
+              <w:t>Developing story</w:t>
+            </w:r>
+          </w:p>
+        </w:tc>
+        <w:tc>
+          <w:tcPr>
+            <w:tcW w:type="dxa" w:w="1928"/>
+            <w:shd w:val="clear" w:color="auto" w:fill="16324F"/>
+          </w:tcPr>
+          <w:p>
+            <w:r/>
+            <w:r>
+              <w:rPr>
+                <w:b/>
+                <w:color w:val="FFFFFF"/>
+                <w:sz w:val="19"/>
+              </w:rPr>
+              <w:t>Where</w:t>
+            </w:r>
+          </w:p>
+        </w:tc>
+        <w:tc>
+          <w:tcPr>
+            <w:tcW w:type="dxa" w:w="907"/>
+            <w:shd w:val="clear" w:color="auto" w:fill="16324F"/>
+          </w:tcPr>
+          <w:p>
+            <w:r/>
+            <w:r>
+              <w:rPr>
+                <w:b/>
+                <w:color w:val="FFFFFF"/>
+                <w:sz w:val="19"/>
+              </w:rPr>
+              <w:t>Reports</w:t>
+            </w:r>
+          </w:p>
+        </w:tc>
+        <w:tc>
+          <w:tcPr>
+            <w:tcW w:type="dxa" w:w="1191"/>
+            <w:shd w:val="clear" w:color="auto" w:fill="16324F"/>
+          </w:tcPr>
+          <w:p>
+            <w:r/>
+            <w:r>
+              <w:rPr>
+                <w:b/>
+                <w:color w:val="FFFFFF"/>
+                <w:sz w:val="19"/>
+              </w:rPr>
+              <w:t>First</w:t>
+            </w:r>
+          </w:p>
+        </w:tc>
+        <w:tc>
+          <w:tcPr>
+            <w:tcW w:type="dxa" w:w="1191"/>
+            <w:shd w:val="clear" w:color="auto" w:fill="16324F"/>
+          </w:tcPr>
+          <w:p>
+            <w:r/>
+            <w:r>
+              <w:rPr>
+                <w:b/>
+                <w:color w:val="FFFFFF"/>
+                <w:sz w:val="19"/>
+              </w:rPr>
+              <w:t>Latest</w:t>
+            </w:r>
+          </w:p>
+        </w:tc>
+        <w:tc>
+          <w:tcPr>
+            <w:tcW w:type="dxa" w:w="1361"/>
+            <w:shd w:val="clear" w:color="auto" w:fill="16324F"/>
+          </w:tcPr>
+          <w:p>
+            <w:r/>
+            <w:r>
+              <w:rPr>
+                <w:b/>
+                <w:color w:val="FFFFFF"/>
+                <w:sz w:val="19"/>
+              </w:rPr>
+              <w:t>Latest stage</w:t>
+            </w:r>
+          </w:p>
+        </w:tc>
+      </w:tr>
+      <w:tr>
+        <w:tc>
+          <w:tcPr>
+            <w:tcW w:type="dxa" w:w="3061"/>
+          </w:tcPr>
+          <w:p>
+            <w:r/>
+            <w:r>
+              <w:rPr>
+                <w:sz w:val="19"/>
+              </w:rPr>
+              <w:t>Phong Nha-Ke Bang 120 m sinkhole discovery, Vietnam</w:t>
+            </w:r>
+          </w:p>
+        </w:tc>
+        <w:tc>
+          <w:tcPr>
+            <w:tcW w:type="dxa" w:w="1928"/>
+          </w:tcPr>
+          <w:p>
+            <w:r/>
+            <w:r>
+              <w:rPr>
+                <w:sz w:val="19"/>
+              </w:rPr>
+              <w:t>Phong Nha-Ke Bang, Vietnam</w:t>
+            </w:r>
+          </w:p>
+        </w:tc>
+        <w:tc>
+          <w:tcPr>
+            <w:tcW w:type="dxa" w:w="907"/>
+          </w:tcPr>
+          <w:p>
+            <w:r/>
+            <w:r>
+              <w:rPr>
+                <w:sz w:val="19"/>
+              </w:rPr>
+              <w:t>3</w:t>
+            </w:r>
+          </w:p>
+        </w:tc>
+        <w:tc>
+          <w:tcPr>
+            <w:tcW w:type="dxa" w:w="1191"/>
+          </w:tcPr>
+          <w:p>
+            <w:r/>
+            <w:r>
+              <w:rPr>
+                <w:sz w:val="19"/>
+              </w:rPr>
+              <w:t>22 Oct 2026</w:t>
+            </w:r>
+          </w:p>
+        </w:tc>
+        <w:tc>
+          <w:tcPr>
+            <w:tcW w:type="dxa" w:w="1191"/>
+          </w:tcPr>
+          <w:p>
+            <w:r/>
+            <w:r>
+              <w:rPr>
+                <w:sz w:val="19"/>
+              </w:rPr>
+              <w:t>25 Oct 2026</w:t>
+            </w:r>
+          </w:p>
+        </w:tc>
+        <w:tc>
+          <w:tcPr>
+            <w:tcW w:type="dxa" w:w="1361"/>
+          </w:tcPr>
+          <w:p>
+            <w:r/>
+            <w:r>
+              <w:rPr>
+                <w:sz w:val="19"/>
+              </w:rPr>
+              <w:t>Update</w:t>
+            </w:r>
+          </w:p>
+        </w:tc>
+      </w:tr>
+      <w:tr>
+        <w:tc>
+          <w:tcPr>
+            <w:tcW w:type="dxa" w:w="3061"/>
+            <w:shd w:val="clear" w:color="auto" w:fill="F3F5F7"/>
+          </w:tcPr>
+          <w:p>
+            <w:r/>
+            <w:r>
+              <w:rPr>
+                <w:sz w:val="19"/>
+              </w:rPr>
+              <w:t>Arauco sinkhole, Chile (Oct 2026)</w:t>
+            </w:r>
+          </w:p>
+        </w:tc>
+        <w:tc>
+          <w:tcPr>
+            <w:tcW w:type="dxa" w:w="1928"/>
+            <w:shd w:val="clear" w:color="auto" w:fill="F3F5F7"/>
+          </w:tcPr>
+          <w:p>
+            <w:r/>
+            <w:r>
+              <w:rPr>
+                <w:sz w:val="19"/>
+              </w:rPr>
+              <w:t>Villa El Mirador, Arauco, Chile</w:t>
+            </w:r>
+          </w:p>
+        </w:tc>
+        <w:tc>
+          <w:tcPr>
+            <w:tcW w:type="dxa" w:w="907"/>
+            <w:shd w:val="clear" w:color="auto" w:fill="F3F5F7"/>
+          </w:tcPr>
+          <w:p>
+            <w:r/>
+            <w:r>
+              <w:rPr>
+                <w:sz w:val="19"/>
+              </w:rPr>
+              <w:t>2</w:t>
+            </w:r>
+          </w:p>
+        </w:tc>
+        <w:tc>
+          <w:tcPr>
+            <w:tcW w:type="dxa" w:w="1191"/>
+            <w:shd w:val="clear" w:color="auto" w:fill="F3F5F7"/>
+          </w:tcPr>
+          <w:p>
+            <w:r/>
+            <w:r>
+              <w:rPr>
+                <w:sz w:val="19"/>
+              </w:rPr>
+              <w:t>23 Oct 2026</w:t>
+            </w:r>
+          </w:p>
+        </w:tc>
+        <w:tc>
+          <w:tcPr>
+            <w:tcW w:type="dxa" w:w="1191"/>
+            <w:shd w:val="clear" w:color="auto" w:fill="F3F5F7"/>
+          </w:tcPr>
+          <w:p>
+            <w:r/>
+            <w:r>
+              <w:rPr>
+                <w:sz w:val="19"/>
+              </w:rPr>
+              <w:t>25 Oct 2026</w:t>
+            </w:r>
+          </w:p>
+        </w:tc>
+        <w:tc>
+          <w:tcPr>
+            <w:tcW w:type="dxa" w:w="1361"/>
+            <w:shd w:val="clear" w:color="auto" w:fill="F3F5F7"/>
+          </w:tcPr>
+          <w:p>
+            <w:r/>
+            <w:r>
+              <w:rPr>
+                <w:sz w:val="19"/>
+              </w:rPr>
+              <w:t>Response &amp; recovery</w:t>
+            </w:r>
+          </w:p>
+        </w:tc>
+      </w:tr>
+      <w:tr>
+        <w:tc>
+          <w:tcPr>
+            <w:tcW w:type="dxa" w:w="3061"/>
+          </w:tcPr>
+          <w:p>
+            <w:r/>
+            <w:r>
+              <w:rPr>
+                <w:sz w:val="19"/>
+              </w:rPr>
+              <w:t>Aucapán road sinkhole traps ambulance, Argentina (Oct 2026)</w:t>
+            </w:r>
+          </w:p>
+        </w:tc>
+        <w:tc>
+          <w:tcPr>
+            <w:tcW w:type="dxa" w:w="1928"/>
+          </w:tcPr>
+          <w:p>
+            <w:r/>
+            <w:r>
+              <w:rPr>
+                <w:sz w:val="19"/>
+              </w:rPr>
+              <w:t>Aucapan, Neuquen, Argentina</w:t>
+            </w:r>
+          </w:p>
+        </w:tc>
+        <w:tc>
+          <w:tcPr>
+            <w:tcW w:type="dxa" w:w="907"/>
+          </w:tcPr>
+          <w:p>
+            <w:r/>
+            <w:r>
+              <w:rPr>
+                <w:sz w:val="19"/>
+              </w:rPr>
+              <w:t>2</w:t>
+            </w:r>
+          </w:p>
+        </w:tc>
+        <w:tc>
+          <w:tcPr>
+            <w:tcW w:type="dxa" w:w="1191"/>
+          </w:tcPr>
+          <w:p>
+            <w:r/>
+            <w:r>
+              <w:rPr>
+                <w:sz w:val="19"/>
+              </w:rPr>
+              <w:t>23 Oct 2026</w:t>
+            </w:r>
+          </w:p>
+        </w:tc>
+        <w:tc>
+          <w:tcPr>
+            <w:tcW w:type="dxa" w:w="1191"/>
+          </w:tcPr>
+          <w:p>
+            <w:r/>
+            <w:r>
+              <w:rPr>
+                <w:sz w:val="19"/>
+              </w:rPr>
+              <w:t>24 Oct 2026</w:t>
+            </w:r>
+          </w:p>
+        </w:tc>
+        <w:tc>
+          <w:tcPr>
+            <w:tcW w:type="dxa" w:w="1361"/>
+          </w:tcPr>
+          <w:p>
+            <w:r/>
+            <w:r>
+              <w:rPr>
+                <w:sz w:val="19"/>
+              </w:rPr>
+              <w:t>Event</w:t>
+            </w:r>
+          </w:p>
+        </w:tc>
+      </w:tr>
+      <w:tr>
+        <w:tc>
+          <w:tcPr>
+            <w:tcW w:type="dxa" w:w="3061"/>
+            <w:shd w:val="clear" w:color="auto" w:fill="F3F5F7"/>
+          </w:tcPr>
+          <w:p>
+            <w:r/>
+            <w:r>
+              <w:rPr>
+                <w:sz w:val="19"/>
+              </w:rPr>
+              <w:t>Mot Mountain levelling proposal, Quy Nhon, Vietnam</w:t>
+            </w:r>
+          </w:p>
+        </w:tc>
+        <w:tc>
+          <w:tcPr>
+            <w:tcW w:type="dxa" w:w="1928"/>
+            <w:shd w:val="clear" w:color="auto" w:fill="F3F5F7"/>
+          </w:tcPr>
+          <w:p>
+            <w:r/>
+            <w:r>
+              <w:rPr>
+                <w:sz w:val="19"/>
+              </w:rPr>
+              <w:t>Mot Mountain, Quy Nhon, Vietnam</w:t>
+            </w:r>
+          </w:p>
+        </w:tc>
+        <w:tc>
+          <w:tcPr>
+            <w:tcW w:type="dxa" w:w="907"/>
+            <w:shd w:val="clear" w:color="auto" w:fill="F3F5F7"/>
+          </w:tcPr>
+          <w:p>
+            <w:r/>
+            <w:r>
+              <w:rPr>
+                <w:sz w:val="19"/>
+              </w:rPr>
+              <w:t>2</w:t>
+            </w:r>
+          </w:p>
+        </w:tc>
+        <w:tc>
+          <w:tcPr>
+            <w:tcW w:type="dxa" w:w="1191"/>
+            <w:shd w:val="clear" w:color="auto" w:fill="F3F5F7"/>
+          </w:tcPr>
+          <w:p>
+            <w:r/>
+            <w:r>
+              <w:rPr>
+                <w:sz w:val="19"/>
+              </w:rPr>
+              <w:t>23 Oct 2026</w:t>
+            </w:r>
+          </w:p>
+        </w:tc>
+        <w:tc>
+          <w:tcPr>
+            <w:tcW w:type="dxa" w:w="1191"/>
+            <w:shd w:val="clear" w:color="auto" w:fill="F3F5F7"/>
+          </w:tcPr>
+          <w:p>
+            <w:r/>
+            <w:r>
+              <w:rPr>
+                <w:sz w:val="19"/>
+              </w:rPr>
+              <w:t>24 Oct 2026</w:t>
+            </w:r>
+          </w:p>
+        </w:tc>
+        <w:tc>
+          <w:tcPr>
+            <w:tcW w:type="dxa" w:w="1361"/>
+            <w:shd w:val="clear" w:color="auto" w:fill="F3F5F7"/>
+          </w:tcPr>
+          <w:p>
+            <w:r/>
+            <w:r>
+              <w:rPr>
+                <w:sz w:val="19"/>
+              </w:rPr>
+              <w:t>Event</w:t>
+            </w:r>
+          </w:p>
+        </w:tc>
+      </w:tr>
+      <w:tr>
+        <w:tc>
+          <w:tcPr>
+            <w:tcW w:type="dxa" w:w="3061"/>
+          </w:tcPr>
+          <w:p>
+            <w:r/>
+            <w:r>
+              <w:rPr>
+                <w:sz w:val="19"/>
+              </w:rPr>
+              <w:t>Nghe An coastal road embankment landslide, Vietnam (Oct 2026)</w:t>
+            </w:r>
+          </w:p>
+        </w:tc>
+        <w:tc>
+          <w:tcPr>
+            <w:tcW w:type="dxa" w:w="1928"/>
+          </w:tcPr>
+          <w:p>
+            <w:r/>
+            <w:r>
+              <w:rPr>
+                <w:sz w:val="19"/>
+              </w:rPr>
+              <w:t>Nghe An, Vietnam</w:t>
+            </w:r>
+          </w:p>
+        </w:tc>
+        <w:tc>
+          <w:tcPr>
+            <w:tcW w:type="dxa" w:w="907"/>
+          </w:tcPr>
+          <w:p>
+            <w:r/>
+            <w:r>
+              <w:rPr>
+                <w:sz w:val="19"/>
+              </w:rPr>
+              <w:t>2</w:t>
+            </w:r>
+          </w:p>
+        </w:tc>
+        <w:tc>
+          <w:tcPr>
+            <w:tcW w:type="dxa" w:w="1191"/>
+          </w:tcPr>
+          <w:p>
+            <w:r/>
+            <w:r>
+              <w:rPr>
+                <w:sz w:val="19"/>
+              </w:rPr>
+              <w:t>23 Oct 2026</w:t>
+            </w:r>
+          </w:p>
+        </w:tc>
+        <w:tc>
+          <w:tcPr>
+            <w:tcW w:type="dxa" w:w="1191"/>
+          </w:tcPr>
+          <w:p>
+            <w:r/>
+            <w:r>
+              <w:rPr>
+                <w:sz w:val="19"/>
+              </w:rPr>
+              <w:t>23 Oct 2026</w:t>
+            </w:r>
+          </w:p>
+        </w:tc>
+        <w:tc>
+          <w:tcPr>
+            <w:tcW w:type="dxa" w:w="1361"/>
+          </w:tcPr>
+          <w:p>
+            <w:r/>
+            <w:r>
+              <w:rPr>
+                <w:sz w:val="19"/>
+              </w:rPr>
+              <w:t>Response &amp; recovery</w:t>
+            </w:r>
+          </w:p>
+        </w:tc>
+      </w:tr>
+      <w:tr>
+        <w:tc>
+          <w:tcPr>
+            <w:tcW w:type="dxa" w:w="3061"/>
+            <w:shd w:val="clear" w:color="auto" w:fill="F3F5F7"/>
+          </w:tcPr>
+          <w:p>
+            <w:r/>
+            <w:r>
+              <w:rPr>
+                <w:sz w:val="19"/>
+              </w:rPr>
+              <w:t>Esquina riverfront promenade subsidence, Argentina (Oct 2026)</w:t>
+            </w:r>
+          </w:p>
+        </w:tc>
+        <w:tc>
+          <w:tcPr>
+            <w:tcW w:type="dxa" w:w="1928"/>
+            <w:shd w:val="clear" w:color="auto" w:fill="F3F5F7"/>
+          </w:tcPr>
+          <w:p>
+            <w:r/>
+            <w:r>
+              <w:rPr>
+                <w:sz w:val="19"/>
+              </w:rPr>
+              <w:t>Corrientes costanera, Argentina</w:t>
+            </w:r>
+          </w:p>
+        </w:tc>
+        <w:tc>
+          <w:tcPr>
+            <w:tcW w:type="dxa" w:w="907"/>
+            <w:shd w:val="clear" w:color="auto" w:fill="F3F5F7"/>
+          </w:tcPr>
+          <w:p>
+            <w:r/>
+            <w:r>
+              <w:rPr>
+                <w:sz w:val="19"/>
+              </w:rPr>
+              <w:t>2</w:t>
+            </w:r>
+          </w:p>
+        </w:tc>
+        <w:tc>
+          <w:tcPr>
+            <w:tcW w:type="dxa" w:w="1191"/>
+            <w:shd w:val="clear" w:color="auto" w:fill="F3F5F7"/>
+          </w:tcPr>
+          <w:p>
+            <w:r/>
+            <w:r>
+              <w:rPr>
+                <w:sz w:val="19"/>
+              </w:rPr>
+              <w:t>22 Oct 2026</w:t>
+            </w:r>
+          </w:p>
+        </w:tc>
+        <w:tc>
+          <w:tcPr>
+            <w:tcW w:type="dxa" w:w="1191"/>
+            <w:shd w:val="clear" w:color="auto" w:fill="F3F5F7"/>
+          </w:tcPr>
+          <w:p>
+            <w:r/>
+            <w:r>
+              <w:rPr>
+                <w:sz w:val="19"/>
+              </w:rPr>
+              <w:t>22 Oct 2026</w:t>
+            </w:r>
+          </w:p>
+        </w:tc>
+        <w:tc>
+          <w:tcPr>
+            <w:tcW w:type="dxa" w:w="1361"/>
+            <w:shd w:val="clear" w:color="auto" w:fill="F3F5F7"/>
+          </w:tcPr>
+          <w:p>
+            <w:r/>
+            <w:r>
+              <w:rPr>
+                <w:sz w:val="19"/>
+              </w:rPr>
+              <w:t>Event</w:t>
+            </w:r>
+          </w:p>
+        </w:tc>
+      </w:tr>
+    </w:tbl>
+    <w:p/>
     <w:p>
       <w:pPr>
         <w:pStyle w:val="Heading1"/>
@@ -2089,7 +2745,7 @@
     </w:p>
     <w:p>
       <w:r>
-        <w:t>20 new papers from 12 journals were picked up for Academia-to-Industry topics.</w:t>
+        <w:t>22 new papers from 13 journals were picked up for Academia-to-Industry topics.</w:t>
       </w:r>
     </w:p>
     <w:tbl>
@@ -2213,7 +2869,7 @@
               <w:rPr>
                 <w:sz w:val="19"/>
               </w:rPr>
-              <w:t>Transportation Geotechnics</w:t>
+              <w:t>Soil Dynamics and Earthquake Engineering</w:t>
             </w:r>
           </w:p>
         </w:tc>
@@ -2244,7 +2900,7 @@
               <w:rPr>
                 <w:sz w:val="19"/>
               </w:rPr>
-              <w:t>Computers and Geotechnics</w:t>
+              <w:t>Transportation Geotechnics</w:t>
             </w:r>
           </w:p>
         </w:tc>
@@ -2275,7 +2931,7 @@
               <w:rPr>
                 <w:sz w:val="19"/>
               </w:rPr>
-              <w:t>Tunnelling and Underground Space Technology</w:t>
+              <w:t>Computers and Geotechnics</w:t>
             </w:r>
           </w:p>
         </w:tc>
@@ -2290,6 +2946,68 @@
                 <w:sz w:val="19"/>
               </w:rPr>
               <w:t>2</w:t>
+            </w:r>
+          </w:p>
+        </w:tc>
+      </w:tr>
+      <w:tr>
+        <w:tc>
+          <w:tcPr>
+            <w:tcW w:type="dxa" w:w="6803"/>
+            <w:shd w:val="clear" w:color="auto" w:fill="F3F5F7"/>
+          </w:tcPr>
+          <w:p>
+            <w:r/>
+            <w:r>
+              <w:rPr>
+                <w:sz w:val="19"/>
+              </w:rPr>
+              <w:t>Tunnelling and Underground Space Technology</w:t>
+            </w:r>
+          </w:p>
+        </w:tc>
+        <w:tc>
+          <w:tcPr>
+            <w:tcW w:type="dxa" w:w="1701"/>
+            <w:shd w:val="clear" w:color="auto" w:fill="F3F5F7"/>
+          </w:tcPr>
+          <w:p>
+            <w:r/>
+            <w:r>
+              <w:rPr>
+                <w:sz w:val="19"/>
+              </w:rPr>
+              <w:t>2</w:t>
+            </w:r>
+          </w:p>
+        </w:tc>
+      </w:tr>
+      <w:tr>
+        <w:tc>
+          <w:tcPr>
+            <w:tcW w:type="dxa" w:w="6803"/>
+          </w:tcPr>
+          <w:p>
+            <w:r/>
+            <w:r>
+              <w:rPr>
+                <w:sz w:val="19"/>
+              </w:rPr>
+              <w:t>Géotechnique</w:t>
+            </w:r>
+          </w:p>
+        </w:tc>
+        <w:tc>
+          <w:tcPr>
+            <w:tcW w:type="dxa" w:w="1701"/>
+          </w:tcPr>
+          <w:p>
+            <w:r/>
+            <w:r>
+              <w:rPr>
+                <w:sz w:val="19"/>
+              </w:rPr>
+              <w:t>1</w:t>
             </w:r>
           </w:p>
         </w:tc>
@@ -2430,7 +3148,7 @@
               <w:rPr>
                 <w:sz w:val="19"/>
               </w:rPr>
-              <w:t>Soil Dynamics and Earthquake Engineering</w:t>
+              <w:t>Georisk: Assessment and Management of Risk for Engineered Systems and Geohazards</w:t>
             </w:r>
           </w:p>
         </w:tc>
@@ -2461,37 +3179,6 @@
               <w:rPr>
                 <w:sz w:val="19"/>
               </w:rPr>
-              <w:t>Georisk: Assessment and Management of Risk for Engineered Systems and Geohazards</w:t>
-            </w:r>
-          </w:p>
-        </w:tc>
-        <w:tc>
-          <w:tcPr>
-            <w:tcW w:type="dxa" w:w="1701"/>
-          </w:tcPr>
-          <w:p>
-            <w:r/>
-            <w:r>
-              <w:rPr>
-                <w:sz w:val="19"/>
-              </w:rPr>
-              <w:t>1</w:t>
-            </w:r>
-          </w:p>
-        </w:tc>
-      </w:tr>
-      <w:tr>
-        <w:tc>
-          <w:tcPr>
-            <w:tcW w:type="dxa" w:w="6803"/>
-            <w:shd w:val="clear" w:color="auto" w:fill="F3F5F7"/>
-          </w:tcPr>
-          <w:p>
-            <w:r/>
-            <w:r>
-              <w:rPr>
-                <w:sz w:val="19"/>
-              </w:rPr>
               <w:t>Underground Space</w:t>
             </w:r>
           </w:p>
@@ -2499,7 +3186,6 @@
         <w:tc>
           <w:tcPr>
             <w:tcW w:type="dxa" w:w="1701"/>
-            <w:shd w:val="clear" w:color="auto" w:fill="F3F5F7"/>
           </w:tcPr>
           <w:p>
             <w:r/>

--- a/docs/reports/site-report.docx
+++ b/docs/reports/site-report.docx
@@ -28,7 +28,7 @@
           <w:color w:val="5B6573"/>
           <w:sz w:val="19"/>
         </w:rPr>
-        <w:t>ISSMGE Magazine · generated 25 October 2026, 03:20 UTC · updated automatically after every scan</w:t>
+        <w:t>ISSMGE Magazine · generated 25 October 2026, 05:58 UTC · updated automatically after every scan</w:t>
       </w:r>
     </w:p>
     <w:p>
@@ -4071,7 +4071,15 @@
           <w:b/>
           <w:color w:val="23466B"/>
         </w:rPr>
-        <w:t>2026-10-25 · Catch-up scans</w:t>
+        <w:t>2026-10-25 · Catch-up scans and a cheaper events refresh</w:t>
+      </w:r>
+    </w:p>
+    <w:p>
+      <w:pPr>
+        <w:pStyle w:val="ListBullet"/>
+      </w:pPr>
+      <w:r>
+        <w:t>The first events calendar refresh ran out of Anthropic credit part-way. A refresh now caps how much of each page Claude reads, uses prompt caching, stops near a spending limit (max_cost_usd, US$3) and has Claude write up the events found so far, keeps its notes when a later step fails, retries the next day when Claude was only busy, and ends its log with the tokens, searches and estimated cost.</w:t>
       </w:r>
     </w:p>
     <w:p>

--- a/docs/reports/site-report.docx
+++ b/docs/reports/site-report.docx
@@ -28,7 +28,7 @@
           <w:color w:val="5B6573"/>
           <w:sz w:val="19"/>
         </w:rPr>
-        <w:t>ISSMGE Magazine · generated 25 October 2026, 05:58 UTC · updated automatically after every scan</w:t>
+        <w:t>ISSMGE Magazine · generated 25 October 2026, 05:59 UTC · updated automatically after every scan</w:t>
       </w:r>
     </w:p>
     <w:p>

--- a/docs/reports/site-report.docx
+++ b/docs/reports/site-report.docx
@@ -28,7 +28,7 @@
           <w:color w:val="5B6573"/>
           <w:sz w:val="19"/>
         </w:rPr>
-        <w:t>ISSMGE Magazine · generated 25 October 2026, 05:59 UTC · updated automatically after every scan</w:t>
+        <w:t>ISSMGE Magazine · generated 25 October 2026, 07:13 UTC · updated automatically after every scan</w:t>
       </w:r>
     </w:p>
     <w:p>
@@ -3485,14 +3485,164 @@
     </w:p>
     <w:p>
       <w:r>
-        <w:t>The calendar holds 6 events: 6 from the editors' list (data/events.yaml) and 0 found by the weekly refresh, which has not run yet (it needs the ANTHROPIC_API_KEY secret and Anthropic's web search and web fetch tools).</w:t>
+        <w:t>The calendar holds 45 events: 6 from the editors' list (data/events.yaml) and 39 found by the weekly refresh, last refreshed on 25 Oct 2026.</w:t>
       </w:r>
     </w:p>
     <w:p>
+      <w:pPr>
+        <w:pStyle w:val="Heading2"/>
+      </w:pPr>
       <w:r>
-        <w:t>No deadline (call for papers, registration) falls in the next 90 days.</w:t>
+        <w:rPr>
+          <w:color w:val="23466B"/>
+        </w:rPr>
+        <w:t>Deadlines in the next 90 days (calls for papers, registration)</w:t>
       </w:r>
     </w:p>
+    <w:tbl>
+      <w:tblPr>
+        <w:tblStyle w:val="TableGrid"/>
+        <w:tblW w:type="auto" w:w="0"/>
+        <w:jc w:val="center"/>
+        <w:tblLayout w:type="fixed"/>
+        <w:tblLook w:firstColumn="1" w:firstRow="1" w:lastColumn="0" w:lastRow="0" w:noHBand="0" w:noVBand="1" w:val="04A0"/>
+      </w:tblPr>
+      <w:tblGrid>
+        <w:gridCol w:w="1474"/>
+        <w:gridCol w:w="1134"/>
+        <w:gridCol w:w="2494"/>
+        <w:gridCol w:w="4535"/>
+      </w:tblGrid>
+      <w:tr>
+        <w:tc>
+          <w:tcPr>
+            <w:tcW w:type="dxa" w:w="1474"/>
+            <w:shd w:val="clear" w:color="auto" w:fill="16324F"/>
+          </w:tcPr>
+          <w:p>
+            <w:r/>
+            <w:r>
+              <w:rPr>
+                <w:b/>
+                <w:color w:val="FFFFFF"/>
+                <w:sz w:val="19"/>
+              </w:rPr>
+              <w:t>Deadline</w:t>
+            </w:r>
+          </w:p>
+        </w:tc>
+        <w:tc>
+          <w:tcPr>
+            <w:tcW w:type="dxa" w:w="1134"/>
+            <w:shd w:val="clear" w:color="auto" w:fill="16324F"/>
+          </w:tcPr>
+          <w:p>
+            <w:r/>
+            <w:r>
+              <w:rPr>
+                <w:b/>
+                <w:color w:val="FFFFFF"/>
+                <w:sz w:val="19"/>
+              </w:rPr>
+              <w:t>Days left</w:t>
+            </w:r>
+          </w:p>
+        </w:tc>
+        <w:tc>
+          <w:tcPr>
+            <w:tcW w:type="dxa" w:w="2494"/>
+            <w:shd w:val="clear" w:color="auto" w:fill="16324F"/>
+          </w:tcPr>
+          <w:p>
+            <w:r/>
+            <w:r>
+              <w:rPr>
+                <w:b/>
+                <w:color w:val="FFFFFF"/>
+                <w:sz w:val="19"/>
+              </w:rPr>
+              <w:t>What is due</w:t>
+            </w:r>
+          </w:p>
+        </w:tc>
+        <w:tc>
+          <w:tcPr>
+            <w:tcW w:type="dxa" w:w="4535"/>
+            <w:shd w:val="clear" w:color="auto" w:fill="16324F"/>
+          </w:tcPr>
+          <w:p>
+            <w:r/>
+            <w:r>
+              <w:rPr>
+                <w:b/>
+                <w:color w:val="FFFFFF"/>
+                <w:sz w:val="19"/>
+              </w:rPr>
+              <w:t>Event</w:t>
+            </w:r>
+          </w:p>
+        </w:tc>
+      </w:tr>
+      <w:tr>
+        <w:tc>
+          <w:tcPr>
+            <w:tcW w:type="dxa" w:w="1474"/>
+          </w:tcPr>
+          <w:p>
+            <w:r/>
+            <w:r>
+              <w:rPr>
+                <w:sz w:val="19"/>
+              </w:rPr>
+              <w:t>11 Dec 2026</w:t>
+            </w:r>
+          </w:p>
+        </w:tc>
+        <w:tc>
+          <w:tcPr>
+            <w:tcW w:type="dxa" w:w="1134"/>
+          </w:tcPr>
+          <w:p>
+            <w:r/>
+            <w:r>
+              <w:rPr>
+                <w:sz w:val="19"/>
+              </w:rPr>
+              <w:t>47</w:t>
+            </w:r>
+          </w:p>
+        </w:tc>
+        <w:tc>
+          <w:tcPr>
+            <w:tcW w:type="dxa" w:w="2494"/>
+          </w:tcPr>
+          <w:p>
+            <w:r/>
+            <w:r>
+              <w:rPr>
+                <w:sz w:val="19"/>
+              </w:rPr>
+              <w:t>Notification of accepted abstracts</w:t>
+            </w:r>
+          </w:p>
+        </w:tc>
+        <w:tc>
+          <w:tcPr>
+            <w:tcW w:type="dxa" w:w="4535"/>
+          </w:tcPr>
+          <w:p>
+            <w:r/>
+            <w:r>
+              <w:rPr>
+                <w:sz w:val="19"/>
+              </w:rPr>
+              <w:t>NUMGE 2027</w:t>
+            </w:r>
+          </w:p>
+        </w:tc>
+      </w:tr>
+    </w:tbl>
+    <w:p/>
     <w:p>
       <w:pPr>
         <w:pStyle w:val="Heading2"/>
@@ -3599,7 +3749,7 @@
               <w:rPr>
                 <w:sz w:val="19"/>
               </w:rPr>
-              <w:t>1 Mar 2027</w:t>
+              <w:t>26 Oct 2026</w:t>
             </w:r>
           </w:p>
         </w:tc>
@@ -3613,7 +3763,7 @@
               <w:rPr>
                 <w:sz w:val="19"/>
               </w:rPr>
-              <w:t>Geo-Congress 2027, part of ASCE2027</w:t>
+              <w:t>Slope Stability 2026 – Slope for Safety Performance – an ISRM Specialized Conference</w:t>
             </w:r>
           </w:p>
         </w:tc>
@@ -3627,7 +3777,7 @@
               <w:rPr>
                 <w:sz w:val="19"/>
               </w:rPr>
-              <w:t>Philadelphia, United States</w:t>
+              <w:t>Lima, Peru</w:t>
             </w:r>
           </w:p>
         </w:tc>
@@ -3658,7 +3808,7 @@
               <w:rPr>
                 <w:sz w:val="19"/>
               </w:rPr>
-              <w:t>12 Apr 2027</w:t>
+              <w:t>2 Nov 2026</w:t>
             </w:r>
           </w:p>
         </w:tc>
@@ -3673,7 +3823,7 @@
               <w:rPr>
                 <w:sz w:val="19"/>
               </w:rPr>
-              <w:t>2nd International Symposium on Ground Improvement</w:t>
+              <w:t>DFI's 51st Annual Conference on Deep Foundations</w:t>
             </w:r>
           </w:p>
         </w:tc>
@@ -3688,7 +3838,127 @@
               <w:rPr>
                 <w:sz w:val="19"/>
               </w:rPr>
-              <w:t>Lyon, France</w:t>
+              <w:t>Orlando, United States</w:t>
+            </w:r>
+          </w:p>
+        </w:tc>
+        <w:tc>
+          <w:tcPr>
+            <w:tcW w:type="dxa" w:w="1701"/>
+            <w:shd w:val="clear" w:color="auto" w:fill="F3F5F7"/>
+          </w:tcPr>
+          <w:p>
+            <w:r/>
+            <w:r>
+              <w:rPr>
+                <w:sz w:val="19"/>
+              </w:rPr>
+              <w:t>Other conference</w:t>
+            </w:r>
+          </w:p>
+        </w:tc>
+      </w:tr>
+      <w:tr>
+        <w:tc>
+          <w:tcPr>
+            <w:tcW w:type="dxa" w:w="1361"/>
+          </w:tcPr>
+          <w:p>
+            <w:r/>
+            <w:r>
+              <w:rPr>
+                <w:sz w:val="19"/>
+              </w:rPr>
+              <w:t>4 Nov 2026</w:t>
+            </w:r>
+          </w:p>
+        </w:tc>
+        <w:tc>
+          <w:tcPr>
+            <w:tcW w:type="dxa" w:w="4535"/>
+          </w:tcPr>
+          <w:p>
+            <w:r/>
+            <w:r>
+              <w:rPr>
+                <w:sz w:val="19"/>
+              </w:rPr>
+              <w:t>2026 Geotechnical Engineering Proceedings Lecture: Strains in sprayed concrete tunnel linings at Heathrow Terminal 4 and back-calculation of stress</w:t>
+            </w:r>
+          </w:p>
+        </w:tc>
+        <w:tc>
+          <w:tcPr>
+            <w:tcW w:type="dxa" w:w="2041"/>
+          </w:tcPr>
+          <w:p>
+            <w:r/>
+            <w:r>
+              <w:rPr>
+                <w:sz w:val="19"/>
+              </w:rPr>
+              <w:t>London, United Kingdom</w:t>
+            </w:r>
+          </w:p>
+        </w:tc>
+        <w:tc>
+          <w:tcPr>
+            <w:tcW w:type="dxa" w:w="1701"/>
+          </w:tcPr>
+          <w:p>
+            <w:r/>
+            <w:r>
+              <w:rPr>
+                <w:sz w:val="19"/>
+              </w:rPr>
+              <w:t>Course / webinar</w:t>
+            </w:r>
+          </w:p>
+        </w:tc>
+      </w:tr>
+      <w:tr>
+        <w:tc>
+          <w:tcPr>
+            <w:tcW w:type="dxa" w:w="1361"/>
+            <w:shd w:val="clear" w:color="auto" w:fill="F3F5F7"/>
+          </w:tcPr>
+          <w:p>
+            <w:r/>
+            <w:r>
+              <w:rPr>
+                <w:sz w:val="19"/>
+              </w:rPr>
+              <w:t>4 Nov 2026</w:t>
+            </w:r>
+          </w:p>
+        </w:tc>
+        <w:tc>
+          <w:tcPr>
+            <w:tcW w:type="dxa" w:w="4535"/>
+            <w:shd w:val="clear" w:color="auto" w:fill="F3F5F7"/>
+          </w:tcPr>
+          <w:p>
+            <w:r/>
+            <w:r>
+              <w:rPr>
+                <w:sz w:val="19"/>
+              </w:rPr>
+              <w:t>International Conference on Performance-Based Design in Earthquake Geotechnical Engineering</w:t>
+            </w:r>
+          </w:p>
+        </w:tc>
+        <w:tc>
+          <w:tcPr>
+            <w:tcW w:type="dxa" w:w="2041"/>
+            <w:shd w:val="clear" w:color="auto" w:fill="F3F5F7"/>
+          </w:tcPr>
+          <w:p>
+            <w:r/>
+            <w:r>
+              <w:rPr>
+                <w:sz w:val="19"/>
+              </w:rPr>
+              <w:t>Puerto Varas, Chile</w:t>
             </w:r>
           </w:p>
         </w:tc>
@@ -3719,7 +3989,7 @@
               <w:rPr>
                 <w:sz w:val="19"/>
               </w:rPr>
-              <w:t>23 Apr 2027</w:t>
+              <w:t>10 Nov 2026</w:t>
             </w:r>
           </w:p>
         </w:tc>
@@ -3733,7 +4003,7 @@
               <w:rPr>
                 <w:sz w:val="19"/>
               </w:rPr>
-              <w:t>ITA-AITES World Tunnel Congress 2027</w:t>
+              <w:t>BGA ECG Advanced Laboratory Testing &amp; Dynamic Behaviour of Soils</w:t>
             </w:r>
           </w:p>
         </w:tc>
@@ -3747,7 +4017,247 @@
               <w:rPr>
                 <w:sz w:val="19"/>
               </w:rPr>
-              <w:t>Antwerp, Belgium</w:t>
+              <w:t>Online</w:t>
+            </w:r>
+          </w:p>
+        </w:tc>
+        <w:tc>
+          <w:tcPr>
+            <w:tcW w:type="dxa" w:w="1701"/>
+          </w:tcPr>
+          <w:p>
+            <w:r/>
+            <w:r>
+              <w:rPr>
+                <w:sz w:val="19"/>
+              </w:rPr>
+              <w:t>Course / webinar</w:t>
+            </w:r>
+          </w:p>
+        </w:tc>
+      </w:tr>
+      <w:tr>
+        <w:tc>
+          <w:tcPr>
+            <w:tcW w:type="dxa" w:w="1361"/>
+            <w:shd w:val="clear" w:color="auto" w:fill="F3F5F7"/>
+          </w:tcPr>
+          <w:p>
+            <w:r/>
+            <w:r>
+              <w:rPr>
+                <w:sz w:val="19"/>
+              </w:rPr>
+              <w:t>10 Nov 2026</w:t>
+            </w:r>
+          </w:p>
+        </w:tc>
+        <w:tc>
+          <w:tcPr>
+            <w:tcW w:type="dxa" w:w="4535"/>
+            <w:shd w:val="clear" w:color="auto" w:fill="F3F5F7"/>
+          </w:tcPr>
+          <w:p>
+            <w:r/>
+            <w:r>
+              <w:rPr>
+                <w:sz w:val="19"/>
+              </w:rPr>
+              <w:t>ITACET Lunchtime Lecture Series #60</w:t>
+            </w:r>
+          </w:p>
+        </w:tc>
+        <w:tc>
+          <w:tcPr>
+            <w:tcW w:type="dxa" w:w="2041"/>
+            <w:shd w:val="clear" w:color="auto" w:fill="F3F5F7"/>
+          </w:tcPr>
+          <w:p>
+            <w:r/>
+            <w:r>
+              <w:rPr>
+                <w:sz w:val="19"/>
+              </w:rPr>
+              <w:t>—</w:t>
+            </w:r>
+          </w:p>
+        </w:tc>
+        <w:tc>
+          <w:tcPr>
+            <w:tcW w:type="dxa" w:w="1701"/>
+            <w:shd w:val="clear" w:color="auto" w:fill="F3F5F7"/>
+          </w:tcPr>
+          <w:p>
+            <w:r/>
+            <w:r>
+              <w:rPr>
+                <w:sz w:val="19"/>
+              </w:rPr>
+              <w:t>Course / webinar</w:t>
+            </w:r>
+          </w:p>
+        </w:tc>
+      </w:tr>
+      <w:tr>
+        <w:tc>
+          <w:tcPr>
+            <w:tcW w:type="dxa" w:w="1361"/>
+          </w:tcPr>
+          <w:p>
+            <w:r/>
+            <w:r>
+              <w:rPr>
+                <w:sz w:val="19"/>
+              </w:rPr>
+              <w:t>10 Nov 2026</w:t>
+            </w:r>
+          </w:p>
+        </w:tc>
+        <w:tc>
+          <w:tcPr>
+            <w:tcW w:type="dxa" w:w="4535"/>
+          </w:tcPr>
+          <w:p>
+            <w:r/>
+            <w:r>
+              <w:rPr>
+                <w:sz w:val="19"/>
+              </w:rPr>
+              <w:t>Woh Hup Distinguished Lecture by Prof. Kenichi Soga</w:t>
+            </w:r>
+          </w:p>
+        </w:tc>
+        <w:tc>
+          <w:tcPr>
+            <w:tcW w:type="dxa" w:w="2041"/>
+          </w:tcPr>
+          <w:p>
+            <w:r/>
+            <w:r>
+              <w:rPr>
+                <w:sz w:val="19"/>
+              </w:rPr>
+              <w:t>—</w:t>
+            </w:r>
+          </w:p>
+        </w:tc>
+        <w:tc>
+          <w:tcPr>
+            <w:tcW w:type="dxa" w:w="1701"/>
+          </w:tcPr>
+          <w:p>
+            <w:r/>
+            <w:r>
+              <w:rPr>
+                <w:sz w:val="19"/>
+              </w:rPr>
+              <w:t>Course / webinar</w:t>
+            </w:r>
+          </w:p>
+        </w:tc>
+      </w:tr>
+      <w:tr>
+        <w:tc>
+          <w:tcPr>
+            <w:tcW w:type="dxa" w:w="1361"/>
+            <w:shd w:val="clear" w:color="auto" w:fill="F3F5F7"/>
+          </w:tcPr>
+          <w:p>
+            <w:r/>
+            <w:r>
+              <w:rPr>
+                <w:sz w:val="19"/>
+              </w:rPr>
+              <w:t>12 Nov 2026</w:t>
+            </w:r>
+          </w:p>
+        </w:tc>
+        <w:tc>
+          <w:tcPr>
+            <w:tcW w:type="dxa" w:w="4535"/>
+            <w:shd w:val="clear" w:color="auto" w:fill="F3F5F7"/>
+          </w:tcPr>
+          <w:p>
+            <w:r/>
+            <w:r>
+              <w:rPr>
+                <w:sz w:val="19"/>
+              </w:rPr>
+              <w:t>10th Conference of the Croatian Geotechnical Society: Geotechnical Engineering in Soft Rocks and Heterogeneous Rock Masses – an ISRM Specialized Conference</w:t>
+            </w:r>
+          </w:p>
+        </w:tc>
+        <w:tc>
+          <w:tcPr>
+            <w:tcW w:type="dxa" w:w="2041"/>
+            <w:shd w:val="clear" w:color="auto" w:fill="F3F5F7"/>
+          </w:tcPr>
+          <w:p>
+            <w:r/>
+            <w:r>
+              <w:rPr>
+                <w:sz w:val="19"/>
+              </w:rPr>
+              <w:t>Split, Croatia</w:t>
+            </w:r>
+          </w:p>
+        </w:tc>
+        <w:tc>
+          <w:tcPr>
+            <w:tcW w:type="dxa" w:w="1701"/>
+            <w:shd w:val="clear" w:color="auto" w:fill="F3F5F7"/>
+          </w:tcPr>
+          <w:p>
+            <w:r/>
+            <w:r>
+              <w:rPr>
+                <w:sz w:val="19"/>
+              </w:rPr>
+              <w:t>Other conference</w:t>
+            </w:r>
+          </w:p>
+        </w:tc>
+      </w:tr>
+      <w:tr>
+        <w:tc>
+          <w:tcPr>
+            <w:tcW w:type="dxa" w:w="1361"/>
+          </w:tcPr>
+          <w:p>
+            <w:r/>
+            <w:r>
+              <w:rPr>
+                <w:sz w:val="19"/>
+              </w:rPr>
+              <w:t>12 Nov 2026</w:t>
+            </w:r>
+          </w:p>
+        </w:tc>
+        <w:tc>
+          <w:tcPr>
+            <w:tcW w:type="dxa" w:w="4535"/>
+          </w:tcPr>
+          <w:p>
+            <w:r/>
+            <w:r>
+              <w:rPr>
+                <w:sz w:val="19"/>
+              </w:rPr>
+              <w:t>Tunnel Turkey 2026</w:t>
+            </w:r>
+          </w:p>
+        </w:tc>
+        <w:tc>
+          <w:tcPr>
+            <w:tcW w:type="dxa" w:w="2041"/>
+          </w:tcPr>
+          <w:p>
+            <w:r/>
+            <w:r>
+              <w:rPr>
+                <w:sz w:val="19"/>
+              </w:rPr>
+              <w:t>Türkiye</w:t>
             </w:r>
           </w:p>
         </w:tc>
@@ -3778,7 +4288,7 @@
               <w:rPr>
                 <w:sz w:val="19"/>
               </w:rPr>
-              <w:t>28 Jun 2027</w:t>
+              <w:t>17 Nov 2026</w:t>
             </w:r>
           </w:p>
         </w:tc>
@@ -3793,7 +4303,7 @@
               <w:rPr>
                 <w:sz w:val="19"/>
               </w:rPr>
-              <w:t>International Conference on Sustainability in Geotechnical Engineering</w:t>
+              <w:t>BGA Touring Lecture – Beyond Automation: Responsible AI Workflows in Geotechnical Modelling and Monitoring</w:t>
             </w:r>
           </w:p>
         </w:tc>
@@ -3808,7 +4318,7 @@
               <w:rPr>
                 <w:sz w:val="19"/>
               </w:rPr>
-              <w:t>Lisbon, Portugal</w:t>
+              <w:t>Leeds, United Kingdom</w:t>
             </w:r>
           </w:p>
         </w:tc>
@@ -3823,65 +4333,7 @@
               <w:rPr>
                 <w:sz w:val="19"/>
               </w:rPr>
-              <w:t>ISSMGE-supported</w:t>
-            </w:r>
-          </w:p>
-        </w:tc>
-      </w:tr>
-      <w:tr>
-        <w:tc>
-          <w:tcPr>
-            <w:tcW w:type="dxa" w:w="1361"/>
-          </w:tcPr>
-          <w:p>
-            <w:r/>
-            <w:r>
-              <w:rPr>
-                <w:sz w:val="19"/>
-              </w:rPr>
-              <w:t>14 Sep 2027</w:t>
-            </w:r>
-          </w:p>
-        </w:tc>
-        <w:tc>
-          <w:tcPr>
-            <w:tcW w:type="dxa" w:w="4535"/>
-          </w:tcPr>
-          <w:p>
-            <w:r/>
-            <w:r>
-              <w:rPr>
-                <w:sz w:val="19"/>
-              </w:rPr>
-              <w:t>9th International Symposium on Deformation Characteristics of Geomaterials</w:t>
-            </w:r>
-          </w:p>
-        </w:tc>
-        <w:tc>
-          <w:tcPr>
-            <w:tcW w:type="dxa" w:w="2041"/>
-          </w:tcPr>
-          <w:p>
-            <w:r/>
-            <w:r>
-              <w:rPr>
-                <w:sz w:val="19"/>
-              </w:rPr>
-              <w:t>Ankara, Türkiye</w:t>
-            </w:r>
-          </w:p>
-        </w:tc>
-        <w:tc>
-          <w:tcPr>
-            <w:tcW w:type="dxa" w:w="1701"/>
-          </w:tcPr>
-          <w:p>
-            <w:r/>
-            <w:r>
-              <w:rPr>
-                <w:sz w:val="19"/>
-              </w:rPr>
-              <w:t>ISSMGE-supported</w:t>
+              <w:t>Course / webinar</w:t>
             </w:r>
           </w:p>
         </w:tc>

--- a/docs/reports/site-report.docx
+++ b/docs/reports/site-report.docx
@@ -28,7 +28,7 @@
           <w:color w:val="5B6573"/>
           <w:sz w:val="19"/>
         </w:rPr>
-        <w:t>ISSMGE Magazine · generated 25 October 2026, 07:13 UTC · updated automatically after every scan</w:t>
+        <w:t>ISSMGE Magazine · generated 25 October 2026, 07:17 UTC · updated automatically after every scan</w:t>
       </w:r>
     </w:p>
     <w:p>
@@ -131,7 +131,7 @@
               <w:rPr>
                 <w:sz w:val="19"/>
               </w:rPr>
-              <w:t>2026-10-25 (03:13 UTC)</w:t>
+              <w:t>2026-10-25 (07:14 UTC)</w:t>
             </w:r>
           </w:p>
         </w:tc>
@@ -163,7 +163,7 @@
               <w:rPr>
                 <w:sz w:val="19"/>
               </w:rPr>
-              <w:t>40</w:t>
+              <w:t>47</w:t>
             </w:r>
           </w:p>
         </w:tc>
@@ -193,7 +193,7 @@
               <w:rPr>
                 <w:sz w:val="19"/>
               </w:rPr>
-              <w:t>279</w:t>
+              <w:t>439</w:t>
             </w:r>
           </w:p>
         </w:tc>
@@ -255,7 +255,7 @@
               <w:rPr>
                 <w:sz w:val="19"/>
               </w:rPr>
-              <w:t>100</w:t>
+              <w:t>107</w:t>
             </w:r>
           </w:p>
         </w:tc>
@@ -349,7 +349,7 @@
               <w:rPr>
                 <w:sz w:val="19"/>
               </w:rPr>
-              <w:t>92 of 100</w:t>
+              <w:t>98 of 107</w:t>
             </w:r>
           </w:p>
         </w:tc>
@@ -379,7 +379,7 @@
               <w:rPr>
                 <w:sz w:val="19"/>
               </w:rPr>
-              <w:t>6</w:t>
+              <w:t>11</w:t>
             </w:r>
           </w:p>
         </w:tc>
@@ -708,7 +708,7 @@
         <w:t xml:space="preserve">✔ </w:t>
       </w:r>
       <w:r>
-        <w:t>Theme balance: 6 themes covered; the largest is Hazards &amp; Resilience with 18 of 40 stories (45%).</w:t>
+        <w:t>Theme balance: 6 themes covered; the largest is Hazards &amp; Resilience with 18 of 47 stories (38%).</w:t>
       </w:r>
     </w:p>
     <w:p>
@@ -723,7 +723,7 @@
         <w:t xml:space="preserve">• </w:t>
       </w:r>
       <w:r>
-        <w:t>30 different outlets contributed; the most frequent was Vietnam.vn (9 stories).</w:t>
+        <w:t>35 different outlets contributed; the most frequent was Vietnam.vn (12 stories).</w:t>
       </w:r>
     </w:p>
     <w:p>
@@ -738,7 +738,7 @@
         <w:t xml:space="preserve">• </w:t>
       </w:r>
       <w:r>
-        <w:t>33 stories came from non-English Google News editions.</w:t>
+        <w:t>38 stories came from non-English Google News editions.</w:t>
       </w:r>
     </w:p>
     <w:p>
@@ -753,7 +753,7 @@
         <w:t xml:space="preserve">• </w:t>
       </w:r>
       <w:r>
-        <w:t>28 stories were rated 4 or 5 out of 5.</w:t>
+        <w:t>31 stories were rated 4 or 5 out of 5.</w:t>
       </w:r>
     </w:p>
     <w:p>
@@ -956,7 +956,7 @@
               <w:rPr>
                 <w:sz w:val="19"/>
               </w:rPr>
-              <w:t>100</w:t>
+              <w:t>107</w:t>
             </w:r>
           </w:p>
         </w:tc>
@@ -984,7 +984,7 @@
               <w:rPr>
                 <w:sz w:val="19"/>
               </w:rPr>
-              <w:t>40</w:t>
+              <w:t>45</w:t>
             </w:r>
           </w:p>
         </w:tc>
@@ -1253,7 +1253,7 @@
               <w:rPr>
                 <w:sz w:val="19"/>
               </w:rPr>
-              <w:t>35%</w:t>
+              <w:t>33%</w:t>
             </w:r>
           </w:p>
         </w:tc>
@@ -1364,7 +1364,7 @@
               <w:rPr>
                 <w:sz w:val="19"/>
               </w:rPr>
-              <w:t>28</w:t>
+              <w:t>32</w:t>
             </w:r>
           </w:p>
         </w:tc>
@@ -1378,7 +1378,7 @@
               <w:rPr>
                 <w:sz w:val="19"/>
               </w:rPr>
-              <w:t>28%</w:t>
+              <w:t>30%</w:t>
             </w:r>
           </w:p>
         </w:tc>
@@ -1392,7 +1392,7 @@
               <w:rPr>
                 <w:sz w:val="19"/>
               </w:rPr>
-              <w:t>14</w:t>
+              <w:t>15</w:t>
             </w:r>
           </w:p>
         </w:tc>
@@ -1426,7 +1426,7 @@
               <w:rPr>
                 <w:sz w:val="19"/>
               </w:rPr>
-              <w:t>16</w:t>
+              <w:t>18</w:t>
             </w:r>
           </w:p>
         </w:tc>
@@ -1441,7 +1441,7 @@
               <w:rPr>
                 <w:sz w:val="19"/>
               </w:rPr>
-              <w:t>16%</w:t>
+              <w:t>17%</w:t>
             </w:r>
           </w:p>
         </w:tc>
@@ -1456,7 +1456,7 @@
               <w:rPr>
                 <w:sz w:val="19"/>
               </w:rPr>
-              <w:t>10</w:t>
+              <w:t>12</w:t>
             </w:r>
           </w:p>
         </w:tc>
@@ -1503,7 +1503,7 @@
               <w:rPr>
                 <w:sz w:val="19"/>
               </w:rPr>
-              <w:t>9%</w:t>
+              <w:t>8%</w:t>
             </w:r>
           </w:p>
         </w:tc>
@@ -1551,7 +1551,7 @@
               <w:rPr>
                 <w:sz w:val="19"/>
               </w:rPr>
-              <w:t>5</w:t>
+              <w:t>6</w:t>
             </w:r>
           </w:p>
         </w:tc>
@@ -1566,7 +1566,7 @@
               <w:rPr>
                 <w:sz w:val="19"/>
               </w:rPr>
-              <w:t>5%</w:t>
+              <w:t>6%</w:t>
             </w:r>
           </w:p>
         </w:tc>
@@ -1601,7 +1601,7 @@
     </w:p>
     <w:p>
       <w:r>
-        <w:t>Q4 2026 (Oct – Dec 2026): 92 of 100 stories are located in a country of one of ISSMGE's six regions; 8 are global or about several countries and 0 have no location yet. 19 of 87 member-society countries have at least one story.</w:t>
+        <w:t>Q4 2026 (Oct – Dec 2026): 98 of 107 stories are located in a country of one of ISSMGE's six regions; 9 are global or about several countries and 0 have no location yet. 18 of 87 member-society countries have at least one story.</w:t>
       </w:r>
     </w:p>
     <w:tbl>
@@ -1773,7 +1773,7 @@
               <w:rPr>
                 <w:sz w:val="19"/>
               </w:rPr>
-              <w:t>48</w:t>
+              <w:t>53</w:t>
             </w:r>
           </w:p>
         </w:tc>
@@ -1893,7 +1893,7 @@
               <w:rPr>
                 <w:sz w:val="19"/>
               </w:rPr>
-              <w:t>12</w:t>
+              <w:t>15</w:t>
             </w:r>
           </w:p>
         </w:tc>
@@ -1953,7 +1953,7 @@
               <w:rPr>
                 <w:sz w:val="19"/>
               </w:rPr>
-              <w:t>13</w:t>
+              <w:t>14</w:t>
             </w:r>
           </w:p>
         </w:tc>
@@ -2013,7 +2013,7 @@
               <w:rPr>
                 <w:sz w:val="19"/>
               </w:rPr>
-              <w:t>17</w:t>
+              <w:t>14</w:t>
             </w:r>
           </w:p>
         </w:tc>
@@ -2028,7 +2028,7 @@
               <w:rPr>
                 <w:sz w:val="19"/>
               </w:rPr>
-              <w:t>4 of 11</w:t>
+              <w:t>3 of 11</w:t>
             </w:r>
           </w:p>
         </w:tc>
@@ -2043,7 +2043,7 @@
               <w:rPr>
                 <w:sz w:val="19"/>
               </w:rPr>
-              <w:t>Bolivia, Costa Rica, Cuba, Guatemala, Paraguay, Peru, Venezuela</w:t>
+              <w:t>Bolivia, Brazil, Costa Rica, Cuba, Guatemala, Paraguay, Peru, Venezuela</w:t>
             </w:r>
           </w:p>
         </w:tc>
@@ -2073,7 +2073,7 @@
     </w:p>
     <w:p>
       <w:r>
-        <w:t>6 developing stories link 13 reports; 6 had a new report in the last 90 days. The most followed:</w:t>
+        <w:t>11 developing stories link 25 reports; 11 had a new report in the last 90 days. The most followed:</w:t>
       </w:r>
     </w:p>
     <w:tbl>
@@ -2235,7 +2235,7 @@
               <w:rPr>
                 <w:sz w:val="19"/>
               </w:rPr>
-              <w:t>3</w:t>
+              <w:t>4</w:t>
             </w:r>
           </w:p>
         </w:tc>
@@ -2278,6 +2278,184 @@
                 <w:sz w:val="19"/>
               </w:rPr>
               <w:t>Update</w:t>
+            </w:r>
+          </w:p>
+        </w:tc>
+      </w:tr>
+      <w:tr>
+        <w:tc>
+          <w:tcPr>
+            <w:tcW w:type="dxa" w:w="3061"/>
+            <w:shd w:val="clear" w:color="auto" w:fill="F3F5F7"/>
+          </w:tcPr>
+          <w:p>
+            <w:r/>
+            <w:r>
+              <w:rPr>
+                <w:sz w:val="19"/>
+              </w:rPr>
+              <w:t>Paya Terubong landslide, Penang, Malaysia (Oct 2026)</w:t>
+            </w:r>
+          </w:p>
+        </w:tc>
+        <w:tc>
+          <w:tcPr>
+            <w:tcW w:type="dxa" w:w="1928"/>
+            <w:shd w:val="clear" w:color="auto" w:fill="F3F5F7"/>
+          </w:tcPr>
+          <w:p>
+            <w:r/>
+            <w:r>
+              <w:rPr>
+                <w:sz w:val="19"/>
+              </w:rPr>
+              <w:t>Paya Terubong, Penang, Malaysia</w:t>
+            </w:r>
+          </w:p>
+        </w:tc>
+        <w:tc>
+          <w:tcPr>
+            <w:tcW w:type="dxa" w:w="907"/>
+            <w:shd w:val="clear" w:color="auto" w:fill="F3F5F7"/>
+          </w:tcPr>
+          <w:p>
+            <w:r/>
+            <w:r>
+              <w:rPr>
+                <w:sz w:val="19"/>
+              </w:rPr>
+              <w:t>3</w:t>
+            </w:r>
+          </w:p>
+        </w:tc>
+        <w:tc>
+          <w:tcPr>
+            <w:tcW w:type="dxa" w:w="1191"/>
+            <w:shd w:val="clear" w:color="auto" w:fill="F3F5F7"/>
+          </w:tcPr>
+          <w:p>
+            <w:r/>
+            <w:r>
+              <w:rPr>
+                <w:sz w:val="19"/>
+              </w:rPr>
+              <w:t>25 Oct 2026</w:t>
+            </w:r>
+          </w:p>
+        </w:tc>
+        <w:tc>
+          <w:tcPr>
+            <w:tcW w:type="dxa" w:w="1191"/>
+            <w:shd w:val="clear" w:color="auto" w:fill="F3F5F7"/>
+          </w:tcPr>
+          <w:p>
+            <w:r/>
+            <w:r>
+              <w:rPr>
+                <w:sz w:val="19"/>
+              </w:rPr>
+              <w:t>25 Oct 2026</w:t>
+            </w:r>
+          </w:p>
+        </w:tc>
+        <w:tc>
+          <w:tcPr>
+            <w:tcW w:type="dxa" w:w="1361"/>
+            <w:shd w:val="clear" w:color="auto" w:fill="F3F5F7"/>
+          </w:tcPr>
+          <w:p>
+            <w:r/>
+            <w:r>
+              <w:rPr>
+                <w:sz w:val="19"/>
+              </w:rPr>
+              <w:t>Legal &amp; policy</w:t>
+            </w:r>
+          </w:p>
+        </w:tc>
+      </w:tr>
+      <w:tr>
+        <w:tc>
+          <w:tcPr>
+            <w:tcW w:type="dxa" w:w="3061"/>
+          </w:tcPr>
+          <w:p>
+            <w:r/>
+            <w:r>
+              <w:rPr>
+                <w:sz w:val="19"/>
+              </w:rPr>
+              <w:t>Provincial Road 160 Chay River landslides, Vietnam (Oct 2026)</w:t>
+            </w:r>
+          </w:p>
+        </w:tc>
+        <w:tc>
+          <w:tcPr>
+            <w:tcW w:type="dxa" w:w="1928"/>
+          </w:tcPr>
+          <w:p>
+            <w:r/>
+            <w:r>
+              <w:rPr>
+                <w:sz w:val="19"/>
+              </w:rPr>
+              <w:t>Provincial Road 160, Chay River, Vietnam</w:t>
+            </w:r>
+          </w:p>
+        </w:tc>
+        <w:tc>
+          <w:tcPr>
+            <w:tcW w:type="dxa" w:w="907"/>
+          </w:tcPr>
+          <w:p>
+            <w:r/>
+            <w:r>
+              <w:rPr>
+                <w:sz w:val="19"/>
+              </w:rPr>
+              <w:t>2</w:t>
+            </w:r>
+          </w:p>
+        </w:tc>
+        <w:tc>
+          <w:tcPr>
+            <w:tcW w:type="dxa" w:w="1191"/>
+          </w:tcPr>
+          <w:p>
+            <w:r/>
+            <w:r>
+              <w:rPr>
+                <w:sz w:val="19"/>
+              </w:rPr>
+              <w:t>25 Oct 2026</w:t>
+            </w:r>
+          </w:p>
+        </w:tc>
+        <w:tc>
+          <w:tcPr>
+            <w:tcW w:type="dxa" w:w="1191"/>
+          </w:tcPr>
+          <w:p>
+            <w:r/>
+            <w:r>
+              <w:rPr>
+                <w:sz w:val="19"/>
+              </w:rPr>
+              <w:t>25 Oct 2026</w:t>
+            </w:r>
+          </w:p>
+        </w:tc>
+        <w:tc>
+          <w:tcPr>
+            <w:tcW w:type="dxa" w:w="1361"/>
+          </w:tcPr>
+          <w:p>
+            <w:r/>
+            <w:r>
+              <w:rPr>
+                <w:sz w:val="19"/>
+              </w:rPr>
+              <w:t>Response &amp; recovery</w:t>
             </w:r>
           </w:p>
         </w:tc>
@@ -2385,7 +2563,7 @@
               <w:rPr>
                 <w:sz w:val="19"/>
               </w:rPr>
-              <w:t>Aucapán road sinkhole traps ambulance, Argentina (Oct 2026)</w:t>
+              <w:t>Typhoon 25 landslides, Bōsō Peninsula, Japan (Oct 2026)</w:t>
             </w:r>
           </w:p>
         </w:tc>
@@ -2399,7 +2577,185 @@
               <w:rPr>
                 <w:sz w:val="19"/>
               </w:rPr>
+              <w:t>Bōsō Peninsula, Chiba, Japan</w:t>
+            </w:r>
+          </w:p>
+        </w:tc>
+        <w:tc>
+          <w:tcPr>
+            <w:tcW w:type="dxa" w:w="907"/>
+          </w:tcPr>
+          <w:p>
+            <w:r/>
+            <w:r>
+              <w:rPr>
+                <w:sz w:val="19"/>
+              </w:rPr>
+              <w:t>2</w:t>
+            </w:r>
+          </w:p>
+        </w:tc>
+        <w:tc>
+          <w:tcPr>
+            <w:tcW w:type="dxa" w:w="1191"/>
+          </w:tcPr>
+          <w:p>
+            <w:r/>
+            <w:r>
+              <w:rPr>
+                <w:sz w:val="19"/>
+              </w:rPr>
+              <w:t>23 Oct 2026</w:t>
+            </w:r>
+          </w:p>
+        </w:tc>
+        <w:tc>
+          <w:tcPr>
+            <w:tcW w:type="dxa" w:w="1191"/>
+          </w:tcPr>
+          <w:p>
+            <w:r/>
+            <w:r>
+              <w:rPr>
+                <w:sz w:val="19"/>
+              </w:rPr>
+              <w:t>24 Oct 2026</w:t>
+            </w:r>
+          </w:p>
+        </w:tc>
+        <w:tc>
+          <w:tcPr>
+            <w:tcW w:type="dxa" w:w="1361"/>
+          </w:tcPr>
+          <w:p>
+            <w:r/>
+            <w:r>
+              <w:rPr>
+                <w:sz w:val="19"/>
+              </w:rPr>
+              <w:t>Event</w:t>
+            </w:r>
+          </w:p>
+        </w:tc>
+      </w:tr>
+      <w:tr>
+        <w:tc>
+          <w:tcPr>
+            <w:tcW w:type="dxa" w:w="3061"/>
+            <w:shd w:val="clear" w:color="auto" w:fill="F3F5F7"/>
+          </w:tcPr>
+          <w:p>
+            <w:r/>
+            <w:r>
+              <w:rPr>
+                <w:sz w:val="19"/>
+              </w:rPr>
+              <w:t>Aucapán road sinkhole traps ambulance, Argentina (Oct 2026)</w:t>
+            </w:r>
+          </w:p>
+        </w:tc>
+        <w:tc>
+          <w:tcPr>
+            <w:tcW w:type="dxa" w:w="1928"/>
+            <w:shd w:val="clear" w:color="auto" w:fill="F3F5F7"/>
+          </w:tcPr>
+          <w:p>
+            <w:r/>
+            <w:r>
+              <w:rPr>
+                <w:sz w:val="19"/>
+              </w:rPr>
               <w:t>Aucapan, Neuquen, Argentina</w:t>
+            </w:r>
+          </w:p>
+        </w:tc>
+        <w:tc>
+          <w:tcPr>
+            <w:tcW w:type="dxa" w:w="907"/>
+            <w:shd w:val="clear" w:color="auto" w:fill="F3F5F7"/>
+          </w:tcPr>
+          <w:p>
+            <w:r/>
+            <w:r>
+              <w:rPr>
+                <w:sz w:val="19"/>
+              </w:rPr>
+              <w:t>2</w:t>
+            </w:r>
+          </w:p>
+        </w:tc>
+        <w:tc>
+          <w:tcPr>
+            <w:tcW w:type="dxa" w:w="1191"/>
+            <w:shd w:val="clear" w:color="auto" w:fill="F3F5F7"/>
+          </w:tcPr>
+          <w:p>
+            <w:r/>
+            <w:r>
+              <w:rPr>
+                <w:sz w:val="19"/>
+              </w:rPr>
+              <w:t>23 Oct 2026</w:t>
+            </w:r>
+          </w:p>
+        </w:tc>
+        <w:tc>
+          <w:tcPr>
+            <w:tcW w:type="dxa" w:w="1191"/>
+            <w:shd w:val="clear" w:color="auto" w:fill="F3F5F7"/>
+          </w:tcPr>
+          <w:p>
+            <w:r/>
+            <w:r>
+              <w:rPr>
+                <w:sz w:val="19"/>
+              </w:rPr>
+              <w:t>24 Oct 2026</w:t>
+            </w:r>
+          </w:p>
+        </w:tc>
+        <w:tc>
+          <w:tcPr>
+            <w:tcW w:type="dxa" w:w="1361"/>
+            <w:shd w:val="clear" w:color="auto" w:fill="F3F5F7"/>
+          </w:tcPr>
+          <w:p>
+            <w:r/>
+            <w:r>
+              <w:rPr>
+                <w:sz w:val="19"/>
+              </w:rPr>
+              <w:t>Event</w:t>
+            </w:r>
+          </w:p>
+        </w:tc>
+      </w:tr>
+      <w:tr>
+        <w:tc>
+          <w:tcPr>
+            <w:tcW w:type="dxa" w:w="3061"/>
+          </w:tcPr>
+          <w:p>
+            <w:r/>
+            <w:r>
+              <w:rPr>
+                <w:sz w:val="19"/>
+              </w:rPr>
+              <w:t>Mot Mountain levelling proposal, Quy Nhon, Vietnam</w:t>
+            </w:r>
+          </w:p>
+        </w:tc>
+        <w:tc>
+          <w:tcPr>
+            <w:tcW w:type="dxa" w:w="1928"/>
+          </w:tcPr>
+          <w:p>
+            <w:r/>
+            <w:r>
+              <w:rPr>
+                <w:sz w:val="19"/>
+              </w:rPr>
+              <w:t>Quy Nhon, Binh Dinh, Vietnam</w:t>
             </w:r>
           </w:p>
         </w:tc>
@@ -2650,7 +3006,7 @@
               <w:rPr>
                 <w:sz w:val="19"/>
               </w:rPr>
-              <w:t>Esquina riverfront promenade subsidence, Argentina (Oct 2026)</w:t>
+              <w:t>Quang Tri coastal erosion threatening dykes, Vietnam (Oct 2026)</w:t>
             </w:r>
           </w:p>
         </w:tc>
@@ -2665,7 +3021,7 @@
               <w:rPr>
                 <w:sz w:val="19"/>
               </w:rPr>
-              <w:t>Corrientes costanera, Argentina</w:t>
+              <w:t>Quang Tri, Vietnam</w:t>
             </w:r>
           </w:p>
         </w:tc>
@@ -2695,7 +3051,7 @@
               <w:rPr>
                 <w:sz w:val="19"/>
               </w:rPr>
-              <w:t>22 Oct 2026</w:t>
+              <w:t>23 Oct 2026</w:t>
             </w:r>
           </w:p>
         </w:tc>
@@ -2710,7 +3066,7 @@
               <w:rPr>
                 <w:sz w:val="19"/>
               </w:rPr>
-              <w:t>22 Oct 2026</w:t>
+              <w:t>23 Oct 2026</w:t>
             </w:r>
           </w:p>
         </w:tc>
@@ -2745,7 +3101,7 @@
     </w:p>
     <w:p>
       <w:r>
-        <w:t>22 new papers from 13 journals were picked up for Academia-to-Industry topics.</w:t>
+        <w:t>23 new papers from 13 journals were picked up for Academia-to-Industry topics.</w:t>
       </w:r>
     </w:p>
     <w:tbl>
@@ -2838,7 +3194,7 @@
               <w:rPr>
                 <w:sz w:val="19"/>
               </w:rPr>
-              <w:t>Engineering Geology</w:t>
+              <w:t>Computers and Geotechnics</w:t>
             </w:r>
           </w:p>
         </w:tc>
@@ -2869,7 +3225,7 @@
               <w:rPr>
                 <w:sz w:val="19"/>
               </w:rPr>
-              <w:t>Soil Dynamics and Earthquake Engineering</w:t>
+              <w:t>Engineering Geology</w:t>
             </w:r>
           </w:p>
         </w:tc>
@@ -2883,7 +3239,7 @@
               <w:rPr>
                 <w:sz w:val="19"/>
               </w:rPr>
-              <w:t>2</w:t>
+              <w:t>3</w:t>
             </w:r>
           </w:p>
         </w:tc>
@@ -2900,7 +3256,7 @@
               <w:rPr>
                 <w:sz w:val="19"/>
               </w:rPr>
-              <w:t>Transportation Geotechnics</w:t>
+              <w:t>Soil Dynamics and Earthquake Engineering</w:t>
             </w:r>
           </w:p>
         </w:tc>
@@ -2931,7 +3287,7 @@
               <w:rPr>
                 <w:sz w:val="19"/>
               </w:rPr>
-              <w:t>Computers and Geotechnics</w:t>
+              <w:t>Transportation Geotechnics</w:t>
             </w:r>
           </w:p>
         </w:tc>

--- a/docs/reports/site-report.docx
+++ b/docs/reports/site-report.docx
@@ -28,7 +28,7 @@
           <w:color w:val="5B6573"/>
           <w:sz w:val="19"/>
         </w:rPr>
-        <w:t>ISSMGE Magazine · generated 25 October 2026, 07:17 UTC · updated automatically after every scan</w:t>
+        <w:t>ISSMGE Magazine · generated 25 October 2026, 07:31 UTC · updated automatically after every scan</w:t>
       </w:r>
     </w:p>
     <w:p>
@@ -4879,6 +4879,34 @@
           <w:b/>
           <w:color w:val="23466B"/>
         </w:rPr>
+        <w:t>2026-10-25 · Lower running costs</w:t>
+      </w:r>
+    </w:p>
+    <w:p>
+      <w:pPr>
+        <w:pStyle w:val="ListBullet"/>
+      </w:pPr>
+      <w:r>
+        <w:t>The AI assistant now starts on Claude Sonnet (half the cost of Opus, still good answers); Opus and Haiku can still be chosen per question.</w:t>
+      </w:r>
+    </w:p>
+    <w:p>
+      <w:pPr>
+        <w:pStyle w:val="ListBullet"/>
+      </w:pPr>
+      <w:r>
+        <w:t>Developing stories are linked with Claude Haiku, the lowest-cost model, and the events calendar is refreshed every 14 days with Claude Sonnet. The issue brief stays on Claude Opus. The daily scan stays daily. The README lists what each part costs.</w:t>
+      </w:r>
+    </w:p>
+    <w:p>
+      <w:pPr>
+        <w:spacing w:before="160"/>
+      </w:pPr>
+      <w:r>
+        <w:rPr>
+          <w:b/>
+          <w:color w:val="23466B"/>
+        </w:rPr>
         <w:t>2026-10-25 · Catch-up scans and a cheaper events refresh</w:t>
       </w:r>
     </w:p>

--- a/docs/reports/site-report.docx
+++ b/docs/reports/site-report.docx
@@ -28,7 +28,7 @@
           <w:color w:val="5B6573"/>
           <w:sz w:val="19"/>
         </w:rPr>
-        <w:t>ISSMGE Magazine · generated 25 October 2026, 07:31 UTC · updated automatically after every scan</w:t>
+        <w:t>ISSMGE Magazine · generated 25 October 2026, 07:33 UTC · updated automatically after every scan</w:t>
       </w:r>
     </w:p>
     <w:p>

--- a/docs/reports/site-report.docx
+++ b/docs/reports/site-report.docx
@@ -28,7 +28,7 @@
           <w:color w:val="5B6573"/>
           <w:sz w:val="19"/>
         </w:rPr>
-        <w:t>ISSMGE Magazine · generated 25 October 2026, 07:33 UTC · updated automatically after every scan</w:t>
+        <w:t>ISSMGE Magazine · generated 25 October 2026, 08:09 UTC · updated automatically after every scan</w:t>
       </w:r>
     </w:p>
     <w:p>
@@ -4879,6 +4879,26 @@
           <w:b/>
           <w:color w:val="23466B"/>
         </w:rPr>
+        <w:t>2026-10-25 · Developing stories: Sonnet links, Opus checks the unsure cases</w:t>
+      </w:r>
+    </w:p>
+    <w:p>
+      <w:pPr>
+        <w:pStyle w:val="ListBullet"/>
+      </w:pPr>
+      <w:r>
+        <w:t>Developing stories are now linked with Claude Sonnet, which also says which cases it is unsure of (two place names in one region, a translated headline that may or may not name the same site, a follow-up whose project name differs). Up to 8 of those per scan are read again by Claude Opus, each against its own closest earlier stories, and its decision stands. If the check fails, Sonnet's reading is kept and the scan notes say why. Settings under storylines (check_model, check_effort, max_checks) in config.yaml; check_model "" turns the check off.</w:t>
+      </w:r>
+    </w:p>
+    <w:p>
+      <w:pPr>
+        <w:spacing w:before="160"/>
+      </w:pPr>
+      <w:r>
+        <w:rPr>
+          <w:b/>
+          <w:color w:val="23466B"/>
+        </w:rPr>
         <w:t>2026-10-25 · Lower running costs</w:t>
       </w:r>
     </w:p>

--- a/docs/reports/site-report.docx
+++ b/docs/reports/site-report.docx
@@ -28,7 +28,7 @@
           <w:color w:val="5B6573"/>
           <w:sz w:val="19"/>
         </w:rPr>
-        <w:t>ISSMGE Magazine · generated 25 October 2026, 08:09 UTC · updated automatically after every scan</w:t>
+        <w:t>ISSMGE Magazine · generated 25 October 2026, 08:10 UTC · updated automatically after every scan</w:t>
       </w:r>
     </w:p>
     <w:p>

--- a/docs/reports/site-report.docx
+++ b/docs/reports/site-report.docx
@@ -28,7 +28,7 @@
           <w:color w:val="5B6573"/>
           <w:sz w:val="19"/>
         </w:rPr>
-        <w:t>ISSMGE Magazine · generated 25 October 2026, 08:10 UTC · updated automatically after every scan</w:t>
+        <w:t>ISSMGE Magazine · generated 25 October 2026, 08:24 UTC · updated automatically after every scan</w:t>
       </w:r>
     </w:p>
     <w:p>
@@ -498,7 +498,7 @@
         <w:t xml:space="preserve">Balanced digests: </w:t>
       </w:r>
       <w:r>
-        <w:t>no theme may take more than 30 % of a digest, and several outlets reporting the same event are merged into one story.</w:t>
+        <w:t>no theme may take more than 30 % of a digest and no website more than five stories, several outlets reporting the same event are merged into one story, and copies of one story in several languages count once.</w:t>
       </w:r>
     </w:p>
     <w:p>
@@ -4879,6 +4879,34 @@
           <w:b/>
           <w:color w:val="23466B"/>
         </w:rPr>
+        <w:t>2026-10-25 · At most 5 stories per website</w:t>
+      </w:r>
+    </w:p>
+    <w:p>
+      <w:pPr>
+        <w:pStyle w:val="ListBullet"/>
+      </w:pPr>
+      <w:r>
+        <w:t>No website may now give more than five stories to a digest (max_per_source in config.yaml; 0 = no limit). Vietnam.vn had supplied 16 of the 60 stories on 24 October and 12 of the 47 on 25 October. A website keeps its five best stories and each place this frees goes to the next story of the same theme; when Claude's translations show that another website reported the same event, its report is kept instead. At most 15 stories from one website now go to Claude, so one website cannot fill Claude's list either. Digests already in the archive are left as they are.</w:t>
+      </w:r>
+    </w:p>
+    <w:p>
+      <w:pPr>
+        <w:pStyle w:val="ListBullet"/>
+      </w:pPr>
+      <w:r>
+        <w:t>Copies of one story in several languages count once. Vietnam.vn publishes each story in Vietnamese, English, Chinese and other languages, and Google News lists every copy as a separate story; once Claude has translated the headlines, copies whose English headlines match are merged and the best one is kept, also when a second scan on the same day is merged with the morning's digest. Headlines that only share a place, that differ in a place or a number, or that differ only in a keyword (coastal or riverbank erosion in Ca Mau), stay separate stories.</w:t>
+      </w:r>
+    </w:p>
+    <w:p>
+      <w:pPr>
+        <w:spacing w:before="160"/>
+      </w:pPr>
+      <w:r>
+        <w:rPr>
+          <w:b/>
+          <w:color w:val="23466B"/>
+        </w:rPr>
         <w:t>2026-10-25 · Developing stories: Sonnet links, Opus checks the unsure cases</w:t>
       </w:r>
     </w:p>

--- a/docs/reports/site-report.docx
+++ b/docs/reports/site-report.docx
@@ -28,7 +28,7 @@
           <w:color w:val="5B6573"/>
           <w:sz w:val="19"/>
         </w:rPr>
-        <w:t>ISSMGE Magazine · generated 25 October 2026, 08:24 UTC · updated automatically after every scan</w:t>
+        <w:t>ISSMGE Magazine · generated 25 October 2026, 08:28 UTC · updated automatically after every scan</w:t>
       </w:r>
     </w:p>
     <w:p>

--- a/docs/reports/site-report.docx
+++ b/docs/reports/site-report.docx
@@ -28,7 +28,7 @@
           <w:color w:val="5B6573"/>
           <w:sz w:val="19"/>
         </w:rPr>
-        <w:t>ISSMGE Magazine · generated 25 October 2026, 08:28 UTC · updated automatically after every scan</w:t>
+        <w:t>ISSMGE Magazine · generated 25 October 2026, 08:53 UTC · updated automatically after every scan</w:t>
       </w:r>
     </w:p>
     <w:p>
@@ -4895,7 +4895,7 @@
         <w:pStyle w:val="ListBullet"/>
       </w:pPr>
       <w:r>
-        <w:t>Copies of one story in several languages count once. Vietnam.vn publishes each story in Vietnamese, English, Chinese and other languages, and Google News lists every copy as a separate story; once Claude has translated the headlines, copies whose English headlines match are merged and the best one is kept, also when a second scan on the same day is merged with the morning's digest. Headlines that only share a place, that differ in a place or a number, or that differ only in a keyword (coastal or riverbank erosion in Ca Mau), stay separate stories.</w:t>
+        <w:t>Copies of one story in several languages count once. Vietnam.vn publishes each story in Vietnamese, English, Chinese and other languages, and Google News lists every copy as a separate story; once Claude has translated the headlines, copies whose English headlines match are merged and the best one is kept, also when a second scan on the same day is merged with the morning's digest. Headlines that only share a place, that differ in a place or a number, or that differ only in a keyword (coastal or riverbank erosion in Ca Mau, when Claude's English translations of headlines in different languages are compared), stay separate stories.</w:t>
       </w:r>
     </w:p>
     <w:p>

--- a/docs/reports/site-report.docx
+++ b/docs/reports/site-report.docx
@@ -28,7 +28,7 @@
           <w:color w:val="5B6573"/>
           <w:sz w:val="19"/>
         </w:rPr>
-        <w:t>ISSMGE Magazine · generated 25 October 2026, 08:53 UTC · updated automatically after every scan</w:t>
+        <w:t>ISSMGE Magazine · generated 25 October 2026, 09:57 UTC · updated automatically after every scan</w:t>
       </w:r>
     </w:p>
     <w:p>
@@ -657,6 +657,167 @@
     </w:p>
     <w:p>
       <w:pPr>
+        <w:pStyle w:val="ListBullet"/>
+      </w:pPr>
+      <w:r>
+        <w:rPr>
+          <w:b/>
+        </w:rPr>
+        <w:t xml:space="preserve">Copyright-safe outputs: </w:t>
+      </w:r>
+      <w:r>
+        <w:t>nothing the news desk publishes or now saves carries a publisher's text beyond the headline (no feed summaries, abstracts or images); each story names the primary source to check the facts with; the AI assistant and the issue brief write in their own words and quote a sentence or two at most, and the assistant ends its drafts with a Check before publishing list; and every page, workbook, e-mail and report carries the five steps of Before you use a story.</w:t>
+      </w:r>
+    </w:p>
+    <w:p>
+      <w:pPr>
+        <w:pStyle w:val="Heading1"/>
+      </w:pPr>
+      <w:r>
+        <w:rPr>
+          <w:color w:val="16324F"/>
+        </w:rPr>
+        <w:t>Using the stories in the magazine (copyright)</w:t>
+      </w:r>
+    </w:p>
+    <w:p>
+      <w:r>
+        <w:t>Every story on the website is a lead, not material to reuse. Before you use a story:</w:t>
+      </w:r>
+    </w:p>
+    <w:p>
+      <w:pPr>
+        <w:spacing w:after="40"/>
+        <w:ind w:left="454" w:hanging="340"/>
+      </w:pPr>
+      <w:r>
+        <w:rPr>
+          <w:b/>
+          <w:color w:val="9A7B1C"/>
+        </w:rPr>
+        <w:t xml:space="preserve">1.  </w:t>
+      </w:r>
+      <w:r>
+        <w:t>Treat the news item as a lead, not as your source.</w:t>
+      </w:r>
+    </w:p>
+    <w:p>
+      <w:pPr>
+        <w:spacing w:after="40"/>
+        <w:ind w:left="454" w:hanging="340"/>
+      </w:pPr>
+      <w:r>
+        <w:rPr>
+          <w:b/>
+          <w:color w:val="9A7B1C"/>
+        </w:rPr>
+        <w:t xml:space="preserve">2.  </w:t>
+      </w:r>
+      <w:r>
+        <w:t>Check the facts with the primary source: the authority, the project owner, the company's press release or the official report (“Check with”, where the news desk found it).</w:t>
+      </w:r>
+    </w:p>
+    <w:p>
+      <w:pPr>
+        <w:spacing w:after="40"/>
+        <w:ind w:left="454" w:hanging="340"/>
+      </w:pPr>
+      <w:r>
+        <w:rPr>
+          <w:b/>
+          <w:color w:val="9A7B1C"/>
+        </w:rPr>
+        <w:t xml:space="preserve">3.  </w:t>
+      </w:r>
+      <w:r>
+        <w:t>Write the piece in your own words, with your own angle: the magazine angle is a starting point.</w:t>
+      </w:r>
+    </w:p>
+    <w:p>
+      <w:pPr>
+        <w:spacing w:after="40"/>
+        <w:ind w:left="454" w:hanging="340"/>
+      </w:pPr>
+      <w:r>
+        <w:rPr>
+          <w:b/>
+          <w:color w:val="9A7B1C"/>
+        </w:rPr>
+        <w:t xml:space="preserve">4.  </w:t>
+      </w:r>
+      <w:r>
+        <w:t>Quote a sentence or two at most, in quotation marks, naming the publication and linking to it.</w:t>
+      </w:r>
+    </w:p>
+    <w:p>
+      <w:pPr>
+        <w:spacing w:after="40"/>
+        <w:ind w:left="454" w:hanging="340"/>
+      </w:pPr>
+      <w:r>
+        <w:rPr>
+          <w:b/>
+          <w:color w:val="9A7B1C"/>
+        </w:rPr>
+        <w:t xml:space="preserve">5.  </w:t>
+      </w:r>
+      <w:r>
+        <w:t>For images, use your own, the project's press-kit photos released for media use, or ask permission; never reuse a source's photos, figures or drawings.</w:t>
+      </w:r>
+    </w:p>
+    <w:p>
+      <w:pPr>
+        <w:spacing w:before="120"/>
+      </w:pPr>
+      <w:r>
+        <w:rPr>
+          <w:b/>
+        </w:rPr>
+        <w:t>What the news desk does to keep to it:</w:t>
+      </w:r>
+    </w:p>
+    <w:p>
+      <w:pPr>
+        <w:pStyle w:val="ListBullet"/>
+      </w:pPr>
+      <w:r>
+        <w:t>The website, the downloads, the e-mails and the current archive files in the repository show no publisher's text beyond the headline: no feed summaries, no paper abstracts and no images from the sources. Each headline names its source and links to the original article. (Earlier versions of the archive in the repository's history, saved before 25 October 2026, still hold the feed summaries and abstracts removed that day.)</w:t>
+      </w:r>
+    </w:p>
+    <w:p>
+      <w:pPr>
+        <w:pStyle w:val="ListBullet"/>
+      </w:pPr>
+      <w:r>
+        <w:t>Headlines from non-English sources are shown in Claude's English translation, labelled as such, with the original headline beside it.</w:t>
+      </w:r>
+    </w:p>
+    <w:p>
+      <w:pPr>
+        <w:pStyle w:val="ListBullet"/>
+      </w:pPr>
+      <w:r>
+        <w:t>The magazine angle and the note on why a paper matters are written by Claude in its own words, never copied from the article.</w:t>
+      </w:r>
+    </w:p>
+    <w:p>
+      <w:pPr>
+        <w:pStyle w:val="ListBullet"/>
+      </w:pPr>
+      <w:r>
+        <w:t>For each story Claude rates, it names the primary source to check the facts with (“Check with”).</w:t>
+      </w:r>
+    </w:p>
+    <w:p>
+      <w:pPr>
+        <w:pStyle w:val="ListBullet"/>
+      </w:pPr>
+      <w:r>
+        <w:t>The AI assistant and the issue brief write in their own words, quote at most a sentence or two with the publication named and linked, and name the primary source to check; for images they recommend your own photos, press-kit photos or asking permission. The assistant ends every draft of a magazine piece with a “Check before publishing” list.</w:t>
+      </w:r>
+    </w:p>
+    <w:p>
+      <w:pPr>
         <w:pStyle w:val="Heading1"/>
       </w:pPr>
       <w:r>
@@ -754,6 +915,21 @@
       </w:r>
       <w:r>
         <w:t>31 stories were rated 4 or 5 out of 5.</w:t>
+      </w:r>
+    </w:p>
+    <w:p>
+      <w:pPr>
+        <w:spacing w:after="60"/>
+      </w:pPr>
+      <w:r>
+        <w:rPr>
+          <w:b/>
+          <w:color w:val="5B6573"/>
+        </w:rPr>
+        <w:t xml:space="preserve">• </w:t>
+      </w:r>
+      <w:r>
+        <w:t>0 of the 47 rated stories name a primary source to check the facts with (stories rated before primary sources were asked for have none).</w:t>
       </w:r>
     </w:p>
     <w:p>
@@ -3560,12 +3736,16 @@
       <w:pPr>
         <w:pStyle w:val="ListBullet"/>
       </w:pPr>
-      <w:r>
-        <w:rPr>
-          <w:b/>
-        </w:rPr>
-        <w:t>Secondary Compression of Deep Foundations in Carbonate Soils: An InSAR Study of Sunny Isles, Florida</w:t>
-      </w:r>
+      <w:hyperlink r:id="rId10">
+        <w:r>
+          <w:rPr>
+            <w:b/>
+            <w:color w:val="1D5A8A"/>
+            <w:u w:val="single"/>
+          </w:rPr>
+          <w:t>Secondary Compression of Deep Foundations in Carbonate Soils: An InSAR Study of Sunny Isles, Florida</w:t>
+        </w:r>
+      </w:hyperlink>
       <w:r>
         <w:t xml:space="preserve"> — Journal of Geotechnical and Geoenvironmental Engineering, 2026-10-24. Six years of InSAR data show building-specific settlements in carbonate soils that continue after construction, so engineers should plan for long-term deformation and monitoring of deep foundations.</w:t>
       </w:r>
@@ -3574,12 +3754,16 @@
       <w:pPr>
         <w:pStyle w:val="ListBullet"/>
       </w:pPr>
-      <w:r>
-        <w:rPr>
-          <w:b/>
-        </w:rPr>
-        <w:t>Probabilistic State Parameter–Based Liquefaction Triggering Model</w:t>
-      </w:r>
+      <w:hyperlink r:id="rId11">
+        <w:r>
+          <w:rPr>
+            <w:b/>
+            <w:color w:val="1D5A8A"/>
+            <w:u w:val="single"/>
+          </w:rPr>
+          <w:t>Probabilistic State Parameter–Based Liquefaction Triggering Model</w:t>
+        </w:r>
+      </w:hyperlink>
       <w:r>
         <w:t xml:space="preserve"> — Journal of Geotechnical and Geoenvironmental Engineering, 2026-10-20. A lab-anchored, state-parameter liquefaction triggering model offers an alternative to case-history procedures that can be biased, and it is validated against CPTu data practitioners already use.</w:t>
       </w:r>
@@ -3588,12 +3772,16 @@
       <w:pPr>
         <w:pStyle w:val="ListBullet"/>
       </w:pPr>
-      <w:r>
-        <w:rPr>
-          <w:b/>
-        </w:rPr>
-        <w:t>Experimental investigation on deformation behavior of pile-supported embankments with geogrid-tire cells reinforcement</w:t>
-      </w:r>
+      <w:hyperlink r:id="rId12">
+        <w:r>
+          <w:rPr>
+            <w:b/>
+            <w:color w:val="1D5A8A"/>
+            <w:u w:val="single"/>
+          </w:rPr>
+          <w:t>Experimental investigation on deformation behavior of pile-supported embankments with geogrid-tire cells reinforcement</w:t>
+        </w:r>
+      </w:hyperlink>
       <w:r>
         <w:t xml:space="preserve"> — Transportation Geotechnics, 2026-10-23. Experimental results on pile-supported embankments with geogrid-tire cells give practical guidance on deformation behaviour and load transfer for low-cost reinforced embankment design.</w:t>
       </w:r>
@@ -3602,12 +3790,16 @@
       <w:pPr>
         <w:pStyle w:val="ListBullet"/>
       </w:pPr>
-      <w:r>
-        <w:rPr>
-          <w:b/>
-        </w:rPr>
-        <w:t>From rockfall to landslide: early warning based on video monitoring in open-pit mines</w:t>
-      </w:r>
+      <w:hyperlink r:id="rId13">
+        <w:r>
+          <w:rPr>
+            <w:b/>
+            <w:color w:val="1D5A8A"/>
+            <w:u w:val="single"/>
+          </w:rPr>
+          <w:t>From rockfall to landslide: early warning based on video monitoring in open-pit mines</w:t>
+        </w:r>
+      </w:hyperlink>
       <w:r>
         <w:t xml:space="preserve"> — Landslides, 2026-10-20. Video monitoring workflows that link rockfall events to developing landslides give open-pit mine operators a practical early-warning approach they could deploy now.</w:t>
       </w:r>
@@ -3616,12 +3808,16 @@
       <w:pPr>
         <w:pStyle w:val="ListBullet"/>
       </w:pPr>
-      <w:r>
-        <w:rPr>
-          <w:b/>
-        </w:rPr>
-        <w:t>Stiffness compatibility in geosynthetic-reinforced column-supported embankment widening over soft ground: numerical insights and a design framework</w:t>
-      </w:r>
+      <w:hyperlink r:id="rId14">
+        <w:r>
+          <w:rPr>
+            <w:b/>
+            <w:color w:val="1D5A8A"/>
+            <w:u w:val="single"/>
+          </w:rPr>
+          <w:t>Stiffness compatibility in geosynthetic-reinforced column-supported embankment widening over soft ground: numerical insights and a design framework</w:t>
+        </w:r>
+      </w:hyperlink>
       <w:r>
         <w:t xml:space="preserve"> — Soils and Foundations, 2026-10-22. A stiffness-compatibility design framework for geosynthetic-reinforced column-supported embankment widening addresses differential settlement issues that practitioners face when widening existing embankments.</w:t>
       </w:r>
@@ -3630,12 +3826,16 @@
       <w:pPr>
         <w:pStyle w:val="ListBullet"/>
       </w:pPr>
-      <w:r>
-        <w:rPr>
-          <w:b/>
-        </w:rPr>
-        <w:t>Extended soil-arching analysis for piled embankments with rectangular pile layouts</w:t>
-      </w:r>
+      <w:hyperlink r:id="rId15">
+        <w:r>
+          <w:rPr>
+            <w:b/>
+            <w:color w:val="1D5A8A"/>
+            <w:u w:val="single"/>
+          </w:rPr>
+          <w:t>Extended soil-arching analysis for piled embankments with rectangular pile layouts</w:t>
+        </w:r>
+      </w:hyperlink>
       <w:r>
         <w:t xml:space="preserve"> — Proceedings of the Institution of Civil Engineers - Geotechnical Engineering, 2026-10-21. Extended soil-arching solutions for rectangular pile layouts, with error quantified against the equivalent-square simplification, give designers a more accurate load-transfer method for piled embankments.</w:t>
       </w:r>
@@ -3644,12 +3844,16 @@
       <w:pPr>
         <w:pStyle w:val="ListBullet"/>
       </w:pPr>
-      <w:r>
-        <w:rPr>
-          <w:b/>
-        </w:rPr>
-        <w:t>Stability analysis of geotextile tube tailings dams under inclined stacking: composite failure mechanism and oblique horizontal slice method</w:t>
-      </w:r>
+      <w:hyperlink r:id="rId16">
+        <w:r>
+          <w:rPr>
+            <w:b/>
+            <w:color w:val="1D5A8A"/>
+            <w:u w:val="single"/>
+          </w:rPr>
+          <w:t>Stability analysis of geotextile tube tailings dams under inclined stacking: composite failure mechanism and oblique horizontal slice method</w:t>
+        </w:r>
+      </w:hyperlink>
       <w:r>
         <w:t xml:space="preserve"> — Acta Geotechnica, 2026-10-20. A composite failure mechanism and slice method for geotextile tube tailings dams under inclined stacking provide a stability check that practitioners can use for tailings management.</w:t>
       </w:r>
@@ -3658,12 +3862,16 @@
       <w:pPr>
         <w:pStyle w:val="ListBullet"/>
       </w:pPr>
-      <w:r>
-        <w:rPr>
-          <w:b/>
-        </w:rPr>
-        <w:t>A unified experimental-numerical assessment of Cable, Pile, and Zone solid rockbolt models in FLAC3D: bond-slip, load transfer, and model selection</w:t>
-      </w:r>
+      <w:hyperlink r:id="rId17">
+        <w:r>
+          <w:rPr>
+            <w:b/>
+            <w:color w:val="1D5A8A"/>
+            <w:u w:val="single"/>
+          </w:rPr>
+          <w:t>A unified experimental-numerical assessment of Cable, Pile, and Zone solid rockbolt models in FLAC3D: bond-slip, load transfer, and model selection</w:t>
+        </w:r>
+      </w:hyperlink>
       <w:r>
         <w:t xml:space="preserve"> — Computers and Geotechnics, 2026-10-20. A combined experimental and numerical comparison of FLAC3D rockbolt models helps engineers select the appropriate bolt model and calibrate bond-slip parameters for support design.</w:t>
       </w:r>
@@ -4879,6 +5087,66 @@
           <w:b/>
           <w:color w:val="23466B"/>
         </w:rPr>
+        <w:t>2026-10-25 · Copyright-safe outputs</w:t>
+      </w:r>
+    </w:p>
+    <w:p>
+      <w:pPr>
+        <w:pStyle w:val="ListBullet"/>
+      </w:pPr>
+      <w:r>
+        <w:t>Before you use a story - the magazine's five steps (treat the news item as a lead; check the facts with the primary source; write in your own words with your own angle; quote a sentence or two at most, in quotation marks, naming and linking the publication; use your own images, press-kit photos released for media use, or ask permission) now appear as a one-line note near the top of every digest and issue page (opened with a click), as a section Using the stories: copyright on the Method &amp; sources page, on the Excel Start here sheet, at the foot of the weekly summary e-mail and page and of the alerts, in this report and in each issue brief.</w:t>
+      </w:r>
+    </w:p>
+    <w:p>
+      <w:pPr>
+        <w:pStyle w:val="ListBullet"/>
+      </w:pPr>
+      <w:r>
+        <w:t>No publisher's text beyond the headline - the scanner still reads the feeds' summaries and the papers' abstracts during the scan, for the keyword score and Claude's reading, but no longer saves them, and the summaries and abstracts already saved in the 24 and 25 October digests were emptied (nothing else in the digests changed; earlier versions of the files in the repository's Git history still hold them). The story cards, search, the Developing stories page, the Excel and CSV files (the Summary and Abstract columns are gone), the e-mails, the issue brief and the AI assistant show Claude's own angle or note instead, or only the headline and source. The website shows no images from the sources.</w:t>
+      </w:r>
+    </w:p>
+    <w:p>
+      <w:pPr>
+        <w:pStyle w:val="ListBullet"/>
+      </w:pPr>
+      <w:r>
+        <w:t>Primary source to check - Claude's triage now names, for each story it rates, whom to verify the facts with (the authority, the project owner, the company or the body behind the official report, in at most 12 words). It is shown as Check with on story cards and in Search, in the alerts and the weekly summary, as a new column Primary source to check in the CSV and Excel files, in the AI assistant's context and with each story in the issue brief. Stories rated before today have none.</w:t>
+      </w:r>
+    </w:p>
+    <w:p>
+      <w:pPr>
+        <w:pStyle w:val="ListBullet"/>
+      </w:pPr>
+      <w:r>
+        <w:t>Own words - the triage prompt now says the angle is written in Claude's own words and never copies the headline or summary; translated headlines are labelled English headline translated by Claude, with the original beside them.</w:t>
+      </w:r>
+    </w:p>
+    <w:p>
+      <w:pPr>
+        <w:pStyle w:val="ListBullet"/>
+      </w:pPr>
+      <w:r>
+        <w:t>AI assistant - strict new rules: answer and draft in its own words from the facts, never reproduce article text, abstracts or paywalled content, quote at most one or two sentences in quotation marks with the publication named and linked, always list sources with links, name the primary source the editor should check, end every draft of a magazine piece with a short Check before publishing list (facts to confirm with the primary source, quotes to verify, image rights), and for images recommend own photos, press-kit photos released for media use or asking permission, never a source's photos, figures or drawings.</w:t>
+      </w:r>
+    </w:p>
+    <w:p>
+      <w:pPr>
+        <w:pStyle w:val="ListBullet"/>
+      </w:pPr>
+      <w:r>
+        <w:t>Issue brief - Claude follows the same own-words, short-quote, primary-source and image rules, reads each story's primary source with it, and the Word brief shows Check with beside every story in the line-up, feature leads, Academia-to-Industry topics and watch list (also in briefs written earlier, once their stories have one).</w:t>
+      </w:r>
+    </w:p>
+    <w:p>
+      <w:pPr>
+        <w:spacing w:before="160"/>
+      </w:pPr>
+      <w:r>
+        <w:rPr>
+          <w:b/>
+          <w:color w:val="23466B"/>
+        </w:rPr>
         <w:t>2026-10-25 · At most 5 stories per website</w:t>
       </w:r>
     </w:p>

--- a/docs/reports/site-report.docx
+++ b/docs/reports/site-report.docx
@@ -28,7 +28,7 @@
           <w:color w:val="5B6573"/>
           <w:sz w:val="19"/>
         </w:rPr>
-        <w:t>ISSMGE Magazine · generated 25 October 2026, 09:57 UTC · updated automatically after every scan</w:t>
+        <w:t>ISSMGE Magazine · generated 25 October 2026, 10:16 UTC · updated automatically after every scan</w:t>
       </w:r>
     </w:p>
     <w:p>

--- a/docs/reports/site-report.docx
+++ b/docs/reports/site-report.docx
@@ -28,7 +28,7 @@
           <w:color w:val="5B6573"/>
           <w:sz w:val="19"/>
         </w:rPr>
-        <w:t>ISSMGE Magazine · generated 25 October 2026, 10:16 UTC · updated automatically after every scan</w:t>
+        <w:t>ISSMGE Magazine · generated 25 October 2026, 10:17 UTC · updated automatically after every scan</w:t>
       </w:r>
     </w:p>
     <w:p>

--- a/docs/reports/site-report.docx
+++ b/docs/reports/site-report.docx
@@ -28,7 +28,7 @@
           <w:color w:val="5B6573"/>
           <w:sz w:val="19"/>
         </w:rPr>
-        <w:t>ISSMGE Magazine · generated 25 October 2026, 10:17 UTC · updated automatically after every scan</w:t>
+        <w:t>ISSMGE Magazine · generated 26 October 2026, 07:22 UTC · updated automatically after every scan</w:t>
       </w:r>
     </w:p>
     <w:p>
@@ -131,7 +131,7 @@
               <w:rPr>
                 <w:sz w:val="19"/>
               </w:rPr>
-              <w:t>2026-10-25 (07:14 UTC)</w:t>
+              <w:t>2026-10-26 (07:17 UTC)</w:t>
             </w:r>
           </w:p>
         </w:tc>
@@ -163,7 +163,7 @@
               <w:rPr>
                 <w:sz w:val="19"/>
               </w:rPr>
-              <w:t>47</w:t>
+              <w:t>43</w:t>
             </w:r>
           </w:p>
         </w:tc>
@@ -193,7 +193,7 @@
               <w:rPr>
                 <w:sz w:val="19"/>
               </w:rPr>
-              <w:t>439</w:t>
+              <w:t>533</w:t>
             </w:r>
           </w:p>
         </w:tc>
@@ -255,7 +255,7 @@
               <w:rPr>
                 <w:sz w:val="19"/>
               </w:rPr>
-              <w:t>107</w:t>
+              <w:t>150</w:t>
             </w:r>
           </w:p>
         </w:tc>
@@ -287,7 +287,7 @@
               <w:rPr>
                 <w:sz w:val="19"/>
               </w:rPr>
-              <w:t>2</w:t>
+              <w:t>3</w:t>
             </w:r>
           </w:p>
         </w:tc>
@@ -349,7 +349,7 @@
               <w:rPr>
                 <w:sz w:val="19"/>
               </w:rPr>
-              <w:t>98 of 107</w:t>
+              <w:t>141 of 150</w:t>
             </w:r>
           </w:p>
         </w:tc>
@@ -379,7 +379,7 @@
               <w:rPr>
                 <w:sz w:val="19"/>
               </w:rPr>
-              <w:t>11</w:t>
+              <w:t>17</w:t>
             </w:r>
           </w:p>
         </w:tc>
@@ -869,7 +869,7 @@
         <w:t xml:space="preserve">✔ </w:t>
       </w:r>
       <w:r>
-        <w:t>Theme balance: 6 themes covered; the largest is Hazards &amp; Resilience with 18 of 47 stories (38%).</w:t>
+        <w:t>Theme balance: 6 themes covered; the largest is Hazards &amp; Resilience with 18 of 43 stories (42%).</w:t>
       </w:r>
     </w:p>
     <w:p>
@@ -884,7 +884,7 @@
         <w:t xml:space="preserve">• </w:t>
       </w:r>
       <w:r>
-        <w:t>35 different outlets contributed; the most frequent was Vietnam.vn (12 stories).</w:t>
+        <w:t>39 different outlets contributed; the most frequent was Vietnam.vn (4 stories).</w:t>
       </w:r>
     </w:p>
     <w:p>
@@ -899,7 +899,7 @@
         <w:t xml:space="preserve">• </w:t>
       </w:r>
       <w:r>
-        <w:t>38 stories came from non-English Google News editions.</w:t>
+        <w:t>37 stories came from non-English Google News editions.</w:t>
       </w:r>
     </w:p>
     <w:p>
@@ -914,7 +914,7 @@
         <w:t xml:space="preserve">• </w:t>
       </w:r>
       <w:r>
-        <w:t>31 stories were rated 4 or 5 out of 5.</w:t>
+        <w:t>28 stories were rated 4 or 5 out of 5.</w:t>
       </w:r>
     </w:p>
     <w:p>
@@ -929,7 +929,7 @@
         <w:t xml:space="preserve">• </w:t>
       </w:r>
       <w:r>
-        <w:t>0 of the 47 rated stories name a primary source to check the facts with (stories rated before primary sources were asked for have none).</w:t>
+        <w:t>41 of the 43 rated stories name a primary source to check the facts with.</w:t>
       </w:r>
     </w:p>
     <w:p>
@@ -1118,7 +1118,7 @@
               <w:rPr>
                 <w:sz w:val="19"/>
               </w:rPr>
-              <w:t>2</w:t>
+              <w:t>3</w:t>
             </w:r>
           </w:p>
         </w:tc>
@@ -1132,7 +1132,7 @@
               <w:rPr>
                 <w:sz w:val="19"/>
               </w:rPr>
-              <w:t>107</w:t>
+              <w:t>150</w:t>
             </w:r>
           </w:p>
         </w:tc>
@@ -1146,7 +1146,7 @@
               <w:rPr>
                 <w:sz w:val="19"/>
               </w:rPr>
-              <w:t>11</w:t>
+              <w:t>20</w:t>
             </w:r>
           </w:p>
         </w:tc>
@@ -1160,7 +1160,7 @@
               <w:rPr>
                 <w:sz w:val="19"/>
               </w:rPr>
-              <w:t>45</w:t>
+              <w:t>68</w:t>
             </w:r>
           </w:p>
         </w:tc>
@@ -1290,7 +1290,7 @@
               <w:rPr>
                 <w:sz w:val="19"/>
               </w:rPr>
-              <w:t>3</w:t>
+              <w:t>4</w:t>
             </w:r>
           </w:p>
         </w:tc>
@@ -1318,7 +1318,7 @@
               <w:rPr>
                 <w:sz w:val="19"/>
               </w:rPr>
-              <w:t>0</w:t>
+              <w:t>1</w:t>
             </w:r>
           </w:p>
         </w:tc>
@@ -1352,7 +1352,7 @@
               <w:rPr>
                 <w:sz w:val="19"/>
               </w:rPr>
-              <w:t>2</w:t>
+              <w:t>5</w:t>
             </w:r>
           </w:p>
         </w:tc>
@@ -1367,7 +1367,7 @@
               <w:rPr>
                 <w:sz w:val="19"/>
               </w:rPr>
-              <w:t>2%</w:t>
+              <w:t>3%</w:t>
             </w:r>
           </w:p>
         </w:tc>
@@ -1382,7 +1382,7 @@
               <w:rPr>
                 <w:sz w:val="19"/>
               </w:rPr>
-              <w:t>2</w:t>
+              <w:t>3</w:t>
             </w:r>
           </w:p>
         </w:tc>
@@ -1415,7 +1415,7 @@
               <w:rPr>
                 <w:sz w:val="19"/>
               </w:rPr>
-              <w:t>35</w:t>
+              <w:t>53</w:t>
             </w:r>
           </w:p>
         </w:tc>
@@ -1429,7 +1429,7 @@
               <w:rPr>
                 <w:sz w:val="19"/>
               </w:rPr>
-              <w:t>33%</w:t>
+              <w:t>35%</w:t>
             </w:r>
           </w:p>
         </w:tc>
@@ -1443,7 +1443,7 @@
               <w:rPr>
                 <w:sz w:val="19"/>
               </w:rPr>
-              <w:t>35</w:t>
+              <w:t>53</w:t>
             </w:r>
           </w:p>
         </w:tc>
@@ -1492,7 +1492,7 @@
               <w:rPr>
                 <w:sz w:val="19"/>
               </w:rPr>
-              <w:t>2%</w:t>
+              <w:t>1%</w:t>
             </w:r>
           </w:p>
         </w:tc>
@@ -1540,7 +1540,7 @@
               <w:rPr>
                 <w:sz w:val="19"/>
               </w:rPr>
-              <w:t>32</w:t>
+              <w:t>50</w:t>
             </w:r>
           </w:p>
         </w:tc>
@@ -1554,7 +1554,7 @@
               <w:rPr>
                 <w:sz w:val="19"/>
               </w:rPr>
-              <w:t>30%</w:t>
+              <w:t>33%</w:t>
             </w:r>
           </w:p>
         </w:tc>
@@ -1568,7 +1568,7 @@
               <w:rPr>
                 <w:sz w:val="19"/>
               </w:rPr>
-              <w:t>15</w:t>
+              <w:t>21</w:t>
             </w:r>
           </w:p>
         </w:tc>
@@ -1602,7 +1602,7 @@
               <w:rPr>
                 <w:sz w:val="19"/>
               </w:rPr>
-              <w:t>18</w:t>
+              <w:t>20</w:t>
             </w:r>
           </w:p>
         </w:tc>
@@ -1617,7 +1617,7 @@
               <w:rPr>
                 <w:sz w:val="19"/>
               </w:rPr>
-              <w:t>17%</w:t>
+              <w:t>13%</w:t>
             </w:r>
           </w:p>
         </w:tc>
@@ -1632,7 +1632,7 @@
               <w:rPr>
                 <w:sz w:val="19"/>
               </w:rPr>
-              <w:t>12</w:t>
+              <w:t>14</w:t>
             </w:r>
           </w:p>
         </w:tc>
@@ -1679,7 +1679,7 @@
               <w:rPr>
                 <w:sz w:val="19"/>
               </w:rPr>
-              <w:t>8%</w:t>
+              <w:t>6%</w:t>
             </w:r>
           </w:p>
         </w:tc>
@@ -1727,7 +1727,7 @@
               <w:rPr>
                 <w:sz w:val="19"/>
               </w:rPr>
-              <w:t>6</w:t>
+              <w:t>7</w:t>
             </w:r>
           </w:p>
         </w:tc>
@@ -1742,7 +1742,7 @@
               <w:rPr>
                 <w:sz w:val="19"/>
               </w:rPr>
-              <w:t>6%</w:t>
+              <w:t>5%</w:t>
             </w:r>
           </w:p>
         </w:tc>
@@ -1777,7 +1777,7 @@
     </w:p>
     <w:p>
       <w:r>
-        <w:t>Q4 2026 (Oct – Dec 2026): 98 of 107 stories are located in a country of one of ISSMGE's six regions; 9 are global or about several countries and 0 have no location yet. 18 of 87 member-society countries have at least one story.</w:t>
+        <w:t>Q4 2026 (Oct – Dec 2026): 141 of 150 stories are located in a country of one of ISSMGE's six regions; 9 are global or about several countries and 0 have no location yet. 20 of 87 member-society countries have at least one story.</w:t>
       </w:r>
     </w:p>
     <w:tbl>
@@ -1949,7 +1949,7 @@
               <w:rPr>
                 <w:sz w:val="19"/>
               </w:rPr>
-              <w:t>53</w:t>
+              <w:t>68</w:t>
             </w:r>
           </w:p>
         </w:tc>
@@ -2069,7 +2069,7 @@
               <w:rPr>
                 <w:sz w:val="19"/>
               </w:rPr>
-              <w:t>15</w:t>
+              <w:t>20</w:t>
             </w:r>
           </w:p>
         </w:tc>
@@ -2129,7 +2129,7 @@
               <w:rPr>
                 <w:sz w:val="19"/>
               </w:rPr>
-              <w:t>14</w:t>
+              <w:t>24</w:t>
             </w:r>
           </w:p>
         </w:tc>
@@ -2189,7 +2189,7 @@
               <w:rPr>
                 <w:sz w:val="19"/>
               </w:rPr>
-              <w:t>14</w:t>
+              <w:t>27</w:t>
             </w:r>
           </w:p>
         </w:tc>
@@ -2204,7 +2204,7 @@
               <w:rPr>
                 <w:sz w:val="19"/>
               </w:rPr>
-              <w:t>3 of 11</w:t>
+              <w:t>5 of 11</w:t>
             </w:r>
           </w:p>
         </w:tc>
@@ -2219,7 +2219,7 @@
               <w:rPr>
                 <w:sz w:val="19"/>
               </w:rPr>
-              <w:t>Bolivia, Brazil, Costa Rica, Cuba, Guatemala, Paraguay, Peru, Venezuela</w:t>
+              <w:t>Bolivia, Costa Rica, Cuba, Guatemala, Paraguay, Venezuela</w:t>
             </w:r>
           </w:p>
         </w:tc>
@@ -2249,7 +2249,7 @@
     </w:p>
     <w:p>
       <w:r>
-        <w:t>11 developing stories link 25 reports; 11 had a new report in the last 90 days. The most followed:</w:t>
+        <w:t>17 developing stories link 44 reports; 17 had a new report in the last 90 days. The most followed:</w:t>
       </w:r>
     </w:p>
     <w:tbl>
@@ -2383,6 +2383,93 @@
               <w:rPr>
                 <w:sz w:val="19"/>
               </w:rPr>
+              <w:t>Paya Terubong landslide, Penang, Malaysia (Oct 2026)</w:t>
+            </w:r>
+          </w:p>
+        </w:tc>
+        <w:tc>
+          <w:tcPr>
+            <w:tcW w:type="dxa" w:w="1928"/>
+          </w:tcPr>
+          <w:p>
+            <w:r/>
+            <w:r>
+              <w:rPr>
+                <w:sz w:val="19"/>
+              </w:rPr>
+              <w:t>Paya Terubong, Penang, Malaysia</w:t>
+            </w:r>
+          </w:p>
+        </w:tc>
+        <w:tc>
+          <w:tcPr>
+            <w:tcW w:type="dxa" w:w="907"/>
+          </w:tcPr>
+          <w:p>
+            <w:r/>
+            <w:r>
+              <w:rPr>
+                <w:sz w:val="19"/>
+              </w:rPr>
+              <w:t>7</w:t>
+            </w:r>
+          </w:p>
+        </w:tc>
+        <w:tc>
+          <w:tcPr>
+            <w:tcW w:type="dxa" w:w="1191"/>
+          </w:tcPr>
+          <w:p>
+            <w:r/>
+            <w:r>
+              <w:rPr>
+                <w:sz w:val="19"/>
+              </w:rPr>
+              <w:t>25 Oct 2026</w:t>
+            </w:r>
+          </w:p>
+        </w:tc>
+        <w:tc>
+          <w:tcPr>
+            <w:tcW w:type="dxa" w:w="1191"/>
+          </w:tcPr>
+          <w:p>
+            <w:r/>
+            <w:r>
+              <w:rPr>
+                <w:sz w:val="19"/>
+              </w:rPr>
+              <w:t>26 Oct 2026</w:t>
+            </w:r>
+          </w:p>
+        </w:tc>
+        <w:tc>
+          <w:tcPr>
+            <w:tcW w:type="dxa" w:w="1361"/>
+          </w:tcPr>
+          <w:p>
+            <w:r/>
+            <w:r>
+              <w:rPr>
+                <w:sz w:val="19"/>
+              </w:rPr>
+              <w:t>Event</w:t>
+            </w:r>
+          </w:p>
+        </w:tc>
+      </w:tr>
+      <w:tr>
+        <w:tc>
+          <w:tcPr>
+            <w:tcW w:type="dxa" w:w="3061"/>
+            <w:shd w:val="clear" w:color="auto" w:fill="F3F5F7"/>
+          </w:tcPr>
+          <w:p>
+            <w:r/>
+            <w:r>
+              <w:rPr>
+                <w:sz w:val="19"/>
+              </w:rPr>
               <w:t>Phong Nha-Ke Bang 120 m sinkhole discovery, Vietnam</w:t>
             </w:r>
           </w:p>
@@ -2390,6 +2477,7 @@
         <w:tc>
           <w:tcPr>
             <w:tcW w:type="dxa" w:w="1928"/>
+            <w:shd w:val="clear" w:color="auto" w:fill="F3F5F7"/>
           </w:tcPr>
           <w:p>
             <w:r/>
@@ -2404,6 +2492,7 @@
         <w:tc>
           <w:tcPr>
             <w:tcW w:type="dxa" w:w="907"/>
+            <w:shd w:val="clear" w:color="auto" w:fill="F3F5F7"/>
           </w:tcPr>
           <w:p>
             <w:r/>
@@ -2418,6 +2507,7 @@
         <w:tc>
           <w:tcPr>
             <w:tcW w:type="dxa" w:w="1191"/>
+            <w:shd w:val="clear" w:color="auto" w:fill="F3F5F7"/>
           </w:tcPr>
           <w:p>
             <w:r/>
@@ -2432,6 +2522,7 @@
         <w:tc>
           <w:tcPr>
             <w:tcW w:type="dxa" w:w="1191"/>
+            <w:shd w:val="clear" w:color="auto" w:fill="F3F5F7"/>
           </w:tcPr>
           <w:p>
             <w:r/>
@@ -2440,6 +2531,271 @@
                 <w:sz w:val="19"/>
               </w:rPr>
               <w:t>25 Oct 2026</w:t>
+            </w:r>
+          </w:p>
+        </w:tc>
+        <w:tc>
+          <w:tcPr>
+            <w:tcW w:type="dxa" w:w="1361"/>
+            <w:shd w:val="clear" w:color="auto" w:fill="F3F5F7"/>
+          </w:tcPr>
+          <w:p>
+            <w:r/>
+            <w:r>
+              <w:rPr>
+                <w:sz w:val="19"/>
+              </w:rPr>
+              <w:t>Update</w:t>
+            </w:r>
+          </w:p>
+        </w:tc>
+      </w:tr>
+      <w:tr>
+        <w:tc>
+          <w:tcPr>
+            <w:tcW w:type="dxa" w:w="3061"/>
+          </w:tcPr>
+          <w:p>
+            <w:r/>
+            <w:r>
+              <w:rPr>
+                <w:sz w:val="19"/>
+              </w:rPr>
+              <w:t>Occidental Cozumel hotel sinkhole, Mexico (Oct 2026)</w:t>
+            </w:r>
+          </w:p>
+        </w:tc>
+        <w:tc>
+          <w:tcPr>
+            <w:tcW w:type="dxa" w:w="1928"/>
+          </w:tcPr>
+          <w:p>
+            <w:r/>
+            <w:r>
+              <w:rPr>
+                <w:sz w:val="19"/>
+              </w:rPr>
+              <w:t>Cozumel, Quintana Roo, Mexico</w:t>
+            </w:r>
+          </w:p>
+        </w:tc>
+        <w:tc>
+          <w:tcPr>
+            <w:tcW w:type="dxa" w:w="907"/>
+          </w:tcPr>
+          <w:p>
+            <w:r/>
+            <w:r>
+              <w:rPr>
+                <w:sz w:val="19"/>
+              </w:rPr>
+              <w:t>3</w:t>
+            </w:r>
+          </w:p>
+        </w:tc>
+        <w:tc>
+          <w:tcPr>
+            <w:tcW w:type="dxa" w:w="1191"/>
+          </w:tcPr>
+          <w:p>
+            <w:r/>
+            <w:r>
+              <w:rPr>
+                <w:sz w:val="19"/>
+              </w:rPr>
+              <w:t>24 Oct 2026</w:t>
+            </w:r>
+          </w:p>
+        </w:tc>
+        <w:tc>
+          <w:tcPr>
+            <w:tcW w:type="dxa" w:w="1191"/>
+          </w:tcPr>
+          <w:p>
+            <w:r/>
+            <w:r>
+              <w:rPr>
+                <w:sz w:val="19"/>
+              </w:rPr>
+              <w:t>25 Oct 2026</w:t>
+            </w:r>
+          </w:p>
+        </w:tc>
+        <w:tc>
+          <w:tcPr>
+            <w:tcW w:type="dxa" w:w="1361"/>
+          </w:tcPr>
+          <w:p>
+            <w:r/>
+            <w:r>
+              <w:rPr>
+                <w:sz w:val="19"/>
+              </w:rPr>
+              <w:t>Event</w:t>
+            </w:r>
+          </w:p>
+        </w:tc>
+      </w:tr>
+      <w:tr>
+        <w:tc>
+          <w:tcPr>
+            <w:tcW w:type="dxa" w:w="3061"/>
+            <w:shd w:val="clear" w:color="auto" w:fill="F3F5F7"/>
+          </w:tcPr>
+          <w:p>
+            <w:r/>
+            <w:r>
+              <w:rPr>
+                <w:sz w:val="19"/>
+              </w:rPr>
+              <w:t>Mazatlán malecón wave sinkhole, Mexico (Oct 2026)</w:t>
+            </w:r>
+          </w:p>
+        </w:tc>
+        <w:tc>
+          <w:tcPr>
+            <w:tcW w:type="dxa" w:w="1928"/>
+            <w:shd w:val="clear" w:color="auto" w:fill="F3F5F7"/>
+          </w:tcPr>
+          <w:p>
+            <w:r/>
+            <w:r>
+              <w:rPr>
+                <w:sz w:val="19"/>
+              </w:rPr>
+              <w:t>Monumento a la Mujer Mazatleca, Mazatlán, Mexico</w:t>
+            </w:r>
+          </w:p>
+        </w:tc>
+        <w:tc>
+          <w:tcPr>
+            <w:tcW w:type="dxa" w:w="907"/>
+            <w:shd w:val="clear" w:color="auto" w:fill="F3F5F7"/>
+          </w:tcPr>
+          <w:p>
+            <w:r/>
+            <w:r>
+              <w:rPr>
+                <w:sz w:val="19"/>
+              </w:rPr>
+              <w:t>3</w:t>
+            </w:r>
+          </w:p>
+        </w:tc>
+        <w:tc>
+          <w:tcPr>
+            <w:tcW w:type="dxa" w:w="1191"/>
+            <w:shd w:val="clear" w:color="auto" w:fill="F3F5F7"/>
+          </w:tcPr>
+          <w:p>
+            <w:r/>
+            <w:r>
+              <w:rPr>
+                <w:sz w:val="19"/>
+              </w:rPr>
+              <w:t>23 Oct 2026</w:t>
+            </w:r>
+          </w:p>
+        </w:tc>
+        <w:tc>
+          <w:tcPr>
+            <w:tcW w:type="dxa" w:w="1191"/>
+            <w:shd w:val="clear" w:color="auto" w:fill="F3F5F7"/>
+          </w:tcPr>
+          <w:p>
+            <w:r/>
+            <w:r>
+              <w:rPr>
+                <w:sz w:val="19"/>
+              </w:rPr>
+              <w:t>24 Oct 2026</w:t>
+            </w:r>
+          </w:p>
+        </w:tc>
+        <w:tc>
+          <w:tcPr>
+            <w:tcW w:type="dxa" w:w="1361"/>
+            <w:shd w:val="clear" w:color="auto" w:fill="F3F5F7"/>
+          </w:tcPr>
+          <w:p>
+            <w:r/>
+            <w:r>
+              <w:rPr>
+                <w:sz w:val="19"/>
+              </w:rPr>
+              <w:t>Event</w:t>
+            </w:r>
+          </w:p>
+        </w:tc>
+      </w:tr>
+      <w:tr>
+        <w:tc>
+          <w:tcPr>
+            <w:tcW w:type="dxa" w:w="3061"/>
+          </w:tcPr>
+          <w:p>
+            <w:r/>
+            <w:r>
+              <w:rPr>
+                <w:sz w:val="19"/>
+              </w:rPr>
+              <w:t>AI landslide early warning, Vietnam</w:t>
+            </w:r>
+          </w:p>
+        </w:tc>
+        <w:tc>
+          <w:tcPr>
+            <w:tcW w:type="dxa" w:w="1928"/>
+          </w:tcPr>
+          <w:p>
+            <w:r/>
+            <w:r>
+              <w:rPr>
+                <w:sz w:val="19"/>
+              </w:rPr>
+              <w:t>Vietnam</w:t>
+            </w:r>
+          </w:p>
+        </w:tc>
+        <w:tc>
+          <w:tcPr>
+            <w:tcW w:type="dxa" w:w="907"/>
+          </w:tcPr>
+          <w:p>
+            <w:r/>
+            <w:r>
+              <w:rPr>
+                <w:sz w:val="19"/>
+              </w:rPr>
+              <w:t>3</w:t>
+            </w:r>
+          </w:p>
+        </w:tc>
+        <w:tc>
+          <w:tcPr>
+            <w:tcW w:type="dxa" w:w="1191"/>
+          </w:tcPr>
+          <w:p>
+            <w:r/>
+            <w:r>
+              <w:rPr>
+                <w:sz w:val="19"/>
+              </w:rPr>
+              <w:t>24 Oct 2026</w:t>
+            </w:r>
+          </w:p>
+        </w:tc>
+        <w:tc>
+          <w:tcPr>
+            <w:tcW w:type="dxa" w:w="1191"/>
+          </w:tcPr>
+          <w:p>
+            <w:r/>
+            <w:r>
+              <w:rPr>
+                <w:sz w:val="19"/>
+              </w:rPr>
+              <w:t>24 Oct 2026</w:t>
             </w:r>
           </w:p>
         </w:tc>
@@ -2470,7 +2826,7 @@
               <w:rPr>
                 <w:sz w:val="19"/>
               </w:rPr>
-              <w:t>Paya Terubong landslide, Penang, Malaysia (Oct 2026)</w:t>
+              <w:t>Niscemi landslide, Sicily (Jan 2026)</w:t>
             </w:r>
           </w:p>
         </w:tc>
@@ -2485,7 +2841,7 @@
               <w:rPr>
                 <w:sz w:val="19"/>
               </w:rPr>
-              <w:t>Paya Terubong, Penang, Malaysia</w:t>
+              <w:t>Niscemi, Sicily, Italy</w:t>
             </w:r>
           </w:p>
         </w:tc>
@@ -2500,7 +2856,7 @@
               <w:rPr>
                 <w:sz w:val="19"/>
               </w:rPr>
-              <w:t>3</w:t>
+              <w:t>2</w:t>
             </w:r>
           </w:p>
         </w:tc>
@@ -2515,7 +2871,7 @@
               <w:rPr>
                 <w:sz w:val="19"/>
               </w:rPr>
-              <w:t>25 Oct 2026</w:t>
+              <w:t>23 Oct 2026</w:t>
             </w:r>
           </w:p>
         </w:tc>
@@ -2530,7 +2886,7 @@
               <w:rPr>
                 <w:sz w:val="19"/>
               </w:rPr>
-              <w:t>25 Oct 2026</w:t>
+              <w:t>26 Oct 2026</w:t>
             </w:r>
           </w:p>
         </w:tc>
@@ -2545,7 +2901,7 @@
               <w:rPr>
                 <w:sz w:val="19"/>
               </w:rPr>
-              <w:t>Legal &amp; policy</w:t>
+              <w:t>Update</w:t>
             </w:r>
           </w:p>
         </w:tc>
@@ -2739,7 +3095,7 @@
               <w:rPr>
                 <w:sz w:val="19"/>
               </w:rPr>
-              <w:t>Typhoon 25 landslides, Bōsō Peninsula, Japan (Oct 2026)</w:t>
+              <w:t>Voronezh Moskovsky Avenue collector repair, Russia</w:t>
             </w:r>
           </w:p>
         </w:tc>
@@ -2753,7 +3109,7 @@
               <w:rPr>
                 <w:sz w:val="19"/>
               </w:rPr>
-              <w:t>Bōsō Peninsula, Chiba, Japan</w:t>
+              <w:t>Moskovsky Avenue, Voronezh, Russia</w:t>
             </w:r>
           </w:p>
         </w:tc>
@@ -2781,7 +3137,7 @@
               <w:rPr>
                 <w:sz w:val="19"/>
               </w:rPr>
-              <w:t>23 Oct 2026</w:t>
+              <w:t>24 Oct 2026</w:t>
             </w:r>
           </w:p>
         </w:tc>
@@ -2795,7 +3151,7 @@
               <w:rPr>
                 <w:sz w:val="19"/>
               </w:rPr>
-              <w:t>24 Oct 2026</w:t>
+              <w:t>25 Oct 2026</w:t>
             </w:r>
           </w:p>
         </w:tc>
@@ -2809,7 +3165,7 @@
               <w:rPr>
                 <w:sz w:val="19"/>
               </w:rPr>
-              <w:t>Event</w:t>
+              <w:t>Repair &amp; reconstruction</w:t>
             </w:r>
           </w:p>
         </w:tc>
@@ -2826,7 +3182,7 @@
               <w:rPr>
                 <w:sz w:val="19"/>
               </w:rPr>
-              <w:t>Aucapán road sinkhole traps ambulance, Argentina (Oct 2026)</w:t>
+              <w:t>Terrazas del Valle bridge sinkhole, Tijuana, Mexico</w:t>
             </w:r>
           </w:p>
         </w:tc>
@@ -2841,7 +3197,7 @@
               <w:rPr>
                 <w:sz w:val="19"/>
               </w:rPr>
-              <w:t>Aucapan, Neuquen, Argentina</w:t>
+              <w:t>Terrazas del Valle bridge, Mexico</w:t>
             </w:r>
           </w:p>
         </w:tc>
@@ -2906,362 +3262,6 @@
           </w:p>
         </w:tc>
       </w:tr>
-      <w:tr>
-        <w:tc>
-          <w:tcPr>
-            <w:tcW w:type="dxa" w:w="3061"/>
-          </w:tcPr>
-          <w:p>
-            <w:r/>
-            <w:r>
-              <w:rPr>
-                <w:sz w:val="19"/>
-              </w:rPr>
-              <w:t>Mot Mountain levelling proposal, Quy Nhon, Vietnam</w:t>
-            </w:r>
-          </w:p>
-        </w:tc>
-        <w:tc>
-          <w:tcPr>
-            <w:tcW w:type="dxa" w:w="1928"/>
-          </w:tcPr>
-          <w:p>
-            <w:r/>
-            <w:r>
-              <w:rPr>
-                <w:sz w:val="19"/>
-              </w:rPr>
-              <w:t>Quy Nhon, Binh Dinh, Vietnam</w:t>
-            </w:r>
-          </w:p>
-        </w:tc>
-        <w:tc>
-          <w:tcPr>
-            <w:tcW w:type="dxa" w:w="907"/>
-          </w:tcPr>
-          <w:p>
-            <w:r/>
-            <w:r>
-              <w:rPr>
-                <w:sz w:val="19"/>
-              </w:rPr>
-              <w:t>2</w:t>
-            </w:r>
-          </w:p>
-        </w:tc>
-        <w:tc>
-          <w:tcPr>
-            <w:tcW w:type="dxa" w:w="1191"/>
-          </w:tcPr>
-          <w:p>
-            <w:r/>
-            <w:r>
-              <w:rPr>
-                <w:sz w:val="19"/>
-              </w:rPr>
-              <w:t>23 Oct 2026</w:t>
-            </w:r>
-          </w:p>
-        </w:tc>
-        <w:tc>
-          <w:tcPr>
-            <w:tcW w:type="dxa" w:w="1191"/>
-          </w:tcPr>
-          <w:p>
-            <w:r/>
-            <w:r>
-              <w:rPr>
-                <w:sz w:val="19"/>
-              </w:rPr>
-              <w:t>24 Oct 2026</w:t>
-            </w:r>
-          </w:p>
-        </w:tc>
-        <w:tc>
-          <w:tcPr>
-            <w:tcW w:type="dxa" w:w="1361"/>
-          </w:tcPr>
-          <w:p>
-            <w:r/>
-            <w:r>
-              <w:rPr>
-                <w:sz w:val="19"/>
-              </w:rPr>
-              <w:t>Event</w:t>
-            </w:r>
-          </w:p>
-        </w:tc>
-      </w:tr>
-      <w:tr>
-        <w:tc>
-          <w:tcPr>
-            <w:tcW w:type="dxa" w:w="3061"/>
-            <w:shd w:val="clear" w:color="auto" w:fill="F3F5F7"/>
-          </w:tcPr>
-          <w:p>
-            <w:r/>
-            <w:r>
-              <w:rPr>
-                <w:sz w:val="19"/>
-              </w:rPr>
-              <w:t>Mot Mountain levelling proposal, Quy Nhon, Vietnam</w:t>
-            </w:r>
-          </w:p>
-        </w:tc>
-        <w:tc>
-          <w:tcPr>
-            <w:tcW w:type="dxa" w:w="1928"/>
-            <w:shd w:val="clear" w:color="auto" w:fill="F3F5F7"/>
-          </w:tcPr>
-          <w:p>
-            <w:r/>
-            <w:r>
-              <w:rPr>
-                <w:sz w:val="19"/>
-              </w:rPr>
-              <w:t>Mot Mountain, Quy Nhon, Vietnam</w:t>
-            </w:r>
-          </w:p>
-        </w:tc>
-        <w:tc>
-          <w:tcPr>
-            <w:tcW w:type="dxa" w:w="907"/>
-            <w:shd w:val="clear" w:color="auto" w:fill="F3F5F7"/>
-          </w:tcPr>
-          <w:p>
-            <w:r/>
-            <w:r>
-              <w:rPr>
-                <w:sz w:val="19"/>
-              </w:rPr>
-              <w:t>2</w:t>
-            </w:r>
-          </w:p>
-        </w:tc>
-        <w:tc>
-          <w:tcPr>
-            <w:tcW w:type="dxa" w:w="1191"/>
-            <w:shd w:val="clear" w:color="auto" w:fill="F3F5F7"/>
-          </w:tcPr>
-          <w:p>
-            <w:r/>
-            <w:r>
-              <w:rPr>
-                <w:sz w:val="19"/>
-              </w:rPr>
-              <w:t>23 Oct 2026</w:t>
-            </w:r>
-          </w:p>
-        </w:tc>
-        <w:tc>
-          <w:tcPr>
-            <w:tcW w:type="dxa" w:w="1191"/>
-            <w:shd w:val="clear" w:color="auto" w:fill="F3F5F7"/>
-          </w:tcPr>
-          <w:p>
-            <w:r/>
-            <w:r>
-              <w:rPr>
-                <w:sz w:val="19"/>
-              </w:rPr>
-              <w:t>24 Oct 2026</w:t>
-            </w:r>
-          </w:p>
-        </w:tc>
-        <w:tc>
-          <w:tcPr>
-            <w:tcW w:type="dxa" w:w="1361"/>
-            <w:shd w:val="clear" w:color="auto" w:fill="F3F5F7"/>
-          </w:tcPr>
-          <w:p>
-            <w:r/>
-            <w:r>
-              <w:rPr>
-                <w:sz w:val="19"/>
-              </w:rPr>
-              <w:t>Event</w:t>
-            </w:r>
-          </w:p>
-        </w:tc>
-      </w:tr>
-      <w:tr>
-        <w:tc>
-          <w:tcPr>
-            <w:tcW w:type="dxa" w:w="3061"/>
-          </w:tcPr>
-          <w:p>
-            <w:r/>
-            <w:r>
-              <w:rPr>
-                <w:sz w:val="19"/>
-              </w:rPr>
-              <w:t>Nghe An coastal road embankment landslide, Vietnam (Oct 2026)</w:t>
-            </w:r>
-          </w:p>
-        </w:tc>
-        <w:tc>
-          <w:tcPr>
-            <w:tcW w:type="dxa" w:w="1928"/>
-          </w:tcPr>
-          <w:p>
-            <w:r/>
-            <w:r>
-              <w:rPr>
-                <w:sz w:val="19"/>
-              </w:rPr>
-              <w:t>Nghe An, Vietnam</w:t>
-            </w:r>
-          </w:p>
-        </w:tc>
-        <w:tc>
-          <w:tcPr>
-            <w:tcW w:type="dxa" w:w="907"/>
-          </w:tcPr>
-          <w:p>
-            <w:r/>
-            <w:r>
-              <w:rPr>
-                <w:sz w:val="19"/>
-              </w:rPr>
-              <w:t>2</w:t>
-            </w:r>
-          </w:p>
-        </w:tc>
-        <w:tc>
-          <w:tcPr>
-            <w:tcW w:type="dxa" w:w="1191"/>
-          </w:tcPr>
-          <w:p>
-            <w:r/>
-            <w:r>
-              <w:rPr>
-                <w:sz w:val="19"/>
-              </w:rPr>
-              <w:t>23 Oct 2026</w:t>
-            </w:r>
-          </w:p>
-        </w:tc>
-        <w:tc>
-          <w:tcPr>
-            <w:tcW w:type="dxa" w:w="1191"/>
-          </w:tcPr>
-          <w:p>
-            <w:r/>
-            <w:r>
-              <w:rPr>
-                <w:sz w:val="19"/>
-              </w:rPr>
-              <w:t>23 Oct 2026</w:t>
-            </w:r>
-          </w:p>
-        </w:tc>
-        <w:tc>
-          <w:tcPr>
-            <w:tcW w:type="dxa" w:w="1361"/>
-          </w:tcPr>
-          <w:p>
-            <w:r/>
-            <w:r>
-              <w:rPr>
-                <w:sz w:val="19"/>
-              </w:rPr>
-              <w:t>Response &amp; recovery</w:t>
-            </w:r>
-          </w:p>
-        </w:tc>
-      </w:tr>
-      <w:tr>
-        <w:tc>
-          <w:tcPr>
-            <w:tcW w:type="dxa" w:w="3061"/>
-            <w:shd w:val="clear" w:color="auto" w:fill="F3F5F7"/>
-          </w:tcPr>
-          <w:p>
-            <w:r/>
-            <w:r>
-              <w:rPr>
-                <w:sz w:val="19"/>
-              </w:rPr>
-              <w:t>Quang Tri coastal erosion threatening dykes, Vietnam (Oct 2026)</w:t>
-            </w:r>
-          </w:p>
-        </w:tc>
-        <w:tc>
-          <w:tcPr>
-            <w:tcW w:type="dxa" w:w="1928"/>
-            <w:shd w:val="clear" w:color="auto" w:fill="F3F5F7"/>
-          </w:tcPr>
-          <w:p>
-            <w:r/>
-            <w:r>
-              <w:rPr>
-                <w:sz w:val="19"/>
-              </w:rPr>
-              <w:t>Quang Tri, Vietnam</w:t>
-            </w:r>
-          </w:p>
-        </w:tc>
-        <w:tc>
-          <w:tcPr>
-            <w:tcW w:type="dxa" w:w="907"/>
-            <w:shd w:val="clear" w:color="auto" w:fill="F3F5F7"/>
-          </w:tcPr>
-          <w:p>
-            <w:r/>
-            <w:r>
-              <w:rPr>
-                <w:sz w:val="19"/>
-              </w:rPr>
-              <w:t>2</w:t>
-            </w:r>
-          </w:p>
-        </w:tc>
-        <w:tc>
-          <w:tcPr>
-            <w:tcW w:type="dxa" w:w="1191"/>
-            <w:shd w:val="clear" w:color="auto" w:fill="F3F5F7"/>
-          </w:tcPr>
-          <w:p>
-            <w:r/>
-            <w:r>
-              <w:rPr>
-                <w:sz w:val="19"/>
-              </w:rPr>
-              <w:t>23 Oct 2026</w:t>
-            </w:r>
-          </w:p>
-        </w:tc>
-        <w:tc>
-          <w:tcPr>
-            <w:tcW w:type="dxa" w:w="1191"/>
-            <w:shd w:val="clear" w:color="auto" w:fill="F3F5F7"/>
-          </w:tcPr>
-          <w:p>
-            <w:r/>
-            <w:r>
-              <w:rPr>
-                <w:sz w:val="19"/>
-              </w:rPr>
-              <w:t>23 Oct 2026</w:t>
-            </w:r>
-          </w:p>
-        </w:tc>
-        <w:tc>
-          <w:tcPr>
-            <w:tcW w:type="dxa" w:w="1361"/>
-            <w:shd w:val="clear" w:color="auto" w:fill="F3F5F7"/>
-          </w:tcPr>
-          <w:p>
-            <w:r/>
-            <w:r>
-              <w:rPr>
-                <w:sz w:val="19"/>
-              </w:rPr>
-              <w:t>Event</w:t>
-            </w:r>
-          </w:p>
-        </w:tc>
-      </w:tr>
     </w:tbl>
     <w:p/>
     <w:p>
@@ -3277,7 +3277,7 @@
     </w:p>
     <w:p>
       <w:r>
-        <w:t>23 new papers from 13 journals were picked up for Academia-to-Industry topics.</w:t>
+        <w:t>31 new papers from 14 journals were picked up for Academia-to-Industry topics.</w:t>
       </w:r>
     </w:p>
     <w:tbl>
@@ -3353,6 +3353,68 @@
               <w:rPr>
                 <w:sz w:val="19"/>
               </w:rPr>
+              <w:t>5</w:t>
+            </w:r>
+          </w:p>
+        </w:tc>
+      </w:tr>
+      <w:tr>
+        <w:tc>
+          <w:tcPr>
+            <w:tcW w:type="dxa" w:w="6803"/>
+            <w:shd w:val="clear" w:color="auto" w:fill="F3F5F7"/>
+          </w:tcPr>
+          <w:p>
+            <w:r/>
+            <w:r>
+              <w:rPr>
+                <w:sz w:val="19"/>
+              </w:rPr>
+              <w:t>Acta Geotechnica</w:t>
+            </w:r>
+          </w:p>
+        </w:tc>
+        <w:tc>
+          <w:tcPr>
+            <w:tcW w:type="dxa" w:w="1701"/>
+            <w:shd w:val="clear" w:color="auto" w:fill="F3F5F7"/>
+          </w:tcPr>
+          <w:p>
+            <w:r/>
+            <w:r>
+              <w:rPr>
+                <w:sz w:val="19"/>
+              </w:rPr>
+              <w:t>4</w:t>
+            </w:r>
+          </w:p>
+        </w:tc>
+      </w:tr>
+      <w:tr>
+        <w:tc>
+          <w:tcPr>
+            <w:tcW w:type="dxa" w:w="6803"/>
+          </w:tcPr>
+          <w:p>
+            <w:r/>
+            <w:r>
+              <w:rPr>
+                <w:sz w:val="19"/>
+              </w:rPr>
+              <w:t>Computers and Geotechnics</w:t>
+            </w:r>
+          </w:p>
+        </w:tc>
+        <w:tc>
+          <w:tcPr>
+            <w:tcW w:type="dxa" w:w="1701"/>
+          </w:tcPr>
+          <w:p>
+            <w:r/>
+            <w:r>
+              <w:rPr>
+                <w:sz w:val="19"/>
+              </w:rPr>
               <w:t>4</w:t>
             </w:r>
           </w:p>
@@ -3370,7 +3432,7 @@
               <w:rPr>
                 <w:sz w:val="19"/>
               </w:rPr>
-              <w:t>Computers and Geotechnics</w:t>
+              <w:t>Soil Dynamics and Earthquake Engineering</w:t>
             </w:r>
           </w:p>
         </w:tc>
@@ -3432,7 +3494,7 @@
               <w:rPr>
                 <w:sz w:val="19"/>
               </w:rPr>
-              <w:t>Soil Dynamics and Earthquake Engineering</w:t>
+              <w:t>Bulletin of Engineering Geology and the Environment</w:t>
             </w:r>
           </w:p>
         </w:tc>
@@ -3649,7 +3711,7 @@
               <w:rPr>
                 <w:sz w:val="19"/>
               </w:rPr>
-              <w:t>Acta Geotechnica</w:t>
+              <w:t>Georisk: Assessment and Management of Risk for Engineered Systems and Geohazards</w:t>
             </w:r>
           </w:p>
         </w:tc>
@@ -3680,7 +3742,7 @@
               <w:rPr>
                 <w:sz w:val="19"/>
               </w:rPr>
-              <w:t>Georisk: Assessment and Management of Risk for Engineered Systems and Geohazards</w:t>
+              <w:t>Underground Space</w:t>
             </w:r>
           </w:p>
         </w:tc>
@@ -3688,36 +3750,6 @@
           <w:tcPr>
             <w:tcW w:type="dxa" w:w="1701"/>
             <w:shd w:val="clear" w:color="auto" w:fill="F3F5F7"/>
-          </w:tcPr>
-          <w:p>
-            <w:r/>
-            <w:r>
-              <w:rPr>
-                <w:sz w:val="19"/>
-              </w:rPr>
-              <w:t>1</w:t>
-            </w:r>
-          </w:p>
-        </w:tc>
-      </w:tr>
-      <w:tr>
-        <w:tc>
-          <w:tcPr>
-            <w:tcW w:type="dxa" w:w="6803"/>
-          </w:tcPr>
-          <w:p>
-            <w:r/>
-            <w:r>
-              <w:rPr>
-                <w:sz w:val="19"/>
-              </w:rPr>
-              <w:t>Underground Space</w:t>
-            </w:r>
-          </w:p>
-        </w:tc>
-        <w:tc>
-          <w:tcPr>
-            <w:tcW w:type="dxa" w:w="1701"/>
           </w:tcPr>
           <w:p>
             <w:r/>
@@ -3743,6 +3775,60 @@
             <w:color w:val="1D5A8A"/>
             <w:u w:val="single"/>
           </w:rPr>
+          <w:t>A modified triaxial test for characterising soil–structure interface behaviour</w:t>
+        </w:r>
+      </w:hyperlink>
+      <w:r>
+        <w:t xml:space="preserve"> — Acta Geotechnica, 2026-10-25. A modified triaxial set-up that yields interface friction comparable to direct shear lets labs measure soil-structure interface strength with equipment they already own.</w:t>
+      </w:r>
+    </w:p>
+    <w:p>
+      <w:pPr>
+        <w:pStyle w:val="ListBullet"/>
+      </w:pPr>
+      <w:hyperlink r:id="rId11">
+        <w:r>
+          <w:rPr>
+            <w:b/>
+            <w:color w:val="1D5A8A"/>
+            <w:u w:val="single"/>
+          </w:rPr>
+          <w:t>Fine particle migration of gravel-sand mixtures under coupled hydraulic gradient and cyclic loading</w:t>
+        </w:r>
+      </w:hyperlink>
+      <w:r>
+        <w:t xml:space="preserve"> — Acta Geotechnica, 2026-10-25. Showing how fines wash out of gravel-sand mixtures under combined seepage and cyclic loading flags internal erosion risks for dams, levees and filters that engineers must assess.</w:t>
+      </w:r>
+    </w:p>
+    <w:p>
+      <w:pPr>
+        <w:pStyle w:val="ListBullet"/>
+      </w:pPr>
+      <w:hyperlink r:id="rId12">
+        <w:r>
+          <w:rPr>
+            <w:b/>
+            <w:color w:val="1D5A8A"/>
+            <w:u w:val="single"/>
+          </w:rPr>
+          <w:t>Seismic performance assessment of high-speed railway track-bridge system with CFRP-repaired piers under near-fault pulse-like ground motions</w:t>
+        </w:r>
+      </w:hyperlink>
+      <w:r>
+        <w:t xml:space="preserve"> — Soil Dynamics and Earthquake Engineering, 2026-10-26. Seismic response results for CFRP-repaired bridge piers under pulse-like motions help engineers judge whether repair strategies protect high-speed rail track-bridge systems.</w:t>
+      </w:r>
+    </w:p>
+    <w:p>
+      <w:pPr>
+        <w:pStyle w:val="ListBullet"/>
+      </w:pPr>
+      <w:hyperlink r:id="rId13">
+        <w:r>
+          <w:rPr>
+            <w:b/>
+            <w:color w:val="1D5A8A"/>
+            <w:u w:val="single"/>
+          </w:rPr>
           <w:t>Secondary Compression of Deep Foundations in Carbonate Soils: An InSAR Study of Sunny Isles, Florida</w:t>
         </w:r>
       </w:hyperlink>
@@ -3754,7 +3840,7 @@
       <w:pPr>
         <w:pStyle w:val="ListBullet"/>
       </w:pPr>
-      <w:hyperlink r:id="rId11">
+      <w:hyperlink r:id="rId14">
         <w:r>
           <w:rPr>
             <w:b/>
@@ -3772,7 +3858,7 @@
       <w:pPr>
         <w:pStyle w:val="ListBullet"/>
       </w:pPr>
-      <w:hyperlink r:id="rId12">
+      <w:hyperlink r:id="rId15">
         <w:r>
           <w:rPr>
             <w:b/>
@@ -3790,7 +3876,7 @@
       <w:pPr>
         <w:pStyle w:val="ListBullet"/>
       </w:pPr>
-      <w:hyperlink r:id="rId13">
+      <w:hyperlink r:id="rId16">
         <w:r>
           <w:rPr>
             <w:b/>
@@ -3808,7 +3894,7 @@
       <w:pPr>
         <w:pStyle w:val="ListBullet"/>
       </w:pPr>
-      <w:hyperlink r:id="rId14">
+      <w:hyperlink r:id="rId17">
         <w:r>
           <w:rPr>
             <w:b/>
@@ -3820,60 +3906,6 @@
       </w:hyperlink>
       <w:r>
         <w:t xml:space="preserve"> — Soils and Foundations, 2026-10-22. A stiffness-compatibility design framework for geosynthetic-reinforced column-supported embankment widening addresses differential settlement issues that practitioners face when widening existing embankments.</w:t>
-      </w:r>
-    </w:p>
-    <w:p>
-      <w:pPr>
-        <w:pStyle w:val="ListBullet"/>
-      </w:pPr>
-      <w:hyperlink r:id="rId15">
-        <w:r>
-          <w:rPr>
-            <w:b/>
-            <w:color w:val="1D5A8A"/>
-            <w:u w:val="single"/>
-          </w:rPr>
-          <w:t>Extended soil-arching analysis for piled embankments with rectangular pile layouts</w:t>
-        </w:r>
-      </w:hyperlink>
-      <w:r>
-        <w:t xml:space="preserve"> — Proceedings of the Institution of Civil Engineers - Geotechnical Engineering, 2026-10-21. Extended soil-arching solutions for rectangular pile layouts, with error quantified against the equivalent-square simplification, give designers a more accurate load-transfer method for piled embankments.</w:t>
-      </w:r>
-    </w:p>
-    <w:p>
-      <w:pPr>
-        <w:pStyle w:val="ListBullet"/>
-      </w:pPr>
-      <w:hyperlink r:id="rId16">
-        <w:r>
-          <w:rPr>
-            <w:b/>
-            <w:color w:val="1D5A8A"/>
-            <w:u w:val="single"/>
-          </w:rPr>
-          <w:t>Stability analysis of geotextile tube tailings dams under inclined stacking: composite failure mechanism and oblique horizontal slice method</w:t>
-        </w:r>
-      </w:hyperlink>
-      <w:r>
-        <w:t xml:space="preserve"> — Acta Geotechnica, 2026-10-20. A composite failure mechanism and slice method for geotextile tube tailings dams under inclined stacking provide a stability check that practitioners can use for tailings management.</w:t>
-      </w:r>
-    </w:p>
-    <w:p>
-      <w:pPr>
-        <w:pStyle w:val="ListBullet"/>
-      </w:pPr>
-      <w:hyperlink r:id="rId17">
-        <w:r>
-          <w:rPr>
-            <w:b/>
-            <w:color w:val="1D5A8A"/>
-            <w:u w:val="single"/>
-          </w:rPr>
-          <w:t>A unified experimental-numerical assessment of Cable, Pile, and Zone solid rockbolt models in FLAC3D: bond-slip, load transfer, and model selection</w:t>
-        </w:r>
-      </w:hyperlink>
-      <w:r>
-        <w:t xml:space="preserve"> — Computers and Geotechnics, 2026-10-20. A combined experimental and numerical comparison of FLAC3D rockbolt models helps engineers select the appropriate bolt model and calibrate bond-slip parameters for support design.</w:t>
       </w:r>
     </w:p>
     <w:p>
@@ -4172,7 +4204,7 @@
               <w:rPr>
                 <w:sz w:val="19"/>
               </w:rPr>
-              <w:t>47</w:t>
+              <w:t>46</w:t>
             </w:r>
           </w:p>
         </w:tc>

--- a/docs/reports/site-report.docx
+++ b/docs/reports/site-report.docx
@@ -28,7 +28,7 @@
           <w:color w:val="5B6573"/>
           <w:sz w:val="19"/>
         </w:rPr>
-        <w:t>ISSMGE Magazine · generated 26 October 2026, 07:22 UTC · updated automatically after every scan</w:t>
+        <w:t>ISSMGE Magazine · generated 26 October 2026, 10:24 UTC · updated automatically after every scan</w:t>
       </w:r>
     </w:p>
     <w:p>
@@ -526,7 +526,35 @@
         <w:t xml:space="preserve">Issue brief: </w:t>
       </w:r>
       <w:r>
-        <w:t>for each issue window Claude drafts a Word brief for the editorial meeting - a proposed line-up per theme, feature leads, Academia-to-Industry topics, a regional-balance check and gaps worth covering. Drafts appear in the last weeks of each quarter, a final brief after it closes, and on demand from the issue page.</w:t>
+        <w:t>for each issue window Claude drafts a Word brief for the editorial meeting - a proposed table of contents that follows the suggested issue layout, a proposed line-up per theme, feature leads, Academia-to-Industry topics, a regional-balance check and gaps worth covering. Drafts appear in the last weeks of each quarter, a final brief after it closes, and on demand from the issue page.</w:t>
+      </w:r>
+    </w:p>
+    <w:p>
+      <w:pPr>
+        <w:pStyle w:val="ListBullet"/>
+      </w:pPr>
+      <w:r>
+        <w:rPr>
+          <w:b/>
+        </w:rPr>
+        <w:t xml:space="preserve">Suggested issue layout: </w:t>
+      </w:r>
+      <w:r>
+        <w:t>a default table of contents for the magazine (16 sections, from the cover story to upcoming events) in config.yaml, saying which sections the scanner feeds and how many items each takes; the issue pages show it and the editors can rename, reorder, add or remove sections.</w:t>
+      </w:r>
+    </w:p>
+    <w:p>
+      <w:pPr>
+        <w:pStyle w:val="ListBullet"/>
+      </w:pPr>
+      <w:r>
+        <w:rPr>
+          <w:b/>
+        </w:rPr>
+        <w:t xml:space="preserve">Shared planning sheet: </w:t>
+      </w:r>
+      <w:r>
+        <w:t>the AI assistant's Google connector keeps a Google spreadsheet for the editorial team, updated every morning with the stories of the current and previous quarter and an issue plan built from the layout, without ever changing the team's Status, Assigned to and Editor notes.</w:t>
       </w:r>
     </w:p>
     <w:p>
@@ -3916,12 +3944,12 @@
         <w:rPr>
           <w:color w:val="16324F"/>
         </w:rPr>
-        <w:t>9. Issue briefs</w:t>
+        <w:t>9. Issue briefs and planning</w:t>
       </w:r>
     </w:p>
     <w:p>
       <w:r>
-        <w:t>Claude drafts a brief for each issue window: a proposed line-up per theme, feature leads, Academia-to-Industry topics, a regional-balance check, gaps worth covering, and the window's developing stories and events.</w:t>
+        <w:t>Claude drafts a brief for each issue window: a proposed table of contents that follows the suggested issue layout (in briefs written since 26 October 2026), a proposed line-up per theme, feature leads, Academia-to-Industry topics, a regional-balance check, gaps worth covering, and the window's developing stories and events.</w:t>
       </w:r>
     </w:p>
     <w:tbl>
@@ -4068,6 +4096,16 @@
       </w:tr>
     </w:tbl>
     <w:p/>
+    <w:p>
+      <w:r>
+        <w:t>Suggested issue layout (config.yaml, issue_layout): 16 sections, 7 of them fed by the scanner (Cover story: 1; Geotechnics in the News: 10; Lessons from the Field: 1; From Research to Practice: 2; Global News from Member Societies + Regional Insight: 6; Education &amp; Innovation: 2; Upcoming Events &amp; Calls for Papers: 8 items). The issue pages show it, the brief's table of contents follows it and the shared planning sheet builds its issue plan tabs from it.</w:t>
+      </w:r>
+    </w:p>
+    <w:p>
+      <w:r>
+        <w:t>Shared planning sheet (Google Sheets): not linked yet. Run setupPlanningSheet once in the AI assistant's Apps Script project, then paste the address it logs into config.yaml under planning, sheet_url (README, Shared planning sheet).</w:t>
+      </w:r>
+    </w:p>
     <w:p>
       <w:pPr>
         <w:pStyle w:val="Heading1"/>
@@ -5119,6 +5157,50 @@
           <w:b/>
           <w:color w:val="23466B"/>
         </w:rPr>
+        <w:t>2026-10-26 · Suggested issue layout, a table of contents in the brief and a shared planning sheet</w:t>
+      </w:r>
+    </w:p>
+    <w:p>
+      <w:pPr>
+        <w:pStyle w:val="ListBullet"/>
+      </w:pPr>
+      <w:r>
+        <w:t>Suggested issue layout - the editor asked for a table of contents. The default layout in config.yaml (issue_layout) follows the magazine's sections since its relaunch in March 2024 and adds four fed by the news desk - 1 Cover story (scanner, 1 story, 4-6 pages), 2 Welcome from the President, 3 Message from the Editor, 4 From the Board / Vice-Presidents' reports, 5 ISSMGE Highlights, 6 Geotechnics in the News (scanner, 10 short items), 7 Lessons from the Field (scanner, 1 developing story), 8 From Research to Practice (scanner, 2 papers), 9 Global News from Member Societies + Regional Insight (society and scanner, one story per ISSMGE region), 10 Technical Committees Activities, 11 Young Members' Arena, 12 Education &amp; Innovation (society and scanner), 13 Corporate Associates Corner, 14 Heritage / Time Capsule, 15 In Memory and 16 Upcoming Events &amp; Calls for Papers (scanner, from the events calendar). Each section says who fills it, how many items the scanner proposes, its usual length and what goes there. Editors can rename, reorder, add or remove sections; a section that cannot be read is repaired or left out with a note, so a typo never stops a scan.</w:t>
+      </w:r>
+    </w:p>
+    <w:p>
+      <w:pPr>
+        <w:pStyle w:val="ListBullet"/>
+      </w:pPr>
+      <w:r>
+        <w:t>Issue pages - a Suggested table of contents panel shows the layout and which sections the scanner feeds; once config.yaml has planning, sheet_url, a Shared planning sheet (Google Sheets) button opens the team's sheet.</w:t>
+      </w:r>
+    </w:p>
+    <w:p>
+      <w:pPr>
+        <w:pStyle w:val="ListBullet"/>
+      </w:pPr>
+      <w:r>
+        <w:t>Issue brief - Claude now plans the issue to the layout. The brief opens with a Proposed table of contents: for every section the scanner fills, exactly its number of stories, papers, events or developing stories, each with a one-line reason and whom to check it with; for the sections from ISSMGE or the editor, a short checklist of what to collect, with pointers from the quarter's data (TC symposia and ISSMGE events, member-society countries with no stories, Digital Geotechnics stories). Claude also now reads where each story happened, with its ISSMGE region. Earlier briefs are unchanged. If Claude Opus declines a brief, the API now hands it to Anthropic's recommended fallback model, and the brief says so.</w:t>
+      </w:r>
+    </w:p>
+    <w:p>
+      <w:pPr>
+        <w:pStyle w:val="ListBullet"/>
+      </w:pPr>
+      <w:r>
+        <w:t>Shared planning sheet - the AI assistant's Google connector (assistant/bridge.gs) can keep a Google spreadsheet for the editorial team. Run setupPlanningSheet once in the Apps Script project; every morning at about 07:00 Cairo time it adds the new stories and papers of the current and previous quarter (best rated first), refreshes the news desk's columns, marks stories no longer in the digest and never changes the team's Status, Assigned to and Editor notes. Each quarter has an issue plan tab built from the layout, with the proposed stories chosen from the quarter's shortlisted headlines. The website publishes the layout for it (exports/layout.json); research papers in the website's data now carry an id.</w:t>
+      </w:r>
+    </w:p>
+    <w:p>
+      <w:pPr>
+        <w:spacing w:before="160"/>
+      </w:pPr>
+      <w:r>
+        <w:rPr>
+          <w:b/>
+          <w:color w:val="23466B"/>
+        </w:rPr>
         <w:t>2026-10-25 · Copyright-safe outputs</w:t>
       </w:r>
     </w:p>
@@ -5686,6 +5768,14 @@
         <w:pStyle w:val="ListBullet"/>
       </w:pPr>
       <w:r>
+        <w:t>Set up the shared planning sheet: paste the new assistant/bridge.gs into the Apps Script project (keep the link to the key document on line 15), run setupPlanningSheet once and allow the permissions, open the address it logs, share the sheet with the team (Share button) and, if wanted, paste the address into config.yaml under planning, sheet_url (README, Shared planning sheet). Check the suggested issue layout (config.yaml, issue_layout) with the editorial board and adjust the sections, slots and pages.</w:t>
+      </w:r>
+    </w:p>
+    <w:p>
+      <w:pPr>
+        <w:pStyle w:val="ListBullet"/>
+      </w:pPr>
+      <w:r>
         <w:t>Set up e-mail: until then no alert or weekly summary is sent (each run's log shows what would have gone out). Paste the new assistant/bridge.gs into the Apps Script project, add the Script property NOTIFY_TOKEN (and MAIL_TO if needed), run testEmail once, deploy a new version, add the same NOTIFY_TOKEN as a GitHub secret, and run the Events calendar and weekly summary workflow with send a test e-mail (README, E-mail alerts and the weekly summary). A mail server (SMTP secrets) also works.</w:t>
       </w:r>
     </w:p>

--- a/docs/reports/site-report.docx
+++ b/docs/reports/site-report.docx
@@ -28,7 +28,7 @@
           <w:color w:val="5B6573"/>
           <w:sz w:val="19"/>
         </w:rPr>
-        <w:t>ISSMGE Magazine · generated 26 October 2026, 10:24 UTC · updated automatically after every scan</w:t>
+        <w:t>ISSMGE Magazine · generated 26 October 2026, 10:25 UTC · updated automatically after every scan</w:t>
       </w:r>
     </w:p>
     <w:p>

--- a/docs/reports/site-report.docx
+++ b/docs/reports/site-report.docx
@@ -28,7 +28,7 @@
           <w:color w:val="5B6573"/>
           <w:sz w:val="19"/>
         </w:rPr>
-        <w:t>ISSMGE Magazine · generated 26 October 2026, 10:25 UTC · updated automatically after every scan</w:t>
+        <w:t>ISSMGE Magazine · generated 26 October 2026, 19:31 UTC · updated automatically after every scan</w:t>
       </w:r>
     </w:p>
     <w:p>
@@ -5157,6 +5157,62 @@
           <w:b/>
           <w:color w:val="23466B"/>
         </w:rPr>
+        <w:t>2026-10-26 · Searches for Africa and Australasia</w:t>
+      </w:r>
+    </w:p>
+    <w:p>
+      <w:pPr>
+        <w:pStyle w:val="ListBullet"/>
+      </w:pPr>
+      <w:r>
+        <w:t>Five new Google News searches - of the 150 stories in the 24 to 26 October digests, Claude located none in Africa and two in Australasia: the English editions for South Africa and Australia return mostly the same worldwide stories as the other editions. The new searches name the countries: Nigeria (building collapses, gully erosion, dam collapses, soil tests); Kenya, Uganda, Tanzania, Rwanda and Ethiopia (landslides, sinkholes, building collapses, dam bursts, gully erosion); Ghana (mining-pit and building collapses, coastal erosion, the Akosombo dam, sinkholes); Morocco, Algeria, Tunisia and Libya, in Arabic (landslides, dam, building and house collapses, geotechnical studies); and New Zealand (landslides, liquefaction, retaining walls, sinkholes, tunnel boring machines). They were tried from GitHub with the Check feeds workflow (the Nigeria and Ghana searches term by term) before being added. Searches for French-speaking Africa, South Africa, southern Africa, the Pacific islands and Australia found almost nothing relevant in three days and were left out.</w:t>
+      </w:r>
+    </w:p>
+    <w:p>
+      <w:pPr>
+        <w:pStyle w:val="ListBullet"/>
+      </w:pPr>
+      <w:r>
+        <w:t>Their stories get 4 extra points (boost) when a keyword matches: on its own a building collapse scores 1 and erosion 2, too little to pass the keyword filter or to reach Claude ahead of the many one-keyword stories (4 points) from elsewhere. Claude now reads up to 145 headlines a day instead of 130 (max_candidates), so the new stories do not push others out, for well under one US cent a day more; an excluded headline (an election won by a landslide) gets no extra points; and Claude's rating decides, as for every story, what goes into the digest. The Google News editions of Nigeria, Kenya, Ghana, Morocco and New Zealand are shown by name.</w:t>
+      </w:r>
+    </w:p>
+    <w:p>
+      <w:pPr>
+        <w:spacing w:before="160"/>
+      </w:pPr>
+      <w:r>
+        <w:rPr>
+          <w:b/>
+          <w:color w:val="23466B"/>
+        </w:rPr>
+        <w:t>2026-10-26 · An English translation for every foreign headline</w:t>
+      </w:r>
+    </w:p>
+    <w:p>
+      <w:pPr>
+        <w:pStyle w:val="ListBullet"/>
+      </w:pPr>
+      <w:r>
+        <w:t>Missing translations - in the 26 October digest, 24 of the 39 headlines in other languages (most of them Spanish and Portuguese) had no English translation, against a handful on earlier days. Since 25 October the triage prompt had said that the outlets' headlines are not to be reused, which Claude most likely took to include translating them. The prompt now asks for the translation of every headline that is not in English, and says it is shown labelled as Claude's translation beside the original. A report that stands in for another website's story (when a website has more than five) also no longer takes over that story's translation, which was of another outlet's headline; it is given its own.</w:t>
+      </w:r>
+    </w:p>
+    <w:p>
+      <w:pPr>
+        <w:pStyle w:val="ListBullet"/>
+      </w:pPr>
+      <w:r>
+        <w:t>Safety net - at the end of each scan, any headline still without an English translation, from that scan or from the digests of the last 45 days, is translated in one small extra request (a headline Claude finds to be in English is marked and not sent again, unless it looks foreign). The 24, 25 and 26 October digests are filled in by the next scan, or at once by a new task: the Events calendar and weekly summary workflow has a new task, translate missing headlines, that does the same at any time. The translations carry the usual label, English headline translated by Claude, with the original headline beside them.</w:t>
+      </w:r>
+    </w:p>
+    <w:p>
+      <w:pPr>
+        <w:spacing w:before="160"/>
+      </w:pPr>
+      <w:r>
+        <w:rPr>
+          <w:b/>
+          <w:color w:val="23466B"/>
+        </w:rPr>
         <w:t>2026-10-26 · Suggested issue layout, a table of contents in the brief and a shared planning sheet</w:t>
       </w:r>
     </w:p>

--- a/docs/reports/site-report.docx
+++ b/docs/reports/site-report.docx
@@ -28,7 +28,7 @@
           <w:color w:val="5B6573"/>
           <w:sz w:val="19"/>
         </w:rPr>
-        <w:t>ISSMGE Magazine · generated 26 October 2026, 19:31 UTC · updated automatically after every scan</w:t>
+        <w:t>ISSMGE Magazine · generated 26 October 2026, 21:06 UTC · updated automatically after every scan</w:t>
       </w:r>
     </w:p>
     <w:p>
@@ -484,7 +484,7 @@
         <w:t xml:space="preserve">Categorisation: </w:t>
       </w:r>
       <w:r>
-        <w:t>every headline, in any covered language, is scored against weighted geotechnical keywords and filed under one of the magazine's eight themes; Claude then rates its geotechnical substance (1-5), confirms the theme, suggests an editorial use, writes a magazine angle and translates foreign headlines.</w:t>
+        <w:t>every headline, in any covered language, is scored against weighted geotechnical keywords and filed under one of the magazine's eight themes; Claude then rates it 1-5 in two steps (is it truly geotechnical, and how big is it: local or small, national or regional, international or a landmark project), confirms the theme, suggests an editorial use, writes a magazine angle and translates foreign headlines.</w:t>
       </w:r>
     </w:p>
     <w:p>
@@ -638,7 +638,7 @@
         <w:t xml:space="preserve">Alerts and weekly summary: </w:t>
       </w:r>
       <w:r>
-        <w:t>an e-mail after any scan that finds a new 5/5 story, and every Monday a summary of the week for the editorial team (top stories, developing stories, regional coverage, events and research), also kept as web pages.</w:t>
+        <w:t>an e-mail after any scan that finds a new 5/5 story, and every Monday a summary of the week for the editorial team (top stories rated 4 and 5, developing stories, regional coverage, events and research), also kept as web pages.</w:t>
       </w:r>
     </w:p>
     <w:p>
@@ -5157,6 +5157,34 @@
           <w:b/>
           <w:color w:val="23466B"/>
         </w:rPr>
+        <w:t>2026-10-26 · Ratings by size</w:t>
+      </w:r>
+    </w:p>
+    <w:p>
+      <w:pPr>
+        <w:pStyle w:val="ListBullet"/>
+      </w:pPr>
+      <w:r>
+        <w:t>Claude now rates each story 1-5 in two steps. First: is it truly geotechnical, with a clear ground-engineering element? If not, it gets 1 (not geotechnical) or 2 (the ground is mentioned only in passing) and is dropped, however big the news. Then, only for a geotechnical story, its size and importance: 3 = local or small, 4 = national or regional importance, 5 = international importance or a landmark project, judged by the consequences and lessons for ground engineering, not by how much media attention the story gets. Stories rated 3 or more are kept, as before. The rule applies from the scan of 27 October 2026: ratings in the digests up to and including 26 October 2026 measured geotechnical substance alone, without size, and the closed section on those days' pages says so.</w:t>
+      </w:r>
+    </w:p>
+    <w:p>
+      <w:pPr>
+        <w:pStyle w:val="ListBullet"/>
+      </w:pPr>
+      <w:r>
+        <w:t>The daily page (Latest and each day's digest page) and the weekly summary (its page and its e-mail) list the stories rated 4 and 5. The stories rated 3 are not deleted: on the day's page they are in a closed section at the end, Smaller local stories (rated 3), with their number, and the weekly summary says how many there were and that they are in the archive. Everywhere else they stay as before: the archive, Search, the world map, the issue pages, the CSV, Excel and JSON downloads, developing stories and the issue brief. Stories without a Claude rating (ranked by keywords) are shown as before. Alerts still go out for 5/5 stories, which now means international importance or a landmark project.</w:t>
+      </w:r>
+    </w:p>
+    <w:p>
+      <w:pPr>
+        <w:spacing w:before="160"/>
+      </w:pPr>
+      <w:r>
+        <w:rPr>
+          <w:b/>
+          <w:color w:val="23466B"/>
+        </w:rPr>
         <w:t>2026-10-26 · Searches for Africa and Australasia</w:t>
       </w:r>
     </w:p>

--- a/docs/reports/site-report.docx
+++ b/docs/reports/site-report.docx
@@ -28,7 +28,7 @@
           <w:color w:val="5B6573"/>
           <w:sz w:val="19"/>
         </w:rPr>
-        <w:t>ISSMGE Magazine · generated 26 October 2026, 21:06 UTC · updated automatically after every scan</w:t>
+        <w:t>ISSMGE Magazine · generated 27 October 2026, 07:15 UTC · updated automatically after every scan</w:t>
       </w:r>
     </w:p>
     <w:p>
@@ -131,7 +131,7 @@
               <w:rPr>
                 <w:sz w:val="19"/>
               </w:rPr>
-              <w:t>2026-10-26 (07:17 UTC)</w:t>
+              <w:t>2026-10-27 (07:09 UTC)</w:t>
             </w:r>
           </w:p>
         </w:tc>
@@ -163,7 +163,7 @@
               <w:rPr>
                 <w:sz w:val="19"/>
               </w:rPr>
-              <w:t>43</w:t>
+              <w:t>42</w:t>
             </w:r>
           </w:p>
         </w:tc>
@@ -193,7 +193,7 @@
               <w:rPr>
                 <w:sz w:val="19"/>
               </w:rPr>
-              <w:t>533</w:t>
+              <w:t>801</w:t>
             </w:r>
           </w:p>
         </w:tc>
@@ -255,7 +255,7 @@
               <w:rPr>
                 <w:sz w:val="19"/>
               </w:rPr>
-              <w:t>150</w:t>
+              <w:t>192</w:t>
             </w:r>
           </w:p>
         </w:tc>
@@ -287,7 +287,7 @@
               <w:rPr>
                 <w:sz w:val="19"/>
               </w:rPr>
-              <w:t>3</w:t>
+              <w:t>4</w:t>
             </w:r>
           </w:p>
         </w:tc>
@@ -349,7 +349,7 @@
               <w:rPr>
                 <w:sz w:val="19"/>
               </w:rPr>
-              <w:t>141 of 150</w:t>
+              <w:t>180 of 192</w:t>
             </w:r>
           </w:p>
         </w:tc>
@@ -379,7 +379,7 @@
               <w:rPr>
                 <w:sz w:val="19"/>
               </w:rPr>
-              <w:t>17</w:t>
+              <w:t>20</w:t>
             </w:r>
           </w:p>
         </w:tc>
@@ -441,7 +441,7 @@
               <w:rPr>
                 <w:sz w:val="19"/>
               </w:rPr>
-              <w:t>0 of 19</w:t>
+              <w:t>2 of 19</w:t>
             </w:r>
           </w:p>
         </w:tc>
@@ -882,7 +882,7 @@
         <w:t xml:space="preserve">✔ </w:t>
       </w:r>
       <w:r>
-        <w:t>19 of 19 websites were read successfully; 0 failed (see Source health).</w:t>
+        <w:t>17 of 19 websites were read successfully; 2 failed (see Source health).</w:t>
       </w:r>
     </w:p>
     <w:p>
@@ -897,7 +897,7 @@
         <w:t xml:space="preserve">✔ </w:t>
       </w:r>
       <w:r>
-        <w:t>Theme balance: 6 themes covered; the largest is Hazards &amp; Resilience with 18 of 43 stories (42%).</w:t>
+        <w:t>Theme balance: 6 themes covered; the largest is Hazards &amp; Resilience with 18 of 42 stories (43%).</w:t>
       </w:r>
     </w:p>
     <w:p>
@@ -912,7 +912,7 @@
         <w:t xml:space="preserve">• </w:t>
       </w:r>
       <w:r>
-        <w:t>39 different outlets contributed; the most frequent was Vietnam.vn (4 stories).</w:t>
+        <w:t>33 different outlets contributed; the most frequent was Tunnels &amp; Tunnelling (4 stories).</w:t>
       </w:r>
     </w:p>
     <w:p>
@@ -927,7 +927,7 @@
         <w:t xml:space="preserve">• </w:t>
       </w:r>
       <w:r>
-        <w:t>37 stories came from non-English Google News editions.</w:t>
+        <w:t>21 stories came from non-English Google News editions.</w:t>
       </w:r>
     </w:p>
     <w:p>
@@ -942,7 +942,7 @@
         <w:t xml:space="preserve">• </w:t>
       </w:r>
       <w:r>
-        <w:t>28 stories were rated 4 or 5 out of 5.</w:t>
+        <w:t>30 stories were rated 4 or 5 out of 5.</w:t>
       </w:r>
     </w:p>
     <w:p>
@@ -957,7 +957,7 @@
         <w:t xml:space="preserve">• </w:t>
       </w:r>
       <w:r>
-        <w:t>41 of the 43 rated stories name a primary source to check the facts with.</w:t>
+        <w:t>41 of the 42 rated stories name a primary source to check the facts with.</w:t>
       </w:r>
     </w:p>
     <w:p>
@@ -973,9 +973,168 @@
     </w:p>
     <w:p>
       <w:r>
-        <w:t>All websites were read successfully on the latest scan.</w:t>
+        <w:t>These websites could not be read on the latest scan. Their stories may still arrive through the Google News searches.</w:t>
       </w:r>
     </w:p>
+    <w:tbl>
+      <w:tblPr>
+        <w:tblStyle w:val="TableGrid"/>
+        <w:tblW w:type="auto" w:w="0"/>
+        <w:jc w:val="center"/>
+        <w:tblLayout w:type="fixed"/>
+        <w:tblLook w:firstColumn="1" w:firstRow="1" w:lastColumn="0" w:lastRow="0" w:noHBand="0" w:noVBand="1" w:val="04A0"/>
+      </w:tblPr>
+      <w:tblGrid>
+        <w:gridCol w:w="2268"/>
+        <w:gridCol w:w="3118"/>
+        <w:gridCol w:w="4252"/>
+      </w:tblGrid>
+      <w:tr>
+        <w:tc>
+          <w:tcPr>
+            <w:tcW w:type="dxa" w:w="2268"/>
+            <w:shd w:val="clear" w:color="auto" w:fill="16324F"/>
+          </w:tcPr>
+          <w:p>
+            <w:r/>
+            <w:r>
+              <w:rPr>
+                <w:b/>
+                <w:color w:val="FFFFFF"/>
+                <w:sz w:val="19"/>
+              </w:rPr>
+              <w:t>Source</w:t>
+            </w:r>
+          </w:p>
+        </w:tc>
+        <w:tc>
+          <w:tcPr>
+            <w:tcW w:type="dxa" w:w="3118"/>
+            <w:shd w:val="clear" w:color="auto" w:fill="16324F"/>
+          </w:tcPr>
+          <w:p>
+            <w:r/>
+            <w:r>
+              <w:rPr>
+                <w:b/>
+                <w:color w:val="FFFFFF"/>
+                <w:sz w:val="19"/>
+              </w:rPr>
+              <w:t>Problem</w:t>
+            </w:r>
+          </w:p>
+        </w:tc>
+        <w:tc>
+          <w:tcPr>
+            <w:tcW w:type="dxa" w:w="4252"/>
+            <w:shd w:val="clear" w:color="auto" w:fill="16324F"/>
+          </w:tcPr>
+          <w:p>
+            <w:r/>
+            <w:r>
+              <w:rPr>
+                <w:b/>
+                <w:color w:val="FFFFFF"/>
+                <w:sz w:val="19"/>
+              </w:rPr>
+              <w:t>Suggested action</w:t>
+            </w:r>
+          </w:p>
+        </w:tc>
+      </w:tr>
+      <w:tr>
+        <w:tc>
+          <w:tcPr>
+            <w:tcW w:type="dxa" w:w="2268"/>
+          </w:tcPr>
+          <w:p>
+            <w:r/>
+            <w:r>
+              <w:rPr>
+                <w:sz w:val="19"/>
+              </w:rPr>
+              <w:t>Ground Engineering</w:t>
+            </w:r>
+          </w:p>
+        </w:tc>
+        <w:tc>
+          <w:tcPr>
+            <w:tcW w:type="dxa" w:w="3118"/>
+          </w:tcPr>
+          <w:p>
+            <w:r/>
+            <w:r>
+              <w:rPr>
+                <w:sz w:val="19"/>
+              </w:rPr>
+              <w:t>403 Client Error: Forbidden for url: https://www.geplus.co.uk/feed/</w:t>
+            </w:r>
+          </w:p>
+        </w:tc>
+        <w:tc>
+          <w:tcPr>
+            <w:tcW w:type="dxa" w:w="4252"/>
+          </w:tcPr>
+          <w:p>
+            <w:r/>
+            <w:r>
+              <w:rPr>
+                <w:sz w:val="19"/>
+              </w:rPr>
+              <w:t>The site blocks automated readers. Look for its RSS feed address, or rely on the Google News searches.</w:t>
+            </w:r>
+          </w:p>
+        </w:tc>
+      </w:tr>
+      <w:tr>
+        <w:tc>
+          <w:tcPr>
+            <w:tcW w:type="dxa" w:w="2268"/>
+            <w:shd w:val="clear" w:color="auto" w:fill="F3F5F7"/>
+          </w:tcPr>
+          <w:p>
+            <w:r/>
+            <w:r>
+              <w:rPr>
+                <w:sz w:val="19"/>
+              </w:rPr>
+              <w:t>New Civil Engineer</w:t>
+            </w:r>
+          </w:p>
+        </w:tc>
+        <w:tc>
+          <w:tcPr>
+            <w:tcW w:type="dxa" w:w="3118"/>
+            <w:shd w:val="clear" w:color="auto" w:fill="F3F5F7"/>
+          </w:tcPr>
+          <w:p>
+            <w:r/>
+            <w:r>
+              <w:rPr>
+                <w:sz w:val="19"/>
+              </w:rPr>
+              <w:t>403 Client Error: Forbidden for url: https://www.newcivilengineer.com/feed/</w:t>
+            </w:r>
+          </w:p>
+        </w:tc>
+        <w:tc>
+          <w:tcPr>
+            <w:tcW w:type="dxa" w:w="4252"/>
+            <w:shd w:val="clear" w:color="auto" w:fill="F3F5F7"/>
+          </w:tcPr>
+          <w:p>
+            <w:r/>
+            <w:r>
+              <w:rPr>
+                <w:sz w:val="19"/>
+              </w:rPr>
+              <w:t>The site blocks automated readers. Look for its RSS feed address, or rely on the Google News searches.</w:t>
+            </w:r>
+          </w:p>
+        </w:tc>
+      </w:tr>
+    </w:tbl>
+    <w:p/>
     <w:p>
       <w:pPr>
         <w:pStyle w:val="Heading1"/>
@@ -1146,7 +1305,7 @@
               <w:rPr>
                 <w:sz w:val="19"/>
               </w:rPr>
-              <w:t>3</w:t>
+              <w:t>4</w:t>
             </w:r>
           </w:p>
         </w:tc>
@@ -1160,7 +1319,7 @@
               <w:rPr>
                 <w:sz w:val="19"/>
               </w:rPr>
-              <w:t>150</w:t>
+              <w:t>192</w:t>
             </w:r>
           </w:p>
         </w:tc>
@@ -1174,7 +1333,7 @@
               <w:rPr>
                 <w:sz w:val="19"/>
               </w:rPr>
-              <w:t>20</w:t>
+              <w:t>21</w:t>
             </w:r>
           </w:p>
         </w:tc>
@@ -1188,7 +1347,7 @@
               <w:rPr>
                 <w:sz w:val="19"/>
               </w:rPr>
-              <w:t>68</w:t>
+              <w:t>81</w:t>
             </w:r>
           </w:p>
         </w:tc>
@@ -1332,7 +1491,7 @@
               <w:rPr>
                 <w:sz w:val="19"/>
               </w:rPr>
-              <w:t>3%</w:t>
+              <w:t>2%</w:t>
             </w:r>
           </w:p>
         </w:tc>
@@ -1380,7 +1539,7 @@
               <w:rPr>
                 <w:sz w:val="19"/>
               </w:rPr>
-              <w:t>5</w:t>
+              <w:t>6</w:t>
             </w:r>
           </w:p>
         </w:tc>
@@ -1443,7 +1602,7 @@
               <w:rPr>
                 <w:sz w:val="19"/>
               </w:rPr>
-              <w:t>53</w:t>
+              <w:t>71</w:t>
             </w:r>
           </w:p>
         </w:tc>
@@ -1457,7 +1616,7 @@
               <w:rPr>
                 <w:sz w:val="19"/>
               </w:rPr>
-              <w:t>35%</w:t>
+              <w:t>37%</w:t>
             </w:r>
           </w:p>
         </w:tc>
@@ -1471,7 +1630,7 @@
               <w:rPr>
                 <w:sz w:val="19"/>
               </w:rPr>
-              <w:t>53</w:t>
+              <w:t>71</w:t>
             </w:r>
           </w:p>
         </w:tc>
@@ -1505,7 +1664,7 @@
               <w:rPr>
                 <w:sz w:val="19"/>
               </w:rPr>
-              <w:t>2</w:t>
+              <w:t>3</w:t>
             </w:r>
           </w:p>
         </w:tc>
@@ -1520,7 +1679,7 @@
               <w:rPr>
                 <w:sz w:val="19"/>
               </w:rPr>
-              <w:t>1%</w:t>
+              <w:t>2%</w:t>
             </w:r>
           </w:p>
         </w:tc>
@@ -1535,7 +1694,7 @@
               <w:rPr>
                 <w:sz w:val="19"/>
               </w:rPr>
-              <w:t>2</w:t>
+              <w:t>3</w:t>
             </w:r>
           </w:p>
         </w:tc>
@@ -1568,7 +1727,7 @@
               <w:rPr>
                 <w:sz w:val="19"/>
               </w:rPr>
-              <w:t>50</w:t>
+              <w:t>68</w:t>
             </w:r>
           </w:p>
         </w:tc>
@@ -1582,7 +1741,7 @@
               <w:rPr>
                 <w:sz w:val="19"/>
               </w:rPr>
-              <w:t>33%</w:t>
+              <w:t>35%</w:t>
             </w:r>
           </w:p>
         </w:tc>
@@ -1596,7 +1755,7 @@
               <w:rPr>
                 <w:sz w:val="19"/>
               </w:rPr>
-              <w:t>21</w:t>
+              <w:t>32</w:t>
             </w:r>
           </w:p>
         </w:tc>
@@ -1630,7 +1789,7 @@
               <w:rPr>
                 <w:sz w:val="19"/>
               </w:rPr>
-              <w:t>20</w:t>
+              <w:t>22</w:t>
             </w:r>
           </w:p>
         </w:tc>
@@ -1645,7 +1804,7 @@
               <w:rPr>
                 <w:sz w:val="19"/>
               </w:rPr>
-              <w:t>13%</w:t>
+              <w:t>11%</w:t>
             </w:r>
           </w:p>
         </w:tc>
@@ -1693,7 +1852,7 @@
               <w:rPr>
                 <w:sz w:val="19"/>
               </w:rPr>
-              <w:t>9</w:t>
+              <w:t>11</w:t>
             </w:r>
           </w:p>
         </w:tc>
@@ -1770,7 +1929,7 @@
               <w:rPr>
                 <w:sz w:val="19"/>
               </w:rPr>
-              <w:t>5%</w:t>
+              <w:t>4%</w:t>
             </w:r>
           </w:p>
         </w:tc>
@@ -1805,7 +1964,7 @@
     </w:p>
     <w:p>
       <w:r>
-        <w:t>Q4 2026 (Oct – Dec 2026): 141 of 150 stories are located in a country of one of ISSMGE's six regions; 9 are global or about several countries and 0 have no location yet. 20 of 87 member-society countries have at least one story.</w:t>
+        <w:t>Q4 2026 (Oct – Dec 2026): 180 of 192 stories are located in a country of one of ISSMGE's six regions; 12 are global or about several countries and 0 have no location yet. 22 of 87 member-society countries have at least one story.</w:t>
       </w:r>
     </w:p>
     <w:tbl>
@@ -1917,7 +2076,7 @@
               <w:rPr>
                 <w:sz w:val="19"/>
               </w:rPr>
-              <w:t>0</w:t>
+              <w:t>1</w:t>
             </w:r>
           </w:p>
         </w:tc>
@@ -1977,7 +2136,7 @@
               <w:rPr>
                 <w:sz w:val="19"/>
               </w:rPr>
-              <w:t>68</w:t>
+              <w:t>83</w:t>
             </w:r>
           </w:p>
         </w:tc>
@@ -1992,7 +2151,7 @@
               <w:rPr>
                 <w:sz w:val="19"/>
               </w:rPr>
-              <w:t>6 of 26</w:t>
+              <w:t>7 of 26</w:t>
             </w:r>
           </w:p>
         </w:tc>
@@ -2007,7 +2166,7 @@
               <w:rPr>
                 <w:sz w:val="19"/>
               </w:rPr>
-              <w:t>Bangladesh, China, Hong Kong, Iran, Iraq, Kazakhstan, Kyrgyzstan, Lebanon, Mongolia, Nepal, Pakistan, Philippines, Singapore, Sri Lanka, Syria, Taiwan, Tajikistan, Thailand, United Arab Emirates, Uzbekistan</w:t>
+              <w:t>Bangladesh, Hong Kong, Iran, Iraq, Kazakhstan, Kyrgyzstan, Lebanon, Mongolia, Nepal, Pakistan, Philippines, Singapore, Sri Lanka, Syria, Taiwan, Tajikistan, Thailand, United Arab Emirates, Uzbekistan</w:t>
             </w:r>
           </w:p>
         </w:tc>
@@ -2037,7 +2196,7 @@
               <w:rPr>
                 <w:sz w:val="19"/>
               </w:rPr>
-              <w:t>2</w:t>
+              <w:t>3</w:t>
             </w:r>
           </w:p>
         </w:tc>
@@ -2097,7 +2256,7 @@
               <w:rPr>
                 <w:sz w:val="19"/>
               </w:rPr>
-              <w:t>20</w:t>
+              <w:t>26</w:t>
             </w:r>
           </w:p>
         </w:tc>
@@ -2112,7 +2271,7 @@
               <w:rPr>
                 <w:sz w:val="19"/>
               </w:rPr>
-              <w:t>5 of 37</w:t>
+              <w:t>6 of 37</w:t>
             </w:r>
           </w:p>
         </w:tc>
@@ -2127,7 +2286,7 @@
               <w:rPr>
                 <w:sz w:val="19"/>
               </w:rPr>
-              <w:t>Austria, Belgium, Bosnia and Herzegovina, Bulgaria, Croatia, Cyprus, Czechia, Denmark, Estonia, Finland, France, Georgia, Germany, Greece, Hungary, Iceland, Ireland, Israel, Latvia, Lithuania, Netherlands, North Macedonia, Norway, Poland, Portugal, Romania, Serbia, Slovakia, Slovenia, Spain, Sweden, Switzerland</w:t>
+              <w:t>Austria, Belgium, Bosnia and Herzegovina, Bulgaria, Croatia, Cyprus, Czechia, Denmark, Estonia, Finland, France, Georgia, Germany, Greece, Hungary, Iceland, Ireland, Israel, Latvia, Lithuania, Netherlands, North Macedonia, Norway, Poland, Portugal, Serbia, Slovakia, Slovenia, Spain, Sweden, Switzerland</w:t>
             </w:r>
           </w:p>
         </w:tc>
@@ -2157,7 +2316,7 @@
               <w:rPr>
                 <w:sz w:val="19"/>
               </w:rPr>
-              <w:t>24</w:t>
+              <w:t>31</w:t>
             </w:r>
           </w:p>
         </w:tc>
@@ -2217,7 +2376,7 @@
               <w:rPr>
                 <w:sz w:val="19"/>
               </w:rPr>
-              <w:t>27</w:t>
+              <w:t>36</w:t>
             </w:r>
           </w:p>
         </w:tc>
@@ -2277,7 +2436,7 @@
     </w:p>
     <w:p>
       <w:r>
-        <w:t>17 developing stories link 44 reports; 17 had a new report in the last 90 days. The most followed:</w:t>
+        <w:t>20 developing stories link 53 reports; 20 had a new report in the last 90 days. The most followed:</w:t>
       </w:r>
     </w:p>
     <w:tbl>
@@ -2498,6 +2657,184 @@
               <w:rPr>
                 <w:sz w:val="19"/>
               </w:rPr>
+              <w:t>Mazatlán malecón wave sinkhole, Mexico (Oct 2026)</w:t>
+            </w:r>
+          </w:p>
+        </w:tc>
+        <w:tc>
+          <w:tcPr>
+            <w:tcW w:type="dxa" w:w="1928"/>
+            <w:shd w:val="clear" w:color="auto" w:fill="F3F5F7"/>
+          </w:tcPr>
+          <w:p>
+            <w:r/>
+            <w:r>
+              <w:rPr>
+                <w:sz w:val="19"/>
+              </w:rPr>
+              <w:t>Monumento a la Mujer Mazatleca, Mazatlán, Mexico</w:t>
+            </w:r>
+          </w:p>
+        </w:tc>
+        <w:tc>
+          <w:tcPr>
+            <w:tcW w:type="dxa" w:w="907"/>
+            <w:shd w:val="clear" w:color="auto" w:fill="F3F5F7"/>
+          </w:tcPr>
+          <w:p>
+            <w:r/>
+            <w:r>
+              <w:rPr>
+                <w:sz w:val="19"/>
+              </w:rPr>
+              <w:t>4</w:t>
+            </w:r>
+          </w:p>
+        </w:tc>
+        <w:tc>
+          <w:tcPr>
+            <w:tcW w:type="dxa" w:w="1191"/>
+            <w:shd w:val="clear" w:color="auto" w:fill="F3F5F7"/>
+          </w:tcPr>
+          <w:p>
+            <w:r/>
+            <w:r>
+              <w:rPr>
+                <w:sz w:val="19"/>
+              </w:rPr>
+              <w:t>23 Oct 2026</w:t>
+            </w:r>
+          </w:p>
+        </w:tc>
+        <w:tc>
+          <w:tcPr>
+            <w:tcW w:type="dxa" w:w="1191"/>
+            <w:shd w:val="clear" w:color="auto" w:fill="F3F5F7"/>
+          </w:tcPr>
+          <w:p>
+            <w:r/>
+            <w:r>
+              <w:rPr>
+                <w:sz w:val="19"/>
+              </w:rPr>
+              <w:t>26 Oct 2026</w:t>
+            </w:r>
+          </w:p>
+        </w:tc>
+        <w:tc>
+          <w:tcPr>
+            <w:tcW w:type="dxa" w:w="1361"/>
+            <w:shd w:val="clear" w:color="auto" w:fill="F3F5F7"/>
+          </w:tcPr>
+          <w:p>
+            <w:r/>
+            <w:r>
+              <w:rPr>
+                <w:sz w:val="19"/>
+              </w:rPr>
+              <w:t>Investigation &amp; inquiry</w:t>
+            </w:r>
+          </w:p>
+        </w:tc>
+      </w:tr>
+      <w:tr>
+        <w:tc>
+          <w:tcPr>
+            <w:tcW w:type="dxa" w:w="3061"/>
+          </w:tcPr>
+          <w:p>
+            <w:r/>
+            <w:r>
+              <w:rPr>
+                <w:sz w:val="19"/>
+              </w:rPr>
+              <w:t>Kumamoto earthquake re-liquefaction study, Japan</w:t>
+            </w:r>
+          </w:p>
+        </w:tc>
+        <w:tc>
+          <w:tcPr>
+            <w:tcW w:type="dxa" w:w="1928"/>
+          </w:tcPr>
+          <w:p>
+            <w:r/>
+            <w:r>
+              <w:rPr>
+                <w:sz w:val="19"/>
+              </w:rPr>
+              <w:t>Kumamoto Prefecture, Japan</w:t>
+            </w:r>
+          </w:p>
+        </w:tc>
+        <w:tc>
+          <w:tcPr>
+            <w:tcW w:type="dxa" w:w="907"/>
+          </w:tcPr>
+          <w:p>
+            <w:r/>
+            <w:r>
+              <w:rPr>
+                <w:sz w:val="19"/>
+              </w:rPr>
+              <w:t>4</w:t>
+            </w:r>
+          </w:p>
+        </w:tc>
+        <w:tc>
+          <w:tcPr>
+            <w:tcW w:type="dxa" w:w="1191"/>
+          </w:tcPr>
+          <w:p>
+            <w:r/>
+            <w:r>
+              <w:rPr>
+                <w:sz w:val="19"/>
+              </w:rPr>
+              <w:t>25 Oct 2026</w:t>
+            </w:r>
+          </w:p>
+        </w:tc>
+        <w:tc>
+          <w:tcPr>
+            <w:tcW w:type="dxa" w:w="1191"/>
+          </w:tcPr>
+          <w:p>
+            <w:r/>
+            <w:r>
+              <w:rPr>
+                <w:sz w:val="19"/>
+              </w:rPr>
+              <w:t>26 Oct 2026</w:t>
+            </w:r>
+          </w:p>
+        </w:tc>
+        <w:tc>
+          <w:tcPr>
+            <w:tcW w:type="dxa" w:w="1361"/>
+          </w:tcPr>
+          <w:p>
+            <w:r/>
+            <w:r>
+              <w:rPr>
+                <w:sz w:val="19"/>
+              </w:rPr>
+              <w:t>Investigation &amp; inquiry</w:t>
+            </w:r>
+          </w:p>
+        </w:tc>
+      </w:tr>
+      <w:tr>
+        <w:tc>
+          <w:tcPr>
+            <w:tcW w:type="dxa" w:w="3061"/>
+            <w:shd w:val="clear" w:color="auto" w:fill="F3F5F7"/>
+          </w:tcPr>
+          <w:p>
+            <w:r/>
+            <w:r>
+              <w:rPr>
+                <w:sz w:val="19"/>
+              </w:rPr>
               <w:t>Phong Nha-Ke Bang 120 m sinkhole discovery, Vietnam</w:t>
             </w:r>
           </w:p>
@@ -2676,7 +3013,7 @@
               <w:rPr>
                 <w:sz w:val="19"/>
               </w:rPr>
-              <w:t>Mazatlán malecón wave sinkhole, Mexico (Oct 2026)</w:t>
+              <w:t>AI landslide early warning, Vietnam</w:t>
             </w:r>
           </w:p>
         </w:tc>
@@ -2691,7 +3028,7 @@
               <w:rPr>
                 <w:sz w:val="19"/>
               </w:rPr>
-              <w:t>Monumento a la Mujer Mazatleca, Mazatlán, Mexico</w:t>
+              <w:t>Vietnam</w:t>
             </w:r>
           </w:p>
         </w:tc>
@@ -2721,7 +3058,7 @@
               <w:rPr>
                 <w:sz w:val="19"/>
               </w:rPr>
-              <w:t>23 Oct 2026</w:t>
+              <w:t>24 Oct 2026</w:t>
             </w:r>
           </w:p>
         </w:tc>
@@ -2751,7 +3088,7 @@
               <w:rPr>
                 <w:sz w:val="19"/>
               </w:rPr>
-              <w:t>Event</w:t>
+              <w:t>Update</w:t>
             </w:r>
           </w:p>
         </w:tc>
@@ -2767,7 +3104,7 @@
               <w:rPr>
                 <w:sz w:val="19"/>
               </w:rPr>
-              <w:t>AI landslide early warning, Vietnam</w:t>
+              <w:t>Silkyara tunnel, Uttarkashi, India</w:t>
             </w:r>
           </w:p>
         </w:tc>
@@ -2781,7 +3118,7 @@
               <w:rPr>
                 <w:sz w:val="19"/>
               </w:rPr>
-              <w:t>Vietnam</w:t>
+              <w:t>Silkyara tunnel, Uttarkashi, India</w:t>
             </w:r>
           </w:p>
         </w:tc>
@@ -2795,7 +3132,7 @@
               <w:rPr>
                 <w:sz w:val="19"/>
               </w:rPr>
-              <w:t>3</w:t>
+              <w:t>2</w:t>
             </w:r>
           </w:p>
         </w:tc>
@@ -2809,7 +3146,7 @@
               <w:rPr>
                 <w:sz w:val="19"/>
               </w:rPr>
-              <w:t>24 Oct 2026</w:t>
+              <w:t>25 Oct 2026</w:t>
             </w:r>
           </w:p>
         </w:tc>
@@ -2823,7 +3160,7 @@
               <w:rPr>
                 <w:sz w:val="19"/>
               </w:rPr>
-              <w:t>24 Oct 2026</w:t>
+              <w:t>26 Oct 2026</w:t>
             </w:r>
           </w:p>
         </w:tc>
@@ -2854,7 +3191,7 @@
               <w:rPr>
                 <w:sz w:val="19"/>
               </w:rPr>
-              <w:t>Niscemi landslide, Sicily (Jan 2026)</w:t>
+              <w:t>Zero cycle: how Setl Group creates 3D excavation models for residenti… (Oct 2026)</w:t>
             </w:r>
           </w:p>
         </w:tc>
@@ -2869,7 +3206,7 @@
               <w:rPr>
                 <w:sz w:val="19"/>
               </w:rPr>
-              <w:t>Niscemi, Sicily, Italy</w:t>
+              <w:t>Russia</w:t>
             </w:r>
           </w:p>
         </w:tc>
@@ -2899,7 +3236,7 @@
               <w:rPr>
                 <w:sz w:val="19"/>
               </w:rPr>
-              <w:t>23 Oct 2026</w:t>
+              <w:t>25 Oct 2026</w:t>
             </w:r>
           </w:p>
         </w:tc>
@@ -2945,7 +3282,7 @@
               <w:rPr>
                 <w:sz w:val="19"/>
               </w:rPr>
-              <w:t>Provincial Road 160 Chay River landslides, Vietnam (Oct 2026)</w:t>
+              <w:t>Niscemi landslide, Sicily (Jan 2026)</w:t>
             </w:r>
           </w:p>
         </w:tc>
@@ -2959,7 +3296,7 @@
               <w:rPr>
                 <w:sz w:val="19"/>
               </w:rPr>
-              <w:t>Provincial Road 160, Chay River, Vietnam</w:t>
+              <w:t>Niscemi, Sicily, Italy</w:t>
             </w:r>
           </w:p>
         </w:tc>
@@ -2987,7 +3324,7 @@
               <w:rPr>
                 <w:sz w:val="19"/>
               </w:rPr>
-              <w:t>25 Oct 2026</w:t>
+              <w:t>23 Oct 2026</w:t>
             </w:r>
           </w:p>
         </w:tc>
@@ -3001,7 +3338,7 @@
               <w:rPr>
                 <w:sz w:val="19"/>
               </w:rPr>
-              <w:t>25 Oct 2026</w:t>
+              <w:t>26 Oct 2026</w:t>
             </w:r>
           </w:p>
         </w:tc>
@@ -3015,7 +3352,7 @@
               <w:rPr>
                 <w:sz w:val="19"/>
               </w:rPr>
-              <w:t>Response &amp; recovery</w:t>
+              <w:t>Update</w:t>
             </w:r>
           </w:p>
         </w:tc>
@@ -3032,7 +3369,7 @@
               <w:rPr>
                 <w:sz w:val="19"/>
               </w:rPr>
-              <w:t>Arauco sinkhole, Chile (Oct 2026)</w:t>
+              <w:t>Provincial Road 160 Chay River landslides, Vietnam (Oct 2026)</w:t>
             </w:r>
           </w:p>
         </w:tc>
@@ -3047,7 +3384,7 @@
               <w:rPr>
                 <w:sz w:val="19"/>
               </w:rPr>
-              <w:t>Villa El Mirador, Arauco, Chile</w:t>
+              <w:t>Provincial Road 160, Chay River, Vietnam</w:t>
             </w:r>
           </w:p>
         </w:tc>
@@ -3077,7 +3414,7 @@
               <w:rPr>
                 <w:sz w:val="19"/>
               </w:rPr>
-              <w:t>23 Oct 2026</w:t>
+              <w:t>25 Oct 2026</w:t>
             </w:r>
           </w:p>
         </w:tc>
@@ -3112,184 +3449,6 @@
           </w:p>
         </w:tc>
       </w:tr>
-      <w:tr>
-        <w:tc>
-          <w:tcPr>
-            <w:tcW w:type="dxa" w:w="3061"/>
-          </w:tcPr>
-          <w:p>
-            <w:r/>
-            <w:r>
-              <w:rPr>
-                <w:sz w:val="19"/>
-              </w:rPr>
-              <w:t>Voronezh Moskovsky Avenue collector repair, Russia</w:t>
-            </w:r>
-          </w:p>
-        </w:tc>
-        <w:tc>
-          <w:tcPr>
-            <w:tcW w:type="dxa" w:w="1928"/>
-          </w:tcPr>
-          <w:p>
-            <w:r/>
-            <w:r>
-              <w:rPr>
-                <w:sz w:val="19"/>
-              </w:rPr>
-              <w:t>Moskovsky Avenue, Voronezh, Russia</w:t>
-            </w:r>
-          </w:p>
-        </w:tc>
-        <w:tc>
-          <w:tcPr>
-            <w:tcW w:type="dxa" w:w="907"/>
-          </w:tcPr>
-          <w:p>
-            <w:r/>
-            <w:r>
-              <w:rPr>
-                <w:sz w:val="19"/>
-              </w:rPr>
-              <w:t>2</w:t>
-            </w:r>
-          </w:p>
-        </w:tc>
-        <w:tc>
-          <w:tcPr>
-            <w:tcW w:type="dxa" w:w="1191"/>
-          </w:tcPr>
-          <w:p>
-            <w:r/>
-            <w:r>
-              <w:rPr>
-                <w:sz w:val="19"/>
-              </w:rPr>
-              <w:t>24 Oct 2026</w:t>
-            </w:r>
-          </w:p>
-        </w:tc>
-        <w:tc>
-          <w:tcPr>
-            <w:tcW w:type="dxa" w:w="1191"/>
-          </w:tcPr>
-          <w:p>
-            <w:r/>
-            <w:r>
-              <w:rPr>
-                <w:sz w:val="19"/>
-              </w:rPr>
-              <w:t>25 Oct 2026</w:t>
-            </w:r>
-          </w:p>
-        </w:tc>
-        <w:tc>
-          <w:tcPr>
-            <w:tcW w:type="dxa" w:w="1361"/>
-          </w:tcPr>
-          <w:p>
-            <w:r/>
-            <w:r>
-              <w:rPr>
-                <w:sz w:val="19"/>
-              </w:rPr>
-              <w:t>Repair &amp; reconstruction</w:t>
-            </w:r>
-          </w:p>
-        </w:tc>
-      </w:tr>
-      <w:tr>
-        <w:tc>
-          <w:tcPr>
-            <w:tcW w:type="dxa" w:w="3061"/>
-            <w:shd w:val="clear" w:color="auto" w:fill="F3F5F7"/>
-          </w:tcPr>
-          <w:p>
-            <w:r/>
-            <w:r>
-              <w:rPr>
-                <w:sz w:val="19"/>
-              </w:rPr>
-              <w:t>Terrazas del Valle bridge sinkhole, Tijuana, Mexico</w:t>
-            </w:r>
-          </w:p>
-        </w:tc>
-        <w:tc>
-          <w:tcPr>
-            <w:tcW w:type="dxa" w:w="1928"/>
-            <w:shd w:val="clear" w:color="auto" w:fill="F3F5F7"/>
-          </w:tcPr>
-          <w:p>
-            <w:r/>
-            <w:r>
-              <w:rPr>
-                <w:sz w:val="19"/>
-              </w:rPr>
-              <w:t>Terrazas del Valle bridge, Mexico</w:t>
-            </w:r>
-          </w:p>
-        </w:tc>
-        <w:tc>
-          <w:tcPr>
-            <w:tcW w:type="dxa" w:w="907"/>
-            <w:shd w:val="clear" w:color="auto" w:fill="F3F5F7"/>
-          </w:tcPr>
-          <w:p>
-            <w:r/>
-            <w:r>
-              <w:rPr>
-                <w:sz w:val="19"/>
-              </w:rPr>
-              <w:t>2</w:t>
-            </w:r>
-          </w:p>
-        </w:tc>
-        <w:tc>
-          <w:tcPr>
-            <w:tcW w:type="dxa" w:w="1191"/>
-            <w:shd w:val="clear" w:color="auto" w:fill="F3F5F7"/>
-          </w:tcPr>
-          <w:p>
-            <w:r/>
-            <w:r>
-              <w:rPr>
-                <w:sz w:val="19"/>
-              </w:rPr>
-              <w:t>23 Oct 2026</w:t>
-            </w:r>
-          </w:p>
-        </w:tc>
-        <w:tc>
-          <w:tcPr>
-            <w:tcW w:type="dxa" w:w="1191"/>
-            <w:shd w:val="clear" w:color="auto" w:fill="F3F5F7"/>
-          </w:tcPr>
-          <w:p>
-            <w:r/>
-            <w:r>
-              <w:rPr>
-                <w:sz w:val="19"/>
-              </w:rPr>
-              <w:t>24 Oct 2026</w:t>
-            </w:r>
-          </w:p>
-        </w:tc>
-        <w:tc>
-          <w:tcPr>
-            <w:tcW w:type="dxa" w:w="1361"/>
-            <w:shd w:val="clear" w:color="auto" w:fill="F3F5F7"/>
-          </w:tcPr>
-          <w:p>
-            <w:r/>
-            <w:r>
-              <w:rPr>
-                <w:sz w:val="19"/>
-              </w:rPr>
-              <w:t>Event</w:t>
-            </w:r>
-          </w:p>
-        </w:tc>
-      </w:tr>
     </w:tbl>
     <w:p/>
     <w:p>
@@ -3305,7 +3464,7 @@
     </w:p>
     <w:p>
       <w:r>
-        <w:t>31 new papers from 14 journals were picked up for Academia-to-Industry topics.</w:t>
+        <w:t>50 new papers from 16 journals were picked up for Academia-to-Industry topics.</w:t>
       </w:r>
     </w:p>
     <w:tbl>
@@ -3367,6 +3526,68 @@
               <w:rPr>
                 <w:sz w:val="19"/>
               </w:rPr>
+              <w:t>Soil Dynamics and Earthquake Engineering</w:t>
+            </w:r>
+          </w:p>
+        </w:tc>
+        <w:tc>
+          <w:tcPr>
+            <w:tcW w:type="dxa" w:w="1701"/>
+          </w:tcPr>
+          <w:p>
+            <w:r/>
+            <w:r>
+              <w:rPr>
+                <w:sz w:val="19"/>
+              </w:rPr>
+              <w:t>7</w:t>
+            </w:r>
+          </w:p>
+        </w:tc>
+      </w:tr>
+      <w:tr>
+        <w:tc>
+          <w:tcPr>
+            <w:tcW w:type="dxa" w:w="6803"/>
+            <w:shd w:val="clear" w:color="auto" w:fill="F3F5F7"/>
+          </w:tcPr>
+          <w:p>
+            <w:r/>
+            <w:r>
+              <w:rPr>
+                <w:sz w:val="19"/>
+              </w:rPr>
+              <w:t>Tunnelling and Underground Space Technology</w:t>
+            </w:r>
+          </w:p>
+        </w:tc>
+        <w:tc>
+          <w:tcPr>
+            <w:tcW w:type="dxa" w:w="1701"/>
+            <w:shd w:val="clear" w:color="auto" w:fill="F3F5F7"/>
+          </w:tcPr>
+          <w:p>
+            <w:r/>
+            <w:r>
+              <w:rPr>
+                <w:sz w:val="19"/>
+              </w:rPr>
+              <w:t>6</w:t>
+            </w:r>
+          </w:p>
+        </w:tc>
+      </w:tr>
+      <w:tr>
+        <w:tc>
+          <w:tcPr>
+            <w:tcW w:type="dxa" w:w="6803"/>
+          </w:tcPr>
+          <w:p>
+            <w:r/>
+            <w:r>
+              <w:rPr>
+                <w:sz w:val="19"/>
+              </w:rPr>
               <w:t>Journal of Geotechnical and Geoenvironmental Engineering</w:t>
             </w:r>
           </w:p>
@@ -3381,7 +3602,69 @@
               <w:rPr>
                 <w:sz w:val="19"/>
               </w:rPr>
+              <w:t>6</w:t>
+            </w:r>
+          </w:p>
+        </w:tc>
+      </w:tr>
+      <w:tr>
+        <w:tc>
+          <w:tcPr>
+            <w:tcW w:type="dxa" w:w="6803"/>
+            <w:shd w:val="clear" w:color="auto" w:fill="F3F5F7"/>
+          </w:tcPr>
+          <w:p>
+            <w:r/>
+            <w:r>
+              <w:rPr>
+                <w:sz w:val="19"/>
+              </w:rPr>
+              <w:t>Bulletin of Engineering Geology and the Environment</w:t>
+            </w:r>
+          </w:p>
+        </w:tc>
+        <w:tc>
+          <w:tcPr>
+            <w:tcW w:type="dxa" w:w="1701"/>
+            <w:shd w:val="clear" w:color="auto" w:fill="F3F5F7"/>
+          </w:tcPr>
+          <w:p>
+            <w:r/>
+            <w:r>
+              <w:rPr>
+                <w:sz w:val="19"/>
+              </w:rPr>
               <w:t>5</w:t>
+            </w:r>
+          </w:p>
+        </w:tc>
+      </w:tr>
+      <w:tr>
+        <w:tc>
+          <w:tcPr>
+            <w:tcW w:type="dxa" w:w="6803"/>
+          </w:tcPr>
+          <w:p>
+            <w:r/>
+            <w:r>
+              <w:rPr>
+                <w:sz w:val="19"/>
+              </w:rPr>
+              <w:t>Rock Mechanics and Rock Engineering</w:t>
+            </w:r>
+          </w:p>
+        </w:tc>
+        <w:tc>
+          <w:tcPr>
+            <w:tcW w:type="dxa" w:w="1701"/>
+          </w:tcPr>
+          <w:p>
+            <w:r/>
+            <w:r>
+              <w:rPr>
+                <w:sz w:val="19"/>
+              </w:rPr>
+              <w:t>4</w:t>
             </w:r>
           </w:p>
         </w:tc>
@@ -3460,7 +3743,7 @@
               <w:rPr>
                 <w:sz w:val="19"/>
               </w:rPr>
-              <w:t>Soil Dynamics and Earthquake Engineering</w:t>
+              <w:t>Soils and Foundations</w:t>
             </w:r>
           </w:p>
         </w:tc>
@@ -3522,7 +3805,7 @@
               <w:rPr>
                 <w:sz w:val="19"/>
               </w:rPr>
-              <w:t>Bulletin of Engineering Geology and the Environment</w:t>
+              <w:t>Transportation Geotechnics</w:t>
             </w:r>
           </w:p>
         </w:tc>
@@ -3553,69 +3836,7 @@
               <w:rPr>
                 <w:sz w:val="19"/>
               </w:rPr>
-              <w:t>Transportation Geotechnics</w:t>
-            </w:r>
-          </w:p>
-        </w:tc>
-        <w:tc>
-          <w:tcPr>
-            <w:tcW w:type="dxa" w:w="1701"/>
-          </w:tcPr>
-          <w:p>
-            <w:r/>
-            <w:r>
-              <w:rPr>
-                <w:sz w:val="19"/>
-              </w:rPr>
-              <w:t>2</w:t>
-            </w:r>
-          </w:p>
-        </w:tc>
-      </w:tr>
-      <w:tr>
-        <w:tc>
-          <w:tcPr>
-            <w:tcW w:type="dxa" w:w="6803"/>
-            <w:shd w:val="clear" w:color="auto" w:fill="F3F5F7"/>
-          </w:tcPr>
-          <w:p>
-            <w:r/>
-            <w:r>
-              <w:rPr>
-                <w:sz w:val="19"/>
-              </w:rPr>
-              <w:t>Tunnelling and Underground Space Technology</w:t>
-            </w:r>
-          </w:p>
-        </w:tc>
-        <w:tc>
-          <w:tcPr>
-            <w:tcW w:type="dxa" w:w="1701"/>
-            <w:shd w:val="clear" w:color="auto" w:fill="F3F5F7"/>
-          </w:tcPr>
-          <w:p>
-            <w:r/>
-            <w:r>
-              <w:rPr>
-                <w:sz w:val="19"/>
-              </w:rPr>
-              <w:t>2</w:t>
-            </w:r>
-          </w:p>
-        </w:tc>
-      </w:tr>
-      <w:tr>
-        <w:tc>
-          <w:tcPr>
-            <w:tcW w:type="dxa" w:w="6803"/>
-          </w:tcPr>
-          <w:p>
-            <w:r/>
-            <w:r>
-              <w:rPr>
-                <w:sz w:val="19"/>
-              </w:rPr>
-              <w:t>Géotechnique</w:t>
+              <w:t>Geomechanics for Energy and the Environment</w:t>
             </w:r>
           </w:p>
         </w:tc>
@@ -3646,7 +3867,7 @@
               <w:rPr>
                 <w:sz w:val="19"/>
               </w:rPr>
-              <w:t>Landslides</w:t>
+              <w:t>Géotechnique</w:t>
             </w:r>
           </w:p>
         </w:tc>
@@ -3677,7 +3898,7 @@
               <w:rPr>
                 <w:sz w:val="19"/>
               </w:rPr>
-              <w:t>Soils and Foundations</w:t>
+              <w:t>Landslides</w:t>
             </w:r>
           </w:p>
         </w:tc>
@@ -3803,11 +4024,11 @@
             <w:color w:val="1D5A8A"/>
             <w:u w:val="single"/>
           </w:rPr>
-          <w:t>A modified triaxial test for characterising soil–structure interface behaviour</w:t>
+          <w:t>Critical review and innovations in excavation practices for soft soil conditions</w:t>
         </w:r>
       </w:hyperlink>
       <w:r>
-        <w:t xml:space="preserve"> — Acta Geotechnica, 2026-10-25. A modified triaxial set-up that yields interface friction comparable to direct shear lets labs measure soil-structure interface strength with equipment they already own.</w:t>
+        <w:t xml:space="preserve"> — Soils and Foundations, 2026-10-26. Reviews excavation methods in soft soils and proposes innovations, giving contractors and designers practical guidance for deep cuts in difficult ground.</w:t>
       </w:r>
     </w:p>
     <w:p>
@@ -3821,11 +4042,11 @@
             <w:color w:val="1D5A8A"/>
             <w:u w:val="single"/>
           </w:rPr>
-          <w:t>Fine particle migration of gravel-sand mixtures under coupled hydraulic gradient and cyclic loading</w:t>
+          <w:t>A framework for evaluating soil liquefaction and weakening of dam foundation during earthquakes</w:t>
         </w:r>
       </w:hyperlink>
       <w:r>
-        <w:t xml:space="preserve"> — Acta Geotechnica, 2026-10-25. Showing how fines wash out of gravel-sand mixtures under combined seepage and cyclic loading flags internal erosion risks for dams, levees and filters that engineers must assess.</w:t>
+        <w:t xml:space="preserve"> — Soil Dynamics and Earthquake Engineering, 2026-10-26. Offers a framework for judging liquefaction and strength loss in dam foundations during earthquakes, directly useful for seismic safety assessments of existing dams.</w:t>
       </w:r>
     </w:p>
     <w:p>
@@ -3839,11 +4060,11 @@
             <w:color w:val="1D5A8A"/>
             <w:u w:val="single"/>
           </w:rPr>
-          <w:t>Seismic performance assessment of high-speed railway track-bridge system with CFRP-repaired piers under near-fault pulse-like ground motions</w:t>
+          <w:t>Shear characteristics and torque prediction of foam-conditioned sand in EPB shield tunneling: Experimental-machine learning approach</w:t>
         </w:r>
       </w:hyperlink>
       <w:r>
-        <w:t xml:space="preserve"> — Soil Dynamics and Earthquake Engineering, 2026-10-26. Seismic response results for CFRP-repaired bridge piers under pulse-like motions help engineers judge whether repair strategies protect high-speed rail track-bridge systems.</w:t>
+        <w:t xml:space="preserve"> — Tunnelling and Underground Space Technology, 2026-10-26. Links foam-conditioned sand testing with machine learning torque prediction, helping tunnel teams anticipate cutterhead loads in EPB drives.</w:t>
       </w:r>
     </w:p>
     <w:p>
@@ -3857,11 +4078,11 @@
             <w:color w:val="1D5A8A"/>
             <w:u w:val="single"/>
           </w:rPr>
-          <w:t>Secondary Compression of Deep Foundations in Carbonate Soils: An InSAR Study of Sunny Isles, Florida</w:t>
+          <w:t>Mechanical response of a shield tunnel to normal fault displacement considering longitudinal bolt–segment interaction</w:t>
         </w:r>
       </w:hyperlink>
       <w:r>
-        <w:t xml:space="preserve"> — Journal of Geotechnical and Geoenvironmental Engineering, 2026-10-24. Six years of InSAR data show building-specific settlements in carbonate soils that continue after construction, so engineers should plan for long-term deformation and monitoring of deep foundations.</w:t>
+        <w:t xml:space="preserve"> — Tunnelling and Underground Space Technology, 2026-10-27. Shows how shield tunnels respond to fault offset when longitudinal bolts interact with segments, useful for designing tunnels crossing active faults.</w:t>
       </w:r>
     </w:p>
     <w:p>
@@ -3875,11 +4096,11 @@
             <w:color w:val="1D5A8A"/>
             <w:u w:val="single"/>
           </w:rPr>
-          <w:t>Probabilistic State Parameter–Based Liquefaction Triggering Model</w:t>
+          <w:t>Failure mechanisms and damage evolution of cross-fault tunnels under combined sliding and nonlinearly distributed fault displacement</w:t>
         </w:r>
       </w:hyperlink>
       <w:r>
-        <w:t xml:space="preserve"> — Journal of Geotechnical and Geoenvironmental Engineering, 2026-10-20. A lab-anchored, state-parameter liquefaction triggering model offers an alternative to case-history procedures that can be biased, and it is validated against CPTu data practitioners already use.</w:t>
+        <w:t xml:space="preserve"> — Tunnelling and Underground Space Technology, 2026-10-26. Explains how tunnels crossing faults fail under combined sliding and uneven displacement, supporting practical damage assessment and fault-crossing design.</w:t>
       </w:r>
     </w:p>
     <w:p>
@@ -3893,11 +4114,11 @@
             <w:color w:val="1D5A8A"/>
             <w:u w:val="single"/>
           </w:rPr>
-          <w:t>Experimental investigation on deformation behavior of pile-supported embankments with geogrid-tire cells reinforcement</w:t>
+          <w:t>Damage characteristics of tunnels under different temporal sequences of reverse fault dislocation and intense seismic excitation</w:t>
         </w:r>
       </w:hyperlink>
       <w:r>
-        <w:t xml:space="preserve"> — Transportation Geotechnics, 2026-10-23. Experimental results on pile-supported embankments with geogrid-tire cells give practical guidance on deformation behaviour and load transfer for low-cost reinforced embankment design.</w:t>
+        <w:t xml:space="preserve"> — Soil Dynamics and Earthquake Engineering, 2026-10-26. Shows that the timing of fault movement relative to strong shaking changes tunnel damage, important for seismic risk assessment of tunnels.</w:t>
       </w:r>
     </w:p>
     <w:p>
@@ -3911,11 +4132,11 @@
             <w:color w:val="1D5A8A"/>
             <w:u w:val="single"/>
           </w:rPr>
-          <w:t>From rockfall to landslide: early warning based on video monitoring in open-pit mines</w:t>
+          <w:t>Design implications of composite tunnel linings with varying stiffness and thickness in saturated sand: Insights from large-scale 1g shaking table tests</w:t>
         </w:r>
       </w:hyperlink>
       <w:r>
-        <w:t xml:space="preserve"> — Landslides, 2026-10-20. Video monitoring workflows that link rockfall events to developing landslides give open-pit mine operators a practical early-warning approach they could deploy now.</w:t>
+        <w:t xml:space="preserve"> — Soil Dynamics and Earthquake Engineering, 2026-10-26. Provides shaking-table evidence on how lining stiffness and thickness affect tunnels in saturated sand, informing seismic lining design choices.</w:t>
       </w:r>
     </w:p>
     <w:p>
@@ -3929,11 +4150,11 @@
             <w:color w:val="1D5A8A"/>
             <w:u w:val="single"/>
           </w:rPr>
-          <w:t>Stiffness compatibility in geosynthetic-reinforced column-supported embankment widening over soft ground: numerical insights and a design framework</w:t>
+          <w:t>Effects of sequential hydration on water retention and shrinkage of cement-stabilized unsaturated soil</w:t>
         </w:r>
       </w:hyperlink>
       <w:r>
-        <w:t xml:space="preserve"> — Soils and Foundations, 2026-10-22. A stiffness-compatibility design framework for geosynthetic-reinforced column-supported embankment widening addresses differential settlement issues that practitioners face when widening existing embankments.</w:t>
+        <w:t xml:space="preserve"> — Soils and Foundations, 2026-10-26. Shows how wetting sequence alters water retention and shrinkage in cement-stabilised soils, relevant to specifying and quality-controlling stabilised fills.</w:t>
       </w:r>
     </w:p>
     <w:p>
@@ -4242,7 +4463,7 @@
               <w:rPr>
                 <w:sz w:val="19"/>
               </w:rPr>
-              <w:t>46</w:t>
+              <w:t>45</w:t>
             </w:r>
           </w:p>
         </w:tc>

--- a/docs/reports/site-report.docx
+++ b/docs/reports/site-report.docx
@@ -28,7 +28,7 @@
           <w:color w:val="5B6573"/>
           <w:sz w:val="19"/>
         </w:rPr>
-        <w:t>ISSMGE Magazine · generated 27 October 2026, 07:15 UTC · updated automatically after every scan</w:t>
+        <w:t>ISSMGE Magazine · generated 28 October 2026, 07:52 UTC · updated automatically after every scan</w:t>
       </w:r>
     </w:p>
     <w:p>
@@ -131,7 +131,7 @@
               <w:rPr>
                 <w:sz w:val="19"/>
               </w:rPr>
-              <w:t>2026-10-27 (07:09 UTC)</w:t>
+              <w:t>2026-10-28 (07:47 UTC)</w:t>
             </w:r>
           </w:p>
         </w:tc>
@@ -163,7 +163,7 @@
               <w:rPr>
                 <w:sz w:val="19"/>
               </w:rPr>
-              <w:t>42</w:t>
+              <w:t>44</w:t>
             </w:r>
           </w:p>
         </w:tc>
@@ -193,7 +193,7 @@
               <w:rPr>
                 <w:sz w:val="19"/>
               </w:rPr>
-              <w:t>801</w:t>
+              <w:t>829</w:t>
             </w:r>
           </w:p>
         </w:tc>
@@ -255,7 +255,7 @@
               <w:rPr>
                 <w:sz w:val="19"/>
               </w:rPr>
-              <w:t>192</w:t>
+              <w:t>236</w:t>
             </w:r>
           </w:p>
         </w:tc>
@@ -287,7 +287,7 @@
               <w:rPr>
                 <w:sz w:val="19"/>
               </w:rPr>
-              <w:t>4</w:t>
+              <w:t>5</w:t>
             </w:r>
           </w:p>
         </w:tc>
@@ -349,7 +349,7 @@
               <w:rPr>
                 <w:sz w:val="19"/>
               </w:rPr>
-              <w:t>180 of 192</w:t>
+              <w:t>221 of 236</w:t>
             </w:r>
           </w:p>
         </w:tc>
@@ -379,7 +379,7 @@
               <w:rPr>
                 <w:sz w:val="19"/>
               </w:rPr>
-              <w:t>20</w:t>
+              <w:t>24</w:t>
             </w:r>
           </w:p>
         </w:tc>
@@ -897,7 +897,7 @@
         <w:t xml:space="preserve">✔ </w:t>
       </w:r>
       <w:r>
-        <w:t>Theme balance: 6 themes covered; the largest is Hazards &amp; Resilience with 18 of 42 stories (43%).</w:t>
+        <w:t>Theme balance: 6 themes covered; the largest is Infrastructure &amp; the Underground City with 18 of 44 stories (41%).</w:t>
       </w:r>
     </w:p>
     <w:p>
@@ -912,7 +912,7 @@
         <w:t xml:space="preserve">• </w:t>
       </w:r>
       <w:r>
-        <w:t>33 different outlets contributed; the most frequent was Tunnels &amp; Tunnelling (4 stories).</w:t>
+        <w:t>38 different outlets contributed; the most frequent was Vietnam.vn (3 stories).</w:t>
       </w:r>
     </w:p>
     <w:p>
@@ -927,7 +927,7 @@
         <w:t xml:space="preserve">• </w:t>
       </w:r>
       <w:r>
-        <w:t>21 stories came from non-English Google News editions.</w:t>
+        <w:t>28 stories came from non-English Google News editions.</w:t>
       </w:r>
     </w:p>
     <w:p>
@@ -942,7 +942,7 @@
         <w:t xml:space="preserve">• </w:t>
       </w:r>
       <w:r>
-        <w:t>30 stories were rated 4 or 5 out of 5.</w:t>
+        <w:t>15 stories were rated 4 or 5 out of 5.</w:t>
       </w:r>
     </w:p>
     <w:p>
@@ -957,7 +957,7 @@
         <w:t xml:space="preserve">• </w:t>
       </w:r>
       <w:r>
-        <w:t>41 of the 42 rated stories name a primary source to check the facts with.</w:t>
+        <w:t>37 of the 44 rated stories name a primary source to check the facts with.</w:t>
       </w:r>
     </w:p>
     <w:p>
@@ -1305,7 +1305,7 @@
               <w:rPr>
                 <w:sz w:val="19"/>
               </w:rPr>
-              <w:t>4</w:t>
+              <w:t>5</w:t>
             </w:r>
           </w:p>
         </w:tc>
@@ -1319,7 +1319,7 @@
               <w:rPr>
                 <w:sz w:val="19"/>
               </w:rPr>
-              <w:t>192</w:t>
+              <w:t>236</w:t>
             </w:r>
           </w:p>
         </w:tc>
@@ -1347,7 +1347,7 @@
               <w:rPr>
                 <w:sz w:val="19"/>
               </w:rPr>
-              <w:t>81</w:t>
+              <w:t>91</w:t>
             </w:r>
           </w:p>
         </w:tc>
@@ -1539,7 +1539,7 @@
               <w:rPr>
                 <w:sz w:val="19"/>
               </w:rPr>
-              <w:t>6</w:t>
+              <w:t>8</w:t>
             </w:r>
           </w:p>
         </w:tc>
@@ -1569,7 +1569,7 @@
               <w:rPr>
                 <w:sz w:val="19"/>
               </w:rPr>
-              <w:t>3</w:t>
+              <w:t>5</w:t>
             </w:r>
           </w:p>
         </w:tc>
@@ -1602,7 +1602,7 @@
               <w:rPr>
                 <w:sz w:val="19"/>
               </w:rPr>
-              <w:t>71</w:t>
+              <w:t>89</w:t>
             </w:r>
           </w:p>
         </w:tc>
@@ -1616,7 +1616,7 @@
               <w:rPr>
                 <w:sz w:val="19"/>
               </w:rPr>
-              <w:t>37%</w:t>
+              <w:t>38%</w:t>
             </w:r>
           </w:p>
         </w:tc>
@@ -1630,7 +1630,7 @@
               <w:rPr>
                 <w:sz w:val="19"/>
               </w:rPr>
-              <w:t>71</w:t>
+              <w:t>76</w:t>
             </w:r>
           </w:p>
         </w:tc>
@@ -1664,7 +1664,7 @@
               <w:rPr>
                 <w:sz w:val="19"/>
               </w:rPr>
-              <w:t>3</w:t>
+              <w:t>5</w:t>
             </w:r>
           </w:p>
         </w:tc>
@@ -1694,7 +1694,7 @@
               <w:rPr>
                 <w:sz w:val="19"/>
               </w:rPr>
-              <w:t>3</w:t>
+              <w:t>5</w:t>
             </w:r>
           </w:p>
         </w:tc>
@@ -1727,7 +1727,7 @@
               <w:rPr>
                 <w:sz w:val="19"/>
               </w:rPr>
-              <w:t>68</w:t>
+              <w:t>86</w:t>
             </w:r>
           </w:p>
         </w:tc>
@@ -1741,7 +1741,7 @@
               <w:rPr>
                 <w:sz w:val="19"/>
               </w:rPr>
-              <w:t>35%</w:t>
+              <w:t>36%</w:t>
             </w:r>
           </w:p>
         </w:tc>
@@ -1755,7 +1755,7 @@
               <w:rPr>
                 <w:sz w:val="19"/>
               </w:rPr>
-              <w:t>32</w:t>
+              <w:t>38</w:t>
             </w:r>
           </w:p>
         </w:tc>
@@ -1789,7 +1789,7 @@
               <w:rPr>
                 <w:sz w:val="19"/>
               </w:rPr>
-              <w:t>22</w:t>
+              <w:t>23</w:t>
             </w:r>
           </w:p>
         </w:tc>
@@ -1804,7 +1804,7 @@
               <w:rPr>
                 <w:sz w:val="19"/>
               </w:rPr>
-              <w:t>11%</w:t>
+              <w:t>10%</w:t>
             </w:r>
           </w:p>
         </w:tc>
@@ -1852,7 +1852,7 @@
               <w:rPr>
                 <w:sz w:val="19"/>
               </w:rPr>
-              <w:t>11</w:t>
+              <w:t>14</w:t>
             </w:r>
           </w:p>
         </w:tc>
@@ -1929,7 +1929,7 @@
               <w:rPr>
                 <w:sz w:val="19"/>
               </w:rPr>
-              <w:t>4%</w:t>
+              <w:t>3%</w:t>
             </w:r>
           </w:p>
         </w:tc>
@@ -1964,7 +1964,7 @@
     </w:p>
     <w:p>
       <w:r>
-        <w:t>Q4 2026 (Oct – Dec 2026): 180 of 192 stories are located in a country of one of ISSMGE's six regions; 12 are global or about several countries and 0 have no location yet. 22 of 87 member-society countries have at least one story.</w:t>
+        <w:t>Q4 2026 (Oct – Dec 2026): 221 of 236 stories are located in a country of one of ISSMGE's six regions; 15 are global or about several countries and 0 have no location yet. 26 of 87 member-society countries have at least one story.</w:t>
       </w:r>
     </w:p>
     <w:tbl>
@@ -2076,7 +2076,7 @@
               <w:rPr>
                 <w:sz w:val="19"/>
               </w:rPr>
-              <w:t>1</w:t>
+              <w:t>4</w:t>
             </w:r>
           </w:p>
         </w:tc>
@@ -2090,7 +2090,7 @@
               <w:rPr>
                 <w:sz w:val="19"/>
               </w:rPr>
-              <w:t>0 of 8</w:t>
+              <w:t>3 of 8</w:t>
             </w:r>
           </w:p>
         </w:tc>
@@ -2104,7 +2104,7 @@
               <w:rPr>
                 <w:sz w:val="19"/>
               </w:rPr>
-              <w:t>Egypt, Kenya, Morocco, Nigeria, South Africa, Tunisia, Zambia, Zimbabwe</w:t>
+              <w:t>Morocco, Nigeria, Tunisia, Zambia, Zimbabwe</w:t>
             </w:r>
           </w:p>
         </w:tc>
@@ -2136,7 +2136,7 @@
               <w:rPr>
                 <w:sz w:val="19"/>
               </w:rPr>
-              <w:t>83</w:t>
+              <w:t>98</w:t>
             </w:r>
           </w:p>
         </w:tc>
@@ -2256,7 +2256,7 @@
               <w:rPr>
                 <w:sz w:val="19"/>
               </w:rPr>
-              <w:t>26</w:t>
+              <w:t>31</w:t>
             </w:r>
           </w:p>
         </w:tc>
@@ -2271,7 +2271,7 @@
               <w:rPr>
                 <w:sz w:val="19"/>
               </w:rPr>
-              <w:t>6 of 37</w:t>
+              <w:t>7 of 37</w:t>
             </w:r>
           </w:p>
         </w:tc>
@@ -2286,7 +2286,7 @@
               <w:rPr>
                 <w:sz w:val="19"/>
               </w:rPr>
-              <w:t>Austria, Belgium, Bosnia and Herzegovina, Bulgaria, Croatia, Cyprus, Czechia, Denmark, Estonia, Finland, France, Georgia, Germany, Greece, Hungary, Iceland, Ireland, Israel, Latvia, Lithuania, Netherlands, North Macedonia, Norway, Poland, Portugal, Serbia, Slovakia, Slovenia, Spain, Sweden, Switzerland</w:t>
+              <w:t>Austria, Belgium, Bosnia and Herzegovina, Bulgaria, Croatia, Cyprus, Czechia, Denmark, Estonia, Finland, France, Georgia, Germany, Greece, Hungary, Iceland, Ireland, Israel, Latvia, Lithuania, Netherlands, North Macedonia, Norway, Poland, Portugal, Serbia, Slovakia, Slovenia, Sweden, Switzerland</w:t>
             </w:r>
           </w:p>
         </w:tc>
@@ -2316,7 +2316,7 @@
               <w:rPr>
                 <w:sz w:val="19"/>
               </w:rPr>
-              <w:t>31</w:t>
+              <w:t>41</w:t>
             </w:r>
           </w:p>
         </w:tc>
@@ -2376,7 +2376,7 @@
               <w:rPr>
                 <w:sz w:val="19"/>
               </w:rPr>
-              <w:t>36</w:t>
+              <w:t>44</w:t>
             </w:r>
           </w:p>
         </w:tc>
@@ -2436,7 +2436,7 @@
     </w:p>
     <w:p>
       <w:r>
-        <w:t>20 developing stories link 53 reports; 20 had a new report in the last 90 days. The most followed:</w:t>
+        <w:t>24 developing stories link 65 reports; 24 had a new report in the last 90 days. The most followed:</w:t>
       </w:r>
     </w:p>
     <w:tbl>
@@ -2598,7 +2598,185 @@
               <w:rPr>
                 <w:sz w:val="19"/>
               </w:rPr>
-              <w:t>7</w:t>
+              <w:t>9</w:t>
+            </w:r>
+          </w:p>
+        </w:tc>
+        <w:tc>
+          <w:tcPr>
+            <w:tcW w:type="dxa" w:w="1191"/>
+          </w:tcPr>
+          <w:p>
+            <w:r/>
+            <w:r>
+              <w:rPr>
+                <w:sz w:val="19"/>
+              </w:rPr>
+              <w:t>25 Oct 2026</w:t>
+            </w:r>
+          </w:p>
+        </w:tc>
+        <w:tc>
+          <w:tcPr>
+            <w:tcW w:type="dxa" w:w="1191"/>
+          </w:tcPr>
+          <w:p>
+            <w:r/>
+            <w:r>
+              <w:rPr>
+                <w:sz w:val="19"/>
+              </w:rPr>
+              <w:t>27 Oct 2026</w:t>
+            </w:r>
+          </w:p>
+        </w:tc>
+        <w:tc>
+          <w:tcPr>
+            <w:tcW w:type="dxa" w:w="1361"/>
+          </w:tcPr>
+          <w:p>
+            <w:r/>
+            <w:r>
+              <w:rPr>
+                <w:sz w:val="19"/>
+              </w:rPr>
+              <w:t>Response &amp; recovery</w:t>
+            </w:r>
+          </w:p>
+        </w:tc>
+      </w:tr>
+      <w:tr>
+        <w:tc>
+          <w:tcPr>
+            <w:tcW w:type="dxa" w:w="3061"/>
+            <w:shd w:val="clear" w:color="auto" w:fill="F3F5F7"/>
+          </w:tcPr>
+          <w:p>
+            <w:r/>
+            <w:r>
+              <w:rPr>
+                <w:sz w:val="19"/>
+              </w:rPr>
+              <w:t>Phong Nha-Ke Bang 120 m sinkhole discovery, Vietnam</w:t>
+            </w:r>
+          </w:p>
+        </w:tc>
+        <w:tc>
+          <w:tcPr>
+            <w:tcW w:type="dxa" w:w="1928"/>
+            <w:shd w:val="clear" w:color="auto" w:fill="F3F5F7"/>
+          </w:tcPr>
+          <w:p>
+            <w:r/>
+            <w:r>
+              <w:rPr>
+                <w:sz w:val="19"/>
+              </w:rPr>
+              <w:t>Phong Nha-Ke Bang, Vietnam</w:t>
+            </w:r>
+          </w:p>
+        </w:tc>
+        <w:tc>
+          <w:tcPr>
+            <w:tcW w:type="dxa" w:w="907"/>
+            <w:shd w:val="clear" w:color="auto" w:fill="F3F5F7"/>
+          </w:tcPr>
+          <w:p>
+            <w:r/>
+            <w:r>
+              <w:rPr>
+                <w:sz w:val="19"/>
+              </w:rPr>
+              <w:t>5</w:t>
+            </w:r>
+          </w:p>
+        </w:tc>
+        <w:tc>
+          <w:tcPr>
+            <w:tcW w:type="dxa" w:w="1191"/>
+            <w:shd w:val="clear" w:color="auto" w:fill="F3F5F7"/>
+          </w:tcPr>
+          <w:p>
+            <w:r/>
+            <w:r>
+              <w:rPr>
+                <w:sz w:val="19"/>
+              </w:rPr>
+              <w:t>22 Oct 2026</w:t>
+            </w:r>
+          </w:p>
+        </w:tc>
+        <w:tc>
+          <w:tcPr>
+            <w:tcW w:type="dxa" w:w="1191"/>
+            <w:shd w:val="clear" w:color="auto" w:fill="F3F5F7"/>
+          </w:tcPr>
+          <w:p>
+            <w:r/>
+            <w:r>
+              <w:rPr>
+                <w:sz w:val="19"/>
+              </w:rPr>
+              <w:t>26 Oct 2026</w:t>
+            </w:r>
+          </w:p>
+        </w:tc>
+        <w:tc>
+          <w:tcPr>
+            <w:tcW w:type="dxa" w:w="1361"/>
+            <w:shd w:val="clear" w:color="auto" w:fill="F3F5F7"/>
+          </w:tcPr>
+          <w:p>
+            <w:r/>
+            <w:r>
+              <w:rPr>
+                <w:sz w:val="19"/>
+              </w:rPr>
+              <w:t>Update</w:t>
+            </w:r>
+          </w:p>
+        </w:tc>
+      </w:tr>
+      <w:tr>
+        <w:tc>
+          <w:tcPr>
+            <w:tcW w:type="dxa" w:w="3061"/>
+          </w:tcPr>
+          <w:p>
+            <w:r/>
+            <w:r>
+              <w:rPr>
+                <w:sz w:val="19"/>
+              </w:rPr>
+              <w:t>Kumamoto earthquake re-liquefaction study, Japan</w:t>
+            </w:r>
+          </w:p>
+        </w:tc>
+        <w:tc>
+          <w:tcPr>
+            <w:tcW w:type="dxa" w:w="1928"/>
+          </w:tcPr>
+          <w:p>
+            <w:r/>
+            <w:r>
+              <w:rPr>
+                <w:sz w:val="19"/>
+              </w:rPr>
+              <w:t>Kumamoto Prefecture, Japan</w:t>
+            </w:r>
+          </w:p>
+        </w:tc>
+        <w:tc>
+          <w:tcPr>
+            <w:tcW w:type="dxa" w:w="907"/>
+          </w:tcPr>
+          <w:p>
+            <w:r/>
+            <w:r>
+              <w:rPr>
+                <w:sz w:val="19"/>
+              </w:rPr>
+              <w:t>5</w:t>
             </w:r>
           </w:p>
         </w:tc>
@@ -2640,7 +2818,7 @@
               <w:rPr>
                 <w:sz w:val="19"/>
               </w:rPr>
-              <w:t>Event</w:t>
+              <w:t>Investigation &amp; inquiry</w:t>
             </w:r>
           </w:p>
         </w:tc>
@@ -2733,184 +2911,6 @@
                 <w:sz w:val="19"/>
               </w:rPr>
               <w:t>Investigation &amp; inquiry</w:t>
-            </w:r>
-          </w:p>
-        </w:tc>
-      </w:tr>
-      <w:tr>
-        <w:tc>
-          <w:tcPr>
-            <w:tcW w:type="dxa" w:w="3061"/>
-          </w:tcPr>
-          <w:p>
-            <w:r/>
-            <w:r>
-              <w:rPr>
-                <w:sz w:val="19"/>
-              </w:rPr>
-              <w:t>Kumamoto earthquake re-liquefaction study, Japan</w:t>
-            </w:r>
-          </w:p>
-        </w:tc>
-        <w:tc>
-          <w:tcPr>
-            <w:tcW w:type="dxa" w:w="1928"/>
-          </w:tcPr>
-          <w:p>
-            <w:r/>
-            <w:r>
-              <w:rPr>
-                <w:sz w:val="19"/>
-              </w:rPr>
-              <w:t>Kumamoto Prefecture, Japan</w:t>
-            </w:r>
-          </w:p>
-        </w:tc>
-        <w:tc>
-          <w:tcPr>
-            <w:tcW w:type="dxa" w:w="907"/>
-          </w:tcPr>
-          <w:p>
-            <w:r/>
-            <w:r>
-              <w:rPr>
-                <w:sz w:val="19"/>
-              </w:rPr>
-              <w:t>4</w:t>
-            </w:r>
-          </w:p>
-        </w:tc>
-        <w:tc>
-          <w:tcPr>
-            <w:tcW w:type="dxa" w:w="1191"/>
-          </w:tcPr>
-          <w:p>
-            <w:r/>
-            <w:r>
-              <w:rPr>
-                <w:sz w:val="19"/>
-              </w:rPr>
-              <w:t>25 Oct 2026</w:t>
-            </w:r>
-          </w:p>
-        </w:tc>
-        <w:tc>
-          <w:tcPr>
-            <w:tcW w:type="dxa" w:w="1191"/>
-          </w:tcPr>
-          <w:p>
-            <w:r/>
-            <w:r>
-              <w:rPr>
-                <w:sz w:val="19"/>
-              </w:rPr>
-              <w:t>26 Oct 2026</w:t>
-            </w:r>
-          </w:p>
-        </w:tc>
-        <w:tc>
-          <w:tcPr>
-            <w:tcW w:type="dxa" w:w="1361"/>
-          </w:tcPr>
-          <w:p>
-            <w:r/>
-            <w:r>
-              <w:rPr>
-                <w:sz w:val="19"/>
-              </w:rPr>
-              <w:t>Investigation &amp; inquiry</w:t>
-            </w:r>
-          </w:p>
-        </w:tc>
-      </w:tr>
-      <w:tr>
-        <w:tc>
-          <w:tcPr>
-            <w:tcW w:type="dxa" w:w="3061"/>
-            <w:shd w:val="clear" w:color="auto" w:fill="F3F5F7"/>
-          </w:tcPr>
-          <w:p>
-            <w:r/>
-            <w:r>
-              <w:rPr>
-                <w:sz w:val="19"/>
-              </w:rPr>
-              <w:t>Phong Nha-Ke Bang 120 m sinkhole discovery, Vietnam</w:t>
-            </w:r>
-          </w:p>
-        </w:tc>
-        <w:tc>
-          <w:tcPr>
-            <w:tcW w:type="dxa" w:w="1928"/>
-            <w:shd w:val="clear" w:color="auto" w:fill="F3F5F7"/>
-          </w:tcPr>
-          <w:p>
-            <w:r/>
-            <w:r>
-              <w:rPr>
-                <w:sz w:val="19"/>
-              </w:rPr>
-              <w:t>Phong Nha-Ke Bang, Vietnam</w:t>
-            </w:r>
-          </w:p>
-        </w:tc>
-        <w:tc>
-          <w:tcPr>
-            <w:tcW w:type="dxa" w:w="907"/>
-            <w:shd w:val="clear" w:color="auto" w:fill="F3F5F7"/>
-          </w:tcPr>
-          <w:p>
-            <w:r/>
-            <w:r>
-              <w:rPr>
-                <w:sz w:val="19"/>
-              </w:rPr>
-              <w:t>4</w:t>
-            </w:r>
-          </w:p>
-        </w:tc>
-        <w:tc>
-          <w:tcPr>
-            <w:tcW w:type="dxa" w:w="1191"/>
-            <w:shd w:val="clear" w:color="auto" w:fill="F3F5F7"/>
-          </w:tcPr>
-          <w:p>
-            <w:r/>
-            <w:r>
-              <w:rPr>
-                <w:sz w:val="19"/>
-              </w:rPr>
-              <w:t>22 Oct 2026</w:t>
-            </w:r>
-          </w:p>
-        </w:tc>
-        <w:tc>
-          <w:tcPr>
-            <w:tcW w:type="dxa" w:w="1191"/>
-            <w:shd w:val="clear" w:color="auto" w:fill="F3F5F7"/>
-          </w:tcPr>
-          <w:p>
-            <w:r/>
-            <w:r>
-              <w:rPr>
-                <w:sz w:val="19"/>
-              </w:rPr>
-              <w:t>25 Oct 2026</w:t>
-            </w:r>
-          </w:p>
-        </w:tc>
-        <w:tc>
-          <w:tcPr>
-            <w:tcW w:type="dxa" w:w="1361"/>
-            <w:shd w:val="clear" w:color="auto" w:fill="F3F5F7"/>
-          </w:tcPr>
-          <w:p>
-            <w:r/>
-            <w:r>
-              <w:rPr>
-                <w:sz w:val="19"/>
-              </w:rPr>
-              <w:t>Update</w:t>
             </w:r>
           </w:p>
         </w:tc>
@@ -3104,7 +3104,7 @@
               <w:rPr>
                 <w:sz w:val="19"/>
               </w:rPr>
-              <w:t>Silkyara tunnel, Uttarkashi, India</w:t>
+              <w:t>JUMAPAM and Pemex evaluate underground network after sinkhole on Emil… (Oct 2026)</w:t>
             </w:r>
           </w:p>
         </w:tc>
@@ -3118,7 +3118,7 @@
               <w:rPr>
                 <w:sz w:val="19"/>
               </w:rPr>
-              <w:t>Silkyara tunnel, Uttarkashi, India</w:t>
+              <w:t>Mazatlan, Emilio Barragan avenue, Mexico</w:t>
             </w:r>
           </w:p>
         </w:tc>
@@ -3146,7 +3146,7 @@
               <w:rPr>
                 <w:sz w:val="19"/>
               </w:rPr>
-              <w:t>25 Oct 2026</w:t>
+              <w:t>22 Oct 2026</w:t>
             </w:r>
           </w:p>
         </w:tc>
@@ -3160,7 +3160,7 @@
               <w:rPr>
                 <w:sz w:val="19"/>
               </w:rPr>
-              <w:t>26 Oct 2026</w:t>
+              <w:t>28 Oct 2026</w:t>
             </w:r>
           </w:p>
         </w:tc>
@@ -3191,7 +3191,7 @@
               <w:rPr>
                 <w:sz w:val="19"/>
               </w:rPr>
-              <w:t>Zero cycle: how Setl Group creates 3D excavation models for residenti… (Oct 2026)</w:t>
+              <w:t>Senapred declares Red Alert in the Metropolitan Region: the 10 commun… (Oct 2026)</w:t>
             </w:r>
           </w:p>
         </w:tc>
@@ -3206,7 +3206,185 @@
               <w:rPr>
                 <w:sz w:val="19"/>
               </w:rPr>
-              <w:t>Russia</w:t>
+              <w:t>Región Metropolitana, Santiago, Chile</w:t>
+            </w:r>
+          </w:p>
+        </w:tc>
+        <w:tc>
+          <w:tcPr>
+            <w:tcW w:type="dxa" w:w="907"/>
+            <w:shd w:val="clear" w:color="auto" w:fill="F3F5F7"/>
+          </w:tcPr>
+          <w:p>
+            <w:r/>
+            <w:r>
+              <w:rPr>
+                <w:sz w:val="19"/>
+              </w:rPr>
+              <w:t>2</w:t>
+            </w:r>
+          </w:p>
+        </w:tc>
+        <w:tc>
+          <w:tcPr>
+            <w:tcW w:type="dxa" w:w="1191"/>
+            <w:shd w:val="clear" w:color="auto" w:fill="F3F5F7"/>
+          </w:tcPr>
+          <w:p>
+            <w:r/>
+            <w:r>
+              <w:rPr>
+                <w:sz w:val="19"/>
+              </w:rPr>
+              <w:t>26 Oct 2026</w:t>
+            </w:r>
+          </w:p>
+        </w:tc>
+        <w:tc>
+          <w:tcPr>
+            <w:tcW w:type="dxa" w:w="1191"/>
+            <w:shd w:val="clear" w:color="auto" w:fill="F3F5F7"/>
+          </w:tcPr>
+          <w:p>
+            <w:r/>
+            <w:r>
+              <w:rPr>
+                <w:sz w:val="19"/>
+              </w:rPr>
+              <w:t>27 Oct 2026</w:t>
+            </w:r>
+          </w:p>
+        </w:tc>
+        <w:tc>
+          <w:tcPr>
+            <w:tcW w:type="dxa" w:w="1361"/>
+            <w:shd w:val="clear" w:color="auto" w:fill="F3F5F7"/>
+          </w:tcPr>
+          <w:p>
+            <w:r/>
+            <w:r>
+              <w:rPr>
+                <w:sz w:val="19"/>
+              </w:rPr>
+              <w:t>Response &amp; recovery</w:t>
+            </w:r>
+          </w:p>
+        </w:tc>
+      </w:tr>
+      <w:tr>
+        <w:tc>
+          <w:tcPr>
+            <w:tcW w:type="dxa" w:w="3061"/>
+          </w:tcPr>
+          <w:p>
+            <w:r/>
+            <w:r>
+              <w:rPr>
+                <w:sz w:val="19"/>
+              </w:rPr>
+              <w:t>Yonge North Subway Extension, Toronto, Canada</w:t>
+            </w:r>
+          </w:p>
+        </w:tc>
+        <w:tc>
+          <w:tcPr>
+            <w:tcW w:type="dxa" w:w="1928"/>
+          </w:tcPr>
+          <w:p>
+            <w:r/>
+            <w:r>
+              <w:rPr>
+                <w:sz w:val="19"/>
+              </w:rPr>
+              <w:t>Yonge North Subway Extension, Toronto, Canada</w:t>
+            </w:r>
+          </w:p>
+        </w:tc>
+        <w:tc>
+          <w:tcPr>
+            <w:tcW w:type="dxa" w:w="907"/>
+          </w:tcPr>
+          <w:p>
+            <w:r/>
+            <w:r>
+              <w:rPr>
+                <w:sz w:val="19"/>
+              </w:rPr>
+              <w:t>2</w:t>
+            </w:r>
+          </w:p>
+        </w:tc>
+        <w:tc>
+          <w:tcPr>
+            <w:tcW w:type="dxa" w:w="1191"/>
+          </w:tcPr>
+          <w:p>
+            <w:r/>
+            <w:r>
+              <w:rPr>
+                <w:sz w:val="19"/>
+              </w:rPr>
+              <w:t>26 Oct 2026</w:t>
+            </w:r>
+          </w:p>
+        </w:tc>
+        <w:tc>
+          <w:tcPr>
+            <w:tcW w:type="dxa" w:w="1191"/>
+          </w:tcPr>
+          <w:p>
+            <w:r/>
+            <w:r>
+              <w:rPr>
+                <w:sz w:val="19"/>
+              </w:rPr>
+              <w:t>27 Oct 2026</w:t>
+            </w:r>
+          </w:p>
+        </w:tc>
+        <w:tc>
+          <w:tcPr>
+            <w:tcW w:type="dxa" w:w="1361"/>
+          </w:tcPr>
+          <w:p>
+            <w:r/>
+            <w:r>
+              <w:rPr>
+                <w:sz w:val="19"/>
+              </w:rPr>
+              <w:t>Update</w:t>
+            </w:r>
+          </w:p>
+        </w:tc>
+      </w:tr>
+      <w:tr>
+        <w:tc>
+          <w:tcPr>
+            <w:tcW w:type="dxa" w:w="3061"/>
+            <w:shd w:val="clear" w:color="auto" w:fill="F3F5F7"/>
+          </w:tcPr>
+          <w:p>
+            <w:r/>
+            <w:r>
+              <w:rPr>
+                <w:sz w:val="19"/>
+              </w:rPr>
+              <w:t>Silkyara tunnel, Uttarkashi, India</w:t>
+            </w:r>
+          </w:p>
+        </w:tc>
+        <w:tc>
+          <w:tcPr>
+            <w:tcW w:type="dxa" w:w="1928"/>
+            <w:shd w:val="clear" w:color="auto" w:fill="F3F5F7"/>
+          </w:tcPr>
+          <w:p>
+            <w:r/>
+            <w:r>
+              <w:rPr>
+                <w:sz w:val="19"/>
+              </w:rPr>
+              <w:t>Silkyara tunnel, Uttarkashi, India</w:t>
             </w:r>
           </w:p>
         </w:tc>
@@ -3271,184 +3449,6 @@
           </w:p>
         </w:tc>
       </w:tr>
-      <w:tr>
-        <w:tc>
-          <w:tcPr>
-            <w:tcW w:type="dxa" w:w="3061"/>
-          </w:tcPr>
-          <w:p>
-            <w:r/>
-            <w:r>
-              <w:rPr>
-                <w:sz w:val="19"/>
-              </w:rPr>
-              <w:t>Niscemi landslide, Sicily (Jan 2026)</w:t>
-            </w:r>
-          </w:p>
-        </w:tc>
-        <w:tc>
-          <w:tcPr>
-            <w:tcW w:type="dxa" w:w="1928"/>
-          </w:tcPr>
-          <w:p>
-            <w:r/>
-            <w:r>
-              <w:rPr>
-                <w:sz w:val="19"/>
-              </w:rPr>
-              <w:t>Niscemi, Sicily, Italy</w:t>
-            </w:r>
-          </w:p>
-        </w:tc>
-        <w:tc>
-          <w:tcPr>
-            <w:tcW w:type="dxa" w:w="907"/>
-          </w:tcPr>
-          <w:p>
-            <w:r/>
-            <w:r>
-              <w:rPr>
-                <w:sz w:val="19"/>
-              </w:rPr>
-              <w:t>2</w:t>
-            </w:r>
-          </w:p>
-        </w:tc>
-        <w:tc>
-          <w:tcPr>
-            <w:tcW w:type="dxa" w:w="1191"/>
-          </w:tcPr>
-          <w:p>
-            <w:r/>
-            <w:r>
-              <w:rPr>
-                <w:sz w:val="19"/>
-              </w:rPr>
-              <w:t>23 Oct 2026</w:t>
-            </w:r>
-          </w:p>
-        </w:tc>
-        <w:tc>
-          <w:tcPr>
-            <w:tcW w:type="dxa" w:w="1191"/>
-          </w:tcPr>
-          <w:p>
-            <w:r/>
-            <w:r>
-              <w:rPr>
-                <w:sz w:val="19"/>
-              </w:rPr>
-              <w:t>26 Oct 2026</w:t>
-            </w:r>
-          </w:p>
-        </w:tc>
-        <w:tc>
-          <w:tcPr>
-            <w:tcW w:type="dxa" w:w="1361"/>
-          </w:tcPr>
-          <w:p>
-            <w:r/>
-            <w:r>
-              <w:rPr>
-                <w:sz w:val="19"/>
-              </w:rPr>
-              <w:t>Update</w:t>
-            </w:r>
-          </w:p>
-        </w:tc>
-      </w:tr>
-      <w:tr>
-        <w:tc>
-          <w:tcPr>
-            <w:tcW w:type="dxa" w:w="3061"/>
-            <w:shd w:val="clear" w:color="auto" w:fill="F3F5F7"/>
-          </w:tcPr>
-          <w:p>
-            <w:r/>
-            <w:r>
-              <w:rPr>
-                <w:sz w:val="19"/>
-              </w:rPr>
-              <w:t>Provincial Road 160 Chay River landslides, Vietnam (Oct 2026)</w:t>
-            </w:r>
-          </w:p>
-        </w:tc>
-        <w:tc>
-          <w:tcPr>
-            <w:tcW w:type="dxa" w:w="1928"/>
-            <w:shd w:val="clear" w:color="auto" w:fill="F3F5F7"/>
-          </w:tcPr>
-          <w:p>
-            <w:r/>
-            <w:r>
-              <w:rPr>
-                <w:sz w:val="19"/>
-              </w:rPr>
-              <w:t>Provincial Road 160, Chay River, Vietnam</w:t>
-            </w:r>
-          </w:p>
-        </w:tc>
-        <w:tc>
-          <w:tcPr>
-            <w:tcW w:type="dxa" w:w="907"/>
-            <w:shd w:val="clear" w:color="auto" w:fill="F3F5F7"/>
-          </w:tcPr>
-          <w:p>
-            <w:r/>
-            <w:r>
-              <w:rPr>
-                <w:sz w:val="19"/>
-              </w:rPr>
-              <w:t>2</w:t>
-            </w:r>
-          </w:p>
-        </w:tc>
-        <w:tc>
-          <w:tcPr>
-            <w:tcW w:type="dxa" w:w="1191"/>
-            <w:shd w:val="clear" w:color="auto" w:fill="F3F5F7"/>
-          </w:tcPr>
-          <w:p>
-            <w:r/>
-            <w:r>
-              <w:rPr>
-                <w:sz w:val="19"/>
-              </w:rPr>
-              <w:t>25 Oct 2026</w:t>
-            </w:r>
-          </w:p>
-        </w:tc>
-        <w:tc>
-          <w:tcPr>
-            <w:tcW w:type="dxa" w:w="1191"/>
-            <w:shd w:val="clear" w:color="auto" w:fill="F3F5F7"/>
-          </w:tcPr>
-          <w:p>
-            <w:r/>
-            <w:r>
-              <w:rPr>
-                <w:sz w:val="19"/>
-              </w:rPr>
-              <w:t>25 Oct 2026</w:t>
-            </w:r>
-          </w:p>
-        </w:tc>
-        <w:tc>
-          <w:tcPr>
-            <w:tcW w:type="dxa" w:w="1361"/>
-            <w:shd w:val="clear" w:color="auto" w:fill="F3F5F7"/>
-          </w:tcPr>
-          <w:p>
-            <w:r/>
-            <w:r>
-              <w:rPr>
-                <w:sz w:val="19"/>
-              </w:rPr>
-              <w:t>Response &amp; recovery</w:t>
-            </w:r>
-          </w:p>
-        </w:tc>
-      </w:tr>
     </w:tbl>
     <w:p/>
     <w:p>
@@ -3464,7 +3464,7 @@
     </w:p>
     <w:p>
       <w:r>
-        <w:t>50 new papers from 16 journals were picked up for Academia-to-Industry topics.</w:t>
+        <w:t>70 new papers from 20 journals were picked up for Academia-to-Industry topics.</w:t>
       </w:r>
     </w:p>
     <w:tbl>
@@ -3526,7 +3526,7 @@
               <w:rPr>
                 <w:sz w:val="19"/>
               </w:rPr>
-              <w:t>Soil Dynamics and Earthquake Engineering</w:t>
+              <w:t>Rock Mechanics and Rock Engineering</w:t>
             </w:r>
           </w:p>
         </w:tc>
@@ -3540,7 +3540,69 @@
               <w:rPr>
                 <w:sz w:val="19"/>
               </w:rPr>
-              <w:t>7</w:t>
+              <w:t>8</w:t>
+            </w:r>
+          </w:p>
+        </w:tc>
+      </w:tr>
+      <w:tr>
+        <w:tc>
+          <w:tcPr>
+            <w:tcW w:type="dxa" w:w="6803"/>
+            <w:shd w:val="clear" w:color="auto" w:fill="F3F5F7"/>
+          </w:tcPr>
+          <w:p>
+            <w:r/>
+            <w:r>
+              <w:rPr>
+                <w:sz w:val="19"/>
+              </w:rPr>
+              <w:t>Soil Dynamics and Earthquake Engineering</w:t>
+            </w:r>
+          </w:p>
+        </w:tc>
+        <w:tc>
+          <w:tcPr>
+            <w:tcW w:type="dxa" w:w="1701"/>
+            <w:shd w:val="clear" w:color="auto" w:fill="F3F5F7"/>
+          </w:tcPr>
+          <w:p>
+            <w:r/>
+            <w:r>
+              <w:rPr>
+                <w:sz w:val="19"/>
+              </w:rPr>
+              <w:t>8</w:t>
+            </w:r>
+          </w:p>
+        </w:tc>
+      </w:tr>
+      <w:tr>
+        <w:tc>
+          <w:tcPr>
+            <w:tcW w:type="dxa" w:w="6803"/>
+          </w:tcPr>
+          <w:p>
+            <w:r/>
+            <w:r>
+              <w:rPr>
+                <w:sz w:val="19"/>
+              </w:rPr>
+              <w:t>Bulletin of Engineering Geology and the Environment</w:t>
+            </w:r>
+          </w:p>
+        </w:tc>
+        <w:tc>
+          <w:tcPr>
+            <w:tcW w:type="dxa" w:w="1701"/>
+          </w:tcPr>
+          <w:p>
+            <w:r/>
+            <w:r>
+              <w:rPr>
+                <w:sz w:val="19"/>
+              </w:rPr>
+              <w:t>6</w:t>
             </w:r>
           </w:p>
         </w:tc>
@@ -3619,7 +3681,7 @@
               <w:rPr>
                 <w:sz w:val="19"/>
               </w:rPr>
-              <w:t>Bulletin of Engineering Geology and the Environment</w:t>
+              <w:t>Transportation Geotechnics</w:t>
             </w:r>
           </w:p>
         </w:tc>
@@ -3650,7 +3712,69 @@
               <w:rPr>
                 <w:sz w:val="19"/>
               </w:rPr>
-              <w:t>Rock Mechanics and Rock Engineering</w:t>
+              <w:t>Computers and Geotechnics</w:t>
+            </w:r>
+          </w:p>
+        </w:tc>
+        <w:tc>
+          <w:tcPr>
+            <w:tcW w:type="dxa" w:w="1701"/>
+          </w:tcPr>
+          <w:p>
+            <w:r/>
+            <w:r>
+              <w:rPr>
+                <w:sz w:val="19"/>
+              </w:rPr>
+              <w:t>5</w:t>
+            </w:r>
+          </w:p>
+        </w:tc>
+      </w:tr>
+      <w:tr>
+        <w:tc>
+          <w:tcPr>
+            <w:tcW w:type="dxa" w:w="6803"/>
+            <w:shd w:val="clear" w:color="auto" w:fill="F3F5F7"/>
+          </w:tcPr>
+          <w:p>
+            <w:r/>
+            <w:r>
+              <w:rPr>
+                <w:sz w:val="19"/>
+              </w:rPr>
+              <w:t>Engineering Geology</w:t>
+            </w:r>
+          </w:p>
+        </w:tc>
+        <w:tc>
+          <w:tcPr>
+            <w:tcW w:type="dxa" w:w="1701"/>
+            <w:shd w:val="clear" w:color="auto" w:fill="F3F5F7"/>
+          </w:tcPr>
+          <w:p>
+            <w:r/>
+            <w:r>
+              <w:rPr>
+                <w:sz w:val="19"/>
+              </w:rPr>
+              <w:t>4</w:t>
+            </w:r>
+          </w:p>
+        </w:tc>
+      </w:tr>
+      <w:tr>
+        <w:tc>
+          <w:tcPr>
+            <w:tcW w:type="dxa" w:w="6803"/>
+          </w:tcPr>
+          <w:p>
+            <w:r/>
+            <w:r>
+              <w:rPr>
+                <w:sz w:val="19"/>
+              </w:rPr>
+              <w:t>Acta Geotechnica</w:t>
             </w:r>
           </w:p>
         </w:tc>
@@ -3681,69 +3805,7 @@
               <w:rPr>
                 <w:sz w:val="19"/>
               </w:rPr>
-              <w:t>Acta Geotechnica</w:t>
-            </w:r>
-          </w:p>
-        </w:tc>
-        <w:tc>
-          <w:tcPr>
-            <w:tcW w:type="dxa" w:w="1701"/>
-            <w:shd w:val="clear" w:color="auto" w:fill="F3F5F7"/>
-          </w:tcPr>
-          <w:p>
-            <w:r/>
-            <w:r>
-              <w:rPr>
-                <w:sz w:val="19"/>
-              </w:rPr>
-              <w:t>4</w:t>
-            </w:r>
-          </w:p>
-        </w:tc>
-      </w:tr>
-      <w:tr>
-        <w:tc>
-          <w:tcPr>
-            <w:tcW w:type="dxa" w:w="6803"/>
-          </w:tcPr>
-          <w:p>
-            <w:r/>
-            <w:r>
-              <w:rPr>
-                <w:sz w:val="19"/>
-              </w:rPr>
-              <w:t>Computers and Geotechnics</w:t>
-            </w:r>
-          </w:p>
-        </w:tc>
-        <w:tc>
-          <w:tcPr>
-            <w:tcW w:type="dxa" w:w="1701"/>
-          </w:tcPr>
-          <w:p>
-            <w:r/>
-            <w:r>
-              <w:rPr>
-                <w:sz w:val="19"/>
-              </w:rPr>
-              <w:t>4</w:t>
-            </w:r>
-          </w:p>
-        </w:tc>
-      </w:tr>
-      <w:tr>
-        <w:tc>
-          <w:tcPr>
-            <w:tcW w:type="dxa" w:w="6803"/>
-            <w:shd w:val="clear" w:color="auto" w:fill="F3F5F7"/>
-          </w:tcPr>
-          <w:p>
-            <w:r/>
-            <w:r>
-              <w:rPr>
-                <w:sz w:val="19"/>
-              </w:rPr>
-              <w:t>Soils and Foundations</w:t>
+              <w:t>Landslides</w:t>
             </w:r>
           </w:p>
         </w:tc>
@@ -3774,7 +3836,7 @@
               <w:rPr>
                 <w:sz w:val="19"/>
               </w:rPr>
-              <w:t>Engineering Geology</w:t>
+              <w:t>Soils and Foundations</w:t>
             </w:r>
           </w:p>
         </w:tc>
@@ -3789,130 +3851,6 @@
                 <w:sz w:val="19"/>
               </w:rPr>
               <w:t>3</w:t>
-            </w:r>
-          </w:p>
-        </w:tc>
-      </w:tr>
-      <w:tr>
-        <w:tc>
-          <w:tcPr>
-            <w:tcW w:type="dxa" w:w="6803"/>
-            <w:shd w:val="clear" w:color="auto" w:fill="F3F5F7"/>
-          </w:tcPr>
-          <w:p>
-            <w:r/>
-            <w:r>
-              <w:rPr>
-                <w:sz w:val="19"/>
-              </w:rPr>
-              <w:t>Transportation Geotechnics</w:t>
-            </w:r>
-          </w:p>
-        </w:tc>
-        <w:tc>
-          <w:tcPr>
-            <w:tcW w:type="dxa" w:w="1701"/>
-            <w:shd w:val="clear" w:color="auto" w:fill="F3F5F7"/>
-          </w:tcPr>
-          <w:p>
-            <w:r/>
-            <w:r>
-              <w:rPr>
-                <w:sz w:val="19"/>
-              </w:rPr>
-              <w:t>2</w:t>
-            </w:r>
-          </w:p>
-        </w:tc>
-      </w:tr>
-      <w:tr>
-        <w:tc>
-          <w:tcPr>
-            <w:tcW w:type="dxa" w:w="6803"/>
-          </w:tcPr>
-          <w:p>
-            <w:r/>
-            <w:r>
-              <w:rPr>
-                <w:sz w:val="19"/>
-              </w:rPr>
-              <w:t>Geomechanics for Energy and the Environment</w:t>
-            </w:r>
-          </w:p>
-        </w:tc>
-        <w:tc>
-          <w:tcPr>
-            <w:tcW w:type="dxa" w:w="1701"/>
-          </w:tcPr>
-          <w:p>
-            <w:r/>
-            <w:r>
-              <w:rPr>
-                <w:sz w:val="19"/>
-              </w:rPr>
-              <w:t>1</w:t>
-            </w:r>
-          </w:p>
-        </w:tc>
-      </w:tr>
-      <w:tr>
-        <w:tc>
-          <w:tcPr>
-            <w:tcW w:type="dxa" w:w="6803"/>
-            <w:shd w:val="clear" w:color="auto" w:fill="F3F5F7"/>
-          </w:tcPr>
-          <w:p>
-            <w:r/>
-            <w:r>
-              <w:rPr>
-                <w:sz w:val="19"/>
-              </w:rPr>
-              <w:t>Géotechnique</w:t>
-            </w:r>
-          </w:p>
-        </w:tc>
-        <w:tc>
-          <w:tcPr>
-            <w:tcW w:type="dxa" w:w="1701"/>
-            <w:shd w:val="clear" w:color="auto" w:fill="F3F5F7"/>
-          </w:tcPr>
-          <w:p>
-            <w:r/>
-            <w:r>
-              <w:rPr>
-                <w:sz w:val="19"/>
-              </w:rPr>
-              <w:t>1</w:t>
-            </w:r>
-          </w:p>
-        </w:tc>
-      </w:tr>
-      <w:tr>
-        <w:tc>
-          <w:tcPr>
-            <w:tcW w:type="dxa" w:w="6803"/>
-          </w:tcPr>
-          <w:p>
-            <w:r/>
-            <w:r>
-              <w:rPr>
-                <w:sz w:val="19"/>
-              </w:rPr>
-              <w:t>Landslides</w:t>
-            </w:r>
-          </w:p>
-        </w:tc>
-        <w:tc>
-          <w:tcPr>
-            <w:tcW w:type="dxa" w:w="1701"/>
-          </w:tcPr>
-          <w:p>
-            <w:r/>
-            <w:r>
-              <w:rPr>
-                <w:sz w:val="19"/>
-              </w:rPr>
-              <w:t>1</w:t>
             </w:r>
           </w:p>
         </w:tc>
@@ -3944,7 +3882,7 @@
               <w:rPr>
                 <w:sz w:val="19"/>
               </w:rPr>
-              <w:t>1</w:t>
+              <w:t>2</w:t>
             </w:r>
           </w:p>
         </w:tc>
@@ -3960,7 +3898,69 @@
               <w:rPr>
                 <w:sz w:val="19"/>
               </w:rPr>
-              <w:t>Georisk: Assessment and Management of Risk for Engineered Systems and Geohazards</w:t>
+              <w:t>Underground Space</w:t>
+            </w:r>
+          </w:p>
+        </w:tc>
+        <w:tc>
+          <w:tcPr>
+            <w:tcW w:type="dxa" w:w="1701"/>
+          </w:tcPr>
+          <w:p>
+            <w:r/>
+            <w:r>
+              <w:rPr>
+                <w:sz w:val="19"/>
+              </w:rPr>
+              <w:t>2</w:t>
+            </w:r>
+          </w:p>
+        </w:tc>
+      </w:tr>
+      <w:tr>
+        <w:tc>
+          <w:tcPr>
+            <w:tcW w:type="dxa" w:w="6803"/>
+            <w:shd w:val="clear" w:color="auto" w:fill="F3F5F7"/>
+          </w:tcPr>
+          <w:p>
+            <w:r/>
+            <w:r>
+              <w:rPr>
+                <w:sz w:val="19"/>
+              </w:rPr>
+              <w:t>International Journal for Numerical and Analytical Methods in Geomechanics</w:t>
+            </w:r>
+          </w:p>
+        </w:tc>
+        <w:tc>
+          <w:tcPr>
+            <w:tcW w:type="dxa" w:w="1701"/>
+            <w:shd w:val="clear" w:color="auto" w:fill="F3F5F7"/>
+          </w:tcPr>
+          <w:p>
+            <w:r/>
+            <w:r>
+              <w:rPr>
+                <w:sz w:val="19"/>
+              </w:rPr>
+              <w:t>2</w:t>
+            </w:r>
+          </w:p>
+        </w:tc>
+      </w:tr>
+      <w:tr>
+        <w:tc>
+          <w:tcPr>
+            <w:tcW w:type="dxa" w:w="6803"/>
+          </w:tcPr>
+          <w:p>
+            <w:r/>
+            <w:r>
+              <w:rPr>
+                <w:sz w:val="19"/>
+              </w:rPr>
+              <w:t>Journal of Rock Mechanics and Geotechnical Engineering</w:t>
             </w:r>
           </w:p>
         </w:tc>
@@ -3991,7 +3991,131 @@
               <w:rPr>
                 <w:sz w:val="19"/>
               </w:rPr>
-              <w:t>Underground Space</w:t>
+              <w:t>International Journal of Geomechanics</w:t>
+            </w:r>
+          </w:p>
+        </w:tc>
+        <w:tc>
+          <w:tcPr>
+            <w:tcW w:type="dxa" w:w="1701"/>
+            <w:shd w:val="clear" w:color="auto" w:fill="F3F5F7"/>
+          </w:tcPr>
+          <w:p>
+            <w:r/>
+            <w:r>
+              <w:rPr>
+                <w:sz w:val="19"/>
+              </w:rPr>
+              <w:t>1</w:t>
+            </w:r>
+          </w:p>
+        </w:tc>
+      </w:tr>
+      <w:tr>
+        <w:tc>
+          <w:tcPr>
+            <w:tcW w:type="dxa" w:w="6803"/>
+          </w:tcPr>
+          <w:p>
+            <w:r/>
+            <w:r>
+              <w:rPr>
+                <w:sz w:val="19"/>
+              </w:rPr>
+              <w:t>Geosynthetics International</w:t>
+            </w:r>
+          </w:p>
+        </w:tc>
+        <w:tc>
+          <w:tcPr>
+            <w:tcW w:type="dxa" w:w="1701"/>
+          </w:tcPr>
+          <w:p>
+            <w:r/>
+            <w:r>
+              <w:rPr>
+                <w:sz w:val="19"/>
+              </w:rPr>
+              <w:t>1</w:t>
+            </w:r>
+          </w:p>
+        </w:tc>
+      </w:tr>
+      <w:tr>
+        <w:tc>
+          <w:tcPr>
+            <w:tcW w:type="dxa" w:w="6803"/>
+            <w:shd w:val="clear" w:color="auto" w:fill="F3F5F7"/>
+          </w:tcPr>
+          <w:p>
+            <w:r/>
+            <w:r>
+              <w:rPr>
+                <w:sz w:val="19"/>
+              </w:rPr>
+              <w:t>Geomechanics for Energy and the Environment</w:t>
+            </w:r>
+          </w:p>
+        </w:tc>
+        <w:tc>
+          <w:tcPr>
+            <w:tcW w:type="dxa" w:w="1701"/>
+            <w:shd w:val="clear" w:color="auto" w:fill="F3F5F7"/>
+          </w:tcPr>
+          <w:p>
+            <w:r/>
+            <w:r>
+              <w:rPr>
+                <w:sz w:val="19"/>
+              </w:rPr>
+              <w:t>1</w:t>
+            </w:r>
+          </w:p>
+        </w:tc>
+      </w:tr>
+      <w:tr>
+        <w:tc>
+          <w:tcPr>
+            <w:tcW w:type="dxa" w:w="6803"/>
+          </w:tcPr>
+          <w:p>
+            <w:r/>
+            <w:r>
+              <w:rPr>
+                <w:sz w:val="19"/>
+              </w:rPr>
+              <w:t>Géotechnique</w:t>
+            </w:r>
+          </w:p>
+        </w:tc>
+        <w:tc>
+          <w:tcPr>
+            <w:tcW w:type="dxa" w:w="1701"/>
+          </w:tcPr>
+          <w:p>
+            <w:r/>
+            <w:r>
+              <w:rPr>
+                <w:sz w:val="19"/>
+              </w:rPr>
+              <w:t>1</w:t>
+            </w:r>
+          </w:p>
+        </w:tc>
+      </w:tr>
+      <w:tr>
+        <w:tc>
+          <w:tcPr>
+            <w:tcW w:type="dxa" w:w="6803"/>
+            <w:shd w:val="clear" w:color="auto" w:fill="F3F5F7"/>
+          </w:tcPr>
+          <w:p>
+            <w:r/>
+            <w:r>
+              <w:rPr>
+                <w:sz w:val="19"/>
+              </w:rPr>
+              <w:t>Georisk: Assessment and Management of Risk for Engineered Systems and Geohazards</w:t>
             </w:r>
           </w:p>
         </w:tc>
@@ -4042,11 +4166,11 @@
             <w:color w:val="1D5A8A"/>
             <w:u w:val="single"/>
           </w:rPr>
-          <w:t>A framework for evaluating soil liquefaction and weakening of dam foundation during earthquakes</w:t>
+          <w:t>Field Estimation of UCS for Open-Pit Mine Slopes from Blasting Borehole Drilling Vibrations</w:t>
         </w:r>
       </w:hyperlink>
       <w:r>
-        <w:t xml:space="preserve"> — Soil Dynamics and Earthquake Engineering, 2026-10-26. Offers a framework for judging liquefaction and strength loss in dam foundations during earthquakes, directly useful for seismic safety assessments of existing dams.</w:t>
+        <w:t xml:space="preserve"> — Rock Mechanics and Rock Engineering, 2026-10-27. Estimating rock strength from drill-rig vibrations could give mine slope engineers continuous, low-cost strength data during routine production drilling.</w:t>
       </w:r>
     </w:p>
     <w:p>
@@ -4060,11 +4184,11 @@
             <w:color w:val="1D5A8A"/>
             <w:u w:val="single"/>
           </w:rPr>
-          <w:t>Shear characteristics and torque prediction of foam-conditioned sand in EPB shield tunneling: Experimental-machine learning approach</w:t>
+          <w:t>Prediction of soil-pile-interaction in liquefiable ground conditions: from single element calibration to system response</w:t>
         </w:r>
       </w:hyperlink>
       <w:r>
-        <w:t xml:space="preserve"> — Tunnelling and Underground Space Technology, 2026-10-26. Links foam-conditioned sand testing with machine learning torque prediction, helping tunnel teams anticipate cutterhead loads in EPB drives.</w:t>
+        <w:t xml:space="preserve"> — Soil Dynamics and Earthquake Engineering, 2026-10-27. Calibrating soil-pile models from element tests up to full system response gives engineers a clearer route to predicting pile behaviour in liquefying ground.</w:t>
       </w:r>
     </w:p>
     <w:p>
@@ -4078,11 +4202,11 @@
             <w:color w:val="1D5A8A"/>
             <w:u w:val="single"/>
           </w:rPr>
-          <w:t>Mechanical response of a shield tunnel to normal fault displacement considering longitudinal bolt–segment interaction</w:t>
+          <w:t>Copula/random field/probability density evolution method analysis of pile–slab structures with soil spatial variability</w:t>
         </w:r>
       </w:hyperlink>
       <w:r>
-        <w:t xml:space="preserve"> — Tunnelling and Underground Space Technology, 2026-10-27. Shows how shield tunnels respond to fault offset when longitudinal bolts interact with segments, useful for designing tunnels crossing active faults.</w:t>
+        <w:t xml:space="preserve"> — Proceedings of the Institution of Civil Engineers - Geotechnical Engineering, 2026-10-27. A practical probabilistic workflow accounting for soil variability and correlation shows how to assess seismic reliability of pile-slab structures more realistically than deterministic checks.</w:t>
       </w:r>
     </w:p>
     <w:p>
@@ -4096,11 +4220,11 @@
             <w:color w:val="1D5A8A"/>
             <w:u w:val="single"/>
           </w:rPr>
-          <w:t>Failure mechanisms and damage evolution of cross-fault tunnels under combined sliding and nonlinearly distributed fault displacement</w:t>
+          <w:t>Experimental and 3D numerical investigation of uplift capacity and failure transition in bio-inspired inclined root piles</w:t>
         </w:r>
       </w:hyperlink>
       <w:r>
-        <w:t xml:space="preserve"> — Tunnelling and Underground Space Technology, 2026-10-26. Explains how tunnels crossing faults fail under combined sliding and uneven displacement, supporting practical damage assessment and fault-crossing design.</w:t>
+        <w:t xml:space="preserve"> — Transportation Geotechnics, 2026-10-27. Bio-inspired inclined root piles show higher uplift resistance with test data and failure-mode transitions that engineers can use to size anchoring foundations.</w:t>
       </w:r>
     </w:p>
     <w:p>
@@ -4114,11 +4238,11 @@
             <w:color w:val="1D5A8A"/>
             <w:u w:val="single"/>
           </w:rPr>
-          <w:t>Damage characteristics of tunnels under different temporal sequences of reverse fault dislocation and intense seismic excitation</w:t>
+          <w:t>An ahead-of-face geological detection method for drill-and-blast tunnels using signals from consecutive blasting cycles</w:t>
         </w:r>
       </w:hyperlink>
       <w:r>
-        <w:t xml:space="preserve"> — Soil Dynamics and Earthquake Engineering, 2026-10-26. Shows that the timing of fault movement relative to strong shaking changes tunnel damage, important for seismic risk assessment of tunnels.</w:t>
+        <w:t xml:space="preserve"> — Underground Space, 2026-10-27. Using blast signals from successive cycles to detect geology ahead of the face offers a practical way to anticipate ground changes during drill-and-blast tunnelling.</w:t>
       </w:r>
     </w:p>
     <w:p>
@@ -4132,11 +4256,11 @@
             <w:color w:val="1D5A8A"/>
             <w:u w:val="single"/>
           </w:rPr>
-          <w:t>Design implications of composite tunnel linings with varying stiffness and thickness in saturated sand: Insights from large-scale 1g shaking table tests</w:t>
+          <w:t>A stochastic BSMPM-derived causal multi-task U-Net surrogate model for quantitative risk assessment of spatially variable slopes</w:t>
         </w:r>
       </w:hyperlink>
       <w:r>
-        <w:t xml:space="preserve"> — Soil Dynamics and Earthquake Engineering, 2026-10-26. Provides shaking-table evidence on how lining stiffness and thickness affect tunnels in saturated sand, informing seismic lining design choices.</w:t>
+        <w:t xml:space="preserve"> — Computers and Geotechnics, 2026-10-27. A fast surrogate model for slope risk across spatially variable soils could make probabilistic risk assessment practical for routine slope portfolios.</w:t>
       </w:r>
     </w:p>
     <w:p>
@@ -4150,11 +4274,11 @@
             <w:color w:val="1D5A8A"/>
             <w:u w:val="single"/>
           </w:rPr>
-          <w:t>Effects of sequential hydration on water retention and shrinkage of cement-stabilized unsaturated soil</w:t>
+          <w:t>Stress-dependent resilient response and modeling of crumb-rubber-modified clayey subgrades: Effects of particle size and content</w:t>
         </w:r>
       </w:hyperlink>
       <w:r>
-        <w:t xml:space="preserve"> — Soils and Foundations, 2026-10-26. Shows how wetting sequence alters water retention and shrinkage in cement-stabilised soils, relevant to specifying and quality-controlling stabilised fills.</w:t>
+        <w:t xml:space="preserve"> — Transportation Geotechnics, 2026-10-28. Resilient modulus data for crumb-rubber-modified clay subgrades with modelling guidance support pavement designers using recycled rubber in weak soils.</w:t>
       </w:r>
     </w:p>
     <w:p>
@@ -4463,7 +4587,7 @@
               <w:rPr>
                 <w:sz w:val="19"/>
               </w:rPr>
-              <w:t>45</w:t>
+              <w:t>44</w:t>
             </w:r>
           </w:p>
         </w:tc>

--- a/docs/reports/site-report.docx
+++ b/docs/reports/site-report.docx
@@ -28,7 +28,7 @@
           <w:color w:val="5B6573"/>
           <w:sz w:val="19"/>
         </w:rPr>
-        <w:t>ISSMGE Magazine · generated 28 October 2026, 07:52 UTC · updated automatically after every scan</w:t>
+        <w:t>ISSMGE Magazine · generated 29 October 2026, 08:00 UTC · updated automatically after every scan</w:t>
       </w:r>
     </w:p>
     <w:p>
@@ -131,7 +131,7 @@
               <w:rPr>
                 <w:sz w:val="19"/>
               </w:rPr>
-              <w:t>2026-10-28 (07:47 UTC)</w:t>
+              <w:t>2026-10-29 (07:53 UTC)</w:t>
             </w:r>
           </w:p>
         </w:tc>
@@ -163,7 +163,7 @@
               <w:rPr>
                 <w:sz w:val="19"/>
               </w:rPr>
-              <w:t>44</w:t>
+              <w:t>38</w:t>
             </w:r>
           </w:p>
         </w:tc>
@@ -193,7 +193,7 @@
               <w:rPr>
                 <w:sz w:val="19"/>
               </w:rPr>
-              <w:t>829</w:t>
+              <w:t>779</w:t>
             </w:r>
           </w:p>
         </w:tc>
@@ -255,7 +255,7 @@
               <w:rPr>
                 <w:sz w:val="19"/>
               </w:rPr>
-              <w:t>236</w:t>
+              <w:t>274</w:t>
             </w:r>
           </w:p>
         </w:tc>
@@ -287,7 +287,7 @@
               <w:rPr>
                 <w:sz w:val="19"/>
               </w:rPr>
-              <w:t>5</w:t>
+              <w:t>6</w:t>
             </w:r>
           </w:p>
         </w:tc>
@@ -349,7 +349,7 @@
               <w:rPr>
                 <w:sz w:val="19"/>
               </w:rPr>
-              <w:t>221 of 236</w:t>
+              <w:t>256 of 274</w:t>
             </w:r>
           </w:p>
         </w:tc>
@@ -379,7 +379,7 @@
               <w:rPr>
                 <w:sz w:val="19"/>
               </w:rPr>
-              <w:t>24</w:t>
+              <w:t>30</w:t>
             </w:r>
           </w:p>
         </w:tc>
@@ -441,7 +441,7 @@
               <w:rPr>
                 <w:sz w:val="19"/>
               </w:rPr>
-              <w:t>2 of 19</w:t>
+              <w:t>1 of 19</w:t>
             </w:r>
           </w:p>
         </w:tc>
@@ -882,7 +882,7 @@
         <w:t xml:space="preserve">✔ </w:t>
       </w:r>
       <w:r>
-        <w:t>17 of 19 websites were read successfully; 2 failed (see Source health).</w:t>
+        <w:t>18 of 19 websites were read successfully; 1 failed (see Source health).</w:t>
       </w:r>
     </w:p>
     <w:p>
@@ -897,7 +897,7 @@
         <w:t xml:space="preserve">✔ </w:t>
       </w:r>
       <w:r>
-        <w:t>Theme balance: 6 themes covered; the largest is Infrastructure &amp; the Underground City with 18 of 44 stories (41%).</w:t>
+        <w:t>Theme balance: 8 themes covered; the largest is Hazards &amp; Resilience with 17 of 38 stories (45%).</w:t>
       </w:r>
     </w:p>
     <w:p>
@@ -912,7 +912,7 @@
         <w:t xml:space="preserve">• </w:t>
       </w:r>
       <w:r>
-        <w:t>38 different outlets contributed; the most frequent was Vietnam.vn (3 stories).</w:t>
+        <w:t>33 different outlets contributed; the most frequent was Ground Engineering (3 stories).</w:t>
       </w:r>
     </w:p>
     <w:p>
@@ -927,7 +927,7 @@
         <w:t xml:space="preserve">• </w:t>
       </w:r>
       <w:r>
-        <w:t>28 stories came from non-English Google News editions.</w:t>
+        <w:t>26 stories came from non-English Google News editions.</w:t>
       </w:r>
     </w:p>
     <w:p>
@@ -942,7 +942,7 @@
         <w:t xml:space="preserve">• </w:t>
       </w:r>
       <w:r>
-        <w:t>15 stories were rated 4 or 5 out of 5.</w:t>
+        <w:t>17 stories were rated 4 or 5 out of 5.</w:t>
       </w:r>
     </w:p>
     <w:p>
@@ -957,7 +957,7 @@
         <w:t xml:space="preserve">• </w:t>
       </w:r>
       <w:r>
-        <w:t>37 of the 44 rated stories name a primary source to check the facts with.</w:t>
+        <w:t>34 of the 38 rated stories name a primary source to check the facts with.</w:t>
       </w:r>
     </w:p>
     <w:p>
@@ -1053,7 +1053,7 @@
               <w:rPr>
                 <w:sz w:val="19"/>
               </w:rPr>
-              <w:t>Ground Engineering</w:t>
+              <w:t>Deep Foundations Institute</w:t>
             </w:r>
           </w:p>
         </w:tc>
@@ -1067,7 +1067,7 @@
               <w:rPr>
                 <w:sz w:val="19"/>
               </w:rPr>
-              <w:t>403 Client Error: Forbidden for url: https://www.geplus.co.uk/feed/</w:t>
+              <w:t>HTTPSConnectionPool(host='www.dfi.org', port=443): Max retries exceeded with url: / (Cause</w:t>
             </w:r>
           </w:p>
         </w:tc>
@@ -1081,54 +1081,7 @@
               <w:rPr>
                 <w:sz w:val="19"/>
               </w:rPr>
-              <w:t>The site blocks automated readers. Look for its RSS feed address, or rely on the Google News searches.</w:t>
-            </w:r>
-          </w:p>
-        </w:tc>
-      </w:tr>
-      <w:tr>
-        <w:tc>
-          <w:tcPr>
-            <w:tcW w:type="dxa" w:w="2268"/>
-            <w:shd w:val="clear" w:color="auto" w:fill="F3F5F7"/>
-          </w:tcPr>
-          <w:p>
-            <w:r/>
-            <w:r>
-              <w:rPr>
-                <w:sz w:val="19"/>
-              </w:rPr>
-              <w:t>New Civil Engineer</w:t>
-            </w:r>
-          </w:p>
-        </w:tc>
-        <w:tc>
-          <w:tcPr>
-            <w:tcW w:type="dxa" w:w="3118"/>
-            <w:shd w:val="clear" w:color="auto" w:fill="F3F5F7"/>
-          </w:tcPr>
-          <w:p>
-            <w:r/>
-            <w:r>
-              <w:rPr>
-                <w:sz w:val="19"/>
-              </w:rPr>
-              <w:t>403 Client Error: Forbidden for url: https://www.newcivilengineer.com/feed/</w:t>
-            </w:r>
-          </w:p>
-        </w:tc>
-        <w:tc>
-          <w:tcPr>
-            <w:tcW w:type="dxa" w:w="4252"/>
-            <w:shd w:val="clear" w:color="auto" w:fill="F3F5F7"/>
-          </w:tcPr>
-          <w:p>
-            <w:r/>
-            <w:r>
-              <w:rPr>
-                <w:sz w:val="19"/>
-              </w:rPr>
-              <w:t>The site blocks automated readers. Look for its RSS feed address, or rely on the Google News searches.</w:t>
+              <w:t>The site did not answer. If it fails again on the next scans, replace or remove it.</w:t>
             </w:r>
           </w:p>
         </w:tc>
@@ -1305,7 +1258,7 @@
               <w:rPr>
                 <w:sz w:val="19"/>
               </w:rPr>
-              <w:t>5</w:t>
+              <w:t>6</w:t>
             </w:r>
           </w:p>
         </w:tc>
@@ -1319,7 +1272,7 @@
               <w:rPr>
                 <w:sz w:val="19"/>
               </w:rPr>
-              <w:t>236</w:t>
+              <w:t>274</w:t>
             </w:r>
           </w:p>
         </w:tc>
@@ -1347,7 +1300,7 @@
               <w:rPr>
                 <w:sz w:val="19"/>
               </w:rPr>
-              <w:t>91</w:t>
+              <w:t>99</w:t>
             </w:r>
           </w:p>
         </w:tc>
@@ -1477,7 +1430,7 @@
               <w:rPr>
                 <w:sz w:val="19"/>
               </w:rPr>
-              <w:t>4</w:t>
+              <w:t>5</w:t>
             </w:r>
           </w:p>
         </w:tc>
@@ -1539,7 +1492,7 @@
               <w:rPr>
                 <w:sz w:val="19"/>
               </w:rPr>
-              <w:t>8</w:t>
+              <w:t>9</w:t>
             </w:r>
           </w:p>
         </w:tc>
@@ -1602,7 +1555,7 @@
               <w:rPr>
                 <w:sz w:val="19"/>
               </w:rPr>
-              <w:t>89</w:t>
+              <w:t>106</w:t>
             </w:r>
           </w:p>
         </w:tc>
@@ -1616,7 +1569,7 @@
               <w:rPr>
                 <w:sz w:val="19"/>
               </w:rPr>
-              <w:t>38%</w:t>
+              <w:t>39%</w:t>
             </w:r>
           </w:p>
         </w:tc>
@@ -1630,7 +1583,7 @@
               <w:rPr>
                 <w:sz w:val="19"/>
               </w:rPr>
-              <w:t>76</w:t>
+              <w:t>89</w:t>
             </w:r>
           </w:p>
         </w:tc>
@@ -1664,7 +1617,7 @@
               <w:rPr>
                 <w:sz w:val="19"/>
               </w:rPr>
-              <w:t>5</w:t>
+              <w:t>6</w:t>
             </w:r>
           </w:p>
         </w:tc>
@@ -1727,7 +1680,7 @@
               <w:rPr>
                 <w:sz w:val="19"/>
               </w:rPr>
-              <w:t>86</w:t>
+              <w:t>98</w:t>
             </w:r>
           </w:p>
         </w:tc>
@@ -1755,7 +1708,7 @@
               <w:rPr>
                 <w:sz w:val="19"/>
               </w:rPr>
-              <w:t>38</w:t>
+              <w:t>42</w:t>
             </w:r>
           </w:p>
         </w:tc>
@@ -1789,7 +1742,7 @@
               <w:rPr>
                 <w:sz w:val="19"/>
               </w:rPr>
-              <w:t>23</w:t>
+              <w:t>25</w:t>
             </w:r>
           </w:p>
         </w:tc>
@@ -1804,7 +1757,7 @@
               <w:rPr>
                 <w:sz w:val="19"/>
               </w:rPr>
-              <w:t>10%</w:t>
+              <w:t>9%</w:t>
             </w:r>
           </w:p>
         </w:tc>
@@ -1852,7 +1805,7 @@
               <w:rPr>
                 <w:sz w:val="19"/>
               </w:rPr>
-              <w:t>14</w:t>
+              <w:t>17</w:t>
             </w:r>
           </w:p>
         </w:tc>
@@ -1914,7 +1867,7 @@
               <w:rPr>
                 <w:sz w:val="19"/>
               </w:rPr>
-              <w:t>7</w:t>
+              <w:t>8</w:t>
             </w:r>
           </w:p>
         </w:tc>
@@ -1964,7 +1917,7 @@
     </w:p>
     <w:p>
       <w:r>
-        <w:t>Q4 2026 (Oct – Dec 2026): 221 of 236 stories are located in a country of one of ISSMGE's six regions; 15 are global or about several countries and 0 have no location yet. 26 of 87 member-society countries have at least one story.</w:t>
+        <w:t>Q4 2026 (Oct – Dec 2026): 256 of 274 stories are located in a country of one of ISSMGE's six regions; 18 are global or about several countries and 0 have no location yet. 29 of 87 member-society countries have at least one story.</w:t>
       </w:r>
     </w:p>
     <w:tbl>
@@ -2136,7 +2089,7 @@
               <w:rPr>
                 <w:sz w:val="19"/>
               </w:rPr>
-              <w:t>98</w:t>
+              <w:t>105</w:t>
             </w:r>
           </w:p>
         </w:tc>
@@ -2256,7 +2209,7 @@
               <w:rPr>
                 <w:sz w:val="19"/>
               </w:rPr>
-              <w:t>31</w:t>
+              <w:t>43</w:t>
             </w:r>
           </w:p>
         </w:tc>
@@ -2271,7 +2224,7 @@
               <w:rPr>
                 <w:sz w:val="19"/>
               </w:rPr>
-              <w:t>7 of 37</w:t>
+              <w:t>10 of 37</w:t>
             </w:r>
           </w:p>
         </w:tc>
@@ -2286,7 +2239,7 @@
               <w:rPr>
                 <w:sz w:val="19"/>
               </w:rPr>
-              <w:t>Austria, Belgium, Bosnia and Herzegovina, Bulgaria, Croatia, Cyprus, Czechia, Denmark, Estonia, Finland, France, Georgia, Germany, Greece, Hungary, Iceland, Ireland, Israel, Latvia, Lithuania, Netherlands, North Macedonia, Norway, Poland, Portugal, Serbia, Slovakia, Slovenia, Sweden, Switzerland</w:t>
+              <w:t>Austria, Belgium, Bosnia and Herzegovina, Bulgaria, Croatia, Cyprus, Czechia, Estonia, Finland, Georgia, Germany, Greece, Hungary, Iceland, Ireland, Israel, Latvia, Lithuania, Netherlands, North Macedonia, Norway, Portugal, Serbia, Slovakia, Slovenia, Sweden, Switzerland</w:t>
             </w:r>
           </w:p>
         </w:tc>
@@ -2316,7 +2269,7 @@
               <w:rPr>
                 <w:sz w:val="19"/>
               </w:rPr>
-              <w:t>41</w:t>
+              <w:t>51</w:t>
             </w:r>
           </w:p>
         </w:tc>
@@ -2376,7 +2329,7 @@
               <w:rPr>
                 <w:sz w:val="19"/>
               </w:rPr>
-              <w:t>44</w:t>
+              <w:t>50</w:t>
             </w:r>
           </w:p>
         </w:tc>
@@ -2436,7 +2389,7 @@
     </w:p>
     <w:p>
       <w:r>
-        <w:t>24 developing stories link 65 reports; 24 had a new report in the last 90 days. The most followed:</w:t>
+        <w:t>30 developing stories link 84 reports; 30 had a new report in the last 90 days. The most followed:</w:t>
       </w:r>
     </w:p>
     <w:tbl>
@@ -2657,6 +2610,184 @@
               <w:rPr>
                 <w:sz w:val="19"/>
               </w:rPr>
+              <w:t>Canadian permafrost landslide study (Oct 2026)</w:t>
+            </w:r>
+          </w:p>
+        </w:tc>
+        <w:tc>
+          <w:tcPr>
+            <w:tcW w:type="dxa" w:w="1928"/>
+            <w:shd w:val="clear" w:color="auto" w:fill="F3F5F7"/>
+          </w:tcPr>
+          <w:p>
+            <w:r/>
+            <w:r>
+              <w:rPr>
+                <w:sz w:val="19"/>
+              </w:rPr>
+              <w:t>Canada</w:t>
+            </w:r>
+          </w:p>
+        </w:tc>
+        <w:tc>
+          <w:tcPr>
+            <w:tcW w:type="dxa" w:w="907"/>
+            <w:shd w:val="clear" w:color="auto" w:fill="F3F5F7"/>
+          </w:tcPr>
+          <w:p>
+            <w:r/>
+            <w:r>
+              <w:rPr>
+                <w:sz w:val="19"/>
+              </w:rPr>
+              <w:t>5</w:t>
+            </w:r>
+          </w:p>
+        </w:tc>
+        <w:tc>
+          <w:tcPr>
+            <w:tcW w:type="dxa" w:w="1191"/>
+            <w:shd w:val="clear" w:color="auto" w:fill="F3F5F7"/>
+          </w:tcPr>
+          <w:p>
+            <w:r/>
+            <w:r>
+              <w:rPr>
+                <w:sz w:val="19"/>
+              </w:rPr>
+              <w:t>26 Oct 2026</w:t>
+            </w:r>
+          </w:p>
+        </w:tc>
+        <w:tc>
+          <w:tcPr>
+            <w:tcW w:type="dxa" w:w="1191"/>
+            <w:shd w:val="clear" w:color="auto" w:fill="F3F5F7"/>
+          </w:tcPr>
+          <w:p>
+            <w:r/>
+            <w:r>
+              <w:rPr>
+                <w:sz w:val="19"/>
+              </w:rPr>
+              <w:t>28 Oct 2026</w:t>
+            </w:r>
+          </w:p>
+        </w:tc>
+        <w:tc>
+          <w:tcPr>
+            <w:tcW w:type="dxa" w:w="1361"/>
+            <w:shd w:val="clear" w:color="auto" w:fill="F3F5F7"/>
+          </w:tcPr>
+          <w:p>
+            <w:r/>
+            <w:r>
+              <w:rPr>
+                <w:sz w:val="19"/>
+              </w:rPr>
+              <w:t>Investigation &amp; inquiry</w:t>
+            </w:r>
+          </w:p>
+        </w:tc>
+      </w:tr>
+      <w:tr>
+        <w:tc>
+          <w:tcPr>
+            <w:tcW w:type="dxa" w:w="3061"/>
+          </w:tcPr>
+          <w:p>
+            <w:r/>
+            <w:r>
+              <w:rPr>
+                <w:sz w:val="19"/>
+              </w:rPr>
+              <w:t>Mazatlán malecón wave sinkhole, Mexico (Oct 2026)</w:t>
+            </w:r>
+          </w:p>
+        </w:tc>
+        <w:tc>
+          <w:tcPr>
+            <w:tcW w:type="dxa" w:w="1928"/>
+          </w:tcPr>
+          <w:p>
+            <w:r/>
+            <w:r>
+              <w:rPr>
+                <w:sz w:val="19"/>
+              </w:rPr>
+              <w:t>Monumento a la Mujer Mazatleca, Mazatlán, Mexico</w:t>
+            </w:r>
+          </w:p>
+        </w:tc>
+        <w:tc>
+          <w:tcPr>
+            <w:tcW w:type="dxa" w:w="907"/>
+          </w:tcPr>
+          <w:p>
+            <w:r/>
+            <w:r>
+              <w:rPr>
+                <w:sz w:val="19"/>
+              </w:rPr>
+              <w:t>5</w:t>
+            </w:r>
+          </w:p>
+        </w:tc>
+        <w:tc>
+          <w:tcPr>
+            <w:tcW w:type="dxa" w:w="1191"/>
+          </w:tcPr>
+          <w:p>
+            <w:r/>
+            <w:r>
+              <w:rPr>
+                <w:sz w:val="19"/>
+              </w:rPr>
+              <w:t>23 Oct 2026</w:t>
+            </w:r>
+          </w:p>
+        </w:tc>
+        <w:tc>
+          <w:tcPr>
+            <w:tcW w:type="dxa" w:w="1191"/>
+          </w:tcPr>
+          <w:p>
+            <w:r/>
+            <w:r>
+              <w:rPr>
+                <w:sz w:val="19"/>
+              </w:rPr>
+              <w:t>26 Oct 2026</w:t>
+            </w:r>
+          </w:p>
+        </w:tc>
+        <w:tc>
+          <w:tcPr>
+            <w:tcW w:type="dxa" w:w="1361"/>
+          </w:tcPr>
+          <w:p>
+            <w:r/>
+            <w:r>
+              <w:rPr>
+                <w:sz w:val="19"/>
+              </w:rPr>
+              <w:t>Investigation &amp; inquiry</w:t>
+            </w:r>
+          </w:p>
+        </w:tc>
+      </w:tr>
+      <w:tr>
+        <w:tc>
+          <w:tcPr>
+            <w:tcW w:type="dxa" w:w="3061"/>
+            <w:shd w:val="clear" w:color="auto" w:fill="F3F5F7"/>
+          </w:tcPr>
+          <w:p>
+            <w:r/>
+            <w:r>
+              <w:rPr>
+                <w:sz w:val="19"/>
+              </w:rPr>
               <w:t>Phong Nha-Ke Bang 120 m sinkhole discovery, Vietnam</w:t>
             </w:r>
           </w:p>
@@ -2835,7 +2966,7 @@
               <w:rPr>
                 <w:sz w:val="19"/>
               </w:rPr>
-              <w:t>Mazatlán malecón wave sinkhole, Mexico (Oct 2026)</w:t>
+              <w:t>Senapred declares Red Alert in the Metropolitan Region: the 10 commun… (Oct 2026)</w:t>
             </w:r>
           </w:p>
         </w:tc>
@@ -2850,7 +2981,7 @@
               <w:rPr>
                 <w:sz w:val="19"/>
               </w:rPr>
-              <w:t>Monumento a la Mujer Mazatleca, Mazatlán, Mexico</w:t>
+              <w:t>Región Metropolitana, Santiago, Chile</w:t>
             </w:r>
           </w:p>
         </w:tc>
@@ -2880,7 +3011,7 @@
               <w:rPr>
                 <w:sz w:val="19"/>
               </w:rPr>
-              <w:t>23 Oct 2026</w:t>
+              <w:t>26 Oct 2026</w:t>
             </w:r>
           </w:p>
         </w:tc>
@@ -2895,7 +3026,7 @@
               <w:rPr>
                 <w:sz w:val="19"/>
               </w:rPr>
-              <w:t>26 Oct 2026</w:t>
+              <w:t>28 Oct 2026</w:t>
             </w:r>
           </w:p>
         </w:tc>
@@ -2910,7 +3041,7 @@
               <w:rPr>
                 <w:sz w:val="19"/>
               </w:rPr>
-              <w:t>Investigation &amp; inquiry</w:t>
+              <w:t>Response &amp; recovery</w:t>
             </w:r>
           </w:p>
         </w:tc>
@@ -2926,7 +3057,7 @@
               <w:rPr>
                 <w:sz w:val="19"/>
               </w:rPr>
-              <w:t>Occidental Cozumel hotel sinkhole, Mexico (Oct 2026)</w:t>
+              <w:t>Prenn Pass slope collapses, Da Lat, Vietnam</w:t>
             </w:r>
           </w:p>
         </w:tc>
@@ -2940,7 +3071,7 @@
               <w:rPr>
                 <w:sz w:val="19"/>
               </w:rPr>
-              <w:t>Cozumel, Quintana Roo, Mexico</w:t>
+              <w:t>Prenn Pass, Da Lat, Vietnam</w:t>
             </w:r>
           </w:p>
         </w:tc>
@@ -2968,7 +3099,7 @@
               <w:rPr>
                 <w:sz w:val="19"/>
               </w:rPr>
-              <w:t>24 Oct 2026</w:t>
+              <w:t>27 Oct 2026</w:t>
             </w:r>
           </w:p>
         </w:tc>
@@ -2982,7 +3113,7 @@
               <w:rPr>
                 <w:sz w:val="19"/>
               </w:rPr>
-              <w:t>25 Oct 2026</w:t>
+              <w:t>29 Oct 2026</w:t>
             </w:r>
           </w:p>
         </w:tc>
@@ -2996,7 +3127,7 @@
               <w:rPr>
                 <w:sz w:val="19"/>
               </w:rPr>
-              <w:t>Event</w:t>
+              <w:t>Repair &amp; reconstruction</w:t>
             </w:r>
           </w:p>
         </w:tc>
@@ -3013,7 +3144,7 @@
               <w:rPr>
                 <w:sz w:val="19"/>
               </w:rPr>
-              <w:t>AI landslide early warning, Vietnam</w:t>
+              <w:t>Occidental Cozumel hotel sinkhole, Mexico (Oct 2026)</w:t>
             </w:r>
           </w:p>
         </w:tc>
@@ -3028,7 +3159,7 @@
               <w:rPr>
                 <w:sz w:val="19"/>
               </w:rPr>
-              <w:t>Vietnam</w:t>
+              <w:t>Cozumel, Quintana Roo, Mexico</w:t>
             </w:r>
           </w:p>
         </w:tc>
@@ -3073,7 +3204,7 @@
               <w:rPr>
                 <w:sz w:val="19"/>
               </w:rPr>
-              <w:t>24 Oct 2026</w:t>
+              <w:t>25 Oct 2026</w:t>
             </w:r>
           </w:p>
         </w:tc>
@@ -3088,7 +3219,7 @@
               <w:rPr>
                 <w:sz w:val="19"/>
               </w:rPr>
-              <w:t>Update</w:t>
+              <w:t>Event</w:t>
             </w:r>
           </w:p>
         </w:tc>
@@ -3104,7 +3235,7 @@
               <w:rPr>
                 <w:sz w:val="19"/>
               </w:rPr>
-              <w:t>JUMAPAM and Pemex evaluate underground network after sinkhole on Emil… (Oct 2026)</w:t>
+              <w:t>AI landslide early warning, Vietnam</w:t>
             </w:r>
           </w:p>
         </w:tc>
@@ -3118,7 +3249,7 @@
               <w:rPr>
                 <w:sz w:val="19"/>
               </w:rPr>
-              <w:t>Mazatlan, Emilio Barragan avenue, Mexico</w:t>
+              <w:t>Vietnam</w:t>
             </w:r>
           </w:p>
         </w:tc>
@@ -3132,7 +3263,7 @@
               <w:rPr>
                 <w:sz w:val="19"/>
               </w:rPr>
-              <w:t>2</w:t>
+              <w:t>3</w:t>
             </w:r>
           </w:p>
         </w:tc>
@@ -3146,7 +3277,7 @@
               <w:rPr>
                 <w:sz w:val="19"/>
               </w:rPr>
-              <w:t>22 Oct 2026</w:t>
+              <w:t>24 Oct 2026</w:t>
             </w:r>
           </w:p>
         </w:tc>
@@ -3160,7 +3291,7 @@
               <w:rPr>
                 <w:sz w:val="19"/>
               </w:rPr>
-              <w:t>28 Oct 2026</w:t>
+              <w:t>24 Oct 2026</w:t>
             </w:r>
           </w:p>
         </w:tc>
@@ -3191,7 +3322,7 @@
               <w:rPr>
                 <w:sz w:val="19"/>
               </w:rPr>
-              <w:t>Senapred declares Red Alert in the Metropolitan Region: the 10 commun… (Oct 2026)</w:t>
+              <w:t>Shuvalovsky Avenue metro shaft, St Petersburg</w:t>
             </w:r>
           </w:p>
         </w:tc>
@@ -3206,7 +3337,7 @@
               <w:rPr>
                 <w:sz w:val="19"/>
               </w:rPr>
-              <w:t>Región Metropolitana, Santiago, Chile</w:t>
+              <w:t>Shuvalovsky Avenue, St Petersburg, Russia</w:t>
             </w:r>
           </w:p>
         </w:tc>
@@ -3236,7 +3367,7 @@
               <w:rPr>
                 <w:sz w:val="19"/>
               </w:rPr>
-              <w:t>26 Oct 2026</w:t>
+              <w:t>28 Oct 2026</w:t>
             </w:r>
           </w:p>
         </w:tc>
@@ -3251,185 +3382,7 @@
               <w:rPr>
                 <w:sz w:val="19"/>
               </w:rPr>
-              <w:t>27 Oct 2026</w:t>
-            </w:r>
-          </w:p>
-        </w:tc>
-        <w:tc>
-          <w:tcPr>
-            <w:tcW w:type="dxa" w:w="1361"/>
-            <w:shd w:val="clear" w:color="auto" w:fill="F3F5F7"/>
-          </w:tcPr>
-          <w:p>
-            <w:r/>
-            <w:r>
-              <w:rPr>
-                <w:sz w:val="19"/>
-              </w:rPr>
-              <w:t>Response &amp; recovery</w:t>
-            </w:r>
-          </w:p>
-        </w:tc>
-      </w:tr>
-      <w:tr>
-        <w:tc>
-          <w:tcPr>
-            <w:tcW w:type="dxa" w:w="3061"/>
-          </w:tcPr>
-          <w:p>
-            <w:r/>
-            <w:r>
-              <w:rPr>
-                <w:sz w:val="19"/>
-              </w:rPr>
-              <w:t>Yonge North Subway Extension, Toronto, Canada</w:t>
-            </w:r>
-          </w:p>
-        </w:tc>
-        <w:tc>
-          <w:tcPr>
-            <w:tcW w:type="dxa" w:w="1928"/>
-          </w:tcPr>
-          <w:p>
-            <w:r/>
-            <w:r>
-              <w:rPr>
-                <w:sz w:val="19"/>
-              </w:rPr>
-              <w:t>Yonge North Subway Extension, Toronto, Canada</w:t>
-            </w:r>
-          </w:p>
-        </w:tc>
-        <w:tc>
-          <w:tcPr>
-            <w:tcW w:type="dxa" w:w="907"/>
-          </w:tcPr>
-          <w:p>
-            <w:r/>
-            <w:r>
-              <w:rPr>
-                <w:sz w:val="19"/>
-              </w:rPr>
-              <w:t>2</w:t>
-            </w:r>
-          </w:p>
-        </w:tc>
-        <w:tc>
-          <w:tcPr>
-            <w:tcW w:type="dxa" w:w="1191"/>
-          </w:tcPr>
-          <w:p>
-            <w:r/>
-            <w:r>
-              <w:rPr>
-                <w:sz w:val="19"/>
-              </w:rPr>
-              <w:t>26 Oct 2026</w:t>
-            </w:r>
-          </w:p>
-        </w:tc>
-        <w:tc>
-          <w:tcPr>
-            <w:tcW w:type="dxa" w:w="1191"/>
-          </w:tcPr>
-          <w:p>
-            <w:r/>
-            <w:r>
-              <w:rPr>
-                <w:sz w:val="19"/>
-              </w:rPr>
-              <w:t>27 Oct 2026</w:t>
-            </w:r>
-          </w:p>
-        </w:tc>
-        <w:tc>
-          <w:tcPr>
-            <w:tcW w:type="dxa" w:w="1361"/>
-          </w:tcPr>
-          <w:p>
-            <w:r/>
-            <w:r>
-              <w:rPr>
-                <w:sz w:val="19"/>
-              </w:rPr>
-              <w:t>Update</w:t>
-            </w:r>
-          </w:p>
-        </w:tc>
-      </w:tr>
-      <w:tr>
-        <w:tc>
-          <w:tcPr>
-            <w:tcW w:type="dxa" w:w="3061"/>
-            <w:shd w:val="clear" w:color="auto" w:fill="F3F5F7"/>
-          </w:tcPr>
-          <w:p>
-            <w:r/>
-            <w:r>
-              <w:rPr>
-                <w:sz w:val="19"/>
-              </w:rPr>
-              <w:t>Silkyara tunnel, Uttarkashi, India</w:t>
-            </w:r>
-          </w:p>
-        </w:tc>
-        <w:tc>
-          <w:tcPr>
-            <w:tcW w:type="dxa" w:w="1928"/>
-            <w:shd w:val="clear" w:color="auto" w:fill="F3F5F7"/>
-          </w:tcPr>
-          <w:p>
-            <w:r/>
-            <w:r>
-              <w:rPr>
-                <w:sz w:val="19"/>
-              </w:rPr>
-              <w:t>Silkyara tunnel, Uttarkashi, India</w:t>
-            </w:r>
-          </w:p>
-        </w:tc>
-        <w:tc>
-          <w:tcPr>
-            <w:tcW w:type="dxa" w:w="907"/>
-            <w:shd w:val="clear" w:color="auto" w:fill="F3F5F7"/>
-          </w:tcPr>
-          <w:p>
-            <w:r/>
-            <w:r>
-              <w:rPr>
-                <w:sz w:val="19"/>
-              </w:rPr>
-              <w:t>2</w:t>
-            </w:r>
-          </w:p>
-        </w:tc>
-        <w:tc>
-          <w:tcPr>
-            <w:tcW w:type="dxa" w:w="1191"/>
-            <w:shd w:val="clear" w:color="auto" w:fill="F3F5F7"/>
-          </w:tcPr>
-          <w:p>
-            <w:r/>
-            <w:r>
-              <w:rPr>
-                <w:sz w:val="19"/>
-              </w:rPr>
-              <w:t>25 Oct 2026</w:t>
-            </w:r>
-          </w:p>
-        </w:tc>
-        <w:tc>
-          <w:tcPr>
-            <w:tcW w:type="dxa" w:w="1191"/>
-            <w:shd w:val="clear" w:color="auto" w:fill="F3F5F7"/>
-          </w:tcPr>
-          <w:p>
-            <w:r/>
-            <w:r>
-              <w:rPr>
-                <w:sz w:val="19"/>
-              </w:rPr>
-              <w:t>26 Oct 2026</w:t>
+              <w:t>29 Oct 2026</w:t>
             </w:r>
           </w:p>
         </w:tc>
@@ -3464,7 +3417,7 @@
     </w:p>
     <w:p>
       <w:r>
-        <w:t>70 new papers from 20 journals were picked up for Academia-to-Industry topics.</w:t>
+        <w:t>80 new papers from 20 journals were picked up for Academia-to-Industry topics.</w:t>
       </w:r>
     </w:p>
     <w:tbl>
@@ -3526,6 +3479,68 @@
               <w:rPr>
                 <w:sz w:val="19"/>
               </w:rPr>
+              <w:t>Soil Dynamics and Earthquake Engineering</w:t>
+            </w:r>
+          </w:p>
+        </w:tc>
+        <w:tc>
+          <w:tcPr>
+            <w:tcW w:type="dxa" w:w="1701"/>
+          </w:tcPr>
+          <w:p>
+            <w:r/>
+            <w:r>
+              <w:rPr>
+                <w:sz w:val="19"/>
+              </w:rPr>
+              <w:t>9</w:t>
+            </w:r>
+          </w:p>
+        </w:tc>
+      </w:tr>
+      <w:tr>
+        <w:tc>
+          <w:tcPr>
+            <w:tcW w:type="dxa" w:w="6803"/>
+            <w:shd w:val="clear" w:color="auto" w:fill="F3F5F7"/>
+          </w:tcPr>
+          <w:p>
+            <w:r/>
+            <w:r>
+              <w:rPr>
+                <w:sz w:val="19"/>
+              </w:rPr>
+              <w:t>Engineering Geology</w:t>
+            </w:r>
+          </w:p>
+        </w:tc>
+        <w:tc>
+          <w:tcPr>
+            <w:tcW w:type="dxa" w:w="1701"/>
+            <w:shd w:val="clear" w:color="auto" w:fill="F3F5F7"/>
+          </w:tcPr>
+          <w:p>
+            <w:r/>
+            <w:r>
+              <w:rPr>
+                <w:sz w:val="19"/>
+              </w:rPr>
+              <w:t>8</w:t>
+            </w:r>
+          </w:p>
+        </w:tc>
+      </w:tr>
+      <w:tr>
+        <w:tc>
+          <w:tcPr>
+            <w:tcW w:type="dxa" w:w="6803"/>
+          </w:tcPr>
+          <w:p>
+            <w:r/>
+            <w:r>
+              <w:rPr>
+                <w:sz w:val="19"/>
+              </w:rPr>
               <w:t>Rock Mechanics and Rock Engineering</w:t>
             </w:r>
           </w:p>
@@ -3557,7 +3572,7 @@
               <w:rPr>
                 <w:sz w:val="19"/>
               </w:rPr>
-              <w:t>Soil Dynamics and Earthquake Engineering</w:t>
+              <w:t>Journal of Geotechnical and Geoenvironmental Engineering</w:t>
             </w:r>
           </w:p>
         </w:tc>
@@ -3572,7 +3587,7 @@
               <w:rPr>
                 <w:sz w:val="19"/>
               </w:rPr>
-              <w:t>8</w:t>
+              <w:t>7</w:t>
             </w:r>
           </w:p>
         </w:tc>
@@ -3588,7 +3603,69 @@
               <w:rPr>
                 <w:sz w:val="19"/>
               </w:rPr>
+              <w:t>Transportation Geotechnics</w:t>
+            </w:r>
+          </w:p>
+        </w:tc>
+        <w:tc>
+          <w:tcPr>
+            <w:tcW w:type="dxa" w:w="1701"/>
+          </w:tcPr>
+          <w:p>
+            <w:r/>
+            <w:r>
+              <w:rPr>
+                <w:sz w:val="19"/>
+              </w:rPr>
+              <w:t>7</w:t>
+            </w:r>
+          </w:p>
+        </w:tc>
+      </w:tr>
+      <w:tr>
+        <w:tc>
+          <w:tcPr>
+            <w:tcW w:type="dxa" w:w="6803"/>
+            <w:shd w:val="clear" w:color="auto" w:fill="F3F5F7"/>
+          </w:tcPr>
+          <w:p>
+            <w:r/>
+            <w:r>
+              <w:rPr>
+                <w:sz w:val="19"/>
+              </w:rPr>
               <w:t>Bulletin of Engineering Geology and the Environment</w:t>
+            </w:r>
+          </w:p>
+        </w:tc>
+        <w:tc>
+          <w:tcPr>
+            <w:tcW w:type="dxa" w:w="1701"/>
+            <w:shd w:val="clear" w:color="auto" w:fill="F3F5F7"/>
+          </w:tcPr>
+          <w:p>
+            <w:r/>
+            <w:r>
+              <w:rPr>
+                <w:sz w:val="19"/>
+              </w:rPr>
+              <w:t>6</w:t>
+            </w:r>
+          </w:p>
+        </w:tc>
+      </w:tr>
+      <w:tr>
+        <w:tc>
+          <w:tcPr>
+            <w:tcW w:type="dxa" w:w="6803"/>
+          </w:tcPr>
+          <w:p>
+            <w:r/>
+            <w:r>
+              <w:rPr>
+                <w:sz w:val="19"/>
+              </w:rPr>
+              <w:t>Tunnelling and Underground Space Technology</w:t>
             </w:r>
           </w:p>
         </w:tc>
@@ -3619,69 +3696,7 @@
               <w:rPr>
                 <w:sz w:val="19"/>
               </w:rPr>
-              <w:t>Tunnelling and Underground Space Technology</w:t>
-            </w:r>
-          </w:p>
-        </w:tc>
-        <w:tc>
-          <w:tcPr>
-            <w:tcW w:type="dxa" w:w="1701"/>
-            <w:shd w:val="clear" w:color="auto" w:fill="F3F5F7"/>
-          </w:tcPr>
-          <w:p>
-            <w:r/>
-            <w:r>
-              <w:rPr>
-                <w:sz w:val="19"/>
-              </w:rPr>
-              <w:t>6</w:t>
-            </w:r>
-          </w:p>
-        </w:tc>
-      </w:tr>
-      <w:tr>
-        <w:tc>
-          <w:tcPr>
-            <w:tcW w:type="dxa" w:w="6803"/>
-          </w:tcPr>
-          <w:p>
-            <w:r/>
-            <w:r>
-              <w:rPr>
-                <w:sz w:val="19"/>
-              </w:rPr>
-              <w:t>Journal of Geotechnical and Geoenvironmental Engineering</w:t>
-            </w:r>
-          </w:p>
-        </w:tc>
-        <w:tc>
-          <w:tcPr>
-            <w:tcW w:type="dxa" w:w="1701"/>
-          </w:tcPr>
-          <w:p>
-            <w:r/>
-            <w:r>
-              <w:rPr>
-                <w:sz w:val="19"/>
-              </w:rPr>
-              <w:t>6</w:t>
-            </w:r>
-          </w:p>
-        </w:tc>
-      </w:tr>
-      <w:tr>
-        <w:tc>
-          <w:tcPr>
-            <w:tcW w:type="dxa" w:w="6803"/>
-            <w:shd w:val="clear" w:color="auto" w:fill="F3F5F7"/>
-          </w:tcPr>
-          <w:p>
-            <w:r/>
-            <w:r>
-              <w:rPr>
-                <w:sz w:val="19"/>
-              </w:rPr>
-              <w:t>Transportation Geotechnics</w:t>
+              <w:t>Computers and Geotechnics</w:t>
             </w:r>
           </w:p>
         </w:tc>
@@ -3712,7 +3727,7 @@
               <w:rPr>
                 <w:sz w:val="19"/>
               </w:rPr>
-              <w:t>Computers and Geotechnics</w:t>
+              <w:t>Acta Geotechnica</w:t>
             </w:r>
           </w:p>
         </w:tc>
@@ -3726,7 +3741,7 @@
               <w:rPr>
                 <w:sz w:val="19"/>
               </w:rPr>
-              <w:t>5</w:t>
+              <w:t>4</w:t>
             </w:r>
           </w:p>
         </w:tc>
@@ -3743,7 +3758,7 @@
               <w:rPr>
                 <w:sz w:val="19"/>
               </w:rPr>
-              <w:t>Engineering Geology</w:t>
+              <w:t>Underground Space</w:t>
             </w:r>
           </w:p>
         </w:tc>
@@ -3758,7 +3773,7 @@
               <w:rPr>
                 <w:sz w:val="19"/>
               </w:rPr>
-              <w:t>4</w:t>
+              <w:t>3</w:t>
             </w:r>
           </w:p>
         </w:tc>
@@ -3774,7 +3789,7 @@
               <w:rPr>
                 <w:sz w:val="19"/>
               </w:rPr>
-              <w:t>Acta Geotechnica</w:t>
+              <w:t>International Journal for Numerical and Analytical Methods in Geomechanics</w:t>
             </w:r>
           </w:p>
         </w:tc>
@@ -3788,7 +3803,7 @@
               <w:rPr>
                 <w:sz w:val="19"/>
               </w:rPr>
-              <w:t>4</w:t>
+              <w:t>3</w:t>
             </w:r>
           </w:p>
         </w:tc>
@@ -3868,68 +3883,6 @@
                 <w:sz w:val="19"/>
               </w:rPr>
               <w:t>Proceedings of the Institution of Civil Engineers - Geotechnical Engineering</w:t>
-            </w:r>
-          </w:p>
-        </w:tc>
-        <w:tc>
-          <w:tcPr>
-            <w:tcW w:type="dxa" w:w="1701"/>
-            <w:shd w:val="clear" w:color="auto" w:fill="F3F5F7"/>
-          </w:tcPr>
-          <w:p>
-            <w:r/>
-            <w:r>
-              <w:rPr>
-                <w:sz w:val="19"/>
-              </w:rPr>
-              <w:t>2</w:t>
-            </w:r>
-          </w:p>
-        </w:tc>
-      </w:tr>
-      <w:tr>
-        <w:tc>
-          <w:tcPr>
-            <w:tcW w:type="dxa" w:w="6803"/>
-          </w:tcPr>
-          <w:p>
-            <w:r/>
-            <w:r>
-              <w:rPr>
-                <w:sz w:val="19"/>
-              </w:rPr>
-              <w:t>Underground Space</w:t>
-            </w:r>
-          </w:p>
-        </w:tc>
-        <w:tc>
-          <w:tcPr>
-            <w:tcW w:type="dxa" w:w="1701"/>
-          </w:tcPr>
-          <w:p>
-            <w:r/>
-            <w:r>
-              <w:rPr>
-                <w:sz w:val="19"/>
-              </w:rPr>
-              <w:t>2</w:t>
-            </w:r>
-          </w:p>
-        </w:tc>
-      </w:tr>
-      <w:tr>
-        <w:tc>
-          <w:tcPr>
-            <w:tcW w:type="dxa" w:w="6803"/>
-            <w:shd w:val="clear" w:color="auto" w:fill="F3F5F7"/>
-          </w:tcPr>
-          <w:p>
-            <w:r/>
-            <w:r>
-              <w:rPr>
-                <w:sz w:val="19"/>
-              </w:rPr>
-              <w:t>International Journal for Numerical and Analytical Methods in Geomechanics</w:t>
             </w:r>
           </w:p>
         </w:tc>
@@ -4148,11 +4101,11 @@
             <w:color w:val="1D5A8A"/>
             <w:u w:val="single"/>
           </w:rPr>
-          <w:t>Critical review and innovations in excavation practices for soft soil conditions</w:t>
+          <w:t>Experimental Investigation of the Static-to-Kinetic Friction Transition of Piles in Sand Subjected to Various Loading Rates</w:t>
         </w:r>
       </w:hyperlink>
       <w:r>
-        <w:t xml:space="preserve"> — Soils and Foundations, 2026-10-26. Reviews excavation methods in soft soils and proposes innovations, giving contractors and designers practical guidance for deep cuts in difficult ground.</w:t>
+        <w:t xml:space="preserve"> — Journal of Geotechnical and Geoenvironmental Engineering, 2026-10-29. Shows that pile capacity in sand drops noticeably with faster loading, so design and load-test interpretation should account for the rate at which loads are applied.</w:t>
       </w:r>
     </w:p>
     <w:p>
@@ -4166,11 +4119,11 @@
             <w:color w:val="1D5A8A"/>
             <w:u w:val="single"/>
           </w:rPr>
-          <w:t>Field Estimation of UCS for Open-Pit Mine Slopes from Blasting Borehole Drilling Vibrations</w:t>
+          <w:t>Surrogate-assisted joint backcalculation of bimodular pavement layer moduli from FWD and staged plate-load tests on excavated formations</w:t>
         </w:r>
       </w:hyperlink>
       <w:r>
-        <w:t xml:space="preserve"> — Rock Mechanics and Rock Engineering, 2026-10-27. Estimating rock strength from drill-rig vibrations could give mine slope engineers continuous, low-cost strength data during routine production drilling.</w:t>
+        <w:t xml:space="preserve"> — Transportation Geotechnics, 2026-10-28. Combines falling weight deflectometer and plate-load data to backcalculate layer moduli, giving pavement engineers a more reliable way to characterise subgrades.</w:t>
       </w:r>
     </w:p>
     <w:p>
@@ -4184,11 +4137,11 @@
             <w:color w:val="1D5A8A"/>
             <w:u w:val="single"/>
           </w:rPr>
-          <w:t>Prediction of soil-pile-interaction in liquefiable ground conditions: from single element calibration to system response</w:t>
+          <w:t>Critical review and innovations in excavation practices for soft soil conditions</w:t>
         </w:r>
       </w:hyperlink>
       <w:r>
-        <w:t xml:space="preserve"> — Soil Dynamics and Earthquake Engineering, 2026-10-27. Calibrating soil-pile models from element tests up to full system response gives engineers a clearer route to predicting pile behaviour in liquefying ground.</w:t>
+        <w:t xml:space="preserve"> — Soils and Foundations, 2026-10-26. Reviews excavation methods in soft soils and proposes innovations, giving contractors and designers practical guidance for deep cuts in difficult ground.</w:t>
       </w:r>
     </w:p>
     <w:p>
@@ -4202,11 +4155,11 @@
             <w:color w:val="1D5A8A"/>
             <w:u w:val="single"/>
           </w:rPr>
-          <w:t>Copula/random field/probability density evolution method analysis of pile–slab structures with soil spatial variability</w:t>
+          <w:t>Efficiency of C-band persistent scatterer interferometry for regional landslide monitoring: insights from the Southern Swiss Alps</w:t>
         </w:r>
       </w:hyperlink>
       <w:r>
-        <w:t xml:space="preserve"> — Proceedings of the Institution of Civil Engineers - Geotechnical Engineering, 2026-10-27. A practical probabilistic workflow accounting for soil variability and correlation shows how to assess seismic reliability of pile-slab structures more realistically than deterministic checks.</w:t>
+        <w:t xml:space="preserve"> — Engineering Geology, 2026-10-28. Assesses how well satellite radar monitoring detects slope movement in alpine terrain, helping engineers decide where it can replace or supplement ground instruments.</w:t>
       </w:r>
     </w:p>
     <w:p>
@@ -4220,11 +4173,11 @@
             <w:color w:val="1D5A8A"/>
             <w:u w:val="single"/>
           </w:rPr>
-          <w:t>Experimental and 3D numerical investigation of uplift capacity and failure transition in bio-inspired inclined root piles</w:t>
+          <w:t>CO2 leakage mitigation in defective wellbores: From permeability–Pressure diagnosis to MICP grouting</w:t>
         </w:r>
       </w:hyperlink>
       <w:r>
-        <w:t xml:space="preserve"> — Transportation Geotechnics, 2026-10-27. Bio-inspired inclined root piles show higher uplift resistance with test data and failure-mode transitions that engineers can use to size anchoring foundations.</w:t>
+        <w:t xml:space="preserve"> — Engineering Geology, 2026-10-28. Links wellbore permeability diagnostics to microbially induced grouting, giving practitioners a route to sealing leaky wells for carbon storage.</w:t>
       </w:r>
     </w:p>
     <w:p>
@@ -4238,11 +4191,11 @@
             <w:color w:val="1D5A8A"/>
             <w:u w:val="single"/>
           </w:rPr>
-          <w:t>An ahead-of-face geological detection method for drill-and-blast tunnels using signals from consecutive blasting cycles</w:t>
+          <w:t>Model test on thermal insulation mechanism of sandwich lining structures for tunnel and corresponding simulation</w:t>
         </w:r>
       </w:hyperlink>
       <w:r>
-        <w:t xml:space="preserve"> — Underground Space, 2026-10-27. Using blast signals from successive cycles to detect geology ahead of the face offers a practical way to anticipate ground changes during drill-and-blast tunnelling.</w:t>
+        <w:t xml:space="preserve"> — Underground Space, 2026-10-29. Provides model test evidence on insulating sandwich tunnel linings, useful for designers managing heat loss and thermal performance in tunnels.</w:t>
       </w:r>
     </w:p>
     <w:p>
@@ -4256,11 +4209,11 @@
             <w:color w:val="1D5A8A"/>
             <w:u w:val="single"/>
           </w:rPr>
-          <w:t>A stochastic BSMPM-derived causal multi-task U-Net surrogate model for quantitative risk assessment of spatially variable slopes</w:t>
+          <w:t>From resilient stiffness to cyclic failure: Multi-regime cyclic behavior of silty clay stabilized with MICP, Lignin Fiber, and Sodium Alginate</w:t>
         </w:r>
       </w:hyperlink>
       <w:r>
-        <w:t xml:space="preserve"> — Computers and Geotechnics, 2026-10-27. A fast surrogate model for slope risk across spatially variable soils could make probabilistic risk assessment practical for routine slope portfolios.</w:t>
+        <w:t xml:space="preserve"> — Transportation Geotechnics, 2026-10-28. Compares MICP, lignin fibre and alginate stabilisation of silty clay under cyclic loading, offering guidance on choosing treatments for pavement subgrades.</w:t>
       </w:r>
     </w:p>
     <w:p>
@@ -4274,11 +4227,11 @@
             <w:color w:val="1D5A8A"/>
             <w:u w:val="single"/>
           </w:rPr>
-          <w:t>Stress-dependent resilient response and modeling of crumb-rubber-modified clayey subgrades: Effects of particle size and content</w:t>
+          <w:t>Inferring Inter‐Well Fracture Interactions in Unconventional Reservoirs Using Fiber‐Optic Sensing and Coupled Multiphysics Modelling</w:t>
         </w:r>
       </w:hyperlink>
       <w:r>
-        <w:t xml:space="preserve"> — Transportation Geotechnics, 2026-10-28. Resilient modulus data for crumb-rubber-modified clay subgrades with modelling guidance support pavement designers using recycled rubber in weak soils.</w:t>
+        <w:t xml:space="preserve"> — International Journal for Numerical and Analytical Methods in Geomechanics, 2026-10-28. Shows how fibre-optic DTS and DAS data can be matched with coupled simulations to diagnose inter-well fracture interference in reservoirs, aiding field monitoring interpretation.</w:t>
       </w:r>
     </w:p>
     <w:p>
@@ -4587,7 +4540,7 @@
               <w:rPr>
                 <w:sz w:val="19"/>
               </w:rPr>
-              <w:t>44</w:t>
+              <w:t>43</w:t>
             </w:r>
           </w:p>
         </w:tc>

--- a/docs/reports/site-report.docx
+++ b/docs/reports/site-report.docx
@@ -28,7 +28,7 @@
           <w:color w:val="5B6573"/>
           <w:sz w:val="19"/>
         </w:rPr>
-        <w:t>ISSMGE Magazine · generated 29 October 2026, 08:00 UTC · updated automatically after every scan</w:t>
+        <w:t>ISSMGE Magazine · generated 29 October 2026, 12:07 UTC · updated automatically after every scan</w:t>
       </w:r>
     </w:p>
     <w:p>
@@ -624,7 +624,7 @@
         <w:t xml:space="preserve">Events calendar: </w:t>
       </w:r>
       <w:r>
-        <w:t>conferences, symposia and courses with their deadlines (calls for papers, registration), from the editors' list (data/events.yaml) and a weekly refresh in which Claude reads the organisers' calendars; a calendar feed to subscribe to, and the next deadlines beside the news.</w:t>
+        <w:t>conferences, symposia and courses with their deadlines (calls for papers, registration), from the editors' list (data/events.yaml) and a weekly refresh in which Claude reads the organisers' calendars; a calendar feed to subscribe to, a world map of where the events take place, and the next deadlines beside the news.</w:t>
       </w:r>
     </w:p>
     <w:p>
@@ -652,7 +652,7 @@
         <w:t xml:space="preserve">Search and AI assistant: </w:t>
       </w:r>
       <w:r>
-        <w:t>search every archived story with filters, or ask the AI assistant, which knows the developing stories and the events calendar and can also read attached PDF and Word documents.</w:t>
+        <w:t>search every archived story with filters, or ask the AI assistant (the round Ask AI button at the bottom right of every page), which knows the developing stories and the events calendar and can also read attached PDF and Word documents.</w:t>
       </w:r>
     </w:p>
     <w:p>
@@ -5455,6 +5455,74 @@
           <w:b/>
           <w:color w:val="23466B"/>
         </w:rPr>
+        <w:t>2026-10-29 · A shorter top bar, an Ask AI button and a map of the events</w:t>
+      </w:r>
+    </w:p>
+    <w:p>
+      <w:pPr>
+        <w:pStyle w:val="ListBullet"/>
+      </w:pPr>
+      <w:r>
+        <w:t>Top bar - it now has three items, to leave room for new pages later. Latest opens a short menu with Latest (today's digest), Trends, Developing stories and Archive; World map opens a menu with World map and Events; Search is a plain tab as before. Tap or click a menu to open it; tap it again, choose a page or tap anywhere else to close it. With a keyboard: Tab to the menu, Enter or Space opens it, the arrow keys move through it and Escape closes it. The menu holding the page you are on is highlighted, and inside it that page is marked. The menus work the same on an iPad, a phone and a computer, and also when the browser runs no scripts. Every button in the top bar is now at least the size of a fingertip, so it is easy to tap on the iPad.</w:t>
+      </w:r>
+    </w:p>
+    <w:p>
+      <w:pPr>
+        <w:pStyle w:val="ListBullet"/>
+      </w:pPr>
+      <w:r>
+        <w:t>Method &amp; sources is now a button at the top right, beside Scan now, in the same rounded style but lighter (outlined). On a narrow screen it reads Method; on a phone it shows only its book icon.</w:t>
+      </w:r>
+    </w:p>
+    <w:p>
+      <w:pPr>
+        <w:pStyle w:val="ListBullet"/>
+      </w:pPr>
+      <w:r>
+        <w:t>Ask AI - a round button at the bottom right of every page opens the AI assistant. It is not shown on the assistant's own page or on printouts. Every page now ends with a little extra space so the button never hides its last lines, the button keeps clear of the iPad's home bar, and notices such as the Scan now progress open just above it. With a keyboard, it comes straight after Scan now.</w:t>
+      </w:r>
+    </w:p>
+    <w:p>
+      <w:pPr>
+        <w:pStyle w:val="ListBullet"/>
+      </w:pPr>
+      <w:r>
+        <w:t>Events map - the Events page now shows, above the list of upcoming events (which is unchanged), a world map of where they take place. Each circle is a city: gold where at least one ISSMGE event is, blue for other events only, with the number of events in it; nearby cities share a circle until you zoom in on a region. Tap a circle, or a country beside the map, to list its events; each one links to its card in the list, which opens just below the filters. On a touch screen, circles too close to tap apart share one circle until you zoom in. The filters above the map (text, kind, region, ISSMGE only) apply to the map too. Events held only online and those the calendar gives no place for yet are counted beside the map, not drawn on it. The Table button lists every country with its events, also for screen readers. A city the map does not know yet is shown in the middle of its country; the list of cities is in events.py (CITY_POINTS).</w:t>
+      </w:r>
+    </w:p>
+    <w:p>
+      <w:pPr>
+        <w:pStyle w:val="ListBullet"/>
+      </w:pPr>
+      <w:r>
+        <w:t>Site title - the line under Geotechnical News Desk now reads ISSMGE – Magazine Presidential Committee (MPC); on a narrow screen, ISSMGE – MPC.</w:t>
+      </w:r>
+    </w:p>
+    <w:p>
+      <w:pPr>
+        <w:pStyle w:val="ListBullet"/>
+      </w:pPr>
+      <w:r>
+        <w:t>Phones - ISSMGE – MPC also shows on the narrowest Android phones (Galaxy S8, Moto G4); with a larger font size or zoom set on the phone, the top bar, its menus and the buttons still fit the screen (shorter labels, the name on two lines); and on an iPhone held sideways the top bar keeps clear of the notch.</w:t>
+      </w:r>
+    </w:p>
+    <w:p>
+      <w:pPr>
+        <w:pStyle w:val="ListBullet"/>
+      </w:pPr>
+      <w:r>
+        <w:t>Also fixed: on a phone, a long error message in the list of failed sources made the Method &amp; sources page slightly wider than the screen.</w:t>
+      </w:r>
+    </w:p>
+    <w:p>
+      <w:pPr>
+        <w:spacing w:before="160"/>
+      </w:pPr>
+      <w:r>
+        <w:rPr>
+          <w:b/>
+          <w:color w:val="23466B"/>
+        </w:rPr>
         <w:t>2026-10-26 · Ratings by size</w:t>
       </w:r>
     </w:p>

--- a/docs/reports/site-report.docx
+++ b/docs/reports/site-report.docx
@@ -28,7 +28,7 @@
           <w:color w:val="5B6573"/>
           <w:sz w:val="19"/>
         </w:rPr>
-        <w:t>ISSMGE Magazine · generated 29 October 2026, 12:07 UTC · updated automatically after every scan</w:t>
+        <w:t>ISSMGE Magazine · generated 29 October 2026, 12:49 UTC · updated automatically after every scan</w:t>
       </w:r>
     </w:p>
     <w:p>
@@ -5495,7 +5495,7 @@
         <w:pStyle w:val="ListBullet"/>
       </w:pPr>
       <w:r>
-        <w:t>Site title - the line under Geotechnical News Desk now reads ISSMGE – Magazine Presidential Committee (MPC); on a narrow screen, ISSMGE – MPC.</w:t>
+        <w:t>Site title - the line under Geotechnical News Desk now reads ISSMGE – Magazine Presidential Committee (MPC); on a narrow screen, ISSMGE – MPC. The MPC logo (an open magazine on layers of ground) now stands beside the name, in place of the old magnifier icon; the browser tab keeps its icon.</w:t>
       </w:r>
     </w:p>
     <w:p>

--- a/docs/reports/site-report.docx
+++ b/docs/reports/site-report.docx
@@ -28,7 +28,7 @@
           <w:color w:val="5B6573"/>
           <w:sz w:val="19"/>
         </w:rPr>
-        <w:t>ISSMGE Magazine · generated 29 October 2026, 12:49 UTC · updated automatically after every scan</w:t>
+        <w:t>ISSMGE Magazine · generated 30 October 2026, 09:24 UTC · updated automatically after every scan</w:t>
       </w:r>
     </w:p>
     <w:p>
@@ -131,7 +131,7 @@
               <w:rPr>
                 <w:sz w:val="19"/>
               </w:rPr>
-              <w:t>2026-10-29 (07:53 UTC)</w:t>
+              <w:t>2026-10-30 (09:18 UTC)</w:t>
             </w:r>
           </w:p>
         </w:tc>
@@ -163,7 +163,7 @@
               <w:rPr>
                 <w:sz w:val="19"/>
               </w:rPr>
-              <w:t>38</w:t>
+              <w:t>40</w:t>
             </w:r>
           </w:p>
         </w:tc>
@@ -193,7 +193,7 @@
               <w:rPr>
                 <w:sz w:val="19"/>
               </w:rPr>
-              <w:t>779</w:t>
+              <w:t>915</w:t>
             </w:r>
           </w:p>
         </w:tc>
@@ -255,7 +255,7 @@
               <w:rPr>
                 <w:sz w:val="19"/>
               </w:rPr>
-              <w:t>274</w:t>
+              <w:t>314</w:t>
             </w:r>
           </w:p>
         </w:tc>
@@ -287,7 +287,7 @@
               <w:rPr>
                 <w:sz w:val="19"/>
               </w:rPr>
-              <w:t>6</w:t>
+              <w:t>7</w:t>
             </w:r>
           </w:p>
         </w:tc>
@@ -349,7 +349,7 @@
               <w:rPr>
                 <w:sz w:val="19"/>
               </w:rPr>
-              <w:t>256 of 274</w:t>
+              <w:t>293 of 314</w:t>
             </w:r>
           </w:p>
         </w:tc>
@@ -379,7 +379,7 @@
               <w:rPr>
                 <w:sz w:val="19"/>
               </w:rPr>
-              <w:t>30</w:t>
+              <w:t>36</w:t>
             </w:r>
           </w:p>
         </w:tc>
@@ -441,7 +441,7 @@
               <w:rPr>
                 <w:sz w:val="19"/>
               </w:rPr>
-              <w:t>1 of 19</w:t>
+              <w:t>0 of 19</w:t>
             </w:r>
           </w:p>
         </w:tc>
@@ -882,7 +882,7 @@
         <w:t xml:space="preserve">✔ </w:t>
       </w:r>
       <w:r>
-        <w:t>18 of 19 websites were read successfully; 1 failed (see Source health).</w:t>
+        <w:t>19 of 19 websites were read successfully; 0 failed (see Source health).</w:t>
       </w:r>
     </w:p>
     <w:p>
@@ -897,7 +897,7 @@
         <w:t xml:space="preserve">✔ </w:t>
       </w:r>
       <w:r>
-        <w:t>Theme balance: 8 themes covered; the largest is Hazards &amp; Resilience with 17 of 38 stories (45%).</w:t>
+        <w:t>Theme balance: 5 themes covered; the largest is Infrastructure &amp; the Underground City with 18 of 40 stories (45%).</w:t>
       </w:r>
     </w:p>
     <w:p>
@@ -912,7 +912,7 @@
         <w:t xml:space="preserve">• </w:t>
       </w:r>
       <w:r>
-        <w:t>33 different outlets contributed; the most frequent was Ground Engineering (3 stories).</w:t>
+        <w:t>33 different outlets contributed; the most frequent was Tunnels &amp; Tunnelling (3 stories).</w:t>
       </w:r>
     </w:p>
     <w:p>
@@ -927,7 +927,7 @@
         <w:t xml:space="preserve">• </w:t>
       </w:r>
       <w:r>
-        <w:t>26 stories came from non-English Google News editions.</w:t>
+        <w:t>23 stories came from non-English Google News editions.</w:t>
       </w:r>
     </w:p>
     <w:p>
@@ -942,7 +942,7 @@
         <w:t xml:space="preserve">• </w:t>
       </w:r>
       <w:r>
-        <w:t>17 stories were rated 4 or 5 out of 5.</w:t>
+        <w:t>14 stories were rated 4 or 5 out of 5.</w:t>
       </w:r>
     </w:p>
     <w:p>
@@ -957,7 +957,7 @@
         <w:t xml:space="preserve">• </w:t>
       </w:r>
       <w:r>
-        <w:t>34 of the 38 rated stories name a primary source to check the facts with.</w:t>
+        <w:t>39 of the 40 rated stories name a primary source to check the facts with.</w:t>
       </w:r>
     </w:p>
     <w:p>
@@ -973,121 +973,9 @@
     </w:p>
     <w:p>
       <w:r>
-        <w:t>These websites could not be read on the latest scan. Their stories may still arrive through the Google News searches.</w:t>
+        <w:t>All websites were read successfully on the latest scan.</w:t>
       </w:r>
     </w:p>
-    <w:tbl>
-      <w:tblPr>
-        <w:tblStyle w:val="TableGrid"/>
-        <w:tblW w:type="auto" w:w="0"/>
-        <w:jc w:val="center"/>
-        <w:tblLayout w:type="fixed"/>
-        <w:tblLook w:firstColumn="1" w:firstRow="1" w:lastColumn="0" w:lastRow="0" w:noHBand="0" w:noVBand="1" w:val="04A0"/>
-      </w:tblPr>
-      <w:tblGrid>
-        <w:gridCol w:w="2268"/>
-        <w:gridCol w:w="3118"/>
-        <w:gridCol w:w="4252"/>
-      </w:tblGrid>
-      <w:tr>
-        <w:tc>
-          <w:tcPr>
-            <w:tcW w:type="dxa" w:w="2268"/>
-            <w:shd w:val="clear" w:color="auto" w:fill="16324F"/>
-          </w:tcPr>
-          <w:p>
-            <w:r/>
-            <w:r>
-              <w:rPr>
-                <w:b/>
-                <w:color w:val="FFFFFF"/>
-                <w:sz w:val="19"/>
-              </w:rPr>
-              <w:t>Source</w:t>
-            </w:r>
-          </w:p>
-        </w:tc>
-        <w:tc>
-          <w:tcPr>
-            <w:tcW w:type="dxa" w:w="3118"/>
-            <w:shd w:val="clear" w:color="auto" w:fill="16324F"/>
-          </w:tcPr>
-          <w:p>
-            <w:r/>
-            <w:r>
-              <w:rPr>
-                <w:b/>
-                <w:color w:val="FFFFFF"/>
-                <w:sz w:val="19"/>
-              </w:rPr>
-              <w:t>Problem</w:t>
-            </w:r>
-          </w:p>
-        </w:tc>
-        <w:tc>
-          <w:tcPr>
-            <w:tcW w:type="dxa" w:w="4252"/>
-            <w:shd w:val="clear" w:color="auto" w:fill="16324F"/>
-          </w:tcPr>
-          <w:p>
-            <w:r/>
-            <w:r>
-              <w:rPr>
-                <w:b/>
-                <w:color w:val="FFFFFF"/>
-                <w:sz w:val="19"/>
-              </w:rPr>
-              <w:t>Suggested action</w:t>
-            </w:r>
-          </w:p>
-        </w:tc>
-      </w:tr>
-      <w:tr>
-        <w:tc>
-          <w:tcPr>
-            <w:tcW w:type="dxa" w:w="2268"/>
-          </w:tcPr>
-          <w:p>
-            <w:r/>
-            <w:r>
-              <w:rPr>
-                <w:sz w:val="19"/>
-              </w:rPr>
-              <w:t>Deep Foundations Institute</w:t>
-            </w:r>
-          </w:p>
-        </w:tc>
-        <w:tc>
-          <w:tcPr>
-            <w:tcW w:type="dxa" w:w="3118"/>
-          </w:tcPr>
-          <w:p>
-            <w:r/>
-            <w:r>
-              <w:rPr>
-                <w:sz w:val="19"/>
-              </w:rPr>
-              <w:t>HTTPSConnectionPool(host='www.dfi.org', port=443): Max retries exceeded with url: / (Cause</w:t>
-            </w:r>
-          </w:p>
-        </w:tc>
-        <w:tc>
-          <w:tcPr>
-            <w:tcW w:type="dxa" w:w="4252"/>
-          </w:tcPr>
-          <w:p>
-            <w:r/>
-            <w:r>
-              <w:rPr>
-                <w:sz w:val="19"/>
-              </w:rPr>
-              <w:t>The site did not answer. If it fails again on the next scans, replace or remove it.</w:t>
-            </w:r>
-          </w:p>
-        </w:tc>
-      </w:tr>
-    </w:tbl>
-    <w:p/>
     <w:p>
       <w:pPr>
         <w:pStyle w:val="Heading1"/>
@@ -1258,7 +1146,7 @@
               <w:rPr>
                 <w:sz w:val="19"/>
               </w:rPr>
-              <w:t>6</w:t>
+              <w:t>7</w:t>
             </w:r>
           </w:p>
         </w:tc>
@@ -1272,7 +1160,7 @@
               <w:rPr>
                 <w:sz w:val="19"/>
               </w:rPr>
-              <w:t>274</w:t>
+              <w:t>314</w:t>
             </w:r>
           </w:p>
         </w:tc>
@@ -1286,7 +1174,7 @@
               <w:rPr>
                 <w:sz w:val="19"/>
               </w:rPr>
-              <w:t>21</w:t>
+              <w:t>22</w:t>
             </w:r>
           </w:p>
         </w:tc>
@@ -1300,7 +1188,7 @@
               <w:rPr>
                 <w:sz w:val="19"/>
               </w:rPr>
-              <w:t>99</w:t>
+              <w:t>109</w:t>
             </w:r>
           </w:p>
         </w:tc>
@@ -1492,7 +1380,7 @@
               <w:rPr>
                 <w:sz w:val="19"/>
               </w:rPr>
-              <w:t>9</w:t>
+              <w:t>11</w:t>
             </w:r>
           </w:p>
         </w:tc>
@@ -1507,7 +1395,7 @@
               <w:rPr>
                 <w:sz w:val="19"/>
               </w:rPr>
-              <w:t>3%</w:t>
+              <w:t>4%</w:t>
             </w:r>
           </w:p>
         </w:tc>
@@ -1522,7 +1410,7 @@
               <w:rPr>
                 <w:sz w:val="19"/>
               </w:rPr>
-              <w:t>5</w:t>
+              <w:t>6</w:t>
             </w:r>
           </w:p>
         </w:tc>
@@ -1555,7 +1443,7 @@
               <w:rPr>
                 <w:sz w:val="19"/>
               </w:rPr>
-              <w:t>106</w:t>
+              <w:t>124</w:t>
             </w:r>
           </w:p>
         </w:tc>
@@ -1583,7 +1471,7 @@
               <w:rPr>
                 <w:sz w:val="19"/>
               </w:rPr>
-              <w:t>89</w:t>
+              <w:t>94</w:t>
             </w:r>
           </w:p>
         </w:tc>
@@ -1617,7 +1505,7 @@
               <w:rPr>
                 <w:sz w:val="19"/>
               </w:rPr>
-              <w:t>6</w:t>
+              <w:t>7</w:t>
             </w:r>
           </w:p>
         </w:tc>
@@ -1680,7 +1568,7 @@
               <w:rPr>
                 <w:sz w:val="19"/>
               </w:rPr>
-              <w:t>98</w:t>
+              <w:t>116</w:t>
             </w:r>
           </w:p>
         </w:tc>
@@ -1694,7 +1582,7 @@
               <w:rPr>
                 <w:sz w:val="19"/>
               </w:rPr>
-              <w:t>36%</w:t>
+              <w:t>37%</w:t>
             </w:r>
           </w:p>
         </w:tc>
@@ -1708,7 +1596,7 @@
               <w:rPr>
                 <w:sz w:val="19"/>
               </w:rPr>
-              <w:t>42</w:t>
+              <w:t>50</w:t>
             </w:r>
           </w:p>
         </w:tc>
@@ -1742,7 +1630,7 @@
               <w:rPr>
                 <w:sz w:val="19"/>
               </w:rPr>
-              <w:t>25</w:t>
+              <w:t>26</w:t>
             </w:r>
           </w:p>
         </w:tc>
@@ -1757,7 +1645,7 @@
               <w:rPr>
                 <w:sz w:val="19"/>
               </w:rPr>
-              <w:t>9%</w:t>
+              <w:t>8%</w:t>
             </w:r>
           </w:p>
         </w:tc>
@@ -1819,7 +1707,7 @@
               <w:rPr>
                 <w:sz w:val="19"/>
               </w:rPr>
-              <w:t>6%</w:t>
+              <w:t>5%</w:t>
             </w:r>
           </w:p>
         </w:tc>
@@ -1917,7 +1805,7 @@
     </w:p>
     <w:p>
       <w:r>
-        <w:t>Q4 2026 (Oct – Dec 2026): 256 of 274 stories are located in a country of one of ISSMGE's six regions; 18 are global or about several countries and 0 have no location yet. 29 of 87 member-society countries have at least one story.</w:t>
+        <w:t>Q4 2026 (Oct – Dec 2026): 293 of 314 stories are located in a country of one of ISSMGE's six regions; 21 are global or about several countries and 0 have no location yet. 30 of 87 member-society countries have at least one story.</w:t>
       </w:r>
     </w:p>
     <w:tbl>
@@ -2029,7 +1917,7 @@
               <w:rPr>
                 <w:sz w:val="19"/>
               </w:rPr>
-              <w:t>4</w:t>
+              <w:t>5</w:t>
             </w:r>
           </w:p>
         </w:tc>
@@ -2089,7 +1977,7 @@
               <w:rPr>
                 <w:sz w:val="19"/>
               </w:rPr>
-              <w:t>105</w:t>
+              <w:t>119</w:t>
             </w:r>
           </w:p>
         </w:tc>
@@ -2149,7 +2037,7 @@
               <w:rPr>
                 <w:sz w:val="19"/>
               </w:rPr>
-              <w:t>3</w:t>
+              <w:t>5</w:t>
             </w:r>
           </w:p>
         </w:tc>
@@ -2209,7 +2097,7 @@
               <w:rPr>
                 <w:sz w:val="19"/>
               </w:rPr>
-              <w:t>43</w:t>
+              <w:t>54</w:t>
             </w:r>
           </w:p>
         </w:tc>
@@ -2269,7 +2157,7 @@
               <w:rPr>
                 <w:sz w:val="19"/>
               </w:rPr>
-              <w:t>51</w:t>
+              <w:t>57</w:t>
             </w:r>
           </w:p>
         </w:tc>
@@ -2329,7 +2217,7 @@
               <w:rPr>
                 <w:sz w:val="19"/>
               </w:rPr>
-              <w:t>50</w:t>
+              <w:t>53</w:t>
             </w:r>
           </w:p>
         </w:tc>
@@ -2344,7 +2232,7 @@
               <w:rPr>
                 <w:sz w:val="19"/>
               </w:rPr>
-              <w:t>5 of 11</w:t>
+              <w:t>6 of 11</w:t>
             </w:r>
           </w:p>
         </w:tc>
@@ -2359,7 +2247,7 @@
               <w:rPr>
                 <w:sz w:val="19"/>
               </w:rPr>
-              <w:t>Bolivia, Costa Rica, Cuba, Guatemala, Paraguay, Venezuela</w:t>
+              <w:t>Bolivia, Costa Rica, Cuba, Guatemala, Paraguay</w:t>
             </w:r>
           </w:p>
         </w:tc>
@@ -2389,7 +2277,7 @@
     </w:p>
     <w:p>
       <w:r>
-        <w:t>30 developing stories link 84 reports; 30 had a new report in the last 90 days. The most followed:</w:t>
+        <w:t>36 developing stories link 99 reports; 36 had a new report in the last 90 days. The most followed:</w:t>
       </w:r>
     </w:p>
     <w:tbl>
@@ -2610,7 +2498,7 @@
               <w:rPr>
                 <w:sz w:val="19"/>
               </w:rPr>
-              <w:t>Canadian permafrost landslide study (Oct 2026)</w:t>
+              <w:t>Mazatlán malecón wave sinkhole, Mexico (Oct 2026)</w:t>
             </w:r>
           </w:p>
         </w:tc>
@@ -2625,7 +2513,7 @@
               <w:rPr>
                 <w:sz w:val="19"/>
               </w:rPr>
-              <w:t>Canada</w:t>
+              <w:t>Monumento a la Mujer Mazatleca, Mazatlán, Mexico</w:t>
             </w:r>
           </w:p>
         </w:tc>
@@ -2640,7 +2528,7 @@
               <w:rPr>
                 <w:sz w:val="19"/>
               </w:rPr>
-              <w:t>5</w:t>
+              <w:t>6</w:t>
             </w:r>
           </w:p>
         </w:tc>
@@ -2655,7 +2543,7 @@
               <w:rPr>
                 <w:sz w:val="19"/>
               </w:rPr>
-              <w:t>26 Oct 2026</w:t>
+              <w:t>23 Oct 2026</w:t>
             </w:r>
           </w:p>
         </w:tc>
@@ -2670,7 +2558,7 @@
               <w:rPr>
                 <w:sz w:val="19"/>
               </w:rPr>
-              <w:t>28 Oct 2026</w:t>
+              <w:t>30 Oct 2026</w:t>
             </w:r>
           </w:p>
         </w:tc>
@@ -2685,7 +2573,7 @@
               <w:rPr>
                 <w:sz w:val="19"/>
               </w:rPr>
-              <w:t>Investigation &amp; inquiry</w:t>
+              <w:t>Response &amp; recovery</w:t>
             </w:r>
           </w:p>
         </w:tc>
@@ -2701,7 +2589,7 @@
               <w:rPr>
                 <w:sz w:val="19"/>
               </w:rPr>
-              <w:t>Mazatlán malecón wave sinkhole, Mexico (Oct 2026)</w:t>
+              <w:t>Canadian permafrost landslide study (Oct 2026)</w:t>
             </w:r>
           </w:p>
         </w:tc>
@@ -2715,7 +2603,7 @@
               <w:rPr>
                 <w:sz w:val="19"/>
               </w:rPr>
-              <w:t>Monumento a la Mujer Mazatleca, Mazatlán, Mexico</w:t>
+              <w:t>Canada</w:t>
             </w:r>
           </w:p>
         </w:tc>
@@ -2729,21 +2617,7 @@
               <w:rPr>
                 <w:sz w:val="19"/>
               </w:rPr>
-              <w:t>5</w:t>
-            </w:r>
-          </w:p>
-        </w:tc>
-        <w:tc>
-          <w:tcPr>
-            <w:tcW w:type="dxa" w:w="1191"/>
-          </w:tcPr>
-          <w:p>
-            <w:r/>
-            <w:r>
-              <w:rPr>
-                <w:sz w:val="19"/>
-              </w:rPr>
-              <w:t>23 Oct 2026</w:t>
+              <w:t>6</w:t>
             </w:r>
           </w:p>
         </w:tc>
@@ -2763,6 +2637,20 @@
         </w:tc>
         <w:tc>
           <w:tcPr>
+            <w:tcW w:type="dxa" w:w="1191"/>
+          </w:tcPr>
+          <w:p>
+            <w:r/>
+            <w:r>
+              <w:rPr>
+                <w:sz w:val="19"/>
+              </w:rPr>
+              <w:t>29 Oct 2026</w:t>
+            </w:r>
+          </w:p>
+        </w:tc>
+        <w:tc>
+          <w:tcPr>
             <w:tcW w:type="dxa" w:w="1361"/>
           </w:tcPr>
           <w:p>
@@ -2771,7 +2659,7 @@
               <w:rPr>
                 <w:sz w:val="19"/>
               </w:rPr>
-              <w:t>Investigation &amp; inquiry</w:t>
+              <w:t>Update</w:t>
             </w:r>
           </w:p>
         </w:tc>
@@ -3057,7 +2945,7 @@
               <w:rPr>
                 <w:sz w:val="19"/>
               </w:rPr>
-              <w:t>Prenn Pass slope collapses, Da Lat, Vietnam</w:t>
+              <w:t>Panama Metro Line 3 canal tunnel, Panama</w:t>
             </w:r>
           </w:p>
         </w:tc>
@@ -3071,7 +2959,7 @@
               <w:rPr>
                 <w:sz w:val="19"/>
               </w:rPr>
-              <w:t>Prenn Pass, Da Lat, Vietnam</w:t>
+              <w:t>Panama Canal, Panama, Panama</w:t>
             </w:r>
           </w:p>
         </w:tc>
@@ -3113,6 +3001,97 @@
               <w:rPr>
                 <w:sz w:val="19"/>
               </w:rPr>
+              <w:t>30 Oct 2026</w:t>
+            </w:r>
+          </w:p>
+        </w:tc>
+        <w:tc>
+          <w:tcPr>
+            <w:tcW w:type="dxa" w:w="1361"/>
+          </w:tcPr>
+          <w:p>
+            <w:r/>
+            <w:r>
+              <w:rPr>
+                <w:sz w:val="19"/>
+              </w:rPr>
+              <w:t>Update</w:t>
+            </w:r>
+          </w:p>
+        </w:tc>
+      </w:tr>
+      <w:tr>
+        <w:tc>
+          <w:tcPr>
+            <w:tcW w:type="dxa" w:w="3061"/>
+            <w:shd w:val="clear" w:color="auto" w:fill="F3F5F7"/>
+          </w:tcPr>
+          <w:p>
+            <w:r/>
+            <w:r>
+              <w:rPr>
+                <w:sz w:val="19"/>
+              </w:rPr>
+              <w:t>Prenn Pass slope collapses, Da Lat, Vietnam</w:t>
+            </w:r>
+          </w:p>
+        </w:tc>
+        <w:tc>
+          <w:tcPr>
+            <w:tcW w:type="dxa" w:w="1928"/>
+            <w:shd w:val="clear" w:color="auto" w:fill="F3F5F7"/>
+          </w:tcPr>
+          <w:p>
+            <w:r/>
+            <w:r>
+              <w:rPr>
+                <w:sz w:val="19"/>
+              </w:rPr>
+              <w:t>Prenn Pass, Da Lat, Vietnam</w:t>
+            </w:r>
+          </w:p>
+        </w:tc>
+        <w:tc>
+          <w:tcPr>
+            <w:tcW w:type="dxa" w:w="907"/>
+            <w:shd w:val="clear" w:color="auto" w:fill="F3F5F7"/>
+          </w:tcPr>
+          <w:p>
+            <w:r/>
+            <w:r>
+              <w:rPr>
+                <w:sz w:val="19"/>
+              </w:rPr>
+              <w:t>3</w:t>
+            </w:r>
+          </w:p>
+        </w:tc>
+        <w:tc>
+          <w:tcPr>
+            <w:tcW w:type="dxa" w:w="1191"/>
+            <w:shd w:val="clear" w:color="auto" w:fill="F3F5F7"/>
+          </w:tcPr>
+          <w:p>
+            <w:r/>
+            <w:r>
+              <w:rPr>
+                <w:sz w:val="19"/>
+              </w:rPr>
+              <w:t>27 Oct 2026</w:t>
+            </w:r>
+          </w:p>
+        </w:tc>
+        <w:tc>
+          <w:tcPr>
+            <w:tcW w:type="dxa" w:w="1191"/>
+            <w:shd w:val="clear" w:color="auto" w:fill="F3F5F7"/>
+          </w:tcPr>
+          <w:p>
+            <w:r/>
+            <w:r>
+              <w:rPr>
+                <w:sz w:val="19"/>
+              </w:rPr>
               <w:t>29 Oct 2026</w:t>
             </w:r>
           </w:p>
@@ -3120,6 +3099,7 @@
         <w:tc>
           <w:tcPr>
             <w:tcW w:type="dxa" w:w="1361"/>
+            <w:shd w:val="clear" w:color="auto" w:fill="F3F5F7"/>
           </w:tcPr>
           <w:p>
             <w:r/>
@@ -3136,7 +3116,6 @@
         <w:tc>
           <w:tcPr>
             <w:tcW w:type="dxa" w:w="3061"/>
-            <w:shd w:val="clear" w:color="auto" w:fill="F3F5F7"/>
           </w:tcPr>
           <w:p>
             <w:r/>
@@ -3151,6 +3130,78 @@
         <w:tc>
           <w:tcPr>
             <w:tcW w:type="dxa" w:w="1928"/>
+          </w:tcPr>
+          <w:p>
+            <w:r/>
+            <w:r>
+              <w:rPr>
+                <w:sz w:val="19"/>
+              </w:rPr>
+              <w:t>Cozumel, Quintana Roo, Mexico</w:t>
+            </w:r>
+          </w:p>
+        </w:tc>
+        <w:tc>
+          <w:tcPr>
+            <w:tcW w:type="dxa" w:w="907"/>
+          </w:tcPr>
+          <w:p>
+            <w:r/>
+            <w:r>
+              <w:rPr>
+                <w:sz w:val="19"/>
+              </w:rPr>
+              <w:t>3</w:t>
+            </w:r>
+          </w:p>
+        </w:tc>
+        <w:tc>
+          <w:tcPr>
+            <w:tcW w:type="dxa" w:w="1191"/>
+          </w:tcPr>
+          <w:p>
+            <w:r/>
+            <w:r>
+              <w:rPr>
+                <w:sz w:val="19"/>
+              </w:rPr>
+              <w:t>24 Oct 2026</w:t>
+            </w:r>
+          </w:p>
+        </w:tc>
+        <w:tc>
+          <w:tcPr>
+            <w:tcW w:type="dxa" w:w="1191"/>
+          </w:tcPr>
+          <w:p>
+            <w:r/>
+            <w:r>
+              <w:rPr>
+                <w:sz w:val="19"/>
+              </w:rPr>
+              <w:t>25 Oct 2026</w:t>
+            </w:r>
+          </w:p>
+        </w:tc>
+        <w:tc>
+          <w:tcPr>
+            <w:tcW w:type="dxa" w:w="1361"/>
+          </w:tcPr>
+          <w:p>
+            <w:r/>
+            <w:r>
+              <w:rPr>
+                <w:sz w:val="19"/>
+              </w:rPr>
+              <w:t>Event</w:t>
+            </w:r>
+          </w:p>
+        </w:tc>
+      </w:tr>
+      <w:tr>
+        <w:tc>
+          <w:tcPr>
+            <w:tcW w:type="dxa" w:w="3061"/>
             <w:shd w:val="clear" w:color="auto" w:fill="F3F5F7"/>
           </w:tcPr>
           <w:p>
@@ -3159,7 +3210,22 @@
               <w:rPr>
                 <w:sz w:val="19"/>
               </w:rPr>
-              <w:t>Cozumel, Quintana Roo, Mexico</w:t>
+              <w:t>AI landslide early warning, Vietnam</w:t>
+            </w:r>
+          </w:p>
+        </w:tc>
+        <w:tc>
+          <w:tcPr>
+            <w:tcW w:type="dxa" w:w="1928"/>
+            <w:shd w:val="clear" w:color="auto" w:fill="F3F5F7"/>
+          </w:tcPr>
+          <w:p>
+            <w:r/>
+            <w:r>
+              <w:rPr>
+                <w:sz w:val="19"/>
+              </w:rPr>
+              <w:t>Vietnam</w:t>
             </w:r>
           </w:p>
         </w:tc>
@@ -3204,185 +3270,7 @@
               <w:rPr>
                 <w:sz w:val="19"/>
               </w:rPr>
-              <w:t>25 Oct 2026</w:t>
-            </w:r>
-          </w:p>
-        </w:tc>
-        <w:tc>
-          <w:tcPr>
-            <w:tcW w:type="dxa" w:w="1361"/>
-            <w:shd w:val="clear" w:color="auto" w:fill="F3F5F7"/>
-          </w:tcPr>
-          <w:p>
-            <w:r/>
-            <w:r>
-              <w:rPr>
-                <w:sz w:val="19"/>
-              </w:rPr>
-              <w:t>Event</w:t>
-            </w:r>
-          </w:p>
-        </w:tc>
-      </w:tr>
-      <w:tr>
-        <w:tc>
-          <w:tcPr>
-            <w:tcW w:type="dxa" w:w="3061"/>
-          </w:tcPr>
-          <w:p>
-            <w:r/>
-            <w:r>
-              <w:rPr>
-                <w:sz w:val="19"/>
-              </w:rPr>
-              <w:t>AI landslide early warning, Vietnam</w:t>
-            </w:r>
-          </w:p>
-        </w:tc>
-        <w:tc>
-          <w:tcPr>
-            <w:tcW w:type="dxa" w:w="1928"/>
-          </w:tcPr>
-          <w:p>
-            <w:r/>
-            <w:r>
-              <w:rPr>
-                <w:sz w:val="19"/>
-              </w:rPr>
-              <w:t>Vietnam</w:t>
-            </w:r>
-          </w:p>
-        </w:tc>
-        <w:tc>
-          <w:tcPr>
-            <w:tcW w:type="dxa" w:w="907"/>
-          </w:tcPr>
-          <w:p>
-            <w:r/>
-            <w:r>
-              <w:rPr>
-                <w:sz w:val="19"/>
-              </w:rPr>
-              <w:t>3</w:t>
-            </w:r>
-          </w:p>
-        </w:tc>
-        <w:tc>
-          <w:tcPr>
-            <w:tcW w:type="dxa" w:w="1191"/>
-          </w:tcPr>
-          <w:p>
-            <w:r/>
-            <w:r>
-              <w:rPr>
-                <w:sz w:val="19"/>
-              </w:rPr>
               <w:t>24 Oct 2026</w:t>
-            </w:r>
-          </w:p>
-        </w:tc>
-        <w:tc>
-          <w:tcPr>
-            <w:tcW w:type="dxa" w:w="1191"/>
-          </w:tcPr>
-          <w:p>
-            <w:r/>
-            <w:r>
-              <w:rPr>
-                <w:sz w:val="19"/>
-              </w:rPr>
-              <w:t>24 Oct 2026</w:t>
-            </w:r>
-          </w:p>
-        </w:tc>
-        <w:tc>
-          <w:tcPr>
-            <w:tcW w:type="dxa" w:w="1361"/>
-          </w:tcPr>
-          <w:p>
-            <w:r/>
-            <w:r>
-              <w:rPr>
-                <w:sz w:val="19"/>
-              </w:rPr>
-              <w:t>Update</w:t>
-            </w:r>
-          </w:p>
-        </w:tc>
-      </w:tr>
-      <w:tr>
-        <w:tc>
-          <w:tcPr>
-            <w:tcW w:type="dxa" w:w="3061"/>
-            <w:shd w:val="clear" w:color="auto" w:fill="F3F5F7"/>
-          </w:tcPr>
-          <w:p>
-            <w:r/>
-            <w:r>
-              <w:rPr>
-                <w:sz w:val="19"/>
-              </w:rPr>
-              <w:t>Shuvalovsky Avenue metro shaft, St Petersburg</w:t>
-            </w:r>
-          </w:p>
-        </w:tc>
-        <w:tc>
-          <w:tcPr>
-            <w:tcW w:type="dxa" w:w="1928"/>
-            <w:shd w:val="clear" w:color="auto" w:fill="F3F5F7"/>
-          </w:tcPr>
-          <w:p>
-            <w:r/>
-            <w:r>
-              <w:rPr>
-                <w:sz w:val="19"/>
-              </w:rPr>
-              <w:t>Shuvalovsky Avenue, St Petersburg, Russia</w:t>
-            </w:r>
-          </w:p>
-        </w:tc>
-        <w:tc>
-          <w:tcPr>
-            <w:tcW w:type="dxa" w:w="907"/>
-            <w:shd w:val="clear" w:color="auto" w:fill="F3F5F7"/>
-          </w:tcPr>
-          <w:p>
-            <w:r/>
-            <w:r>
-              <w:rPr>
-                <w:sz w:val="19"/>
-              </w:rPr>
-              <w:t>2</w:t>
-            </w:r>
-          </w:p>
-        </w:tc>
-        <w:tc>
-          <w:tcPr>
-            <w:tcW w:type="dxa" w:w="1191"/>
-            <w:shd w:val="clear" w:color="auto" w:fill="F3F5F7"/>
-          </w:tcPr>
-          <w:p>
-            <w:r/>
-            <w:r>
-              <w:rPr>
-                <w:sz w:val="19"/>
-              </w:rPr>
-              <w:t>28 Oct 2026</w:t>
-            </w:r>
-          </w:p>
-        </w:tc>
-        <w:tc>
-          <w:tcPr>
-            <w:tcW w:type="dxa" w:w="1191"/>
-            <w:shd w:val="clear" w:color="auto" w:fill="F3F5F7"/>
-          </w:tcPr>
-          <w:p>
-            <w:r/>
-            <w:r>
-              <w:rPr>
-                <w:sz w:val="19"/>
-              </w:rPr>
-              <w:t>29 Oct 2026</w:t>
             </w:r>
           </w:p>
         </w:tc>
@@ -3417,7 +3305,7 @@
     </w:p>
     <w:p>
       <w:r>
-        <w:t>80 new papers from 20 journals were picked up for Academia-to-Industry topics.</w:t>
+        <w:t>100 new papers from 21 journals were picked up for Academia-to-Industry topics.</w:t>
       </w:r>
     </w:p>
     <w:tbl>
@@ -3479,7 +3367,131 @@
               <w:rPr>
                 <w:sz w:val="19"/>
               </w:rPr>
+              <w:t>Rock Mechanics and Rock Engineering</w:t>
+            </w:r>
+          </w:p>
+        </w:tc>
+        <w:tc>
+          <w:tcPr>
+            <w:tcW w:type="dxa" w:w="1701"/>
+          </w:tcPr>
+          <w:p>
+            <w:r/>
+            <w:r>
+              <w:rPr>
+                <w:sz w:val="19"/>
+              </w:rPr>
+              <w:t>11</w:t>
+            </w:r>
+          </w:p>
+        </w:tc>
+      </w:tr>
+      <w:tr>
+        <w:tc>
+          <w:tcPr>
+            <w:tcW w:type="dxa" w:w="6803"/>
+            <w:shd w:val="clear" w:color="auto" w:fill="F3F5F7"/>
+          </w:tcPr>
+          <w:p>
+            <w:r/>
+            <w:r>
+              <w:rPr>
+                <w:sz w:val="19"/>
+              </w:rPr>
               <w:t>Soil Dynamics and Earthquake Engineering</w:t>
+            </w:r>
+          </w:p>
+        </w:tc>
+        <w:tc>
+          <w:tcPr>
+            <w:tcW w:type="dxa" w:w="1701"/>
+            <w:shd w:val="clear" w:color="auto" w:fill="F3F5F7"/>
+          </w:tcPr>
+          <w:p>
+            <w:r/>
+            <w:r>
+              <w:rPr>
+                <w:sz w:val="19"/>
+              </w:rPr>
+              <w:t>10</w:t>
+            </w:r>
+          </w:p>
+        </w:tc>
+      </w:tr>
+      <w:tr>
+        <w:tc>
+          <w:tcPr>
+            <w:tcW w:type="dxa" w:w="6803"/>
+          </w:tcPr>
+          <w:p>
+            <w:r/>
+            <w:r>
+              <w:rPr>
+                <w:sz w:val="19"/>
+              </w:rPr>
+              <w:t>Engineering Geology</w:t>
+            </w:r>
+          </w:p>
+        </w:tc>
+        <w:tc>
+          <w:tcPr>
+            <w:tcW w:type="dxa" w:w="1701"/>
+          </w:tcPr>
+          <w:p>
+            <w:r/>
+            <w:r>
+              <w:rPr>
+                <w:sz w:val="19"/>
+              </w:rPr>
+              <w:t>10</w:t>
+            </w:r>
+          </w:p>
+        </w:tc>
+      </w:tr>
+      <w:tr>
+        <w:tc>
+          <w:tcPr>
+            <w:tcW w:type="dxa" w:w="6803"/>
+            <w:shd w:val="clear" w:color="auto" w:fill="F3F5F7"/>
+          </w:tcPr>
+          <w:p>
+            <w:r/>
+            <w:r>
+              <w:rPr>
+                <w:sz w:val="19"/>
+              </w:rPr>
+              <w:t>Bulletin of Engineering Geology and the Environment</w:t>
+            </w:r>
+          </w:p>
+        </w:tc>
+        <w:tc>
+          <w:tcPr>
+            <w:tcW w:type="dxa" w:w="1701"/>
+            <w:shd w:val="clear" w:color="auto" w:fill="F3F5F7"/>
+          </w:tcPr>
+          <w:p>
+            <w:r/>
+            <w:r>
+              <w:rPr>
+                <w:sz w:val="19"/>
+              </w:rPr>
+              <w:t>9</w:t>
+            </w:r>
+          </w:p>
+        </w:tc>
+      </w:tr>
+      <w:tr>
+        <w:tc>
+          <w:tcPr>
+            <w:tcW w:type="dxa" w:w="6803"/>
+          </w:tcPr>
+          <w:p>
+            <w:r/>
+            <w:r>
+              <w:rPr>
+                <w:sz w:val="19"/>
+              </w:rPr>
+              <w:t>Transportation Geotechnics</w:t>
             </w:r>
           </w:p>
         </w:tc>
@@ -3510,69 +3522,7 @@
               <w:rPr>
                 <w:sz w:val="19"/>
               </w:rPr>
-              <w:t>Engineering Geology</w:t>
-            </w:r>
-          </w:p>
-        </w:tc>
-        <w:tc>
-          <w:tcPr>
-            <w:tcW w:type="dxa" w:w="1701"/>
-            <w:shd w:val="clear" w:color="auto" w:fill="F3F5F7"/>
-          </w:tcPr>
-          <w:p>
-            <w:r/>
-            <w:r>
-              <w:rPr>
-                <w:sz w:val="19"/>
-              </w:rPr>
-              <w:t>8</w:t>
-            </w:r>
-          </w:p>
-        </w:tc>
-      </w:tr>
-      <w:tr>
-        <w:tc>
-          <w:tcPr>
-            <w:tcW w:type="dxa" w:w="6803"/>
-          </w:tcPr>
-          <w:p>
-            <w:r/>
-            <w:r>
-              <w:rPr>
-                <w:sz w:val="19"/>
-              </w:rPr>
-              <w:t>Rock Mechanics and Rock Engineering</w:t>
-            </w:r>
-          </w:p>
-        </w:tc>
-        <w:tc>
-          <w:tcPr>
-            <w:tcW w:type="dxa" w:w="1701"/>
-          </w:tcPr>
-          <w:p>
-            <w:r/>
-            <w:r>
-              <w:rPr>
-                <w:sz w:val="19"/>
-              </w:rPr>
-              <w:t>8</w:t>
-            </w:r>
-          </w:p>
-        </w:tc>
-      </w:tr>
-      <w:tr>
-        <w:tc>
-          <w:tcPr>
-            <w:tcW w:type="dxa" w:w="6803"/>
-            <w:shd w:val="clear" w:color="auto" w:fill="F3F5F7"/>
-          </w:tcPr>
-          <w:p>
-            <w:r/>
-            <w:r>
-              <w:rPr>
-                <w:sz w:val="19"/>
-              </w:rPr>
-              <w:t>Journal of Geotechnical and Geoenvironmental Engineering</w:t>
+              <w:t>Computers and Geotechnics</w:t>
             </w:r>
           </w:p>
         </w:tc>
@@ -3603,7 +3553,7 @@
               <w:rPr>
                 <w:sz w:val="19"/>
               </w:rPr>
-              <w:t>Transportation Geotechnics</w:t>
+              <w:t>Journal of Geotechnical and Geoenvironmental Engineering</w:t>
             </w:r>
           </w:p>
         </w:tc>
@@ -3634,7 +3584,7 @@
               <w:rPr>
                 <w:sz w:val="19"/>
               </w:rPr>
-              <w:t>Bulletin of Engineering Geology and the Environment</w:t>
+              <w:t>Landslides</w:t>
             </w:r>
           </w:p>
         </w:tc>
@@ -3696,7 +3646,7 @@
               <w:rPr>
                 <w:sz w:val="19"/>
               </w:rPr>
-              <w:t>Computers and Geotechnics</w:t>
+              <w:t>Acta Geotechnica</w:t>
             </w:r>
           </w:p>
         </w:tc>
@@ -3704,36 +3654,6 @@
           <w:tcPr>
             <w:tcW w:type="dxa" w:w="1701"/>
             <w:shd w:val="clear" w:color="auto" w:fill="F3F5F7"/>
-          </w:tcPr>
-          <w:p>
-            <w:r/>
-            <w:r>
-              <w:rPr>
-                <w:sz w:val="19"/>
-              </w:rPr>
-              <w:t>5</w:t>
-            </w:r>
-          </w:p>
-        </w:tc>
-      </w:tr>
-      <w:tr>
-        <w:tc>
-          <w:tcPr>
-            <w:tcW w:type="dxa" w:w="6803"/>
-          </w:tcPr>
-          <w:p>
-            <w:r/>
-            <w:r>
-              <w:rPr>
-                <w:sz w:val="19"/>
-              </w:rPr>
-              <w:t>Acta Geotechnica</w:t>
-            </w:r>
-          </w:p>
-        </w:tc>
-        <w:tc>
-          <w:tcPr>
-            <w:tcW w:type="dxa" w:w="1701"/>
           </w:tcPr>
           <w:p>
             <w:r/>
@@ -3750,7 +3670,6 @@
         <w:tc>
           <w:tcPr>
             <w:tcW w:type="dxa" w:w="6803"/>
-            <w:shd w:val="clear" w:color="auto" w:fill="F3F5F7"/>
           </w:tcPr>
           <w:p>
             <w:r/>
@@ -3759,37 +3678,6 @@
                 <w:sz w:val="19"/>
               </w:rPr>
               <w:t>Underground Space</w:t>
-            </w:r>
-          </w:p>
-        </w:tc>
-        <w:tc>
-          <w:tcPr>
-            <w:tcW w:type="dxa" w:w="1701"/>
-            <w:shd w:val="clear" w:color="auto" w:fill="F3F5F7"/>
-          </w:tcPr>
-          <w:p>
-            <w:r/>
-            <w:r>
-              <w:rPr>
-                <w:sz w:val="19"/>
-              </w:rPr>
-              <w:t>3</w:t>
-            </w:r>
-          </w:p>
-        </w:tc>
-      </w:tr>
-      <w:tr>
-        <w:tc>
-          <w:tcPr>
-            <w:tcW w:type="dxa" w:w="6803"/>
-          </w:tcPr>
-          <w:p>
-            <w:r/>
-            <w:r>
-              <w:rPr>
-                <w:sz w:val="19"/>
-              </w:rPr>
-              <w:t>International Journal for Numerical and Analytical Methods in Geomechanics</w:t>
             </w:r>
           </w:p>
         </w:tc>
@@ -3820,7 +3708,7 @@
               <w:rPr>
                 <w:sz w:val="19"/>
               </w:rPr>
-              <w:t>Landslides</w:t>
+              <w:t>International Journal for Numerical and Analytical Methods in Geomechanics</w:t>
             </w:r>
           </w:p>
         </w:tc>
@@ -3882,7 +3770,7 @@
               <w:rPr>
                 <w:sz w:val="19"/>
               </w:rPr>
-              <w:t>Proceedings of the Institution of Civil Engineers - Geotechnical Engineering</w:t>
+              <w:t>Géotechnique</w:t>
             </w:r>
           </w:p>
         </w:tc>
@@ -3898,6 +3786,130 @@
                 <w:sz w:val="19"/>
               </w:rPr>
               <w:t>2</w:t>
+            </w:r>
+          </w:p>
+        </w:tc>
+      </w:tr>
+      <w:tr>
+        <w:tc>
+          <w:tcPr>
+            <w:tcW w:type="dxa" w:w="6803"/>
+          </w:tcPr>
+          <w:p>
+            <w:r/>
+            <w:r>
+              <w:rPr>
+                <w:sz w:val="19"/>
+              </w:rPr>
+              <w:t>International Journal of Geomechanics</w:t>
+            </w:r>
+          </w:p>
+        </w:tc>
+        <w:tc>
+          <w:tcPr>
+            <w:tcW w:type="dxa" w:w="1701"/>
+          </w:tcPr>
+          <w:p>
+            <w:r/>
+            <w:r>
+              <w:rPr>
+                <w:sz w:val="19"/>
+              </w:rPr>
+              <w:t>2</w:t>
+            </w:r>
+          </w:p>
+        </w:tc>
+      </w:tr>
+      <w:tr>
+        <w:tc>
+          <w:tcPr>
+            <w:tcW w:type="dxa" w:w="6803"/>
+            <w:shd w:val="clear" w:color="auto" w:fill="F3F5F7"/>
+          </w:tcPr>
+          <w:p>
+            <w:r/>
+            <w:r>
+              <w:rPr>
+                <w:sz w:val="19"/>
+              </w:rPr>
+              <w:t>Geomechanics for Energy and the Environment</w:t>
+            </w:r>
+          </w:p>
+        </w:tc>
+        <w:tc>
+          <w:tcPr>
+            <w:tcW w:type="dxa" w:w="1701"/>
+            <w:shd w:val="clear" w:color="auto" w:fill="F3F5F7"/>
+          </w:tcPr>
+          <w:p>
+            <w:r/>
+            <w:r>
+              <w:rPr>
+                <w:sz w:val="19"/>
+              </w:rPr>
+              <w:t>2</w:t>
+            </w:r>
+          </w:p>
+        </w:tc>
+      </w:tr>
+      <w:tr>
+        <w:tc>
+          <w:tcPr>
+            <w:tcW w:type="dxa" w:w="6803"/>
+          </w:tcPr>
+          <w:p>
+            <w:r/>
+            <w:r>
+              <w:rPr>
+                <w:sz w:val="19"/>
+              </w:rPr>
+              <w:t>Proceedings of the Institution of Civil Engineers - Geotechnical Engineering</w:t>
+            </w:r>
+          </w:p>
+        </w:tc>
+        <w:tc>
+          <w:tcPr>
+            <w:tcW w:type="dxa" w:w="1701"/>
+          </w:tcPr>
+          <w:p>
+            <w:r/>
+            <w:r>
+              <w:rPr>
+                <w:sz w:val="19"/>
+              </w:rPr>
+              <w:t>2</w:t>
+            </w:r>
+          </w:p>
+        </w:tc>
+      </w:tr>
+      <w:tr>
+        <w:tc>
+          <w:tcPr>
+            <w:tcW w:type="dxa" w:w="6803"/>
+            <w:shd w:val="clear" w:color="auto" w:fill="F3F5F7"/>
+          </w:tcPr>
+          <w:p>
+            <w:r/>
+            <w:r>
+              <w:rPr>
+                <w:sz w:val="19"/>
+              </w:rPr>
+              <w:t>Géotechnique Letters</w:t>
+            </w:r>
+          </w:p>
+        </w:tc>
+        <w:tc>
+          <w:tcPr>
+            <w:tcW w:type="dxa" w:w="1701"/>
+            <w:shd w:val="clear" w:color="auto" w:fill="F3F5F7"/>
+          </w:tcPr>
+          <w:p>
+            <w:r/>
+            <w:r>
+              <w:rPr>
+                <w:sz w:val="19"/>
+              </w:rPr>
+              <w:t>1</w:t>
             </w:r>
           </w:p>
         </w:tc>
@@ -3944,7 +3956,7 @@
               <w:rPr>
                 <w:sz w:val="19"/>
               </w:rPr>
-              <w:t>International Journal of Geomechanics</w:t>
+              <w:t>Geosynthetics International</w:t>
             </w:r>
           </w:p>
         </w:tc>
@@ -3975,99 +3987,6 @@
               <w:rPr>
                 <w:sz w:val="19"/>
               </w:rPr>
-              <w:t>Geosynthetics International</w:t>
-            </w:r>
-          </w:p>
-        </w:tc>
-        <w:tc>
-          <w:tcPr>
-            <w:tcW w:type="dxa" w:w="1701"/>
-          </w:tcPr>
-          <w:p>
-            <w:r/>
-            <w:r>
-              <w:rPr>
-                <w:sz w:val="19"/>
-              </w:rPr>
-              <w:t>1</w:t>
-            </w:r>
-          </w:p>
-        </w:tc>
-      </w:tr>
-      <w:tr>
-        <w:tc>
-          <w:tcPr>
-            <w:tcW w:type="dxa" w:w="6803"/>
-            <w:shd w:val="clear" w:color="auto" w:fill="F3F5F7"/>
-          </w:tcPr>
-          <w:p>
-            <w:r/>
-            <w:r>
-              <w:rPr>
-                <w:sz w:val="19"/>
-              </w:rPr>
-              <w:t>Geomechanics for Energy and the Environment</w:t>
-            </w:r>
-          </w:p>
-        </w:tc>
-        <w:tc>
-          <w:tcPr>
-            <w:tcW w:type="dxa" w:w="1701"/>
-            <w:shd w:val="clear" w:color="auto" w:fill="F3F5F7"/>
-          </w:tcPr>
-          <w:p>
-            <w:r/>
-            <w:r>
-              <w:rPr>
-                <w:sz w:val="19"/>
-              </w:rPr>
-              <w:t>1</w:t>
-            </w:r>
-          </w:p>
-        </w:tc>
-      </w:tr>
-      <w:tr>
-        <w:tc>
-          <w:tcPr>
-            <w:tcW w:type="dxa" w:w="6803"/>
-          </w:tcPr>
-          <w:p>
-            <w:r/>
-            <w:r>
-              <w:rPr>
-                <w:sz w:val="19"/>
-              </w:rPr>
-              <w:t>Géotechnique</w:t>
-            </w:r>
-          </w:p>
-        </w:tc>
-        <w:tc>
-          <w:tcPr>
-            <w:tcW w:type="dxa" w:w="1701"/>
-          </w:tcPr>
-          <w:p>
-            <w:r/>
-            <w:r>
-              <w:rPr>
-                <w:sz w:val="19"/>
-              </w:rPr>
-              <w:t>1</w:t>
-            </w:r>
-          </w:p>
-        </w:tc>
-      </w:tr>
-      <w:tr>
-        <w:tc>
-          <w:tcPr>
-            <w:tcW w:type="dxa" w:w="6803"/>
-            <w:shd w:val="clear" w:color="auto" w:fill="F3F5F7"/>
-          </w:tcPr>
-          <w:p>
-            <w:r/>
-            <w:r>
-              <w:rPr>
-                <w:sz w:val="19"/>
-              </w:rPr>
               <w:t>Georisk: Assessment and Management of Risk for Engineered Systems and Geohazards</w:t>
             </w:r>
           </w:p>
@@ -4075,7 +3994,6 @@
         <w:tc>
           <w:tcPr>
             <w:tcW w:type="dxa" w:w="1701"/>
-            <w:shd w:val="clear" w:color="auto" w:fill="F3F5F7"/>
           </w:tcPr>
           <w:p>
             <w:r/>
@@ -4155,11 +4073,11 @@
             <w:color w:val="1D5A8A"/>
             <w:u w:val="single"/>
           </w:rPr>
-          <w:t>Efficiency of C-band persistent scatterer interferometry for regional landslide monitoring: insights from the Southern Swiss Alps</w:t>
+          <w:t>Impacts of rainfall variability on landslide stability revealed by PS-InSAR and numerical modeling: a case study of the Xincun Landslide, Baode County, China</w:t>
         </w:r>
       </w:hyperlink>
       <w:r>
-        <w:t xml:space="preserve"> — Engineering Geology, 2026-10-28. Assesses how well satellite radar monitoring detects slope movement in alpine terrain, helping engineers decide where it can replace or supplement ground instruments.</w:t>
+        <w:t xml:space="preserve"> — Landslides, 2026-10-29. Combines satellite radar monitoring with numerical modelling to link rainfall to landslide movement, a practical template for monitoring-based slope management.</w:t>
       </w:r>
     </w:p>
     <w:p>
@@ -4173,11 +4091,11 @@
             <w:color w:val="1D5A8A"/>
             <w:u w:val="single"/>
           </w:rPr>
-          <w:t>CO2 leakage mitigation in defective wellbores: From permeability–Pressure diagnosis to MICP grouting</w:t>
+          <w:t>Multi-indicator Forecasting with Prototype-Based Inference for Early Warning of Coal and Gas Outbursts During Tunnel Excavation</w:t>
         </w:r>
       </w:hyperlink>
       <w:r>
-        <w:t xml:space="preserve"> — Engineering Geology, 2026-10-28. Links wellbore permeability diagnostics to microbially induced grouting, giving practitioners a route to sealing leaky wells for carbon storage.</w:t>
+        <w:t xml:space="preserve"> — Rock Mechanics and Rock Engineering, 2026-10-29. Presents a multi-indicator early-warning approach for gas and coal outbursts, offering tunnelling crews a more reliable forecasting tool during excavation.</w:t>
       </w:r>
     </w:p>
     <w:p>
@@ -4191,11 +4109,11 @@
             <w:color w:val="1D5A8A"/>
             <w:u w:val="single"/>
           </w:rPr>
-          <w:t>Model test on thermal insulation mechanism of sandwich lining structures for tunnel and corresponding simulation</w:t>
+          <w:t>Impact of clustered landslides on strategic road network in central Italy during a rapid snow–rainfall sequence</w:t>
         </w:r>
       </w:hyperlink>
       <w:r>
-        <w:t xml:space="preserve"> — Underground Space, 2026-10-29. Provides model test evidence on insulating sandwich tunnel linings, useful for designers managing heat loss and thermal performance in tunnels.</w:t>
+        <w:t xml:space="preserve"> — Landslides, 2026-10-29. Documents how clustered slope failures cut a road network during snow and rain, supporting transport resilience planning and emergency response.</w:t>
       </w:r>
     </w:p>
     <w:p>
@@ -4209,11 +4127,11 @@
             <w:color w:val="1D5A8A"/>
             <w:u w:val="single"/>
           </w:rPr>
-          <w:t>From resilient stiffness to cyclic failure: Multi-regime cyclic behavior of silty clay stabilized with MICP, Lignin Fiber, and Sodium Alginate</w:t>
+          <w:t>Sparse-monitoring-enhanced physics-informed reconstruction of full-field excavation-induced soil deformation</w:t>
         </w:r>
       </w:hyperlink>
       <w:r>
-        <w:t xml:space="preserve"> — Transportation Geotechnics, 2026-10-28. Compares MICP, lignin fibre and alginate stabilisation of silty clay under cyclic loading, offering guidance on choosing treatments for pavement subgrades.</w:t>
+        <w:t xml:space="preserve"> — Computers and Geotechnics, 2026-10-29. Reconstructs full ground deformation fields around excavations from only sparse sensor data, a useful route for interpreting limited field monitoring.</w:t>
       </w:r>
     </w:p>
     <w:p>
@@ -4227,11 +4145,11 @@
             <w:color w:val="1D5A8A"/>
             <w:u w:val="single"/>
           </w:rPr>
-          <w:t>Inferring Inter‐Well Fracture Interactions in Unconventional Reservoirs Using Fiber‐Optic Sensing and Coupled Multiphysics Modelling</w:t>
+          <w:t>A Hybrid Approach to TBM Support Structure Decision-Making Based on Multi-source Data</w:t>
         </w:r>
       </w:hyperlink>
       <w:r>
-        <w:t xml:space="preserve"> — International Journal for Numerical and Analytical Methods in Geomechanics, 2026-10-28. Shows how fibre-optic DTS and DAS data can be matched with coupled simulations to diagnose inter-well fracture interference in reservoirs, aiding field monitoring interpretation.</w:t>
+        <w:t xml:space="preserve"> — Rock Mechanics and Rock Engineering, 2026-10-29. Combines multiple data sources to support choosing TBM tunnel support, offering a structured decision aid for tunnelling projects.</w:t>
       </w:r>
     </w:p>
     <w:p>
@@ -4540,7 +4458,7 @@
               <w:rPr>
                 <w:sz w:val="19"/>
               </w:rPr>
-              <w:t>43</w:t>
+              <w:t>42</w:t>
             </w:r>
           </w:p>
         </w:tc>
@@ -4681,7 +4599,7 @@
               <w:rPr>
                 <w:sz w:val="19"/>
               </w:rPr>
-              <w:t>26 Oct 2026</w:t>
+              <w:t>2 Nov 2026</w:t>
             </w:r>
           </w:p>
         </w:tc>
@@ -4695,7 +4613,7 @@
               <w:rPr>
                 <w:sz w:val="19"/>
               </w:rPr>
-              <w:t>Slope Stability 2026 – Slope for Safety Performance – an ISRM Specialized Conference</w:t>
+              <w:t>DFI's 51st Annual Conference on Deep Foundations</w:t>
             </w:r>
           </w:p>
         </w:tc>
@@ -4709,7 +4627,7 @@
               <w:rPr>
                 <w:sz w:val="19"/>
               </w:rPr>
-              <w:t>Lima, Peru</w:t>
+              <w:t>Orlando, United States</w:t>
             </w:r>
           </w:p>
         </w:tc>
@@ -4724,126 +4642,6 @@
                 <w:sz w:val="19"/>
               </w:rPr>
               <w:t>Other conference</w:t>
-            </w:r>
-          </w:p>
-        </w:tc>
-      </w:tr>
-      <w:tr>
-        <w:tc>
-          <w:tcPr>
-            <w:tcW w:type="dxa" w:w="1361"/>
-            <w:shd w:val="clear" w:color="auto" w:fill="F3F5F7"/>
-          </w:tcPr>
-          <w:p>
-            <w:r/>
-            <w:r>
-              <w:rPr>
-                <w:sz w:val="19"/>
-              </w:rPr>
-              <w:t>2 Nov 2026</w:t>
-            </w:r>
-          </w:p>
-        </w:tc>
-        <w:tc>
-          <w:tcPr>
-            <w:tcW w:type="dxa" w:w="4535"/>
-            <w:shd w:val="clear" w:color="auto" w:fill="F3F5F7"/>
-          </w:tcPr>
-          <w:p>
-            <w:r/>
-            <w:r>
-              <w:rPr>
-                <w:sz w:val="19"/>
-              </w:rPr>
-              <w:t>DFI's 51st Annual Conference on Deep Foundations</w:t>
-            </w:r>
-          </w:p>
-        </w:tc>
-        <w:tc>
-          <w:tcPr>
-            <w:tcW w:type="dxa" w:w="2041"/>
-            <w:shd w:val="clear" w:color="auto" w:fill="F3F5F7"/>
-          </w:tcPr>
-          <w:p>
-            <w:r/>
-            <w:r>
-              <w:rPr>
-                <w:sz w:val="19"/>
-              </w:rPr>
-              <w:t>Orlando, United States</w:t>
-            </w:r>
-          </w:p>
-        </w:tc>
-        <w:tc>
-          <w:tcPr>
-            <w:tcW w:type="dxa" w:w="1701"/>
-            <w:shd w:val="clear" w:color="auto" w:fill="F3F5F7"/>
-          </w:tcPr>
-          <w:p>
-            <w:r/>
-            <w:r>
-              <w:rPr>
-                <w:sz w:val="19"/>
-              </w:rPr>
-              <w:t>Other conference</w:t>
-            </w:r>
-          </w:p>
-        </w:tc>
-      </w:tr>
-      <w:tr>
-        <w:tc>
-          <w:tcPr>
-            <w:tcW w:type="dxa" w:w="1361"/>
-          </w:tcPr>
-          <w:p>
-            <w:r/>
-            <w:r>
-              <w:rPr>
-                <w:sz w:val="19"/>
-              </w:rPr>
-              <w:t>4 Nov 2026</w:t>
-            </w:r>
-          </w:p>
-        </w:tc>
-        <w:tc>
-          <w:tcPr>
-            <w:tcW w:type="dxa" w:w="4535"/>
-          </w:tcPr>
-          <w:p>
-            <w:r/>
-            <w:r>
-              <w:rPr>
-                <w:sz w:val="19"/>
-              </w:rPr>
-              <w:t>2026 Geotechnical Engineering Proceedings Lecture: Strains in sprayed concrete tunnel linings at Heathrow Terminal 4 and back-calculation of stress</w:t>
-            </w:r>
-          </w:p>
-        </w:tc>
-        <w:tc>
-          <w:tcPr>
-            <w:tcW w:type="dxa" w:w="2041"/>
-          </w:tcPr>
-          <w:p>
-            <w:r/>
-            <w:r>
-              <w:rPr>
-                <w:sz w:val="19"/>
-              </w:rPr>
-              <w:t>London, United Kingdom</w:t>
-            </w:r>
-          </w:p>
-        </w:tc>
-        <w:tc>
-          <w:tcPr>
-            <w:tcW w:type="dxa" w:w="1701"/>
-          </w:tcPr>
-          <w:p>
-            <w:r/>
-            <w:r>
-              <w:rPr>
-                <w:sz w:val="19"/>
-              </w:rPr>
-              <w:t>Course / webinar</w:t>
             </w:r>
           </w:p>
         </w:tc>
@@ -4875,7 +4673,7 @@
               <w:rPr>
                 <w:sz w:val="19"/>
               </w:rPr>
-              <w:t>International Conference on Performance-Based Design in Earthquake Geotechnical Engineering</w:t>
+              <w:t>2026 Geotechnical Engineering Proceedings Lecture: Strains in sprayed concrete tunnel linings at Heathrow Terminal 4 and back-calculation of stress</w:t>
             </w:r>
           </w:p>
         </w:tc>
@@ -4890,7 +4688,7 @@
               <w:rPr>
                 <w:sz w:val="19"/>
               </w:rPr>
-              <w:t>Puerto Varas, Chile</w:t>
+              <w:t>London, United Kingdom</w:t>
             </w:r>
           </w:p>
         </w:tc>
@@ -4905,7 +4703,127 @@
               <w:rPr>
                 <w:sz w:val="19"/>
               </w:rPr>
+              <w:t>Course / webinar</w:t>
+            </w:r>
+          </w:p>
+        </w:tc>
+      </w:tr>
+      <w:tr>
+        <w:tc>
+          <w:tcPr>
+            <w:tcW w:type="dxa" w:w="1361"/>
+          </w:tcPr>
+          <w:p>
+            <w:r/>
+            <w:r>
+              <w:rPr>
+                <w:sz w:val="19"/>
+              </w:rPr>
+              <w:t>4 Nov 2026</w:t>
+            </w:r>
+          </w:p>
+        </w:tc>
+        <w:tc>
+          <w:tcPr>
+            <w:tcW w:type="dxa" w:w="4535"/>
+          </w:tcPr>
+          <w:p>
+            <w:r/>
+            <w:r>
+              <w:rPr>
+                <w:sz w:val="19"/>
+              </w:rPr>
+              <w:t>International Conference on Performance-Based Design in Earthquake Geotechnical Engineering</w:t>
+            </w:r>
+          </w:p>
+        </w:tc>
+        <w:tc>
+          <w:tcPr>
+            <w:tcW w:type="dxa" w:w="2041"/>
+          </w:tcPr>
+          <w:p>
+            <w:r/>
+            <w:r>
+              <w:rPr>
+                <w:sz w:val="19"/>
+              </w:rPr>
+              <w:t>Puerto Varas, Chile</w:t>
+            </w:r>
+          </w:p>
+        </w:tc>
+        <w:tc>
+          <w:tcPr>
+            <w:tcW w:type="dxa" w:w="1701"/>
+          </w:tcPr>
+          <w:p>
+            <w:r/>
+            <w:r>
+              <w:rPr>
+                <w:sz w:val="19"/>
+              </w:rPr>
               <w:t>ISSMGE-supported</w:t>
+            </w:r>
+          </w:p>
+        </w:tc>
+      </w:tr>
+      <w:tr>
+        <w:tc>
+          <w:tcPr>
+            <w:tcW w:type="dxa" w:w="1361"/>
+            <w:shd w:val="clear" w:color="auto" w:fill="F3F5F7"/>
+          </w:tcPr>
+          <w:p>
+            <w:r/>
+            <w:r>
+              <w:rPr>
+                <w:sz w:val="19"/>
+              </w:rPr>
+              <w:t>10 Nov 2026</w:t>
+            </w:r>
+          </w:p>
+        </w:tc>
+        <w:tc>
+          <w:tcPr>
+            <w:tcW w:type="dxa" w:w="4535"/>
+            <w:shd w:val="clear" w:color="auto" w:fill="F3F5F7"/>
+          </w:tcPr>
+          <w:p>
+            <w:r/>
+            <w:r>
+              <w:rPr>
+                <w:sz w:val="19"/>
+              </w:rPr>
+              <w:t>BGA ECG Advanced Laboratory Testing &amp; Dynamic Behaviour of Soils</w:t>
+            </w:r>
+          </w:p>
+        </w:tc>
+        <w:tc>
+          <w:tcPr>
+            <w:tcW w:type="dxa" w:w="2041"/>
+            <w:shd w:val="clear" w:color="auto" w:fill="F3F5F7"/>
+          </w:tcPr>
+          <w:p>
+            <w:r/>
+            <w:r>
+              <w:rPr>
+                <w:sz w:val="19"/>
+              </w:rPr>
+              <w:t>Online</w:t>
+            </w:r>
+          </w:p>
+        </w:tc>
+        <w:tc>
+          <w:tcPr>
+            <w:tcW w:type="dxa" w:w="1701"/>
+            <w:shd w:val="clear" w:color="auto" w:fill="F3F5F7"/>
+          </w:tcPr>
+          <w:p>
+            <w:r/>
+            <w:r>
+              <w:rPr>
+                <w:sz w:val="19"/>
+              </w:rPr>
+              <w:t>Course / webinar</w:t>
             </w:r>
           </w:p>
         </w:tc>
@@ -4935,7 +4853,7 @@
               <w:rPr>
                 <w:sz w:val="19"/>
               </w:rPr>
-              <w:t>BGA ECG Advanced Laboratory Testing &amp; Dynamic Behaviour of Soils</w:t>
+              <w:t>ITACET Lunchtime Lecture Series #60</w:t>
             </w:r>
           </w:p>
         </w:tc>
@@ -4949,7 +4867,7 @@
               <w:rPr>
                 <w:sz w:val="19"/>
               </w:rPr>
-              <w:t>Online</w:t>
+              <w:t>—</w:t>
             </w:r>
           </w:p>
         </w:tc>
@@ -4995,7 +4913,7 @@
               <w:rPr>
                 <w:sz w:val="19"/>
               </w:rPr>
-              <w:t>ITACET Lunchtime Lecture Series #60</w:t>
+              <w:t>Woh Hup Distinguished Lecture by Prof. Kenichi Soga</w:t>
             </w:r>
           </w:p>
         </w:tc>
@@ -5041,7 +4959,7 @@
               <w:rPr>
                 <w:sz w:val="19"/>
               </w:rPr>
-              <w:t>10 Nov 2026</w:t>
+              <w:t>12 Nov 2026</w:t>
             </w:r>
           </w:p>
         </w:tc>
@@ -5055,7 +4973,7 @@
               <w:rPr>
                 <w:sz w:val="19"/>
               </w:rPr>
-              <w:t>Woh Hup Distinguished Lecture by Prof. Kenichi Soga</w:t>
+              <w:t>10th Conference of the Croatian Geotechnical Society: Geotechnical Engineering in Soft Rocks and Heterogeneous Rock Masses – an ISRM Specialized Conference</w:t>
             </w:r>
           </w:p>
         </w:tc>
@@ -5069,7 +4987,7 @@
               <w:rPr>
                 <w:sz w:val="19"/>
               </w:rPr>
-              <w:t>—</w:t>
+              <w:t>Split, Croatia</w:t>
             </w:r>
           </w:p>
         </w:tc>
@@ -5083,7 +5001,7 @@
               <w:rPr>
                 <w:sz w:val="19"/>
               </w:rPr>
-              <w:t>Course / webinar</w:t>
+              <w:t>Other conference</w:t>
             </w:r>
           </w:p>
         </w:tc>
@@ -5115,7 +5033,7 @@
               <w:rPr>
                 <w:sz w:val="19"/>
               </w:rPr>
-              <w:t>10th Conference of the Croatian Geotechnical Society: Geotechnical Engineering in Soft Rocks and Heterogeneous Rock Masses – an ISRM Specialized Conference</w:t>
+              <w:t>Tunnel Turkey 2026</w:t>
             </w:r>
           </w:p>
         </w:tc>
@@ -5130,7 +5048,7 @@
               <w:rPr>
                 <w:sz w:val="19"/>
               </w:rPr>
-              <w:t>Split, Croatia</w:t>
+              <w:t>Türkiye</w:t>
             </w:r>
           </w:p>
         </w:tc>
@@ -5161,7 +5079,7 @@
               <w:rPr>
                 <w:sz w:val="19"/>
               </w:rPr>
-              <w:t>12 Nov 2026</w:t>
+              <w:t>17 Nov 2026</w:t>
             </w:r>
           </w:p>
         </w:tc>
@@ -5175,7 +5093,7 @@
               <w:rPr>
                 <w:sz w:val="19"/>
               </w:rPr>
-              <w:t>Tunnel Turkey 2026</w:t>
+              <w:t>BGA Touring Lecture – Beyond Automation: Responsible AI Workflows in Geotechnical Modelling and Monitoring</w:t>
             </w:r>
           </w:p>
         </w:tc>
@@ -5189,7 +5107,7 @@
               <w:rPr>
                 <w:sz w:val="19"/>
               </w:rPr>
-              <w:t>Türkiye</w:t>
+              <w:t>Leeds, United Kingdom</w:t>
             </w:r>
           </w:p>
         </w:tc>
@@ -5203,7 +5121,7 @@
               <w:rPr>
                 <w:sz w:val="19"/>
               </w:rPr>
-              <w:t>Other conference</w:t>
+              <w:t>Course / webinar</w:t>
             </w:r>
           </w:p>
         </w:tc>
@@ -5220,7 +5138,7 @@
               <w:rPr>
                 <w:sz w:val="19"/>
               </w:rPr>
-              <w:t>17 Nov 2026</w:t>
+              <w:t>22 Nov 2026</w:t>
             </w:r>
           </w:p>
         </w:tc>
@@ -5235,7 +5153,7 @@
               <w:rPr>
                 <w:sz w:val="19"/>
               </w:rPr>
-              <w:t>BGA Touring Lecture – Beyond Automation: Responsible AI Workflows in Geotechnical Modelling and Monitoring</w:t>
+              <w:t>ARMS14 – 14th Asian Rock Mechanics Symposium – Rock Mechanics for the Next Generation – Innovations, Sustainability, and Resilience – the 2026 ISRM International Symposium</w:t>
             </w:r>
           </w:p>
         </w:tc>
@@ -5250,7 +5168,7 @@
               <w:rPr>
                 <w:sz w:val="19"/>
               </w:rPr>
-              <w:t>Leeds, United Kingdom</w:t>
+              <w:t>Fukuoka, Japan</w:t>
             </w:r>
           </w:p>
         </w:tc>
@@ -5265,7 +5183,7 @@
               <w:rPr>
                 <w:sz w:val="19"/>
               </w:rPr>
-              <w:t>Course / webinar</w:t>
+              <w:t>Other conference</w:t>
             </w:r>
           </w:p>
         </w:tc>

--- a/docs/reports/site-report.docx
+++ b/docs/reports/site-report.docx
@@ -28,7 +28,7 @@
           <w:color w:val="5B6573"/>
           <w:sz w:val="19"/>
         </w:rPr>
-        <w:t>ISSMGE Magazine · generated 30 October 2026, 09:24 UTC · updated automatically after every scan</w:t>
+        <w:t>ISSMGE Magazine · generated 31 October 2026, 09:11 UTC · updated automatically after every scan</w:t>
       </w:r>
     </w:p>
     <w:p>
@@ -131,7 +131,7 @@
               <w:rPr>
                 <w:sz w:val="19"/>
               </w:rPr>
-              <w:t>2026-10-30 (09:18 UTC)</w:t>
+              <w:t>2026-10-31 (09:05 UTC)</w:t>
             </w:r>
           </w:p>
         </w:tc>
@@ -193,7 +193,7 @@
               <w:rPr>
                 <w:sz w:val="19"/>
               </w:rPr>
-              <w:t>915</w:t>
+              <w:t>719</w:t>
             </w:r>
           </w:p>
         </w:tc>
@@ -255,7 +255,7 @@
               <w:rPr>
                 <w:sz w:val="19"/>
               </w:rPr>
-              <w:t>314</w:t>
+              <w:t>354</w:t>
             </w:r>
           </w:p>
         </w:tc>
@@ -287,7 +287,7 @@
               <w:rPr>
                 <w:sz w:val="19"/>
               </w:rPr>
-              <w:t>7</w:t>
+              <w:t>8</w:t>
             </w:r>
           </w:p>
         </w:tc>
@@ -349,7 +349,7 @@
               <w:rPr>
                 <w:sz w:val="19"/>
               </w:rPr>
-              <w:t>293 of 314</w:t>
+              <w:t>332 of 354</w:t>
             </w:r>
           </w:p>
         </w:tc>
@@ -379,7 +379,7 @@
               <w:rPr>
                 <w:sz w:val="19"/>
               </w:rPr>
-              <w:t>36</w:t>
+              <w:t>40</w:t>
             </w:r>
           </w:p>
         </w:tc>
@@ -897,7 +897,7 @@
         <w:t xml:space="preserve">✔ </w:t>
       </w:r>
       <w:r>
-        <w:t>Theme balance: 5 themes covered; the largest is Infrastructure &amp; the Underground City with 18 of 40 stories (45%).</w:t>
+        <w:t>Theme balance: 4 themes covered; the largest is Hazards &amp; Resilience with 18 of 40 stories (45%).</w:t>
       </w:r>
     </w:p>
     <w:p>
@@ -912,7 +912,7 @@
         <w:t xml:space="preserve">• </w:t>
       </w:r>
       <w:r>
-        <w:t>33 different outlets contributed; the most frequent was Tunnels &amp; Tunnelling (3 stories).</w:t>
+        <w:t>35 different outlets contributed; the most frequent was Tunnelling Journal (3 stories).</w:t>
       </w:r>
     </w:p>
     <w:p>
@@ -927,7 +927,7 @@
         <w:t xml:space="preserve">• </w:t>
       </w:r>
       <w:r>
-        <w:t>23 stories came from non-English Google News editions.</w:t>
+        <w:t>32 stories came from non-English Google News editions.</w:t>
       </w:r>
     </w:p>
     <w:p>
@@ -942,7 +942,7 @@
         <w:t xml:space="preserve">• </w:t>
       </w:r>
       <w:r>
-        <w:t>14 stories were rated 4 or 5 out of 5.</w:t>
+        <w:t>19 stories were rated 4 or 5 out of 5.</w:t>
       </w:r>
     </w:p>
     <w:p>
@@ -957,7 +957,7 @@
         <w:t xml:space="preserve">• </w:t>
       </w:r>
       <w:r>
-        <w:t>39 of the 40 rated stories name a primary source to check the facts with.</w:t>
+        <w:t>40 of the 40 rated stories name a primary source to check the facts with.</w:t>
       </w:r>
     </w:p>
     <w:p>
@@ -1146,7 +1146,7 @@
               <w:rPr>
                 <w:sz w:val="19"/>
               </w:rPr>
-              <w:t>7</w:t>
+              <w:t>8</w:t>
             </w:r>
           </w:p>
         </w:tc>
@@ -1160,7 +1160,7 @@
               <w:rPr>
                 <w:sz w:val="19"/>
               </w:rPr>
-              <w:t>314</w:t>
+              <w:t>354</w:t>
             </w:r>
           </w:p>
         </w:tc>
@@ -1174,7 +1174,7 @@
               <w:rPr>
                 <w:sz w:val="19"/>
               </w:rPr>
-              <w:t>22</w:t>
+              <w:t>24</w:t>
             </w:r>
           </w:p>
         </w:tc>
@@ -1188,7 +1188,7 @@
               <w:rPr>
                 <w:sz w:val="19"/>
               </w:rPr>
-              <w:t>109</w:t>
+              <w:t>126</w:t>
             </w:r>
           </w:p>
         </w:tc>
@@ -1318,7 +1318,7 @@
               <w:rPr>
                 <w:sz w:val="19"/>
               </w:rPr>
-              <w:t>5</w:t>
+              <w:t>7</w:t>
             </w:r>
           </w:p>
         </w:tc>
@@ -1346,7 +1346,7 @@
               <w:rPr>
                 <w:sz w:val="19"/>
               </w:rPr>
-              <w:t>1</w:t>
+              <w:t>3</w:t>
             </w:r>
           </w:p>
         </w:tc>
@@ -1395,7 +1395,7 @@
               <w:rPr>
                 <w:sz w:val="19"/>
               </w:rPr>
-              <w:t>4%</w:t>
+              <w:t>3%</w:t>
             </w:r>
           </w:p>
         </w:tc>
@@ -1443,7 +1443,7 @@
               <w:rPr>
                 <w:sz w:val="19"/>
               </w:rPr>
-              <w:t>124</w:t>
+              <w:t>142</w:t>
             </w:r>
           </w:p>
         </w:tc>
@@ -1457,7 +1457,7 @@
               <w:rPr>
                 <w:sz w:val="19"/>
               </w:rPr>
-              <w:t>39%</w:t>
+              <w:t>40%</w:t>
             </w:r>
           </w:p>
         </w:tc>
@@ -1471,7 +1471,7 @@
               <w:rPr>
                 <w:sz w:val="19"/>
               </w:rPr>
-              <w:t>94</w:t>
+              <w:t>105</w:t>
             </w:r>
           </w:p>
         </w:tc>
@@ -1568,7 +1568,7 @@
               <w:rPr>
                 <w:sz w:val="19"/>
               </w:rPr>
-              <w:t>116</w:t>
+              <w:t>134</w:t>
             </w:r>
           </w:p>
         </w:tc>
@@ -1582,7 +1582,7 @@
               <w:rPr>
                 <w:sz w:val="19"/>
               </w:rPr>
-              <w:t>37%</w:t>
+              <w:t>38%</w:t>
             </w:r>
           </w:p>
         </w:tc>
@@ -1596,7 +1596,7 @@
               <w:rPr>
                 <w:sz w:val="19"/>
               </w:rPr>
-              <w:t>50</w:t>
+              <w:t>55</w:t>
             </w:r>
           </w:p>
         </w:tc>
@@ -1645,7 +1645,7 @@
               <w:rPr>
                 <w:sz w:val="19"/>
               </w:rPr>
-              <w:t>8%</w:t>
+              <w:t>7%</w:t>
             </w:r>
           </w:p>
         </w:tc>
@@ -1693,7 +1693,7 @@
               <w:rPr>
                 <w:sz w:val="19"/>
               </w:rPr>
-              <w:t>17</w:t>
+              <w:t>19</w:t>
             </w:r>
           </w:p>
         </w:tc>
@@ -1721,7 +1721,7 @@
               <w:rPr>
                 <w:sz w:val="19"/>
               </w:rPr>
-              <w:t>7</w:t>
+              <w:t>8</w:t>
             </w:r>
           </w:p>
         </w:tc>
@@ -1770,7 +1770,7 @@
               <w:rPr>
                 <w:sz w:val="19"/>
               </w:rPr>
-              <w:t>3%</w:t>
+              <w:t>2%</w:t>
             </w:r>
           </w:p>
         </w:tc>
@@ -1805,7 +1805,7 @@
     </w:p>
     <w:p>
       <w:r>
-        <w:t>Q4 2026 (Oct – Dec 2026): 293 of 314 stories are located in a country of one of ISSMGE's six regions; 21 are global or about several countries and 0 have no location yet. 30 of 87 member-society countries have at least one story.</w:t>
+        <w:t>Q4 2026 (Oct – Dec 2026): 332 of 354 stories are located in a country of one of ISSMGE's six regions; 22 are global or about several countries and 0 have no location yet. 31 of 87 member-society countries have at least one story.</w:t>
       </w:r>
     </w:p>
     <w:tbl>
@@ -1977,7 +1977,7 @@
               <w:rPr>
                 <w:sz w:val="19"/>
               </w:rPr>
-              <w:t>119</w:t>
+              <w:t>131</w:t>
             </w:r>
           </w:p>
         </w:tc>
@@ -1992,7 +1992,7 @@
               <w:rPr>
                 <w:sz w:val="19"/>
               </w:rPr>
-              <w:t>7 of 26</w:t>
+              <w:t>8 of 26</w:t>
             </w:r>
           </w:p>
         </w:tc>
@@ -2007,7 +2007,7 @@
               <w:rPr>
                 <w:sz w:val="19"/>
               </w:rPr>
-              <w:t>Bangladesh, Hong Kong, Iran, Iraq, Kazakhstan, Kyrgyzstan, Lebanon, Mongolia, Nepal, Pakistan, Philippines, Singapore, Sri Lanka, Syria, Taiwan, Tajikistan, Thailand, United Arab Emirates, Uzbekistan</w:t>
+              <w:t>Bangladesh, Hong Kong, Iran, Iraq, Kazakhstan, Kyrgyzstan, Lebanon, Mongolia, Pakistan, Philippines, Singapore, Sri Lanka, Syria, Taiwan, Tajikistan, Thailand, United Arab Emirates, Uzbekistan</w:t>
             </w:r>
           </w:p>
         </w:tc>
@@ -2037,7 +2037,7 @@
               <w:rPr>
                 <w:sz w:val="19"/>
               </w:rPr>
-              <w:t>5</w:t>
+              <w:t>6</w:t>
             </w:r>
           </w:p>
         </w:tc>
@@ -2097,7 +2097,7 @@
               <w:rPr>
                 <w:sz w:val="19"/>
               </w:rPr>
-              <w:t>54</w:t>
+              <w:t>71</w:t>
             </w:r>
           </w:p>
         </w:tc>
@@ -2157,7 +2157,7 @@
               <w:rPr>
                 <w:sz w:val="19"/>
               </w:rPr>
-              <w:t>57</w:t>
+              <w:t>61</w:t>
             </w:r>
           </w:p>
         </w:tc>
@@ -2217,7 +2217,7 @@
               <w:rPr>
                 <w:sz w:val="19"/>
               </w:rPr>
-              <w:t>53</w:t>
+              <w:t>58</w:t>
             </w:r>
           </w:p>
         </w:tc>
@@ -2277,7 +2277,7 @@
     </w:p>
     <w:p>
       <w:r>
-        <w:t>36 developing stories link 99 reports; 36 had a new report in the last 90 days. The most followed:</w:t>
+        <w:t>40 developing stories link 113 reports; 40 had a new report in the last 90 days. The most followed:</w:t>
       </w:r>
     </w:p>
     <w:tbl>
@@ -2498,7 +2498,7 @@
               <w:rPr>
                 <w:sz w:val="19"/>
               </w:rPr>
-              <w:t>Mazatlán malecón wave sinkhole, Mexico (Oct 2026)</w:t>
+              <w:t>Niscemi landslide, Sicily (Jan 2026)</w:t>
             </w:r>
           </w:p>
         </w:tc>
@@ -2513,7 +2513,7 @@
               <w:rPr>
                 <w:sz w:val="19"/>
               </w:rPr>
-              <w:t>Monumento a la Mujer Mazatleca, Mazatlán, Mexico</w:t>
+              <w:t>Niscemi, Sicily, Italy</w:t>
             </w:r>
           </w:p>
         </w:tc>
@@ -2558,7 +2558,7 @@
               <w:rPr>
                 <w:sz w:val="19"/>
               </w:rPr>
-              <w:t>30 Oct 2026</w:t>
+              <w:t>31 Oct 2026</w:t>
             </w:r>
           </w:p>
         </w:tc>
@@ -2589,7 +2589,7 @@
               <w:rPr>
                 <w:sz w:val="19"/>
               </w:rPr>
-              <w:t>Canadian permafrost landslide study (Oct 2026)</w:t>
+              <w:t>Mazatlán malecón wave sinkhole, Mexico (Oct 2026)</w:t>
             </w:r>
           </w:p>
         </w:tc>
@@ -2603,7 +2603,7 @@
               <w:rPr>
                 <w:sz w:val="19"/>
               </w:rPr>
-              <w:t>Canada</w:t>
+              <w:t>Monumento a la Mujer Mazatleca, Mazatlán, Mexico</w:t>
             </w:r>
           </w:p>
         </w:tc>
@@ -2631,6 +2631,184 @@
               <w:rPr>
                 <w:sz w:val="19"/>
               </w:rPr>
+              <w:t>23 Oct 2026</w:t>
+            </w:r>
+          </w:p>
+        </w:tc>
+        <w:tc>
+          <w:tcPr>
+            <w:tcW w:type="dxa" w:w="1191"/>
+          </w:tcPr>
+          <w:p>
+            <w:r/>
+            <w:r>
+              <w:rPr>
+                <w:sz w:val="19"/>
+              </w:rPr>
+              <w:t>30 Oct 2026</w:t>
+            </w:r>
+          </w:p>
+        </w:tc>
+        <w:tc>
+          <w:tcPr>
+            <w:tcW w:type="dxa" w:w="1361"/>
+          </w:tcPr>
+          <w:p>
+            <w:r/>
+            <w:r>
+              <w:rPr>
+                <w:sz w:val="19"/>
+              </w:rPr>
+              <w:t>Response &amp; recovery</w:t>
+            </w:r>
+          </w:p>
+        </w:tc>
+      </w:tr>
+      <w:tr>
+        <w:tc>
+          <w:tcPr>
+            <w:tcW w:type="dxa" w:w="3061"/>
+            <w:shd w:val="clear" w:color="auto" w:fill="F3F5F7"/>
+          </w:tcPr>
+          <w:p>
+            <w:r/>
+            <w:r>
+              <w:rPr>
+                <w:sz w:val="19"/>
+              </w:rPr>
+              <w:t>Canadian permafrost landslide study (Oct 2026)</w:t>
+            </w:r>
+          </w:p>
+        </w:tc>
+        <w:tc>
+          <w:tcPr>
+            <w:tcW w:type="dxa" w:w="1928"/>
+            <w:shd w:val="clear" w:color="auto" w:fill="F3F5F7"/>
+          </w:tcPr>
+          <w:p>
+            <w:r/>
+            <w:r>
+              <w:rPr>
+                <w:sz w:val="19"/>
+              </w:rPr>
+              <w:t>Canada</w:t>
+            </w:r>
+          </w:p>
+        </w:tc>
+        <w:tc>
+          <w:tcPr>
+            <w:tcW w:type="dxa" w:w="907"/>
+            <w:shd w:val="clear" w:color="auto" w:fill="F3F5F7"/>
+          </w:tcPr>
+          <w:p>
+            <w:r/>
+            <w:r>
+              <w:rPr>
+                <w:sz w:val="19"/>
+              </w:rPr>
+              <w:t>6</w:t>
+            </w:r>
+          </w:p>
+        </w:tc>
+        <w:tc>
+          <w:tcPr>
+            <w:tcW w:type="dxa" w:w="1191"/>
+            <w:shd w:val="clear" w:color="auto" w:fill="F3F5F7"/>
+          </w:tcPr>
+          <w:p>
+            <w:r/>
+            <w:r>
+              <w:rPr>
+                <w:sz w:val="19"/>
+              </w:rPr>
+              <w:t>26 Oct 2026</w:t>
+            </w:r>
+          </w:p>
+        </w:tc>
+        <w:tc>
+          <w:tcPr>
+            <w:tcW w:type="dxa" w:w="1191"/>
+            <w:shd w:val="clear" w:color="auto" w:fill="F3F5F7"/>
+          </w:tcPr>
+          <w:p>
+            <w:r/>
+            <w:r>
+              <w:rPr>
+                <w:sz w:val="19"/>
+              </w:rPr>
+              <w:t>29 Oct 2026</w:t>
+            </w:r>
+          </w:p>
+        </w:tc>
+        <w:tc>
+          <w:tcPr>
+            <w:tcW w:type="dxa" w:w="1361"/>
+            <w:shd w:val="clear" w:color="auto" w:fill="F3F5F7"/>
+          </w:tcPr>
+          <w:p>
+            <w:r/>
+            <w:r>
+              <w:rPr>
+                <w:sz w:val="19"/>
+              </w:rPr>
+              <w:t>Update</w:t>
+            </w:r>
+          </w:p>
+        </w:tc>
+      </w:tr>
+      <w:tr>
+        <w:tc>
+          <w:tcPr>
+            <w:tcW w:type="dxa" w:w="3061"/>
+          </w:tcPr>
+          <w:p>
+            <w:r/>
+            <w:r>
+              <w:rPr>
+                <w:sz w:val="19"/>
+              </w:rPr>
+              <w:t>Senapred declares Red Alert in the Metropolitan Region: the 10 commun… (Oct 2026)</w:t>
+            </w:r>
+          </w:p>
+        </w:tc>
+        <w:tc>
+          <w:tcPr>
+            <w:tcW w:type="dxa" w:w="1928"/>
+          </w:tcPr>
+          <w:p>
+            <w:r/>
+            <w:r>
+              <w:rPr>
+                <w:sz w:val="19"/>
+              </w:rPr>
+              <w:t>Región Metropolitana, Santiago, Chile</w:t>
+            </w:r>
+          </w:p>
+        </w:tc>
+        <w:tc>
+          <w:tcPr>
+            <w:tcW w:type="dxa" w:w="907"/>
+          </w:tcPr>
+          <w:p>
+            <w:r/>
+            <w:r>
+              <w:rPr>
+                <w:sz w:val="19"/>
+              </w:rPr>
+              <w:t>5</w:t>
+            </w:r>
+          </w:p>
+        </w:tc>
+        <w:tc>
+          <w:tcPr>
+            <w:tcW w:type="dxa" w:w="1191"/>
+          </w:tcPr>
+          <w:p>
+            <w:r/>
+            <w:r>
+              <w:rPr>
+                <w:sz w:val="19"/>
+              </w:rPr>
               <w:t>26 Oct 2026</w:t>
             </w:r>
           </w:p>
@@ -2645,7 +2823,7 @@
               <w:rPr>
                 <w:sz w:val="19"/>
               </w:rPr>
-              <w:t>29 Oct 2026</w:t>
+              <w:t>30 Oct 2026</w:t>
             </w:r>
           </w:p>
         </w:tc>
@@ -2854,7 +3032,7 @@
               <w:rPr>
                 <w:sz w:val="19"/>
               </w:rPr>
-              <w:t>Senapred declares Red Alert in the Metropolitan Region: the 10 commun… (Oct 2026)</w:t>
+              <w:t>Panama Metro Line 3 canal tunnel, Panama</w:t>
             </w:r>
           </w:p>
         </w:tc>
@@ -2869,185 +3047,7 @@
               <w:rPr>
                 <w:sz w:val="19"/>
               </w:rPr>
-              <w:t>Región Metropolitana, Santiago, Chile</w:t>
-            </w:r>
-          </w:p>
-        </w:tc>
-        <w:tc>
-          <w:tcPr>
-            <w:tcW w:type="dxa" w:w="907"/>
-            <w:shd w:val="clear" w:color="auto" w:fill="F3F5F7"/>
-          </w:tcPr>
-          <w:p>
-            <w:r/>
-            <w:r>
-              <w:rPr>
-                <w:sz w:val="19"/>
-              </w:rPr>
-              <w:t>4</w:t>
-            </w:r>
-          </w:p>
-        </w:tc>
-        <w:tc>
-          <w:tcPr>
-            <w:tcW w:type="dxa" w:w="1191"/>
-            <w:shd w:val="clear" w:color="auto" w:fill="F3F5F7"/>
-          </w:tcPr>
-          <w:p>
-            <w:r/>
-            <w:r>
-              <w:rPr>
-                <w:sz w:val="19"/>
-              </w:rPr>
-              <w:t>26 Oct 2026</w:t>
-            </w:r>
-          </w:p>
-        </w:tc>
-        <w:tc>
-          <w:tcPr>
-            <w:tcW w:type="dxa" w:w="1191"/>
-            <w:shd w:val="clear" w:color="auto" w:fill="F3F5F7"/>
-          </w:tcPr>
-          <w:p>
-            <w:r/>
-            <w:r>
-              <w:rPr>
-                <w:sz w:val="19"/>
-              </w:rPr>
-              <w:t>28 Oct 2026</w:t>
-            </w:r>
-          </w:p>
-        </w:tc>
-        <w:tc>
-          <w:tcPr>
-            <w:tcW w:type="dxa" w:w="1361"/>
-            <w:shd w:val="clear" w:color="auto" w:fill="F3F5F7"/>
-          </w:tcPr>
-          <w:p>
-            <w:r/>
-            <w:r>
-              <w:rPr>
-                <w:sz w:val="19"/>
-              </w:rPr>
-              <w:t>Response &amp; recovery</w:t>
-            </w:r>
-          </w:p>
-        </w:tc>
-      </w:tr>
-      <w:tr>
-        <w:tc>
-          <w:tcPr>
-            <w:tcW w:type="dxa" w:w="3061"/>
-          </w:tcPr>
-          <w:p>
-            <w:r/>
-            <w:r>
-              <w:rPr>
-                <w:sz w:val="19"/>
-              </w:rPr>
-              <w:t>Panama Metro Line 3 canal tunnel, Panama</w:t>
-            </w:r>
-          </w:p>
-        </w:tc>
-        <w:tc>
-          <w:tcPr>
-            <w:tcW w:type="dxa" w:w="1928"/>
-          </w:tcPr>
-          <w:p>
-            <w:r/>
-            <w:r>
-              <w:rPr>
-                <w:sz w:val="19"/>
-              </w:rPr>
               <w:t>Panama Canal, Panama, Panama</w:t>
-            </w:r>
-          </w:p>
-        </w:tc>
-        <w:tc>
-          <w:tcPr>
-            <w:tcW w:type="dxa" w:w="907"/>
-          </w:tcPr>
-          <w:p>
-            <w:r/>
-            <w:r>
-              <w:rPr>
-                <w:sz w:val="19"/>
-              </w:rPr>
-              <w:t>3</w:t>
-            </w:r>
-          </w:p>
-        </w:tc>
-        <w:tc>
-          <w:tcPr>
-            <w:tcW w:type="dxa" w:w="1191"/>
-          </w:tcPr>
-          <w:p>
-            <w:r/>
-            <w:r>
-              <w:rPr>
-                <w:sz w:val="19"/>
-              </w:rPr>
-              <w:t>27 Oct 2026</w:t>
-            </w:r>
-          </w:p>
-        </w:tc>
-        <w:tc>
-          <w:tcPr>
-            <w:tcW w:type="dxa" w:w="1191"/>
-          </w:tcPr>
-          <w:p>
-            <w:r/>
-            <w:r>
-              <w:rPr>
-                <w:sz w:val="19"/>
-              </w:rPr>
-              <w:t>30 Oct 2026</w:t>
-            </w:r>
-          </w:p>
-        </w:tc>
-        <w:tc>
-          <w:tcPr>
-            <w:tcW w:type="dxa" w:w="1361"/>
-          </w:tcPr>
-          <w:p>
-            <w:r/>
-            <w:r>
-              <w:rPr>
-                <w:sz w:val="19"/>
-              </w:rPr>
-              <w:t>Update</w:t>
-            </w:r>
-          </w:p>
-        </w:tc>
-      </w:tr>
-      <w:tr>
-        <w:tc>
-          <w:tcPr>
-            <w:tcW w:type="dxa" w:w="3061"/>
-            <w:shd w:val="clear" w:color="auto" w:fill="F3F5F7"/>
-          </w:tcPr>
-          <w:p>
-            <w:r/>
-            <w:r>
-              <w:rPr>
-                <w:sz w:val="19"/>
-              </w:rPr>
-              <w:t>Prenn Pass slope collapses, Da Lat, Vietnam</w:t>
-            </w:r>
-          </w:p>
-        </w:tc>
-        <w:tc>
-          <w:tcPr>
-            <w:tcW w:type="dxa" w:w="1928"/>
-            <w:shd w:val="clear" w:color="auto" w:fill="F3F5F7"/>
-          </w:tcPr>
-          <w:p>
-            <w:r/>
-            <w:r>
-              <w:rPr>
-                <w:sz w:val="19"/>
-              </w:rPr>
-              <w:t>Prenn Pass, Da Lat, Vietnam</w:t>
             </w:r>
           </w:p>
         </w:tc>
@@ -3092,7 +3092,7 @@
               <w:rPr>
                 <w:sz w:val="19"/>
               </w:rPr>
-              <w:t>29 Oct 2026</w:t>
+              <w:t>30 Oct 2026</w:t>
             </w:r>
           </w:p>
         </w:tc>
@@ -3107,7 +3107,7 @@
               <w:rPr>
                 <w:sz w:val="19"/>
               </w:rPr>
-              <w:t>Repair &amp; reconstruction</w:t>
+              <w:t>Update</w:t>
             </w:r>
           </w:p>
         </w:tc>
@@ -3123,7 +3123,7 @@
               <w:rPr>
                 <w:sz w:val="19"/>
               </w:rPr>
-              <w:t>Occidental Cozumel hotel sinkhole, Mexico (Oct 2026)</w:t>
+              <w:t>Prenn Pass slope collapses, Da Lat, Vietnam</w:t>
             </w:r>
           </w:p>
         </w:tc>
@@ -3137,7 +3137,7 @@
               <w:rPr>
                 <w:sz w:val="19"/>
               </w:rPr>
-              <w:t>Cozumel, Quintana Roo, Mexico</w:t>
+              <w:t>Prenn Pass, Da Lat, Vietnam</w:t>
             </w:r>
           </w:p>
         </w:tc>
@@ -3165,7 +3165,7 @@
               <w:rPr>
                 <w:sz w:val="19"/>
               </w:rPr>
-              <w:t>24 Oct 2026</w:t>
+              <w:t>27 Oct 2026</w:t>
             </w:r>
           </w:p>
         </w:tc>
@@ -3179,7 +3179,7 @@
               <w:rPr>
                 <w:sz w:val="19"/>
               </w:rPr>
-              <w:t>25 Oct 2026</w:t>
+              <w:t>29 Oct 2026</w:t>
             </w:r>
           </w:p>
         </w:tc>
@@ -3193,7 +3193,7 @@
               <w:rPr>
                 <w:sz w:val="19"/>
               </w:rPr>
-              <w:t>Event</w:t>
+              <w:t>Repair &amp; reconstruction</w:t>
             </w:r>
           </w:p>
         </w:tc>
@@ -3210,7 +3210,7 @@
               <w:rPr>
                 <w:sz w:val="19"/>
               </w:rPr>
-              <w:t>AI landslide early warning, Vietnam</w:t>
+              <w:t>Krzyżowice mining-damage sinkhole, Poland (Oct 2026)</w:t>
             </w:r>
           </w:p>
         </w:tc>
@@ -3225,7 +3225,7 @@
               <w:rPr>
                 <w:sz w:val="19"/>
               </w:rPr>
-              <w:t>Vietnam</w:t>
+              <w:t>Krzyżowice, Poland</w:t>
             </w:r>
           </w:p>
         </w:tc>
@@ -3255,7 +3255,7 @@
               <w:rPr>
                 <w:sz w:val="19"/>
               </w:rPr>
-              <w:t>24 Oct 2026</w:t>
+              <w:t>29 Oct 2026</w:t>
             </w:r>
           </w:p>
         </w:tc>
@@ -3270,7 +3270,7 @@
               <w:rPr>
                 <w:sz w:val="19"/>
               </w:rPr>
-              <w:t>24 Oct 2026</w:t>
+              <w:t>29 Oct 2026</w:t>
             </w:r>
           </w:p>
         </w:tc>
@@ -3305,7 +3305,7 @@
     </w:p>
     <w:p>
       <w:r>
-        <w:t>100 new papers from 21 journals were picked up for Academia-to-Industry topics.</w:t>
+        <w:t>112 new papers from 22 journals were picked up for Academia-to-Industry topics.</w:t>
       </w:r>
     </w:p>
     <w:tbl>
@@ -3367,6 +3367,68 @@
               <w:rPr>
                 <w:sz w:val="19"/>
               </w:rPr>
+              <w:t>Soil Dynamics and Earthquake Engineering</w:t>
+            </w:r>
+          </w:p>
+        </w:tc>
+        <w:tc>
+          <w:tcPr>
+            <w:tcW w:type="dxa" w:w="1701"/>
+          </w:tcPr>
+          <w:p>
+            <w:r/>
+            <w:r>
+              <w:rPr>
+                <w:sz w:val="19"/>
+              </w:rPr>
+              <w:t>11</w:t>
+            </w:r>
+          </w:p>
+        </w:tc>
+      </w:tr>
+      <w:tr>
+        <w:tc>
+          <w:tcPr>
+            <w:tcW w:type="dxa" w:w="6803"/>
+            <w:shd w:val="clear" w:color="auto" w:fill="F3F5F7"/>
+          </w:tcPr>
+          <w:p>
+            <w:r/>
+            <w:r>
+              <w:rPr>
+                <w:sz w:val="19"/>
+              </w:rPr>
+              <w:t>Engineering Geology</w:t>
+            </w:r>
+          </w:p>
+        </w:tc>
+        <w:tc>
+          <w:tcPr>
+            <w:tcW w:type="dxa" w:w="1701"/>
+            <w:shd w:val="clear" w:color="auto" w:fill="F3F5F7"/>
+          </w:tcPr>
+          <w:p>
+            <w:r/>
+            <w:r>
+              <w:rPr>
+                <w:sz w:val="19"/>
+              </w:rPr>
+              <w:t>11</w:t>
+            </w:r>
+          </w:p>
+        </w:tc>
+      </w:tr>
+      <w:tr>
+        <w:tc>
+          <w:tcPr>
+            <w:tcW w:type="dxa" w:w="6803"/>
+          </w:tcPr>
+          <w:p>
+            <w:r/>
+            <w:r>
+              <w:rPr>
+                <w:sz w:val="19"/>
+              </w:rPr>
               <w:t>Rock Mechanics and Rock Engineering</w:t>
             </w:r>
           </w:p>
@@ -3398,7 +3460,7 @@
               <w:rPr>
                 <w:sz w:val="19"/>
               </w:rPr>
-              <w:t>Soil Dynamics and Earthquake Engineering</w:t>
+              <w:t>Transportation Geotechnics</w:t>
             </w:r>
           </w:p>
         </w:tc>
@@ -3429,7 +3491,7 @@
               <w:rPr>
                 <w:sz w:val="19"/>
               </w:rPr>
-              <w:t>Engineering Geology</w:t>
+              <w:t>Bulletin of Engineering Geology and the Environment</w:t>
             </w:r>
           </w:p>
         </w:tc>
@@ -3460,7 +3522,7 @@
               <w:rPr>
                 <w:sz w:val="19"/>
               </w:rPr>
-              <w:t>Bulletin of Engineering Geology and the Environment</w:t>
+              <w:t>Journal of Geotechnical and Geoenvironmental Engineering</w:t>
             </w:r>
           </w:p>
         </w:tc>
@@ -3475,7 +3537,7 @@
               <w:rPr>
                 <w:sz w:val="19"/>
               </w:rPr>
-              <w:t>9</w:t>
+              <w:t>8</w:t>
             </w:r>
           </w:p>
         </w:tc>
@@ -3491,69 +3553,7 @@
               <w:rPr>
                 <w:sz w:val="19"/>
               </w:rPr>
-              <w:t>Transportation Geotechnics</w:t>
-            </w:r>
-          </w:p>
-        </w:tc>
-        <w:tc>
-          <w:tcPr>
-            <w:tcW w:type="dxa" w:w="1701"/>
-          </w:tcPr>
-          <w:p>
-            <w:r/>
-            <w:r>
-              <w:rPr>
-                <w:sz w:val="19"/>
-              </w:rPr>
-              <w:t>9</w:t>
-            </w:r>
-          </w:p>
-        </w:tc>
-      </w:tr>
-      <w:tr>
-        <w:tc>
-          <w:tcPr>
-            <w:tcW w:type="dxa" w:w="6803"/>
-            <w:shd w:val="clear" w:color="auto" w:fill="F3F5F7"/>
-          </w:tcPr>
-          <w:p>
-            <w:r/>
-            <w:r>
-              <w:rPr>
-                <w:sz w:val="19"/>
-              </w:rPr>
               <w:t>Computers and Geotechnics</w:t>
-            </w:r>
-          </w:p>
-        </w:tc>
-        <w:tc>
-          <w:tcPr>
-            <w:tcW w:type="dxa" w:w="1701"/>
-            <w:shd w:val="clear" w:color="auto" w:fill="F3F5F7"/>
-          </w:tcPr>
-          <w:p>
-            <w:r/>
-            <w:r>
-              <w:rPr>
-                <w:sz w:val="19"/>
-              </w:rPr>
-              <w:t>7</w:t>
-            </w:r>
-          </w:p>
-        </w:tc>
-      </w:tr>
-      <w:tr>
-        <w:tc>
-          <w:tcPr>
-            <w:tcW w:type="dxa" w:w="6803"/>
-          </w:tcPr>
-          <w:p>
-            <w:r/>
-            <w:r>
-              <w:rPr>
-                <w:sz w:val="19"/>
-              </w:rPr>
-              <w:t>Journal of Geotechnical and Geoenvironmental Engineering</w:t>
             </w:r>
           </w:p>
         </w:tc>
@@ -3646,6 +3646,68 @@
               <w:rPr>
                 <w:sz w:val="19"/>
               </w:rPr>
+              <w:t>Journal of Rock Mechanics and Geotechnical Engineering</w:t>
+            </w:r>
+          </w:p>
+        </w:tc>
+        <w:tc>
+          <w:tcPr>
+            <w:tcW w:type="dxa" w:w="1701"/>
+            <w:shd w:val="clear" w:color="auto" w:fill="F3F5F7"/>
+          </w:tcPr>
+          <w:p>
+            <w:r/>
+            <w:r>
+              <w:rPr>
+                <w:sz w:val="19"/>
+              </w:rPr>
+              <w:t>5</w:t>
+            </w:r>
+          </w:p>
+        </w:tc>
+      </w:tr>
+      <w:tr>
+        <w:tc>
+          <w:tcPr>
+            <w:tcW w:type="dxa" w:w="6803"/>
+          </w:tcPr>
+          <w:p>
+            <w:r/>
+            <w:r>
+              <w:rPr>
+                <w:sz w:val="19"/>
+              </w:rPr>
+              <w:t>Underground Space</w:t>
+            </w:r>
+          </w:p>
+        </w:tc>
+        <w:tc>
+          <w:tcPr>
+            <w:tcW w:type="dxa" w:w="1701"/>
+          </w:tcPr>
+          <w:p>
+            <w:r/>
+            <w:r>
+              <w:rPr>
+                <w:sz w:val="19"/>
+              </w:rPr>
+              <w:t>4</w:t>
+            </w:r>
+          </w:p>
+        </w:tc>
+      </w:tr>
+      <w:tr>
+        <w:tc>
+          <w:tcPr>
+            <w:tcW w:type="dxa" w:w="6803"/>
+            <w:shd w:val="clear" w:color="auto" w:fill="F3F5F7"/>
+          </w:tcPr>
+          <w:p>
+            <w:r/>
+            <w:r>
+              <w:rPr>
+                <w:sz w:val="19"/>
+              </w:rPr>
               <w:t>Acta Geotechnica</w:t>
             </w:r>
           </w:p>
@@ -3677,7 +3739,7 @@
               <w:rPr>
                 <w:sz w:val="19"/>
               </w:rPr>
-              <w:t>Underground Space</w:t>
+              <w:t>International Journal for Numerical and Analytical Methods in Geomechanics</w:t>
             </w:r>
           </w:p>
         </w:tc>
@@ -3708,7 +3770,7 @@
               <w:rPr>
                 <w:sz w:val="19"/>
               </w:rPr>
-              <w:t>International Journal for Numerical and Analytical Methods in Geomechanics</w:t>
+              <w:t>Soils and Foundations</w:t>
             </w:r>
           </w:p>
         </w:tc>
@@ -3739,7 +3801,7 @@
               <w:rPr>
                 <w:sz w:val="19"/>
               </w:rPr>
-              <w:t>Soils and Foundations</w:t>
+              <w:t>Canadian Geotechnical Journal</w:t>
             </w:r>
           </w:p>
         </w:tc>
@@ -3753,7 +3815,7 @@
               <w:rPr>
                 <w:sz w:val="19"/>
               </w:rPr>
-              <w:t>3</w:t>
+              <w:t>2</w:t>
             </w:r>
           </w:p>
         </w:tc>
@@ -3925,7 +3987,7 @@
               <w:rPr>
                 <w:sz w:val="19"/>
               </w:rPr>
-              <w:t>Journal of Rock Mechanics and Geotechnical Engineering</w:t>
+              <w:t>Geosynthetics International</w:t>
             </w:r>
           </w:p>
         </w:tc>
@@ -3956,7 +4018,7 @@
               <w:rPr>
                 <w:sz w:val="19"/>
               </w:rPr>
-              <w:t>Geosynthetics International</w:t>
+              <w:t>Georisk: Assessment and Management of Risk for Engineered Systems and Geohazards</w:t>
             </w:r>
           </w:p>
         </w:tc>
@@ -3964,36 +4026,6 @@
           <w:tcPr>
             <w:tcW w:type="dxa" w:w="1701"/>
             <w:shd w:val="clear" w:color="auto" w:fill="F3F5F7"/>
-          </w:tcPr>
-          <w:p>
-            <w:r/>
-            <w:r>
-              <w:rPr>
-                <w:sz w:val="19"/>
-              </w:rPr>
-              <w:t>1</w:t>
-            </w:r>
-          </w:p>
-        </w:tc>
-      </w:tr>
-      <w:tr>
-        <w:tc>
-          <w:tcPr>
-            <w:tcW w:type="dxa" w:w="6803"/>
-          </w:tcPr>
-          <w:p>
-            <w:r/>
-            <w:r>
-              <w:rPr>
-                <w:sz w:val="19"/>
-              </w:rPr>
-              <w:t>Georisk: Assessment and Management of Risk for Engineered Systems and Geohazards</w:t>
-            </w:r>
-          </w:p>
-        </w:tc>
-        <w:tc>
-          <w:tcPr>
-            <w:tcW w:type="dxa" w:w="1701"/>
           </w:tcPr>
           <w:p>
             <w:r/>
@@ -4073,11 +4105,11 @@
             <w:color w:val="1D5A8A"/>
             <w:u w:val="single"/>
           </w:rPr>
-          <w:t>Impacts of rainfall variability on landslide stability revealed by PS-InSAR and numerical modeling: a case study of the Xincun Landslide, Baode County, China</w:t>
+          <w:t>Erosion-resistance mechanisms of biopolymer-vegetation reinforced slopes under rainfall using experimental and coupled CFD-DEM methods</w:t>
         </w:r>
       </w:hyperlink>
       <w:r>
-        <w:t xml:space="preserve"> — Landslides, 2026-10-29. Combines satellite radar monitoring with numerical modelling to link rainfall to landslide movement, a practical template for monitoring-based slope management.</w:t>
+        <w:t xml:space="preserve"> — Canadian Geotechnical Journal, 2026-10-30. Shows that combining biopolymer with vegetation cuts rainfall erosion on highway slopes, offering a greener stabilisation option engineers can weigh against conventional measures.</w:t>
       </w:r>
     </w:p>
     <w:p>
@@ -4091,11 +4123,11 @@
             <w:color w:val="1D5A8A"/>
             <w:u w:val="single"/>
           </w:rPr>
-          <w:t>Multi-indicator Forecasting with Prototype-Based Inference for Early Warning of Coal and Gas Outbursts During Tunnel Excavation</w:t>
+          <w:t>Enhancing landslide displacement prediction by integrating geological conditions into an interpretable spatiotemporal deep learning model</w:t>
         </w:r>
       </w:hyperlink>
       <w:r>
-        <w:t xml:space="preserve"> — Rock Mechanics and Rock Engineering, 2026-10-29. Presents a multi-indicator early-warning approach for gas and coal outbursts, offering tunnelling crews a more reliable forecasting tool during excavation.</w:t>
+        <w:t xml:space="preserve"> — Journal of Rock Mechanics and Geotechnical Engineering, 2026-10-31. Adds geological context to a deep learning landslide predictor, giving practitioners a more interpretable tool for forecasting slope displacement and prioritising monitoring.</w:t>
       </w:r>
     </w:p>
     <w:p>
@@ -4109,11 +4141,11 @@
             <w:color w:val="1D5A8A"/>
             <w:u w:val="single"/>
           </w:rPr>
-          <w:t>Impact of clustered landslides on strategic road network in central Italy during a rapid snow–rainfall sequence</w:t>
+          <w:t>Large-Scale Triaxial Testing on Suffusion Characteristics and Permeability Evolution of Gap-Graded Soils under Different Controlling Constriction Sizes</w:t>
         </w:r>
       </w:hyperlink>
       <w:r>
-        <w:t xml:space="preserve"> — Landslides, 2026-10-29. Documents how clustered slope failures cut a road network during snow and rain, supporting transport resilience planning and emergency response.</w:t>
+        <w:t xml:space="preserve"> — Journal of Geotechnical and Geoenvironmental Engineering, 2026-10-31. Provides quantitative guidance on choosing leakage opening sizes for suffusion tests, helping engineers judge internal erosion risk in gap-graded fills and filters.</w:t>
       </w:r>
     </w:p>
     <w:p>
@@ -4127,11 +4159,11 @@
             <w:color w:val="1D5A8A"/>
             <w:u w:val="single"/>
           </w:rPr>
-          <w:t>Sparse-monitoring-enhanced physics-informed reconstruction of full-field excavation-induced soil deformation</w:t>
+          <w:t>Compaction of Fine-Grained soils under low water conditions: Experimental insights and performance improvement</w:t>
         </w:r>
       </w:hyperlink>
       <w:r>
-        <w:t xml:space="preserve"> — Computers and Geotechnics, 2026-10-29. Reconstructs full ground deformation fields around excavations from only sparse sensor data, a useful route for interpreting limited field monitoring.</w:t>
+        <w:t xml:space="preserve"> — Transportation Geotechnics, 2026-10-31. Shows how compaction of fine soils at low water content can be improved, offering earthworks practitioners practical ways to meet specifications in dry conditions.</w:t>
       </w:r>
     </w:p>
     <w:p>
@@ -4145,11 +4177,11 @@
             <w:color w:val="1D5A8A"/>
             <w:u w:val="single"/>
           </w:rPr>
-          <w:t>A Hybrid Approach to TBM Support Structure Decision-Making Based on Multi-source Data</w:t>
+          <w:t>Digital monitoring of continuous outer-casing drilling and inner core-barrel sampling for profiling Shanghai soils</w:t>
         </w:r>
       </w:hyperlink>
       <w:r>
-        <w:t xml:space="preserve"> — Rock Mechanics and Rock Engineering, 2026-10-29. Combines multiple data sources to support choosing TBM tunnel support, offering a structured decision aid for tunnelling projects.</w:t>
+        <w:t xml:space="preserve"> — Journal of Rock Mechanics and Geotechnical Engineering, 2026-10-31. Digital recording of drilling and sampling parameters offers a richer, more objective soil profile for Shanghai projects than traditional logs.</w:t>
       </w:r>
     </w:p>
     <w:p>
@@ -4458,7 +4490,7 @@
               <w:rPr>
                 <w:sz w:val="19"/>
               </w:rPr>
-              <w:t>42</w:t>
+              <w:t>41</w:t>
             </w:r>
           </w:p>
         </w:tc>
